--- a/idris/Python AI ML/Idris_Sadiq.docx
+++ b/idris/Python AI ML/Idris_Sadiq.docx
@@ -110,7 +110,7 @@
                 <w:rFonts w:ascii="Arial" w:eastAsia="Arial" w:hAnsi="Arial" w:cs="Arial"/>
                 <w:color w:val="BBBBBB"/>
               </w:rPr>
-              <w:t xml:space="preserve">idrissadiqdev@outlook.com  </w:t>
+              <w:t xml:space="preserve">Idrissadiq.pro@outlook.com  </w:t>
             </w:r>
             <w:r>
               <w:rPr>
@@ -124,7 +124,21 @@
                 <w:rFonts w:ascii="Arial" w:eastAsia="Arial" w:hAnsi="Arial" w:cs="Arial"/>
                 <w:color w:val="BBBBBB"/>
               </w:rPr>
-              <w:t>|  Los Angeles, California, United States</w:t>
+              <w:t xml:space="preserve">|  </w:t>
+            </w:r>
+            <w:r>
+              <w:rPr>
+                <w:rFonts w:ascii="Arial" w:eastAsia="Arial" w:hAnsi="Arial" w:cs="Arial"/>
+                <w:color w:val="BBBBBB"/>
+              </w:rPr>
+              <w:t>Spring Valley</w:t>
+            </w:r>
+            <w:r>
+              <w:rPr>
+                <w:rFonts w:ascii="Arial" w:eastAsia="Arial" w:hAnsi="Arial" w:cs="Arial"/>
+                <w:color w:val="BBBBBB"/>
+              </w:rPr>
+              <w:t>, California, United States</w:t>
             </w:r>
           </w:p>
           <w:p>
@@ -136,7 +150,14 @@
                 <w:rFonts w:ascii="Arial" w:eastAsia="Arial" w:hAnsi="Arial" w:cs="Arial"/>
                 <w:color w:val="BBBBBB"/>
               </w:rPr>
-              <w:t>LinkedIn: linkedin.com/in/idris-sadiq-958b453a6</w:t>
+              <w:t xml:space="preserve">LinkedIn: </w:t>
+            </w:r>
+            <w:r>
+              <w:rPr>
+                <w:rFonts w:ascii="Arial" w:eastAsia="Arial" w:hAnsi="Arial" w:cs="Arial"/>
+                <w:color w:val="BBBBBB"/>
+              </w:rPr>
+              <w:t>https://www.linkedin.com/in/idris-sadiq-0640ab3b4/</w:t>
             </w:r>
           </w:p>
         </w:tc>
@@ -391,27 +412,29 @@
     </w:p>
     <w:p>
       <w:pPr>
-        <w:pStyle w:val="ListParagraph"/>
+        <w:pStyle w:val="NormalWeb"/>
         <w:numPr>
           <w:ilvl w:val="0"/>
-          <w:numId w:val="2"/>
+          <w:numId w:val="20"/>
         </w:numPr>
-        <w:spacing w:after="80"/>
         <w:jc w:val="both"/>
         <w:rPr>
           <w:rFonts w:ascii="Arial" w:hAnsi="Arial" w:cs="Arial"/>
-        </w:rPr>
-      </w:pPr>
-      <w:r>
-        <w:rPr>
-          <w:rStyle w:val="Strong"/>
-          <w:rFonts w:ascii="Arial" w:hAnsi="Arial" w:cs="Arial"/>
-        </w:rPr>
-        <w:t>Frontend</w:t>
-      </w:r>
-      <w:r>
-        <w:rPr>
-          <w:rFonts w:ascii="Arial" w:hAnsi="Arial" w:cs="Arial"/>
+          <w:sz w:val="18"/>
+        </w:rPr>
+      </w:pPr>
+      <w:r>
+        <w:rPr>
+          <w:rStyle w:val="Strong"/>
+          <w:rFonts w:ascii="Arial" w:hAnsi="Arial" w:cs="Arial"/>
+          <w:sz w:val="18"/>
+        </w:rPr>
+        <w:t>AI/ML Engineering (Python-First)</w:t>
+      </w:r>
+      <w:r>
+        <w:rPr>
+          <w:rFonts w:ascii="Arial" w:hAnsi="Arial" w:cs="Arial"/>
+          <w:sz w:val="18"/>
         </w:rPr>
         <w:t xml:space="preserve"> — </w:t>
       </w:r>
@@ -419,166 +442,103 @@
         <w:rPr>
           <w:rStyle w:val="Strong"/>
           <w:rFonts w:ascii="Arial" w:hAnsi="Arial" w:cs="Arial"/>
-        </w:rPr>
-        <w:t>React</w:t>
-      </w:r>
-      <w:r>
-        <w:rPr>
-          <w:rFonts w:ascii="Arial" w:hAnsi="Arial" w:cs="Arial"/>
-        </w:rPr>
-        <w:t xml:space="preserve">, </w:t>
-      </w:r>
-      <w:r>
-        <w:rPr>
-          <w:rStyle w:val="Strong"/>
-          <w:rFonts w:ascii="Arial" w:hAnsi="Arial" w:cs="Arial"/>
-        </w:rPr>
-        <w:t>Next.js</w:t>
-      </w:r>
-      <w:r>
-        <w:rPr>
-          <w:rFonts w:ascii="Arial" w:hAnsi="Arial" w:cs="Arial"/>
-        </w:rPr>
-        <w:t xml:space="preserve">, </w:t>
-      </w:r>
-      <w:proofErr w:type="spellStart"/>
-      <w:r>
-        <w:rPr>
-          <w:rStyle w:val="Strong"/>
-          <w:rFonts w:ascii="Arial" w:hAnsi="Arial" w:cs="Arial"/>
-        </w:rPr>
-        <w:t>TypeScript</w:t>
-      </w:r>
-      <w:proofErr w:type="spellEnd"/>
-      <w:r>
-        <w:rPr>
-          <w:rFonts w:ascii="Arial" w:hAnsi="Arial" w:cs="Arial"/>
-        </w:rPr>
-        <w:t xml:space="preserve">, </w:t>
-      </w:r>
-      <w:proofErr w:type="spellStart"/>
-      <w:r>
-        <w:rPr>
-          <w:rStyle w:val="Strong"/>
-          <w:rFonts w:ascii="Arial" w:hAnsi="Arial" w:cs="Arial"/>
-        </w:rPr>
-        <w:t>Redux</w:t>
-      </w:r>
-      <w:proofErr w:type="spellEnd"/>
-      <w:r>
-        <w:rPr>
-          <w:rFonts w:ascii="Arial" w:hAnsi="Arial" w:cs="Arial"/>
-        </w:rPr>
-        <w:t xml:space="preserve">, </w:t>
-      </w:r>
-      <w:r>
-        <w:rPr>
-          <w:rStyle w:val="Strong"/>
-          <w:rFonts w:ascii="Arial" w:hAnsi="Arial" w:cs="Arial"/>
-        </w:rPr>
-        <w:t>React Query</w:t>
-      </w:r>
-      <w:r>
-        <w:rPr>
-          <w:rFonts w:ascii="Arial" w:hAnsi="Arial" w:cs="Arial"/>
-        </w:rPr>
-        <w:t xml:space="preserve">, </w:t>
-      </w:r>
-      <w:proofErr w:type="spellStart"/>
-      <w:r>
-        <w:rPr>
-          <w:rStyle w:val="Strong"/>
-          <w:rFonts w:ascii="Arial" w:hAnsi="Arial" w:cs="Arial"/>
-        </w:rPr>
-        <w:t>Formik</w:t>
-      </w:r>
-      <w:proofErr w:type="spellEnd"/>
-      <w:r>
-        <w:rPr>
-          <w:rFonts w:ascii="Arial" w:hAnsi="Arial" w:cs="Arial"/>
-        </w:rPr>
-        <w:t xml:space="preserve">, </w:t>
-      </w:r>
-      <w:proofErr w:type="spellStart"/>
-      <w:r>
-        <w:rPr>
-          <w:rStyle w:val="Strong"/>
-          <w:rFonts w:ascii="Arial" w:hAnsi="Arial" w:cs="Arial"/>
-        </w:rPr>
-        <w:t>Vite</w:t>
-      </w:r>
-      <w:proofErr w:type="spellEnd"/>
-      <w:r>
-        <w:rPr>
-          <w:rFonts w:ascii="Arial" w:hAnsi="Arial" w:cs="Arial"/>
-        </w:rPr>
-        <w:t xml:space="preserve">, </w:t>
-      </w:r>
-      <w:proofErr w:type="spellStart"/>
-      <w:r>
-        <w:rPr>
-          <w:rStyle w:val="Strong"/>
-          <w:rFonts w:ascii="Arial" w:hAnsi="Arial" w:cs="Arial"/>
-        </w:rPr>
-        <w:t>Webpack</w:t>
-      </w:r>
-      <w:proofErr w:type="spellEnd"/>
-      <w:r>
-        <w:rPr>
-          <w:rFonts w:ascii="Arial" w:hAnsi="Arial" w:cs="Arial"/>
-        </w:rPr>
-        <w:t xml:space="preserve">, </w:t>
-      </w:r>
-      <w:r>
-        <w:rPr>
-          <w:rStyle w:val="Strong"/>
-          <w:rFonts w:ascii="Arial" w:hAnsi="Arial" w:cs="Arial"/>
-        </w:rPr>
-        <w:t>Tailwind CSS</w:t>
-      </w:r>
-      <w:r>
-        <w:rPr>
-          <w:rFonts w:ascii="Arial" w:hAnsi="Arial" w:cs="Arial"/>
-        </w:rPr>
-        <w:t xml:space="preserve">, </w:t>
-      </w:r>
-      <w:r>
-        <w:rPr>
-          <w:rStyle w:val="Strong"/>
-          <w:rFonts w:ascii="Arial" w:hAnsi="Arial" w:cs="Arial"/>
-        </w:rPr>
-        <w:t>Storybook</w:t>
-      </w:r>
-      <w:r>
-        <w:rPr>
-          <w:rFonts w:ascii="Arial" w:hAnsi="Arial" w:cs="Arial"/>
-        </w:rPr>
-        <w:t>, accessibility-minded UI, performance profiling</w:t>
+          <w:b w:val="0"/>
+          <w:sz w:val="18"/>
+        </w:rPr>
+        <w:t>Python</w:t>
+      </w:r>
+      <w:r>
+        <w:rPr>
+          <w:rFonts w:ascii="Arial" w:hAnsi="Arial" w:cs="Arial"/>
+          <w:sz w:val="18"/>
+        </w:rPr>
+        <w:t xml:space="preserve">, model development workflows, </w:t>
+      </w:r>
+      <w:r>
+        <w:rPr>
+          <w:rStyle w:val="Strong"/>
+          <w:rFonts w:ascii="Arial" w:hAnsi="Arial" w:cs="Arial"/>
+          <w:b w:val="0"/>
+          <w:sz w:val="18"/>
+        </w:rPr>
+        <w:t>feature</w:t>
+      </w:r>
+      <w:r>
+        <w:rPr>
+          <w:rStyle w:val="Strong"/>
+          <w:rFonts w:ascii="Arial" w:hAnsi="Arial" w:cs="Arial"/>
+          <w:sz w:val="18"/>
+        </w:rPr>
+        <w:t xml:space="preserve"> </w:t>
+      </w:r>
+      <w:r>
+        <w:rPr>
+          <w:rStyle w:val="Strong"/>
+          <w:rFonts w:ascii="Arial" w:hAnsi="Arial" w:cs="Arial"/>
+          <w:b w:val="0"/>
+          <w:sz w:val="18"/>
+        </w:rPr>
+        <w:t>engineering</w:t>
+      </w:r>
+      <w:r>
+        <w:rPr>
+          <w:rFonts w:ascii="Arial" w:hAnsi="Arial" w:cs="Arial"/>
+          <w:sz w:val="18"/>
+        </w:rPr>
+        <w:t xml:space="preserve">, training pipelines, experiment tracking, reproducible runs, model packaging, batch + real-time serving, </w:t>
+      </w:r>
+      <w:r>
+        <w:rPr>
+          <w:rStyle w:val="Strong"/>
+          <w:rFonts w:ascii="Arial" w:hAnsi="Arial" w:cs="Arial"/>
+          <w:b w:val="0"/>
+          <w:sz w:val="18"/>
+        </w:rPr>
+        <w:t>offline/online consistency</w:t>
+      </w:r>
+      <w:r>
+        <w:rPr>
+          <w:rFonts w:ascii="Arial" w:hAnsi="Arial" w:cs="Arial"/>
+          <w:sz w:val="18"/>
+        </w:rPr>
+        <w:t>, latency/cost tuning, A/B-style rollout patterns</w:t>
       </w:r>
     </w:p>
     <w:p>
       <w:pPr>
-        <w:pStyle w:val="ListParagraph"/>
+        <w:pStyle w:val="NormalWeb"/>
         <w:numPr>
           <w:ilvl w:val="0"/>
-          <w:numId w:val="2"/>
+          <w:numId w:val="20"/>
         </w:numPr>
-        <w:spacing w:after="80"/>
         <w:jc w:val="both"/>
         <w:rPr>
           <w:rFonts w:ascii="Arial" w:hAnsi="Arial" w:cs="Arial"/>
-        </w:rPr>
-      </w:pPr>
-      <w:r>
-        <w:rPr>
-          <w:rStyle w:val="Strong"/>
-          <w:rFonts w:ascii="Arial" w:hAnsi="Arial" w:cs="Arial"/>
-        </w:rPr>
-        <w:t>Backend &amp; APIs</w:t>
-      </w:r>
-      <w:r>
-        <w:rPr>
-          <w:rFonts w:ascii="Arial" w:hAnsi="Arial" w:cs="Arial"/>
+          <w:sz w:val="18"/>
+        </w:rPr>
+      </w:pPr>
+      <w:r>
+        <w:rPr>
+          <w:rStyle w:val="Strong"/>
+          <w:rFonts w:ascii="Arial" w:hAnsi="Arial" w:cs="Arial"/>
+          <w:sz w:val="18"/>
+        </w:rPr>
+        <w:t xml:space="preserve">LLMs, RAG &amp; Applied </w:t>
+      </w:r>
+      <w:proofErr w:type="spellStart"/>
+      <w:r>
+        <w:rPr>
+          <w:rStyle w:val="Strong"/>
+          <w:rFonts w:ascii="Arial" w:hAnsi="Arial" w:cs="Arial"/>
+          <w:sz w:val="18"/>
+        </w:rPr>
+        <w:t>GenAI</w:t>
+      </w:r>
+      <w:proofErr w:type="spellEnd"/>
+      <w:r>
+        <w:rPr>
+          <w:rFonts w:ascii="Arial" w:hAnsi="Arial" w:cs="Arial"/>
+          <w:sz w:val="18"/>
         </w:rPr>
         <w:t xml:space="preserve"> — </w:t>
       </w:r>
@@ -586,990 +546,981 @@
         <w:rPr>
           <w:rStyle w:val="Strong"/>
           <w:rFonts w:ascii="Arial" w:hAnsi="Arial" w:cs="Arial"/>
-        </w:rPr>
-        <w:t>Python</w:t>
-      </w:r>
-      <w:r>
-        <w:rPr>
-          <w:rFonts w:ascii="Arial" w:hAnsi="Arial" w:cs="Arial"/>
+          <w:b w:val="0"/>
+          <w:sz w:val="18"/>
+        </w:rPr>
+        <w:t>RAG</w:t>
+      </w:r>
+      <w:r>
+        <w:rPr>
+          <w:rStyle w:val="Strong"/>
+          <w:rFonts w:ascii="Arial" w:hAnsi="Arial" w:cs="Arial"/>
+          <w:sz w:val="18"/>
+        </w:rPr>
+        <w:t xml:space="preserve"> </w:t>
+      </w:r>
+      <w:r>
+        <w:rPr>
+          <w:rStyle w:val="Strong"/>
+          <w:rFonts w:ascii="Arial" w:hAnsi="Arial" w:cs="Arial"/>
+          <w:b w:val="0"/>
+          <w:sz w:val="18"/>
+        </w:rPr>
+        <w:t>design</w:t>
+      </w:r>
+      <w:r>
+        <w:rPr>
+          <w:rFonts w:ascii="Arial" w:hAnsi="Arial" w:cs="Arial"/>
+          <w:sz w:val="18"/>
+        </w:rPr>
+        <w:t xml:space="preserve">, embedding pipelines, chunking strategies, </w:t>
+      </w:r>
+      <w:r>
+        <w:rPr>
+          <w:rStyle w:val="Strong"/>
+          <w:rFonts w:ascii="Arial" w:hAnsi="Arial" w:cs="Arial"/>
+          <w:b w:val="0"/>
+          <w:sz w:val="18"/>
+        </w:rPr>
+        <w:t>hybrid</w:t>
+      </w:r>
+      <w:r>
+        <w:rPr>
+          <w:rStyle w:val="Strong"/>
+          <w:rFonts w:ascii="Arial" w:hAnsi="Arial" w:cs="Arial"/>
+          <w:sz w:val="18"/>
+        </w:rPr>
+        <w:t xml:space="preserve"> </w:t>
+      </w:r>
+      <w:r>
+        <w:rPr>
+          <w:rStyle w:val="Strong"/>
+          <w:rFonts w:ascii="Arial" w:hAnsi="Arial" w:cs="Arial"/>
+          <w:b w:val="0"/>
+          <w:sz w:val="18"/>
+        </w:rPr>
+        <w:t>retrieval</w:t>
+      </w:r>
+      <w:r>
+        <w:rPr>
+          <w:rFonts w:ascii="Arial" w:hAnsi="Arial" w:cs="Arial"/>
+          <w:sz w:val="18"/>
         </w:rPr>
         <w:t xml:space="preserve">, </w:t>
       </w:r>
-      <w:r>
-        <w:rPr>
-          <w:rStyle w:val="Strong"/>
-          <w:rFonts w:ascii="Arial" w:hAnsi="Arial" w:cs="Arial"/>
-        </w:rPr>
-        <w:t>Node.js</w:t>
-      </w:r>
-      <w:r>
-        <w:rPr>
-          <w:rFonts w:ascii="Arial" w:hAnsi="Arial" w:cs="Arial"/>
-        </w:rPr>
-        <w:t xml:space="preserve">, </w:t>
-      </w:r>
-      <w:proofErr w:type="spellStart"/>
-      <w:r>
-        <w:rPr>
-          <w:rStyle w:val="Strong"/>
-          <w:rFonts w:ascii="Arial" w:hAnsi="Arial" w:cs="Arial"/>
-        </w:rPr>
-        <w:t>NestJS</w:t>
-      </w:r>
-      <w:proofErr w:type="spellEnd"/>
-      <w:r>
-        <w:rPr>
-          <w:rFonts w:ascii="Arial" w:hAnsi="Arial" w:cs="Arial"/>
-        </w:rPr>
-        <w:t xml:space="preserve">, </w:t>
-      </w:r>
-      <w:r>
-        <w:rPr>
-          <w:rStyle w:val="Strong"/>
-          <w:rFonts w:ascii="Arial" w:hAnsi="Arial" w:cs="Arial"/>
-        </w:rPr>
-        <w:t>Express</w:t>
-      </w:r>
-      <w:r>
-        <w:rPr>
-          <w:rFonts w:ascii="Arial" w:hAnsi="Arial" w:cs="Arial"/>
-        </w:rPr>
-        <w:t xml:space="preserve">, </w:t>
-      </w:r>
-      <w:r>
-        <w:rPr>
-          <w:rStyle w:val="Strong"/>
-          <w:rFonts w:ascii="Arial" w:hAnsi="Arial" w:cs="Arial"/>
-        </w:rPr>
-        <w:t>REST</w:t>
-      </w:r>
-      <w:r>
-        <w:rPr>
-          <w:rFonts w:ascii="Arial" w:hAnsi="Arial" w:cs="Arial"/>
-        </w:rPr>
-        <w:t xml:space="preserve">, </w:t>
-      </w:r>
-      <w:proofErr w:type="spellStart"/>
-      <w:r>
-        <w:rPr>
-          <w:rStyle w:val="Strong"/>
-          <w:rFonts w:ascii="Arial" w:hAnsi="Arial" w:cs="Arial"/>
-        </w:rPr>
-        <w:t>GraphQL</w:t>
-      </w:r>
-      <w:proofErr w:type="spellEnd"/>
-      <w:r>
-        <w:rPr>
-          <w:rFonts w:ascii="Arial" w:hAnsi="Arial" w:cs="Arial"/>
-        </w:rPr>
-        <w:t xml:space="preserve">, </w:t>
-      </w:r>
-      <w:proofErr w:type="spellStart"/>
-      <w:r>
-        <w:rPr>
-          <w:rStyle w:val="Strong"/>
-          <w:rFonts w:ascii="Arial" w:hAnsi="Arial" w:cs="Arial"/>
-        </w:rPr>
-        <w:t>WebSockets</w:t>
-      </w:r>
-      <w:proofErr w:type="spellEnd"/>
-      <w:r>
-        <w:rPr>
-          <w:rFonts w:ascii="Arial" w:hAnsi="Arial" w:cs="Arial"/>
-        </w:rPr>
-        <w:t xml:space="preserve">, background jobs, event-driven patterns, </w:t>
-      </w:r>
-      <w:proofErr w:type="spellStart"/>
-      <w:r>
-        <w:rPr>
-          <w:rFonts w:ascii="Arial" w:hAnsi="Arial" w:cs="Arial"/>
-        </w:rPr>
-        <w:t>idempotency</w:t>
-      </w:r>
-      <w:proofErr w:type="spellEnd"/>
-      <w:r>
-        <w:rPr>
-          <w:rFonts w:ascii="Arial" w:hAnsi="Arial" w:cs="Arial"/>
-        </w:rPr>
-        <w:t xml:space="preserve">, </w:t>
-      </w:r>
-      <w:proofErr w:type="spellStart"/>
-      <w:r>
-        <w:rPr>
-          <w:rFonts w:ascii="Arial" w:hAnsi="Arial" w:cs="Arial"/>
-        </w:rPr>
-        <w:t>webhooks</w:t>
-      </w:r>
-      <w:proofErr w:type="spellEnd"/>
-      <w:r>
-        <w:rPr>
-          <w:rFonts w:ascii="Arial" w:hAnsi="Arial" w:cs="Arial"/>
-        </w:rPr>
-        <w:t>, API gateways/BFFs</w:t>
-      </w:r>
+      <w:proofErr w:type="spellStart"/>
+      <w:r>
+        <w:rPr>
+          <w:rFonts w:ascii="Arial" w:hAnsi="Arial" w:cs="Arial"/>
+          <w:sz w:val="18"/>
+        </w:rPr>
+        <w:t>reranking</w:t>
+      </w:r>
+      <w:proofErr w:type="spellEnd"/>
+      <w:r>
+        <w:rPr>
+          <w:rFonts w:ascii="Arial" w:hAnsi="Arial" w:cs="Arial"/>
+          <w:sz w:val="18"/>
+        </w:rPr>
+        <w:t xml:space="preserve"> patterns, evaluation harnesses, grounded generation with citations, </w:t>
+      </w:r>
+      <w:r>
+        <w:rPr>
+          <w:rStyle w:val="Strong"/>
+          <w:rFonts w:ascii="Arial" w:hAnsi="Arial" w:cs="Arial"/>
+          <w:sz w:val="18"/>
+        </w:rPr>
+        <w:t>tool/function calling</w:t>
+      </w:r>
+      <w:r>
+        <w:rPr>
+          <w:rFonts w:ascii="Arial" w:hAnsi="Arial" w:cs="Arial"/>
+          <w:sz w:val="18"/>
+        </w:rPr>
+        <w:t xml:space="preserve"> (schema-first), prompt safety patterns, hallucination controls, guardrails, dataset </w:t>
+      </w:r>
+      <w:proofErr w:type="spellStart"/>
+      <w:r>
+        <w:rPr>
+          <w:rFonts w:ascii="Arial" w:hAnsi="Arial" w:cs="Arial"/>
+          <w:sz w:val="18"/>
+        </w:rPr>
+        <w:t>curation</w:t>
+      </w:r>
+      <w:proofErr w:type="spellEnd"/>
+      <w:r>
+        <w:rPr>
+          <w:rFonts w:ascii="Arial" w:hAnsi="Arial" w:cs="Arial"/>
+          <w:sz w:val="18"/>
+        </w:rPr>
+        <w:t xml:space="preserve"> for </w:t>
+      </w:r>
+      <w:proofErr w:type="spellStart"/>
+      <w:r>
+        <w:rPr>
+          <w:rFonts w:ascii="Arial" w:hAnsi="Arial" w:cs="Arial"/>
+          <w:sz w:val="18"/>
+        </w:rPr>
+        <w:t>evals</w:t>
+      </w:r>
+      <w:proofErr w:type="spellEnd"/>
     </w:p>
     <w:p>
       <w:pPr>
-        <w:pStyle w:val="ListParagraph"/>
+        <w:pStyle w:val="NormalWeb"/>
         <w:numPr>
           <w:ilvl w:val="0"/>
-          <w:numId w:val="2"/>
+          <w:numId w:val="20"/>
         </w:numPr>
-        <w:spacing w:after="80"/>
         <w:jc w:val="both"/>
         <w:rPr>
           <w:rFonts w:ascii="Arial" w:hAnsi="Arial" w:cs="Arial"/>
-        </w:rPr>
-      </w:pPr>
-      <w:r>
-        <w:rPr>
-          <w:rStyle w:val="Strong"/>
-          <w:rFonts w:ascii="Arial" w:hAnsi="Arial" w:cs="Arial"/>
-        </w:rPr>
-        <w:t>AI/ML &amp; RAG</w:t>
-      </w:r>
-      <w:r>
-        <w:rPr>
-          <w:rFonts w:ascii="Arial" w:hAnsi="Arial" w:cs="Arial"/>
-        </w:rPr>
-        <w:t xml:space="preserve"> — </w:t>
-      </w:r>
-      <w:r>
-        <w:rPr>
-          <w:rStyle w:val="Strong"/>
-          <w:rFonts w:ascii="Arial" w:hAnsi="Arial" w:cs="Arial"/>
-        </w:rPr>
-        <w:t>RAG</w:t>
-      </w:r>
-      <w:r>
-        <w:rPr>
-          <w:rFonts w:ascii="Arial" w:hAnsi="Arial" w:cs="Arial"/>
-        </w:rPr>
-        <w:t xml:space="preserve"> design, embedding pipelines, hybrid retrieval, evaluation harnesses, grounded generation with citations, tool/function calling (schema-first), prompt safety patterns, offline/online inference patterns</w:t>
+          <w:sz w:val="18"/>
+        </w:rPr>
+      </w:pPr>
+      <w:proofErr w:type="spellStart"/>
+      <w:r>
+        <w:rPr>
+          <w:rStyle w:val="Strong"/>
+          <w:rFonts w:ascii="Arial" w:hAnsi="Arial" w:cs="Arial"/>
+          <w:sz w:val="18"/>
+        </w:rPr>
+        <w:t>MLOps</w:t>
+      </w:r>
+      <w:proofErr w:type="spellEnd"/>
+      <w:r>
+        <w:rPr>
+          <w:rStyle w:val="Strong"/>
+          <w:rFonts w:ascii="Arial" w:hAnsi="Arial" w:cs="Arial"/>
+          <w:sz w:val="18"/>
+        </w:rPr>
+        <w:t xml:space="preserve"> &amp; </w:t>
+      </w:r>
+      <w:proofErr w:type="spellStart"/>
+      <w:r>
+        <w:rPr>
+          <w:rStyle w:val="Strong"/>
+          <w:rFonts w:ascii="Arial" w:hAnsi="Arial" w:cs="Arial"/>
+          <w:sz w:val="18"/>
+        </w:rPr>
+        <w:t>Productionization</w:t>
+      </w:r>
+      <w:proofErr w:type="spellEnd"/>
+      <w:r>
+        <w:rPr>
+          <w:rFonts w:ascii="Arial" w:hAnsi="Arial" w:cs="Arial"/>
+          <w:sz w:val="18"/>
+        </w:rPr>
+        <w:t xml:space="preserve"> — model registry patterns, CI/CD for ML, automated validation gates, data/model drift checks, telemetry for inference, canary releases, rollback playbooks, model monitoring + SLOs, secure secrets handling for ML workloads</w:t>
       </w:r>
     </w:p>
     <w:p>
       <w:pPr>
-        <w:pStyle w:val="ListParagraph"/>
+        <w:pStyle w:val="NormalWeb"/>
         <w:numPr>
           <w:ilvl w:val="0"/>
-          <w:numId w:val="2"/>
+          <w:numId w:val="20"/>
         </w:numPr>
-        <w:spacing w:after="80"/>
         <w:jc w:val="both"/>
         <w:rPr>
           <w:rFonts w:ascii="Arial" w:hAnsi="Arial" w:cs="Arial"/>
-        </w:rPr>
-      </w:pPr>
-      <w:r>
-        <w:rPr>
-          <w:rStyle w:val="Strong"/>
-          <w:rFonts w:ascii="Arial" w:hAnsi="Arial" w:cs="Arial"/>
-        </w:rPr>
-        <w:t>Data, Messaging &amp; Search</w:t>
-      </w:r>
-      <w:r>
-        <w:rPr>
-          <w:rFonts w:ascii="Arial" w:hAnsi="Arial" w:cs="Arial"/>
-        </w:rPr>
-        <w:t xml:space="preserve"> — Relational: </w:t>
-      </w:r>
-      <w:proofErr w:type="spellStart"/>
-      <w:r>
-        <w:rPr>
-          <w:rStyle w:val="Strong"/>
-          <w:rFonts w:ascii="Arial" w:hAnsi="Arial" w:cs="Arial"/>
-        </w:rPr>
-        <w:t>PostgreSQL</w:t>
-      </w:r>
-      <w:proofErr w:type="spellEnd"/>
-      <w:r>
-        <w:rPr>
-          <w:rFonts w:ascii="Arial" w:hAnsi="Arial" w:cs="Arial"/>
+          <w:sz w:val="18"/>
+        </w:rPr>
+      </w:pPr>
+      <w:r>
+        <w:rPr>
+          <w:rStyle w:val="Strong"/>
+          <w:rFonts w:ascii="Arial" w:hAnsi="Arial" w:cs="Arial"/>
+          <w:sz w:val="18"/>
+        </w:rPr>
+        <w:t>Backend &amp; ML APIs</w:t>
+      </w:r>
+      <w:r>
+        <w:rPr>
+          <w:rFonts w:ascii="Arial" w:hAnsi="Arial" w:cs="Arial"/>
+          <w:sz w:val="18"/>
+        </w:rPr>
+        <w:t xml:space="preserve"> — </w:t>
+      </w:r>
+      <w:proofErr w:type="spellStart"/>
+      <w:r>
+        <w:rPr>
+          <w:rStyle w:val="Strong"/>
+          <w:rFonts w:ascii="Arial" w:hAnsi="Arial" w:cs="Arial"/>
+          <w:b w:val="0"/>
+          <w:sz w:val="18"/>
+        </w:rPr>
+        <w:t>FastAPI</w:t>
+      </w:r>
+      <w:proofErr w:type="spellEnd"/>
+      <w:r>
+        <w:rPr>
+          <w:rStyle w:val="Strong"/>
+          <w:rFonts w:ascii="Arial" w:hAnsi="Arial" w:cs="Arial"/>
+          <w:sz w:val="18"/>
+        </w:rPr>
+        <w:t>/</w:t>
+      </w:r>
+      <w:r>
+        <w:rPr>
+          <w:rStyle w:val="Strong"/>
+          <w:rFonts w:ascii="Arial" w:hAnsi="Arial" w:cs="Arial"/>
+          <w:b w:val="0"/>
+          <w:sz w:val="18"/>
+        </w:rPr>
+        <w:t>REST</w:t>
+      </w:r>
+      <w:r>
+        <w:rPr>
+          <w:rStyle w:val="Strong"/>
+          <w:rFonts w:ascii="Arial" w:hAnsi="Arial" w:cs="Arial"/>
+          <w:sz w:val="18"/>
+        </w:rPr>
+        <w:t>-</w:t>
+      </w:r>
+      <w:r>
+        <w:rPr>
+          <w:rStyle w:val="Strong"/>
+          <w:rFonts w:ascii="Arial" w:hAnsi="Arial" w:cs="Arial"/>
+          <w:b w:val="0"/>
+          <w:sz w:val="18"/>
+        </w:rPr>
+        <w:t>style</w:t>
+      </w:r>
+      <w:r>
+        <w:rPr>
+          <w:rStyle w:val="Strong"/>
+          <w:rFonts w:ascii="Arial" w:hAnsi="Arial" w:cs="Arial"/>
+          <w:sz w:val="18"/>
+        </w:rPr>
+        <w:t xml:space="preserve"> </w:t>
+      </w:r>
+      <w:r>
+        <w:rPr>
+          <w:rStyle w:val="Strong"/>
+          <w:rFonts w:ascii="Arial" w:hAnsi="Arial" w:cs="Arial"/>
+          <w:b w:val="0"/>
+          <w:sz w:val="18"/>
+        </w:rPr>
+        <w:t>services</w:t>
+      </w:r>
+      <w:r>
+        <w:rPr>
+          <w:rFonts w:ascii="Arial" w:hAnsi="Arial" w:cs="Arial"/>
+          <w:sz w:val="18"/>
         </w:rPr>
         <w:t xml:space="preserve">, </w:t>
       </w:r>
-      <w:r>
-        <w:rPr>
-          <w:rStyle w:val="Strong"/>
-          <w:rFonts w:ascii="Arial" w:hAnsi="Arial" w:cs="Arial"/>
-        </w:rPr>
-        <w:t>MySQL</w:t>
-      </w:r>
-      <w:r>
-        <w:rPr>
-          <w:rFonts w:ascii="Arial" w:hAnsi="Arial" w:cs="Arial"/>
+      <w:proofErr w:type="spellStart"/>
+      <w:r>
+        <w:rPr>
+          <w:rStyle w:val="Strong"/>
+          <w:rFonts w:ascii="Arial" w:hAnsi="Arial" w:cs="Arial"/>
+          <w:b w:val="0"/>
+          <w:sz w:val="18"/>
+        </w:rPr>
+        <w:t>GraphQL</w:t>
+      </w:r>
+      <w:proofErr w:type="spellEnd"/>
+      <w:r>
+        <w:rPr>
+          <w:rFonts w:ascii="Arial" w:hAnsi="Arial" w:cs="Arial"/>
+          <w:sz w:val="18"/>
+        </w:rPr>
+        <w:t xml:space="preserve"> (when needed), </w:t>
+      </w:r>
+      <w:proofErr w:type="spellStart"/>
+      <w:r>
+        <w:rPr>
+          <w:rStyle w:val="Strong"/>
+          <w:rFonts w:ascii="Arial" w:hAnsi="Arial" w:cs="Arial"/>
+          <w:b w:val="0"/>
+          <w:sz w:val="18"/>
+        </w:rPr>
+        <w:t>WebSockets</w:t>
+      </w:r>
+      <w:proofErr w:type="spellEnd"/>
+      <w:r>
+        <w:rPr>
+          <w:rFonts w:ascii="Arial" w:hAnsi="Arial" w:cs="Arial"/>
+          <w:sz w:val="18"/>
+        </w:rPr>
+        <w:t xml:space="preserve"> for streaming, background jobs, event-driven patterns, </w:t>
+      </w:r>
+      <w:proofErr w:type="spellStart"/>
+      <w:r>
+        <w:rPr>
+          <w:rFonts w:ascii="Arial" w:hAnsi="Arial" w:cs="Arial"/>
+          <w:sz w:val="18"/>
+        </w:rPr>
+        <w:t>idempotency</w:t>
+      </w:r>
+      <w:proofErr w:type="spellEnd"/>
+      <w:r>
+        <w:rPr>
+          <w:rFonts w:ascii="Arial" w:hAnsi="Arial" w:cs="Arial"/>
+          <w:sz w:val="18"/>
         </w:rPr>
         <w:t xml:space="preserve">, </w:t>
       </w:r>
-      <w:r>
-        <w:rPr>
-          <w:rStyle w:val="Strong"/>
-          <w:rFonts w:ascii="Arial" w:hAnsi="Arial" w:cs="Arial"/>
-        </w:rPr>
-        <w:t>SQL Server</w:t>
-      </w:r>
-      <w:r>
-        <w:rPr>
-          <w:rFonts w:ascii="Arial" w:hAnsi="Arial" w:cs="Arial"/>
-        </w:rPr>
-        <w:t xml:space="preserve"> • </w:t>
-      </w:r>
-      <w:proofErr w:type="spellStart"/>
-      <w:r>
-        <w:rPr>
-          <w:rFonts w:ascii="Arial" w:hAnsi="Arial" w:cs="Arial"/>
-        </w:rPr>
-        <w:t>NoSQL</w:t>
-      </w:r>
-      <w:proofErr w:type="spellEnd"/>
-      <w:r>
-        <w:rPr>
-          <w:rFonts w:ascii="Arial" w:hAnsi="Arial" w:cs="Arial"/>
-        </w:rPr>
-        <w:t xml:space="preserve">: </w:t>
-      </w:r>
-      <w:proofErr w:type="spellStart"/>
-      <w:r>
-        <w:rPr>
-          <w:rStyle w:val="Strong"/>
-          <w:rFonts w:ascii="Arial" w:hAnsi="Arial" w:cs="Arial"/>
-        </w:rPr>
-        <w:t>Redis</w:t>
-      </w:r>
-      <w:proofErr w:type="spellEnd"/>
-      <w:r>
-        <w:rPr>
-          <w:rFonts w:ascii="Arial" w:hAnsi="Arial" w:cs="Arial"/>
-        </w:rPr>
-        <w:t xml:space="preserve">, </w:t>
-      </w:r>
-      <w:proofErr w:type="spellStart"/>
-      <w:r>
-        <w:rPr>
-          <w:rStyle w:val="Strong"/>
-          <w:rFonts w:ascii="Arial" w:hAnsi="Arial" w:cs="Arial"/>
-        </w:rPr>
-        <w:t>MongoDB</w:t>
-      </w:r>
-      <w:proofErr w:type="spellEnd"/>
-      <w:r>
-        <w:rPr>
-          <w:rFonts w:ascii="Arial" w:hAnsi="Arial" w:cs="Arial"/>
-        </w:rPr>
-        <w:t xml:space="preserve">, </w:t>
-      </w:r>
-      <w:proofErr w:type="spellStart"/>
-      <w:r>
-        <w:rPr>
-          <w:rStyle w:val="Strong"/>
-          <w:rFonts w:ascii="Arial" w:hAnsi="Arial" w:cs="Arial"/>
-        </w:rPr>
-        <w:t>DynamoDB</w:t>
-      </w:r>
-      <w:proofErr w:type="spellEnd"/>
-      <w:r>
-        <w:rPr>
-          <w:rFonts w:ascii="Arial" w:hAnsi="Arial" w:cs="Arial"/>
-        </w:rPr>
-        <w:t xml:space="preserve"> • Queues/streams: </w:t>
-      </w:r>
-      <w:r>
-        <w:rPr>
-          <w:rStyle w:val="Strong"/>
-          <w:rFonts w:ascii="Arial" w:hAnsi="Arial" w:cs="Arial"/>
-        </w:rPr>
-        <w:t>AWS SQS/SNS</w:t>
-      </w:r>
-      <w:r>
-        <w:rPr>
-          <w:rFonts w:ascii="Arial" w:hAnsi="Arial" w:cs="Arial"/>
-        </w:rPr>
-        <w:t xml:space="preserve">, </w:t>
-      </w:r>
-      <w:r>
-        <w:rPr>
-          <w:rStyle w:val="Strong"/>
-          <w:rFonts w:ascii="Arial" w:hAnsi="Arial" w:cs="Arial"/>
-        </w:rPr>
-        <w:t>Kafka</w:t>
-      </w:r>
-      <w:r>
-        <w:rPr>
-          <w:rFonts w:ascii="Arial" w:hAnsi="Arial" w:cs="Arial"/>
-        </w:rPr>
-        <w:t xml:space="preserve">, </w:t>
-      </w:r>
-      <w:proofErr w:type="spellStart"/>
-      <w:r>
-        <w:rPr>
-          <w:rStyle w:val="Strong"/>
-          <w:rFonts w:ascii="Arial" w:hAnsi="Arial" w:cs="Arial"/>
-        </w:rPr>
-        <w:t>RabbitMQ</w:t>
-      </w:r>
-      <w:proofErr w:type="spellEnd"/>
-      <w:r>
-        <w:rPr>
-          <w:rFonts w:ascii="Arial" w:hAnsi="Arial" w:cs="Arial"/>
-        </w:rPr>
-        <w:t xml:space="preserve"> • Search: </w:t>
-      </w:r>
-      <w:proofErr w:type="spellStart"/>
-      <w:r>
-        <w:rPr>
-          <w:rStyle w:val="Strong"/>
-          <w:rFonts w:ascii="Arial" w:hAnsi="Arial" w:cs="Arial"/>
-        </w:rPr>
-        <w:t>Elasticsearch</w:t>
-      </w:r>
-      <w:proofErr w:type="spellEnd"/>
-      <w:r>
-        <w:rPr>
-          <w:rFonts w:ascii="Arial" w:hAnsi="Arial" w:cs="Arial"/>
-        </w:rPr>
-        <w:t xml:space="preserve">, </w:t>
-      </w:r>
-      <w:r>
-        <w:rPr>
-          <w:rStyle w:val="Strong"/>
-          <w:rFonts w:ascii="Arial" w:hAnsi="Arial" w:cs="Arial"/>
-        </w:rPr>
-        <w:t>OpenSearch</w:t>
-      </w:r>
-      <w:r>
-        <w:rPr>
-          <w:rFonts w:ascii="Arial" w:hAnsi="Arial" w:cs="Arial"/>
-        </w:rPr>
-        <w:t xml:space="preserve"> • Analytics: </w:t>
-      </w:r>
-      <w:r>
-        <w:rPr>
-          <w:rStyle w:val="Strong"/>
-          <w:rFonts w:ascii="Arial" w:hAnsi="Arial" w:cs="Arial"/>
-        </w:rPr>
-        <w:t>Redshift</w:t>
-      </w:r>
-      <w:r>
-        <w:rPr>
-          <w:rFonts w:ascii="Arial" w:hAnsi="Arial" w:cs="Arial"/>
-        </w:rPr>
-        <w:t xml:space="preserve">, </w:t>
-      </w:r>
-      <w:proofErr w:type="spellStart"/>
-      <w:r>
-        <w:rPr>
-          <w:rStyle w:val="Strong"/>
-          <w:rFonts w:ascii="Arial" w:hAnsi="Arial" w:cs="Arial"/>
-        </w:rPr>
-        <w:t>BigQuery</w:t>
-      </w:r>
-      <w:proofErr w:type="spellEnd"/>
+      <w:proofErr w:type="spellStart"/>
+      <w:r>
+        <w:rPr>
+          <w:rFonts w:ascii="Arial" w:hAnsi="Arial" w:cs="Arial"/>
+          <w:sz w:val="18"/>
+        </w:rPr>
+        <w:t>webhooks</w:t>
+      </w:r>
+      <w:proofErr w:type="spellEnd"/>
+      <w:r>
+        <w:rPr>
+          <w:rFonts w:ascii="Arial" w:hAnsi="Arial" w:cs="Arial"/>
+          <w:sz w:val="18"/>
+        </w:rPr>
+        <w:t xml:space="preserve">, API gateways/BFFs, service-to-service </w:t>
+      </w:r>
+      <w:proofErr w:type="spellStart"/>
+      <w:r>
+        <w:rPr>
+          <w:rFonts w:ascii="Arial" w:hAnsi="Arial" w:cs="Arial"/>
+          <w:sz w:val="18"/>
+        </w:rPr>
+        <w:t>auth</w:t>
+      </w:r>
+      <w:proofErr w:type="spellEnd"/>
+      <w:r>
+        <w:rPr>
+          <w:rFonts w:ascii="Arial" w:hAnsi="Arial" w:cs="Arial"/>
+          <w:sz w:val="18"/>
+        </w:rPr>
+        <w:t>, multi-tenant boundaries</w:t>
+      </w:r>
     </w:p>
     <w:p>
       <w:pPr>
-        <w:pStyle w:val="ListParagraph"/>
+        <w:pStyle w:val="NormalWeb"/>
         <w:numPr>
           <w:ilvl w:val="0"/>
-          <w:numId w:val="2"/>
+          <w:numId w:val="20"/>
         </w:numPr>
-        <w:spacing w:after="80"/>
         <w:jc w:val="both"/>
         <w:rPr>
           <w:rFonts w:ascii="Arial" w:hAnsi="Arial" w:cs="Arial"/>
-        </w:rPr>
-      </w:pPr>
-      <w:r>
-        <w:rPr>
-          <w:rStyle w:val="Strong"/>
-          <w:rFonts w:ascii="Arial" w:hAnsi="Arial" w:cs="Arial"/>
-        </w:rPr>
-        <w:t xml:space="preserve">Cloud &amp; </w:t>
-      </w:r>
-      <w:proofErr w:type="spellStart"/>
-      <w:r>
-        <w:rPr>
-          <w:rStyle w:val="Strong"/>
-          <w:rFonts w:ascii="Arial" w:hAnsi="Arial" w:cs="Arial"/>
-        </w:rPr>
-        <w:t>DevOps</w:t>
-      </w:r>
-      <w:proofErr w:type="spellEnd"/>
-      <w:r>
-        <w:rPr>
-          <w:rFonts w:ascii="Arial" w:hAnsi="Arial" w:cs="Arial"/>
+          <w:sz w:val="18"/>
+        </w:rPr>
+      </w:pPr>
+      <w:r>
+        <w:rPr>
+          <w:rStyle w:val="Strong"/>
+          <w:rFonts w:ascii="Arial" w:hAnsi="Arial" w:cs="Arial"/>
+          <w:sz w:val="18"/>
+        </w:rPr>
+        <w:t>Data, Messaging &amp; Search</w:t>
+      </w:r>
+      <w:r>
+        <w:rPr>
+          <w:rFonts w:ascii="Arial" w:hAnsi="Arial" w:cs="Arial"/>
+          <w:sz w:val="18"/>
         </w:rPr>
         <w:t xml:space="preserve"> — </w:t>
       </w:r>
       <w:r>
         <w:rPr>
-          <w:rStyle w:val="Strong"/>
-          <w:rFonts w:ascii="Arial" w:hAnsi="Arial" w:cs="Arial"/>
+          <w:rFonts w:ascii="Arial" w:hAnsi="Arial" w:cs="Arial"/>
+          <w:b/>
+          <w:sz w:val="18"/>
+        </w:rPr>
+        <w:t>Relational</w:t>
+      </w:r>
+      <w:r>
+        <w:rPr>
+          <w:rFonts w:ascii="Arial" w:hAnsi="Arial" w:cs="Arial"/>
+          <w:sz w:val="18"/>
+        </w:rPr>
+        <w:t xml:space="preserve">: </w:t>
+      </w:r>
+      <w:proofErr w:type="spellStart"/>
+      <w:r>
+        <w:rPr>
+          <w:rStyle w:val="Strong"/>
+          <w:rFonts w:ascii="Arial" w:hAnsi="Arial" w:cs="Arial"/>
+          <w:b w:val="0"/>
+          <w:sz w:val="18"/>
+        </w:rPr>
+        <w:t>PostgreSQL</w:t>
+      </w:r>
+      <w:proofErr w:type="spellEnd"/>
+      <w:r>
+        <w:rPr>
+          <w:rFonts w:ascii="Arial" w:hAnsi="Arial" w:cs="Arial"/>
+          <w:sz w:val="18"/>
+        </w:rPr>
+        <w:t xml:space="preserve">, MySQL, SQL Server • </w:t>
+      </w:r>
+      <w:proofErr w:type="spellStart"/>
+      <w:r>
+        <w:rPr>
+          <w:rFonts w:ascii="Arial" w:hAnsi="Arial" w:cs="Arial"/>
+          <w:b/>
+          <w:sz w:val="18"/>
+        </w:rPr>
+        <w:t>NoSQL</w:t>
+      </w:r>
+      <w:proofErr w:type="spellEnd"/>
+      <w:r>
+        <w:rPr>
+          <w:rFonts w:ascii="Arial" w:hAnsi="Arial" w:cs="Arial"/>
+          <w:sz w:val="18"/>
+        </w:rPr>
+        <w:t xml:space="preserve">: </w:t>
+      </w:r>
+      <w:proofErr w:type="spellStart"/>
+      <w:r>
+        <w:rPr>
+          <w:rStyle w:val="Strong"/>
+          <w:rFonts w:ascii="Arial" w:hAnsi="Arial" w:cs="Arial"/>
+          <w:b w:val="0"/>
+          <w:sz w:val="18"/>
+        </w:rPr>
+        <w:t>Redis</w:t>
+      </w:r>
+      <w:proofErr w:type="spellEnd"/>
+      <w:r>
+        <w:rPr>
+          <w:rFonts w:ascii="Arial" w:hAnsi="Arial" w:cs="Arial"/>
+          <w:sz w:val="18"/>
+        </w:rPr>
+        <w:t xml:space="preserve">, </w:t>
+      </w:r>
+      <w:proofErr w:type="spellStart"/>
+      <w:r>
+        <w:rPr>
+          <w:rFonts w:ascii="Arial" w:hAnsi="Arial" w:cs="Arial"/>
+          <w:sz w:val="18"/>
+        </w:rPr>
+        <w:t>MongoDB</w:t>
+      </w:r>
+      <w:proofErr w:type="spellEnd"/>
+      <w:r>
+        <w:rPr>
+          <w:rFonts w:ascii="Arial" w:hAnsi="Arial" w:cs="Arial"/>
+          <w:sz w:val="18"/>
+        </w:rPr>
+        <w:t xml:space="preserve">, </w:t>
+      </w:r>
+      <w:proofErr w:type="spellStart"/>
+      <w:r>
+        <w:rPr>
+          <w:rFonts w:ascii="Arial" w:hAnsi="Arial" w:cs="Arial"/>
+          <w:sz w:val="18"/>
+        </w:rPr>
+        <w:t>DynamoDB</w:t>
+      </w:r>
+      <w:proofErr w:type="spellEnd"/>
+      <w:r>
+        <w:rPr>
+          <w:rFonts w:ascii="Arial" w:hAnsi="Arial" w:cs="Arial"/>
+          <w:sz w:val="18"/>
+        </w:rPr>
+        <w:t xml:space="preserve"> • </w:t>
+      </w:r>
+      <w:r>
+        <w:rPr>
+          <w:rFonts w:ascii="Arial" w:hAnsi="Arial" w:cs="Arial"/>
+          <w:b/>
+          <w:sz w:val="18"/>
+        </w:rPr>
+        <w:t>Queues/streams:</w:t>
+      </w:r>
+      <w:r>
+        <w:rPr>
+          <w:rFonts w:ascii="Arial" w:hAnsi="Arial" w:cs="Arial"/>
+          <w:sz w:val="18"/>
+        </w:rPr>
+        <w:t xml:space="preserve"> </w:t>
+      </w:r>
+      <w:r>
+        <w:rPr>
+          <w:rStyle w:val="Strong"/>
+          <w:rFonts w:ascii="Arial" w:hAnsi="Arial" w:cs="Arial"/>
+          <w:b w:val="0"/>
+          <w:sz w:val="18"/>
         </w:rPr>
         <w:t>AWS</w:t>
       </w:r>
       <w:r>
         <w:rPr>
-          <w:rFonts w:ascii="Arial" w:hAnsi="Arial" w:cs="Arial"/>
+          <w:rStyle w:val="Strong"/>
+          <w:rFonts w:ascii="Arial" w:hAnsi="Arial" w:cs="Arial"/>
+          <w:sz w:val="18"/>
+        </w:rPr>
+        <w:t xml:space="preserve"> </w:t>
+      </w:r>
+      <w:r>
+        <w:rPr>
+          <w:rStyle w:val="Strong"/>
+          <w:rFonts w:ascii="Arial" w:hAnsi="Arial" w:cs="Arial"/>
+          <w:b w:val="0"/>
+          <w:sz w:val="18"/>
+        </w:rPr>
+        <w:t>SQS/SNS</w:t>
+      </w:r>
+      <w:r>
+        <w:rPr>
+          <w:rFonts w:ascii="Arial" w:hAnsi="Arial" w:cs="Arial"/>
+          <w:sz w:val="18"/>
+        </w:rPr>
+        <w:t xml:space="preserve">, Kafka, </w:t>
+      </w:r>
+      <w:proofErr w:type="spellStart"/>
+      <w:r>
+        <w:rPr>
+          <w:rFonts w:ascii="Arial" w:hAnsi="Arial" w:cs="Arial"/>
+          <w:sz w:val="18"/>
+        </w:rPr>
+        <w:t>RabbitMQ</w:t>
+      </w:r>
+      <w:proofErr w:type="spellEnd"/>
+      <w:r>
+        <w:rPr>
+          <w:rFonts w:ascii="Arial" w:hAnsi="Arial" w:cs="Arial"/>
+          <w:sz w:val="18"/>
+        </w:rPr>
+        <w:t xml:space="preserve"> • </w:t>
+      </w:r>
+      <w:r>
+        <w:rPr>
+          <w:rFonts w:ascii="Arial" w:hAnsi="Arial" w:cs="Arial"/>
+          <w:b/>
+          <w:sz w:val="18"/>
+        </w:rPr>
+        <w:t>Search</w:t>
+      </w:r>
+      <w:r>
+        <w:rPr>
+          <w:rFonts w:ascii="Arial" w:hAnsi="Arial" w:cs="Arial"/>
+          <w:sz w:val="18"/>
         </w:rPr>
         <w:t xml:space="preserve">: </w:t>
       </w:r>
-      <w:r>
-        <w:rPr>
-          <w:rStyle w:val="Strong"/>
-          <w:rFonts w:ascii="Arial" w:hAnsi="Arial" w:cs="Arial"/>
-        </w:rPr>
-        <w:t>EKS</w:t>
-      </w:r>
-      <w:r>
-        <w:rPr>
-          <w:rFonts w:ascii="Arial" w:hAnsi="Arial" w:cs="Arial"/>
-        </w:rPr>
-        <w:t xml:space="preserve">, </w:t>
-      </w:r>
-      <w:r>
-        <w:rPr>
-          <w:rStyle w:val="Strong"/>
-          <w:rFonts w:ascii="Arial" w:hAnsi="Arial" w:cs="Arial"/>
-        </w:rPr>
-        <w:t>ECS</w:t>
-      </w:r>
-      <w:r>
-        <w:rPr>
-          <w:rFonts w:ascii="Arial" w:hAnsi="Arial" w:cs="Arial"/>
-        </w:rPr>
-        <w:t xml:space="preserve">, </w:t>
-      </w:r>
-      <w:r>
-        <w:rPr>
-          <w:rStyle w:val="Strong"/>
-          <w:rFonts w:ascii="Arial" w:hAnsi="Arial" w:cs="Arial"/>
-        </w:rPr>
-        <w:t>EC2</w:t>
-      </w:r>
-      <w:r>
-        <w:rPr>
-          <w:rFonts w:ascii="Arial" w:hAnsi="Arial" w:cs="Arial"/>
-        </w:rPr>
-        <w:t xml:space="preserve">, </w:t>
-      </w:r>
-      <w:r>
-        <w:rPr>
-          <w:rStyle w:val="Strong"/>
-          <w:rFonts w:ascii="Arial" w:hAnsi="Arial" w:cs="Arial"/>
-        </w:rPr>
-        <w:t>Lambda</w:t>
-      </w:r>
-      <w:r>
-        <w:rPr>
-          <w:rFonts w:ascii="Arial" w:hAnsi="Arial" w:cs="Arial"/>
-        </w:rPr>
-        <w:t xml:space="preserve">, </w:t>
-      </w:r>
-      <w:r>
-        <w:rPr>
-          <w:rStyle w:val="Strong"/>
-          <w:rFonts w:ascii="Arial" w:hAnsi="Arial" w:cs="Arial"/>
-        </w:rPr>
-        <w:t>API Gateway</w:t>
-      </w:r>
-      <w:r>
-        <w:rPr>
-          <w:rFonts w:ascii="Arial" w:hAnsi="Arial" w:cs="Arial"/>
-        </w:rPr>
-        <w:t xml:space="preserve">, </w:t>
-      </w:r>
-      <w:r>
-        <w:rPr>
-          <w:rStyle w:val="Strong"/>
-          <w:rFonts w:ascii="Arial" w:hAnsi="Arial" w:cs="Arial"/>
-        </w:rPr>
-        <w:t>S3</w:t>
-      </w:r>
-      <w:r>
-        <w:rPr>
-          <w:rFonts w:ascii="Arial" w:hAnsi="Arial" w:cs="Arial"/>
-        </w:rPr>
-        <w:t xml:space="preserve">, </w:t>
-      </w:r>
-      <w:proofErr w:type="spellStart"/>
-      <w:r>
-        <w:rPr>
-          <w:rStyle w:val="Strong"/>
-          <w:rFonts w:ascii="Arial" w:hAnsi="Arial" w:cs="Arial"/>
-        </w:rPr>
-        <w:t>CloudFront</w:t>
-      </w:r>
-      <w:proofErr w:type="spellEnd"/>
-      <w:r>
-        <w:rPr>
-          <w:rFonts w:ascii="Arial" w:hAnsi="Arial" w:cs="Arial"/>
-        </w:rPr>
-        <w:t xml:space="preserve">, </w:t>
-      </w:r>
-      <w:r>
-        <w:rPr>
-          <w:rStyle w:val="Strong"/>
-          <w:rFonts w:ascii="Arial" w:hAnsi="Arial" w:cs="Arial"/>
-        </w:rPr>
-        <w:t>RDS</w:t>
-      </w:r>
-      <w:r>
-        <w:rPr>
-          <w:rFonts w:ascii="Arial" w:hAnsi="Arial" w:cs="Arial"/>
-        </w:rPr>
-        <w:t xml:space="preserve">, </w:t>
-      </w:r>
-      <w:proofErr w:type="spellStart"/>
-      <w:r>
-        <w:rPr>
-          <w:rStyle w:val="Strong"/>
-          <w:rFonts w:ascii="Arial" w:hAnsi="Arial" w:cs="Arial"/>
-        </w:rPr>
-        <w:t>DynamoDB</w:t>
-      </w:r>
-      <w:proofErr w:type="spellEnd"/>
-      <w:r>
-        <w:rPr>
-          <w:rFonts w:ascii="Arial" w:hAnsi="Arial" w:cs="Arial"/>
-        </w:rPr>
-        <w:t xml:space="preserve">, </w:t>
-      </w:r>
-      <w:proofErr w:type="spellStart"/>
-      <w:r>
-        <w:rPr>
-          <w:rStyle w:val="Strong"/>
-          <w:rFonts w:ascii="Arial" w:hAnsi="Arial" w:cs="Arial"/>
-        </w:rPr>
-        <w:t>ElastiCache</w:t>
-      </w:r>
-      <w:proofErr w:type="spellEnd"/>
-      <w:r>
-        <w:rPr>
-          <w:rFonts w:ascii="Arial" w:hAnsi="Arial" w:cs="Arial"/>
-        </w:rPr>
-        <w:t xml:space="preserve">, </w:t>
-      </w:r>
-      <w:proofErr w:type="spellStart"/>
-      <w:r>
-        <w:rPr>
-          <w:rStyle w:val="Strong"/>
-          <w:rFonts w:ascii="Arial" w:hAnsi="Arial" w:cs="Arial"/>
-        </w:rPr>
-        <w:t>EventBridge</w:t>
-      </w:r>
-      <w:proofErr w:type="spellEnd"/>
-      <w:r>
-        <w:rPr>
-          <w:rFonts w:ascii="Arial" w:hAnsi="Arial" w:cs="Arial"/>
-        </w:rPr>
-        <w:t xml:space="preserve">, </w:t>
-      </w:r>
-      <w:r>
-        <w:rPr>
-          <w:rStyle w:val="Strong"/>
-          <w:rFonts w:ascii="Arial" w:hAnsi="Arial" w:cs="Arial"/>
-        </w:rPr>
-        <w:t>Step Functions</w:t>
-      </w:r>
-      <w:r>
-        <w:rPr>
-          <w:rFonts w:ascii="Arial" w:hAnsi="Arial" w:cs="Arial"/>
-        </w:rPr>
-        <w:t xml:space="preserve">, </w:t>
-      </w:r>
-      <w:r>
-        <w:rPr>
-          <w:rStyle w:val="Strong"/>
-          <w:rFonts w:ascii="Arial" w:hAnsi="Arial" w:cs="Arial"/>
-        </w:rPr>
-        <w:t>IAM</w:t>
-      </w:r>
-      <w:r>
-        <w:rPr>
-          <w:rFonts w:ascii="Arial" w:hAnsi="Arial" w:cs="Arial"/>
-        </w:rPr>
-        <w:t xml:space="preserve"> • </w:t>
-      </w:r>
-      <w:r>
-        <w:rPr>
-          <w:rStyle w:val="Strong"/>
-          <w:rFonts w:ascii="Arial" w:hAnsi="Arial" w:cs="Arial"/>
-        </w:rPr>
-        <w:t>Azure</w:t>
-      </w:r>
-      <w:r>
-        <w:rPr>
-          <w:rFonts w:ascii="Arial" w:hAnsi="Arial" w:cs="Arial"/>
-        </w:rPr>
-        <w:t xml:space="preserve">: </w:t>
-      </w:r>
-      <w:r>
-        <w:rPr>
-          <w:rStyle w:val="Strong"/>
-          <w:rFonts w:ascii="Arial" w:hAnsi="Arial" w:cs="Arial"/>
-        </w:rPr>
-        <w:t>AKS</w:t>
-      </w:r>
-      <w:r>
-        <w:rPr>
-          <w:rFonts w:ascii="Arial" w:hAnsi="Arial" w:cs="Arial"/>
-        </w:rPr>
-        <w:t xml:space="preserve">, </w:t>
-      </w:r>
-      <w:r>
-        <w:rPr>
-          <w:rStyle w:val="Strong"/>
-          <w:rFonts w:ascii="Arial" w:hAnsi="Arial" w:cs="Arial"/>
-        </w:rPr>
-        <w:t>App Service</w:t>
-      </w:r>
-      <w:r>
-        <w:rPr>
-          <w:rFonts w:ascii="Arial" w:hAnsi="Arial" w:cs="Arial"/>
-        </w:rPr>
-        <w:t xml:space="preserve">, </w:t>
-      </w:r>
-      <w:r>
-        <w:rPr>
-          <w:rStyle w:val="Strong"/>
-          <w:rFonts w:ascii="Arial" w:hAnsi="Arial" w:cs="Arial"/>
-        </w:rPr>
-        <w:t>Azure SQL</w:t>
-      </w:r>
-      <w:r>
-        <w:rPr>
-          <w:rFonts w:ascii="Arial" w:hAnsi="Arial" w:cs="Arial"/>
-        </w:rPr>
-        <w:t xml:space="preserve">, </w:t>
-      </w:r>
-      <w:r>
-        <w:rPr>
-          <w:rStyle w:val="Strong"/>
-          <w:rFonts w:ascii="Arial" w:hAnsi="Arial" w:cs="Arial"/>
-        </w:rPr>
-        <w:t>Service Bus</w:t>
-      </w:r>
-      <w:r>
-        <w:rPr>
-          <w:rFonts w:ascii="Arial" w:hAnsi="Arial" w:cs="Arial"/>
-        </w:rPr>
-        <w:t xml:space="preserve">, </w:t>
-      </w:r>
-      <w:r>
-        <w:rPr>
-          <w:rStyle w:val="Strong"/>
-          <w:rFonts w:ascii="Arial" w:hAnsi="Arial" w:cs="Arial"/>
-        </w:rPr>
-        <w:t>Key Vault</w:t>
-      </w:r>
-      <w:r>
-        <w:rPr>
-          <w:rFonts w:ascii="Arial" w:hAnsi="Arial" w:cs="Arial"/>
-        </w:rPr>
-        <w:t xml:space="preserve">, </w:t>
-      </w:r>
-      <w:r>
-        <w:rPr>
-          <w:rStyle w:val="Strong"/>
-          <w:rFonts w:ascii="Arial" w:hAnsi="Arial" w:cs="Arial"/>
-        </w:rPr>
-        <w:t>Application Insights</w:t>
-      </w:r>
-      <w:r>
-        <w:rPr>
-          <w:rFonts w:ascii="Arial" w:hAnsi="Arial" w:cs="Arial"/>
-        </w:rPr>
-        <w:t xml:space="preserve"> • </w:t>
-      </w:r>
-      <w:r>
-        <w:rPr>
-          <w:rStyle w:val="Strong"/>
-          <w:rFonts w:ascii="Arial" w:hAnsi="Arial" w:cs="Arial"/>
-        </w:rPr>
-        <w:t>GCP</w:t>
-      </w:r>
-      <w:r>
-        <w:rPr>
-          <w:rFonts w:ascii="Arial" w:hAnsi="Arial" w:cs="Arial"/>
-        </w:rPr>
-        <w:t xml:space="preserve">: </w:t>
-      </w:r>
-      <w:r>
-        <w:rPr>
-          <w:rStyle w:val="Strong"/>
-          <w:rFonts w:ascii="Arial" w:hAnsi="Arial" w:cs="Arial"/>
-        </w:rPr>
-        <w:t>GKE</w:t>
-      </w:r>
-      <w:r>
-        <w:rPr>
-          <w:rFonts w:ascii="Arial" w:hAnsi="Arial" w:cs="Arial"/>
-        </w:rPr>
-        <w:t xml:space="preserve">, </w:t>
-      </w:r>
-      <w:r>
-        <w:rPr>
-          <w:rStyle w:val="Strong"/>
-          <w:rFonts w:ascii="Arial" w:hAnsi="Arial" w:cs="Arial"/>
-        </w:rPr>
-        <w:t>Cloud Run</w:t>
-      </w:r>
-      <w:r>
-        <w:rPr>
-          <w:rFonts w:ascii="Arial" w:hAnsi="Arial" w:cs="Arial"/>
-        </w:rPr>
-        <w:t xml:space="preserve">, </w:t>
-      </w:r>
-      <w:r>
-        <w:rPr>
-          <w:rStyle w:val="Strong"/>
-          <w:rFonts w:ascii="Arial" w:hAnsi="Arial" w:cs="Arial"/>
-        </w:rPr>
-        <w:t>Pub/Sub</w:t>
-      </w:r>
-      <w:r>
-        <w:rPr>
-          <w:rFonts w:ascii="Arial" w:hAnsi="Arial" w:cs="Arial"/>
-        </w:rPr>
-        <w:t xml:space="preserve">, </w:t>
-      </w:r>
-      <w:r>
-        <w:rPr>
-          <w:rStyle w:val="Strong"/>
-          <w:rFonts w:ascii="Arial" w:hAnsi="Arial" w:cs="Arial"/>
-        </w:rPr>
-        <w:t>Cloud Storage</w:t>
-      </w:r>
-      <w:r>
-        <w:rPr>
-          <w:rFonts w:ascii="Arial" w:hAnsi="Arial" w:cs="Arial"/>
-        </w:rPr>
-        <w:t xml:space="preserve">, </w:t>
-      </w:r>
-      <w:proofErr w:type="spellStart"/>
-      <w:r>
-        <w:rPr>
-          <w:rStyle w:val="Strong"/>
-          <w:rFonts w:ascii="Arial" w:hAnsi="Arial" w:cs="Arial"/>
+      <w:proofErr w:type="spellStart"/>
+      <w:r>
+        <w:rPr>
+          <w:rFonts w:ascii="Arial" w:hAnsi="Arial" w:cs="Arial"/>
+          <w:sz w:val="18"/>
+        </w:rPr>
+        <w:t>Elasticsearch</w:t>
+      </w:r>
+      <w:proofErr w:type="spellEnd"/>
+      <w:r>
+        <w:rPr>
+          <w:rFonts w:ascii="Arial" w:hAnsi="Arial" w:cs="Arial"/>
+          <w:sz w:val="18"/>
+        </w:rPr>
+        <w:t xml:space="preserve">, OpenSearch • </w:t>
+      </w:r>
+      <w:r>
+        <w:rPr>
+          <w:rFonts w:ascii="Arial" w:hAnsi="Arial" w:cs="Arial"/>
+          <w:b/>
+          <w:sz w:val="18"/>
+        </w:rPr>
+        <w:t>Analytics</w:t>
+      </w:r>
+      <w:r>
+        <w:rPr>
+          <w:rFonts w:ascii="Arial" w:hAnsi="Arial" w:cs="Arial"/>
+          <w:sz w:val="18"/>
+        </w:rPr>
+        <w:t xml:space="preserve">: Redshift, </w:t>
+      </w:r>
+      <w:proofErr w:type="spellStart"/>
+      <w:r>
+        <w:rPr>
+          <w:rFonts w:ascii="Arial" w:hAnsi="Arial" w:cs="Arial"/>
+          <w:sz w:val="18"/>
         </w:rPr>
         <w:t>BigQuery</w:t>
-      </w:r>
-      <w:proofErr w:type="spellEnd"/>
-      <w:r>
-        <w:rPr>
-          <w:rFonts w:ascii="Arial" w:hAnsi="Arial" w:cs="Arial"/>
-        </w:rPr>
-        <w:t xml:space="preserve"> • </w:t>
-      </w:r>
-      <w:proofErr w:type="spellStart"/>
-      <w:r>
-        <w:rPr>
-          <w:rStyle w:val="Strong"/>
-          <w:rFonts w:ascii="Arial" w:hAnsi="Arial" w:cs="Arial"/>
-        </w:rPr>
-        <w:t>Docker</w:t>
-      </w:r>
-      <w:proofErr w:type="spellEnd"/>
-      <w:r>
-        <w:rPr>
-          <w:rFonts w:ascii="Arial" w:hAnsi="Arial" w:cs="Arial"/>
-        </w:rPr>
-        <w:t xml:space="preserve">, </w:t>
-      </w:r>
-      <w:proofErr w:type="spellStart"/>
-      <w:r>
-        <w:rPr>
-          <w:rStyle w:val="Strong"/>
-          <w:rFonts w:ascii="Arial" w:hAnsi="Arial" w:cs="Arial"/>
-        </w:rPr>
-        <w:t>Kubernetes</w:t>
-      </w:r>
-      <w:proofErr w:type="spellEnd"/>
-      <w:r>
-        <w:rPr>
-          <w:rFonts w:ascii="Arial" w:hAnsi="Arial" w:cs="Arial"/>
-        </w:rPr>
-        <w:t xml:space="preserve">, </w:t>
-      </w:r>
-      <w:r>
-        <w:rPr>
-          <w:rStyle w:val="Strong"/>
-          <w:rFonts w:ascii="Arial" w:hAnsi="Arial" w:cs="Arial"/>
-        </w:rPr>
-        <w:t>Helm</w:t>
-      </w:r>
-      <w:r>
-        <w:rPr>
-          <w:rFonts w:ascii="Arial" w:hAnsi="Arial" w:cs="Arial"/>
-        </w:rPr>
-        <w:t xml:space="preserve">, </w:t>
-      </w:r>
-      <w:r>
-        <w:rPr>
-          <w:rStyle w:val="Strong"/>
-          <w:rFonts w:ascii="Arial" w:hAnsi="Arial" w:cs="Arial"/>
-        </w:rPr>
-        <w:t>Argo CD</w:t>
-      </w:r>
-      <w:r>
-        <w:rPr>
-          <w:rFonts w:ascii="Arial" w:hAnsi="Arial" w:cs="Arial"/>
-        </w:rPr>
-        <w:t xml:space="preserve">, </w:t>
-      </w:r>
-      <w:proofErr w:type="spellStart"/>
-      <w:r>
-        <w:rPr>
-          <w:rStyle w:val="Strong"/>
-          <w:rFonts w:ascii="Arial" w:hAnsi="Arial" w:cs="Arial"/>
-        </w:rPr>
-        <w:t>GitOps</w:t>
-      </w:r>
-      <w:proofErr w:type="spellEnd"/>
-      <w:r>
-        <w:rPr>
-          <w:rFonts w:ascii="Arial" w:hAnsi="Arial" w:cs="Arial"/>
-        </w:rPr>
-        <w:t xml:space="preserve">, </w:t>
-      </w:r>
-      <w:proofErr w:type="spellStart"/>
-      <w:r>
-        <w:rPr>
-          <w:rStyle w:val="Strong"/>
-          <w:rFonts w:ascii="Arial" w:hAnsi="Arial" w:cs="Arial"/>
-        </w:rPr>
-        <w:t>Terraform</w:t>
-      </w:r>
-      <w:proofErr w:type="spellEnd"/>
-      <w:r>
-        <w:rPr>
-          <w:rFonts w:ascii="Arial" w:hAnsi="Arial" w:cs="Arial"/>
-        </w:rPr>
-        <w:t xml:space="preserve">, </w:t>
-      </w:r>
-      <w:proofErr w:type="spellStart"/>
-      <w:r>
-        <w:rPr>
-          <w:rStyle w:val="Strong"/>
-          <w:rFonts w:ascii="Arial" w:hAnsi="Arial" w:cs="Arial"/>
-        </w:rPr>
-        <w:t>CloudFormation</w:t>
-      </w:r>
-      <w:proofErr w:type="spellEnd"/>
-      <w:r>
-        <w:rPr>
-          <w:rFonts w:ascii="Arial" w:hAnsi="Arial" w:cs="Arial"/>
-        </w:rPr>
-        <w:t xml:space="preserve"> • CI/CD: </w:t>
-      </w:r>
-      <w:proofErr w:type="spellStart"/>
-      <w:r>
-        <w:rPr>
-          <w:rStyle w:val="Strong"/>
-          <w:rFonts w:ascii="Arial" w:hAnsi="Arial" w:cs="Arial"/>
-        </w:rPr>
-        <w:t>GitHub</w:t>
-      </w:r>
-      <w:proofErr w:type="spellEnd"/>
-      <w:r>
-        <w:rPr>
-          <w:rStyle w:val="Strong"/>
-          <w:rFonts w:ascii="Arial" w:hAnsi="Arial" w:cs="Arial"/>
-        </w:rPr>
-        <w:t xml:space="preserve"> Actions</w:t>
-      </w:r>
-      <w:r>
-        <w:rPr>
-          <w:rFonts w:ascii="Arial" w:hAnsi="Arial" w:cs="Arial"/>
-        </w:rPr>
-        <w:t xml:space="preserve">, </w:t>
-      </w:r>
-      <w:proofErr w:type="spellStart"/>
-      <w:r>
-        <w:rPr>
-          <w:rStyle w:val="Strong"/>
-          <w:rFonts w:ascii="Arial" w:hAnsi="Arial" w:cs="Arial"/>
-        </w:rPr>
-        <w:t>GitLab</w:t>
-      </w:r>
-      <w:proofErr w:type="spellEnd"/>
-      <w:r>
-        <w:rPr>
-          <w:rStyle w:val="Strong"/>
-          <w:rFonts w:ascii="Arial" w:hAnsi="Arial" w:cs="Arial"/>
-        </w:rPr>
-        <w:t xml:space="preserve"> CI</w:t>
-      </w:r>
-      <w:r>
-        <w:rPr>
-          <w:rFonts w:ascii="Arial" w:hAnsi="Arial" w:cs="Arial"/>
-        </w:rPr>
-        <w:t xml:space="preserve">, </w:t>
-      </w:r>
-      <w:r>
-        <w:rPr>
-          <w:rStyle w:val="Strong"/>
-          <w:rFonts w:ascii="Arial" w:hAnsi="Arial" w:cs="Arial"/>
-        </w:rPr>
-        <w:t>Jenkins</w:t>
-      </w:r>
-      <w:r>
-        <w:rPr>
-          <w:rFonts w:ascii="Arial" w:hAnsi="Arial" w:cs="Arial"/>
-        </w:rPr>
-        <w:t xml:space="preserve">, </w:t>
-      </w:r>
-      <w:r>
-        <w:rPr>
-          <w:rStyle w:val="Strong"/>
-          <w:rFonts w:ascii="Arial" w:hAnsi="Arial" w:cs="Arial"/>
-        </w:rPr>
-        <w:t xml:space="preserve">Azure </w:t>
-      </w:r>
-      <w:proofErr w:type="spellStart"/>
-      <w:r>
-        <w:rPr>
-          <w:rStyle w:val="Strong"/>
-          <w:rFonts w:ascii="Arial" w:hAnsi="Arial" w:cs="Arial"/>
-        </w:rPr>
-        <w:t>DevOps</w:t>
-      </w:r>
-      <w:proofErr w:type="spellEnd"/>
-      <w:r>
-        <w:rPr>
-          <w:rFonts w:ascii="Arial" w:hAnsi="Arial" w:cs="Arial"/>
-        </w:rPr>
-        <w:t xml:space="preserve">, </w:t>
-      </w:r>
-      <w:proofErr w:type="spellStart"/>
-      <w:r>
-        <w:rPr>
-          <w:rStyle w:val="Strong"/>
-          <w:rFonts w:ascii="Arial" w:hAnsi="Arial" w:cs="Arial"/>
-        </w:rPr>
-        <w:t>CircleCI</w:t>
       </w:r>
       <w:proofErr w:type="spellEnd"/>
     </w:p>
     <w:p>
       <w:pPr>
-        <w:pStyle w:val="ListParagraph"/>
+        <w:pStyle w:val="NormalWeb"/>
         <w:numPr>
           <w:ilvl w:val="0"/>
-          <w:numId w:val="2"/>
+          <w:numId w:val="20"/>
         </w:numPr>
-        <w:spacing w:after="80"/>
         <w:jc w:val="both"/>
         <w:rPr>
           <w:rFonts w:ascii="Arial" w:hAnsi="Arial" w:cs="Arial"/>
-        </w:rPr>
-      </w:pPr>
-      <w:proofErr w:type="spellStart"/>
-      <w:r>
-        <w:rPr>
-          <w:rStyle w:val="Strong"/>
-          <w:rFonts w:ascii="Arial" w:hAnsi="Arial" w:cs="Arial"/>
+          <w:sz w:val="18"/>
+        </w:rPr>
+      </w:pPr>
+      <w:r>
+        <w:rPr>
+          <w:rStyle w:val="Strong"/>
+          <w:rFonts w:ascii="Arial" w:hAnsi="Arial" w:cs="Arial"/>
+          <w:sz w:val="18"/>
+        </w:rPr>
+        <w:t xml:space="preserve">Cloud &amp; </w:t>
+      </w:r>
+      <w:proofErr w:type="spellStart"/>
+      <w:r>
+        <w:rPr>
+          <w:rStyle w:val="Strong"/>
+          <w:rFonts w:ascii="Arial" w:hAnsi="Arial" w:cs="Arial"/>
+          <w:sz w:val="18"/>
+        </w:rPr>
+        <w:t>DevOps</w:t>
+      </w:r>
+      <w:proofErr w:type="spellEnd"/>
+      <w:r>
+        <w:rPr>
+          <w:rStyle w:val="Strong"/>
+          <w:rFonts w:ascii="Arial" w:hAnsi="Arial" w:cs="Arial"/>
+          <w:sz w:val="18"/>
+        </w:rPr>
+        <w:t xml:space="preserve"> (</w:t>
+      </w:r>
+      <w:proofErr w:type="spellStart"/>
+      <w:r>
+        <w:rPr>
+          <w:rStyle w:val="Strong"/>
+          <w:rFonts w:ascii="Arial" w:hAnsi="Arial" w:cs="Arial"/>
+          <w:sz w:val="18"/>
+        </w:rPr>
+        <w:t>MLOps</w:t>
+      </w:r>
+      <w:proofErr w:type="spellEnd"/>
+      <w:r>
+        <w:rPr>
+          <w:rStyle w:val="Strong"/>
+          <w:rFonts w:ascii="Arial" w:hAnsi="Arial" w:cs="Arial"/>
+          <w:sz w:val="18"/>
+        </w:rPr>
+        <w:t>-Ready)</w:t>
+      </w:r>
+      <w:r>
+        <w:rPr>
+          <w:rFonts w:ascii="Arial" w:hAnsi="Arial" w:cs="Arial"/>
+          <w:sz w:val="18"/>
+        </w:rPr>
+        <w:t xml:space="preserve"> — </w:t>
+      </w:r>
+      <w:proofErr w:type="spellStart"/>
+      <w:r>
+        <w:rPr>
+          <w:rFonts w:ascii="Arial" w:hAnsi="Arial" w:cs="Arial"/>
+          <w:sz w:val="18"/>
+        </w:rPr>
+        <w:t>Docker</w:t>
+      </w:r>
+      <w:proofErr w:type="spellEnd"/>
+      <w:r>
+        <w:rPr>
+          <w:rFonts w:ascii="Arial" w:hAnsi="Arial" w:cs="Arial"/>
+          <w:sz w:val="18"/>
+        </w:rPr>
+        <w:t xml:space="preserve">, </w:t>
+      </w:r>
+      <w:proofErr w:type="spellStart"/>
+      <w:r>
+        <w:rPr>
+          <w:rFonts w:ascii="Arial" w:hAnsi="Arial" w:cs="Arial"/>
+          <w:sz w:val="18"/>
+        </w:rPr>
+        <w:t>Kubernetes</w:t>
+      </w:r>
+      <w:proofErr w:type="spellEnd"/>
+      <w:r>
+        <w:rPr>
+          <w:rFonts w:ascii="Arial" w:hAnsi="Arial" w:cs="Arial"/>
+          <w:sz w:val="18"/>
+        </w:rPr>
+        <w:t xml:space="preserve">, Helm, Argo CD, </w:t>
+      </w:r>
+      <w:proofErr w:type="spellStart"/>
+      <w:r>
+        <w:rPr>
+          <w:rFonts w:ascii="Arial" w:hAnsi="Arial" w:cs="Arial"/>
+          <w:sz w:val="18"/>
+        </w:rPr>
+        <w:t>GitOps</w:t>
+      </w:r>
+      <w:proofErr w:type="spellEnd"/>
+      <w:r>
+        <w:rPr>
+          <w:rFonts w:ascii="Arial" w:hAnsi="Arial" w:cs="Arial"/>
+          <w:sz w:val="18"/>
+        </w:rPr>
+        <w:t xml:space="preserve">, </w:t>
+      </w:r>
+      <w:proofErr w:type="spellStart"/>
+      <w:r>
+        <w:rPr>
+          <w:rFonts w:ascii="Arial" w:hAnsi="Arial" w:cs="Arial"/>
+          <w:sz w:val="18"/>
+        </w:rPr>
+        <w:t>Terraform</w:t>
+      </w:r>
+      <w:proofErr w:type="spellEnd"/>
+      <w:r>
+        <w:rPr>
+          <w:rFonts w:ascii="Arial" w:hAnsi="Arial" w:cs="Arial"/>
+          <w:sz w:val="18"/>
+        </w:rPr>
+        <w:t xml:space="preserve">, </w:t>
+      </w:r>
+      <w:proofErr w:type="spellStart"/>
+      <w:r>
+        <w:rPr>
+          <w:rFonts w:ascii="Arial" w:hAnsi="Arial" w:cs="Arial"/>
+          <w:sz w:val="18"/>
+        </w:rPr>
+        <w:t>CloudFormation</w:t>
+      </w:r>
+      <w:proofErr w:type="spellEnd"/>
+      <w:r>
+        <w:rPr>
+          <w:rFonts w:ascii="Arial" w:hAnsi="Arial" w:cs="Arial"/>
+          <w:sz w:val="18"/>
+        </w:rPr>
+        <w:t xml:space="preserve"> • </w:t>
+      </w:r>
+      <w:r>
+        <w:rPr>
+          <w:rFonts w:ascii="Arial" w:hAnsi="Arial" w:cs="Arial"/>
+          <w:b/>
+          <w:sz w:val="18"/>
+        </w:rPr>
+        <w:t>AWS</w:t>
+      </w:r>
+      <w:r>
+        <w:rPr>
+          <w:rFonts w:ascii="Arial" w:hAnsi="Arial" w:cs="Arial"/>
+          <w:sz w:val="18"/>
+        </w:rPr>
+        <w:t xml:space="preserve">: </w:t>
+      </w:r>
+      <w:r>
+        <w:rPr>
+          <w:rStyle w:val="Strong"/>
+          <w:rFonts w:ascii="Arial" w:hAnsi="Arial" w:cs="Arial"/>
+          <w:b w:val="0"/>
+          <w:sz w:val="18"/>
+        </w:rPr>
+        <w:t>EKS</w:t>
+      </w:r>
+      <w:r>
+        <w:rPr>
+          <w:rFonts w:ascii="Arial" w:hAnsi="Arial" w:cs="Arial"/>
+          <w:sz w:val="18"/>
+        </w:rPr>
+        <w:t xml:space="preserve">, ECS, EC2, Lambda, API Gateway, S3, </w:t>
+      </w:r>
+      <w:proofErr w:type="spellStart"/>
+      <w:r>
+        <w:rPr>
+          <w:rFonts w:ascii="Arial" w:hAnsi="Arial" w:cs="Arial"/>
+          <w:sz w:val="18"/>
+        </w:rPr>
+        <w:t>CloudFront</w:t>
+      </w:r>
+      <w:proofErr w:type="spellEnd"/>
+      <w:r>
+        <w:rPr>
+          <w:rFonts w:ascii="Arial" w:hAnsi="Arial" w:cs="Arial"/>
+          <w:sz w:val="18"/>
+        </w:rPr>
+        <w:t xml:space="preserve">, RDS, </w:t>
+      </w:r>
+      <w:proofErr w:type="spellStart"/>
+      <w:r>
+        <w:rPr>
+          <w:rFonts w:ascii="Arial" w:hAnsi="Arial" w:cs="Arial"/>
+          <w:sz w:val="18"/>
+        </w:rPr>
+        <w:t>DynamoDB</w:t>
+      </w:r>
+      <w:proofErr w:type="spellEnd"/>
+      <w:r>
+        <w:rPr>
+          <w:rFonts w:ascii="Arial" w:hAnsi="Arial" w:cs="Arial"/>
+          <w:sz w:val="18"/>
+        </w:rPr>
+        <w:t xml:space="preserve">, </w:t>
+      </w:r>
+      <w:proofErr w:type="spellStart"/>
+      <w:r>
+        <w:rPr>
+          <w:rFonts w:ascii="Arial" w:hAnsi="Arial" w:cs="Arial"/>
+          <w:sz w:val="18"/>
+        </w:rPr>
+        <w:t>ElastiCache</w:t>
+      </w:r>
+      <w:proofErr w:type="spellEnd"/>
+      <w:r>
+        <w:rPr>
+          <w:rFonts w:ascii="Arial" w:hAnsi="Arial" w:cs="Arial"/>
+          <w:sz w:val="18"/>
+        </w:rPr>
+        <w:t xml:space="preserve">, </w:t>
+      </w:r>
+      <w:proofErr w:type="spellStart"/>
+      <w:r>
+        <w:rPr>
+          <w:rFonts w:ascii="Arial" w:hAnsi="Arial" w:cs="Arial"/>
+          <w:sz w:val="18"/>
+        </w:rPr>
+        <w:t>EventBridge</w:t>
+      </w:r>
+      <w:proofErr w:type="spellEnd"/>
+      <w:r>
+        <w:rPr>
+          <w:rFonts w:ascii="Arial" w:hAnsi="Arial" w:cs="Arial"/>
+          <w:sz w:val="18"/>
+        </w:rPr>
+        <w:t xml:space="preserve">, Step Functions, IAM • </w:t>
+      </w:r>
+      <w:r>
+        <w:rPr>
+          <w:rFonts w:ascii="Arial" w:hAnsi="Arial" w:cs="Arial"/>
+          <w:b/>
+          <w:sz w:val="18"/>
+        </w:rPr>
+        <w:t>Azure</w:t>
+      </w:r>
+      <w:r>
+        <w:rPr>
+          <w:rFonts w:ascii="Arial" w:hAnsi="Arial" w:cs="Arial"/>
+          <w:sz w:val="18"/>
+        </w:rPr>
+        <w:t xml:space="preserve">: AKS, App Service, Azure SQL, Service Bus, Key Vault, Application Insights • </w:t>
+      </w:r>
+      <w:r>
+        <w:rPr>
+          <w:rFonts w:ascii="Arial" w:hAnsi="Arial" w:cs="Arial"/>
+          <w:b/>
+          <w:sz w:val="18"/>
+        </w:rPr>
+        <w:t>GCP</w:t>
+      </w:r>
+      <w:r>
+        <w:rPr>
+          <w:rFonts w:ascii="Arial" w:hAnsi="Arial" w:cs="Arial"/>
+          <w:sz w:val="18"/>
+        </w:rPr>
+        <w:t xml:space="preserve">: GKE, Cloud Run, Pub/Sub, Cloud Storage, </w:t>
+      </w:r>
+      <w:proofErr w:type="spellStart"/>
+      <w:r>
+        <w:rPr>
+          <w:rFonts w:ascii="Arial" w:hAnsi="Arial" w:cs="Arial"/>
+          <w:sz w:val="18"/>
+        </w:rPr>
+        <w:t>BigQuery</w:t>
+      </w:r>
+      <w:proofErr w:type="spellEnd"/>
+      <w:r>
+        <w:rPr>
+          <w:rFonts w:ascii="Arial" w:hAnsi="Arial" w:cs="Arial"/>
+          <w:sz w:val="18"/>
+        </w:rPr>
+        <w:t xml:space="preserve"> • </w:t>
+      </w:r>
+      <w:r>
+        <w:rPr>
+          <w:rFonts w:ascii="Arial" w:hAnsi="Arial" w:cs="Arial"/>
+          <w:b/>
+          <w:sz w:val="18"/>
+        </w:rPr>
+        <w:t>CI/CD</w:t>
+      </w:r>
+      <w:r>
+        <w:rPr>
+          <w:rFonts w:ascii="Arial" w:hAnsi="Arial" w:cs="Arial"/>
+          <w:sz w:val="18"/>
+        </w:rPr>
+        <w:t xml:space="preserve">: </w:t>
+      </w:r>
+      <w:proofErr w:type="spellStart"/>
+      <w:r>
+        <w:rPr>
+          <w:rFonts w:ascii="Arial" w:hAnsi="Arial" w:cs="Arial"/>
+          <w:sz w:val="18"/>
+        </w:rPr>
+        <w:t>GitHub</w:t>
+      </w:r>
+      <w:proofErr w:type="spellEnd"/>
+      <w:r>
+        <w:rPr>
+          <w:rFonts w:ascii="Arial" w:hAnsi="Arial" w:cs="Arial"/>
+          <w:sz w:val="18"/>
+        </w:rPr>
+        <w:t xml:space="preserve"> Actions, </w:t>
+      </w:r>
+      <w:proofErr w:type="spellStart"/>
+      <w:r>
+        <w:rPr>
+          <w:rFonts w:ascii="Arial" w:hAnsi="Arial" w:cs="Arial"/>
+          <w:sz w:val="18"/>
+        </w:rPr>
+        <w:t>GitLab</w:t>
+      </w:r>
+      <w:proofErr w:type="spellEnd"/>
+      <w:r>
+        <w:rPr>
+          <w:rFonts w:ascii="Arial" w:hAnsi="Arial" w:cs="Arial"/>
+          <w:sz w:val="18"/>
+        </w:rPr>
+        <w:t xml:space="preserve"> CI, Jenkins, Azure </w:t>
+      </w:r>
+      <w:proofErr w:type="spellStart"/>
+      <w:r>
+        <w:rPr>
+          <w:rFonts w:ascii="Arial" w:hAnsi="Arial" w:cs="Arial"/>
+          <w:sz w:val="18"/>
+        </w:rPr>
+        <w:t>DevOps</w:t>
+      </w:r>
+      <w:proofErr w:type="spellEnd"/>
+      <w:r>
+        <w:rPr>
+          <w:rFonts w:ascii="Arial" w:hAnsi="Arial" w:cs="Arial"/>
+          <w:sz w:val="18"/>
+        </w:rPr>
+        <w:t xml:space="preserve">, </w:t>
+      </w:r>
+      <w:proofErr w:type="spellStart"/>
+      <w:r>
+        <w:rPr>
+          <w:rFonts w:ascii="Arial" w:hAnsi="Arial" w:cs="Arial"/>
+          <w:sz w:val="18"/>
+        </w:rPr>
+        <w:t>CircleCI</w:t>
+      </w:r>
+      <w:proofErr w:type="spellEnd"/>
+    </w:p>
+    <w:p>
+      <w:pPr>
+        <w:pStyle w:val="NormalWeb"/>
+        <w:numPr>
+          <w:ilvl w:val="0"/>
+          <w:numId w:val="20"/>
+        </w:numPr>
+        <w:jc w:val="both"/>
+        <w:rPr>
+          <w:rFonts w:ascii="Arial" w:hAnsi="Arial" w:cs="Arial"/>
+          <w:sz w:val="18"/>
+        </w:rPr>
+      </w:pPr>
+      <w:proofErr w:type="spellStart"/>
+      <w:r>
+        <w:rPr>
+          <w:rStyle w:val="Strong"/>
+          <w:rFonts w:ascii="Arial" w:hAnsi="Arial" w:cs="Arial"/>
+          <w:sz w:val="18"/>
         </w:rPr>
         <w:t>Observability</w:t>
       </w:r>
@@ -1578,12 +1529,14 @@
         <w:rPr>
           <w:rStyle w:val="Strong"/>
           <w:rFonts w:ascii="Arial" w:hAnsi="Arial" w:cs="Arial"/>
+          <w:sz w:val="18"/>
         </w:rPr>
         <w:t>, Quality &amp; Security</w:t>
       </w:r>
       <w:r>
         <w:rPr>
           <w:rFonts w:ascii="Arial" w:hAnsi="Arial" w:cs="Arial"/>
+          <w:sz w:val="18"/>
         </w:rPr>
         <w:t xml:space="preserve"> — </w:t>
       </w:r>
@@ -1592,6 +1545,8 @@
         <w:rPr>
           <w:rStyle w:val="Strong"/>
           <w:rFonts w:ascii="Arial" w:hAnsi="Arial" w:cs="Arial"/>
+          <w:b w:val="0"/>
+          <w:sz w:val="18"/>
         </w:rPr>
         <w:t>OpenTelemetry</w:t>
       </w:r>
@@ -1599,14 +1554,15 @@
       <w:r>
         <w:rPr>
           <w:rFonts w:ascii="Arial" w:hAnsi="Arial" w:cs="Arial"/>
+          <w:sz w:val="18"/>
         </w:rPr>
         <w:t xml:space="preserve">, </w:t>
       </w:r>
       <w:proofErr w:type="spellStart"/>
       <w:r>
         <w:rPr>
-          <w:rStyle w:val="Strong"/>
-          <w:rFonts w:ascii="Arial" w:hAnsi="Arial" w:cs="Arial"/>
+          <w:rFonts w:ascii="Arial" w:hAnsi="Arial" w:cs="Arial"/>
+          <w:sz w:val="18"/>
         </w:rPr>
         <w:t>Datadog</w:t>
       </w:r>
@@ -1614,266 +1570,256 @@
       <w:r>
         <w:rPr>
           <w:rFonts w:ascii="Arial" w:hAnsi="Arial" w:cs="Arial"/>
+          <w:sz w:val="18"/>
+        </w:rPr>
+        <w:t xml:space="preserve">, Prometheus, </w:t>
+      </w:r>
+      <w:proofErr w:type="spellStart"/>
+      <w:r>
+        <w:rPr>
+          <w:rFonts w:ascii="Arial" w:hAnsi="Arial" w:cs="Arial"/>
+          <w:sz w:val="18"/>
+        </w:rPr>
+        <w:t>Grafana</w:t>
+      </w:r>
+      <w:proofErr w:type="spellEnd"/>
+      <w:r>
+        <w:rPr>
+          <w:rFonts w:ascii="Arial" w:hAnsi="Arial" w:cs="Arial"/>
+          <w:sz w:val="18"/>
+        </w:rPr>
+        <w:t xml:space="preserve">, ELK/EFK, </w:t>
+      </w:r>
+      <w:proofErr w:type="spellStart"/>
+      <w:r>
+        <w:rPr>
+          <w:rFonts w:ascii="Arial" w:hAnsi="Arial" w:cs="Arial"/>
+          <w:sz w:val="18"/>
+        </w:rPr>
+        <w:t>CloudWatch</w:t>
+      </w:r>
+      <w:proofErr w:type="spellEnd"/>
+      <w:r>
+        <w:rPr>
+          <w:rFonts w:ascii="Arial" w:hAnsi="Arial" w:cs="Arial"/>
+          <w:sz w:val="18"/>
+        </w:rPr>
+        <w:t xml:space="preserve">, structured logging • </w:t>
+      </w:r>
+      <w:r>
+        <w:rPr>
+          <w:rFonts w:ascii="Arial" w:hAnsi="Arial" w:cs="Arial"/>
+          <w:b/>
+          <w:sz w:val="18"/>
+        </w:rPr>
+        <w:t>Testing</w:t>
+      </w:r>
+      <w:r>
+        <w:rPr>
+          <w:rFonts w:ascii="Arial" w:hAnsi="Arial" w:cs="Arial"/>
+          <w:sz w:val="18"/>
+        </w:rPr>
+        <w:t xml:space="preserve">: </w:t>
+      </w:r>
+      <w:proofErr w:type="spellStart"/>
+      <w:r>
+        <w:rPr>
+          <w:rFonts w:ascii="Arial" w:hAnsi="Arial" w:cs="Arial"/>
+          <w:sz w:val="18"/>
+        </w:rPr>
+        <w:t>Py</w:t>
+      </w:r>
+      <w:proofErr w:type="spellEnd"/>
+      <w:r>
+        <w:rPr>
+          <w:rFonts w:ascii="Arial" w:hAnsi="Arial" w:cs="Arial"/>
+          <w:sz w:val="18"/>
+        </w:rPr>
+        <w:t xml:space="preserve">/unit testing patterns + API tests, Jest/Mocha/Chai, React Testing Library, Cypress, Playwright, Pact-style contract tests • </w:t>
+      </w:r>
+      <w:r>
+        <w:rPr>
+          <w:rFonts w:ascii="Arial" w:hAnsi="Arial" w:cs="Arial"/>
+          <w:b/>
+          <w:sz w:val="18"/>
+        </w:rPr>
+        <w:t>Security</w:t>
+      </w:r>
+      <w:r>
+        <w:rPr>
+          <w:rFonts w:ascii="Arial" w:hAnsi="Arial" w:cs="Arial"/>
+          <w:sz w:val="18"/>
+        </w:rPr>
+        <w:t xml:space="preserve">: </w:t>
+      </w:r>
+      <w:r>
+        <w:rPr>
+          <w:rStyle w:val="Strong"/>
+          <w:rFonts w:ascii="Arial" w:hAnsi="Arial" w:cs="Arial"/>
+          <w:b w:val="0"/>
+          <w:sz w:val="18"/>
+        </w:rPr>
+        <w:t>OAuth2</w:t>
+      </w:r>
+      <w:r>
+        <w:rPr>
+          <w:rFonts w:ascii="Arial" w:hAnsi="Arial" w:cs="Arial"/>
+          <w:sz w:val="18"/>
         </w:rPr>
         <w:t xml:space="preserve">, </w:t>
       </w:r>
-      <w:r>
-        <w:rPr>
-          <w:rStyle w:val="Strong"/>
-          <w:rFonts w:ascii="Arial" w:hAnsi="Arial" w:cs="Arial"/>
-        </w:rPr>
-        <w:t>Prometheus</w:t>
-      </w:r>
-      <w:r>
-        <w:rPr>
-          <w:rFonts w:ascii="Arial" w:hAnsi="Arial" w:cs="Arial"/>
+      <w:proofErr w:type="spellStart"/>
+      <w:r>
+        <w:rPr>
+          <w:rFonts w:ascii="Arial" w:hAnsi="Arial" w:cs="Arial"/>
+          <w:sz w:val="18"/>
+        </w:rPr>
+        <w:t>OpenID</w:t>
+      </w:r>
+      <w:proofErr w:type="spellEnd"/>
+      <w:r>
+        <w:rPr>
+          <w:rFonts w:ascii="Arial" w:hAnsi="Arial" w:cs="Arial"/>
+          <w:sz w:val="18"/>
+        </w:rPr>
+        <w:t xml:space="preserve"> Connect, JWT, </w:t>
+      </w:r>
+      <w:proofErr w:type="spellStart"/>
+      <w:r>
+        <w:rPr>
+          <w:rFonts w:ascii="Arial" w:hAnsi="Arial" w:cs="Arial"/>
+          <w:sz w:val="18"/>
+        </w:rPr>
+        <w:t>Okta</w:t>
+      </w:r>
+      <w:proofErr w:type="spellEnd"/>
+      <w:r>
+        <w:rPr>
+          <w:rFonts w:ascii="Arial" w:hAnsi="Arial" w:cs="Arial"/>
+          <w:sz w:val="18"/>
+        </w:rPr>
+        <w:t xml:space="preserve">, Auth0, AWS </w:t>
+      </w:r>
+      <w:proofErr w:type="spellStart"/>
+      <w:r>
+        <w:rPr>
+          <w:rFonts w:ascii="Arial" w:hAnsi="Arial" w:cs="Arial"/>
+          <w:sz w:val="18"/>
+        </w:rPr>
+        <w:t>Cognito</w:t>
+      </w:r>
+      <w:proofErr w:type="spellEnd"/>
+      <w:r>
+        <w:rPr>
+          <w:rFonts w:ascii="Arial" w:hAnsi="Arial" w:cs="Arial"/>
+          <w:sz w:val="18"/>
+        </w:rPr>
+        <w:t>, rate limiting, RBAC/ABAC, audit logging</w:t>
+      </w:r>
+    </w:p>
+    <w:p>
+      <w:pPr>
+        <w:pStyle w:val="NormalWeb"/>
+        <w:numPr>
+          <w:ilvl w:val="0"/>
+          <w:numId w:val="20"/>
+        </w:numPr>
+        <w:jc w:val="both"/>
+      </w:pPr>
+      <w:r>
+        <w:rPr>
+          <w:rStyle w:val="Strong"/>
+          <w:rFonts w:ascii="Arial" w:hAnsi="Arial" w:cs="Arial"/>
+          <w:sz w:val="18"/>
+        </w:rPr>
+        <w:t>Frontend (Support for ML Products)</w:t>
+      </w:r>
+      <w:r>
+        <w:rPr>
+          <w:rFonts w:ascii="Arial" w:hAnsi="Arial" w:cs="Arial"/>
+          <w:sz w:val="18"/>
+        </w:rPr>
+        <w:t xml:space="preserve"> — React, Next.js, </w:t>
+      </w:r>
+      <w:proofErr w:type="spellStart"/>
+      <w:r>
+        <w:rPr>
+          <w:rFonts w:ascii="Arial" w:hAnsi="Arial" w:cs="Arial"/>
+          <w:sz w:val="18"/>
+        </w:rPr>
+        <w:t>TypeScript</w:t>
+      </w:r>
+      <w:proofErr w:type="spellEnd"/>
+      <w:r>
+        <w:rPr>
+          <w:rFonts w:ascii="Arial" w:hAnsi="Arial" w:cs="Arial"/>
+          <w:sz w:val="18"/>
         </w:rPr>
         <w:t xml:space="preserve">, </w:t>
       </w:r>
       <w:proofErr w:type="spellStart"/>
       <w:r>
         <w:rPr>
-          <w:rStyle w:val="Strong"/>
-          <w:rFonts w:ascii="Arial" w:hAnsi="Arial" w:cs="Arial"/>
-        </w:rPr>
-        <w:t>Grafana</w:t>
-      </w:r>
-      <w:proofErr w:type="spellEnd"/>
-      <w:r>
-        <w:rPr>
-          <w:rFonts w:ascii="Arial" w:hAnsi="Arial" w:cs="Arial"/>
+          <w:rFonts w:ascii="Arial" w:hAnsi="Arial" w:cs="Arial"/>
+          <w:sz w:val="18"/>
+        </w:rPr>
+        <w:t>Redux</w:t>
+      </w:r>
+      <w:proofErr w:type="spellEnd"/>
+      <w:r>
+        <w:rPr>
+          <w:rFonts w:ascii="Arial" w:hAnsi="Arial" w:cs="Arial"/>
+          <w:sz w:val="18"/>
+        </w:rPr>
+        <w:t xml:space="preserve">, React Query, </w:t>
+      </w:r>
+      <w:proofErr w:type="spellStart"/>
+      <w:r>
+        <w:rPr>
+          <w:rFonts w:ascii="Arial" w:hAnsi="Arial" w:cs="Arial"/>
+          <w:sz w:val="18"/>
+        </w:rPr>
+        <w:t>Formik</w:t>
+      </w:r>
+      <w:proofErr w:type="spellEnd"/>
+      <w:r>
+        <w:rPr>
+          <w:rFonts w:ascii="Arial" w:hAnsi="Arial" w:cs="Arial"/>
+          <w:sz w:val="18"/>
         </w:rPr>
         <w:t xml:space="preserve">, </w:t>
       </w:r>
-      <w:r>
-        <w:rPr>
-          <w:rStyle w:val="Strong"/>
-          <w:rFonts w:ascii="Arial" w:hAnsi="Arial" w:cs="Arial"/>
-        </w:rPr>
-        <w:t>ELK/EFK</w:t>
-      </w:r>
-      <w:r>
-        <w:rPr>
-          <w:rFonts w:ascii="Arial" w:hAnsi="Arial" w:cs="Arial"/>
+      <w:proofErr w:type="spellStart"/>
+      <w:r>
+        <w:rPr>
+          <w:rFonts w:ascii="Arial" w:hAnsi="Arial" w:cs="Arial"/>
+          <w:sz w:val="18"/>
+        </w:rPr>
+        <w:t>Vite</w:t>
+      </w:r>
+      <w:proofErr w:type="spellEnd"/>
+      <w:r>
+        <w:rPr>
+          <w:rFonts w:ascii="Arial" w:hAnsi="Arial" w:cs="Arial"/>
+          <w:sz w:val="18"/>
         </w:rPr>
         <w:t xml:space="preserve">, </w:t>
       </w:r>
       <w:proofErr w:type="spellStart"/>
       <w:r>
         <w:rPr>
-          <w:rStyle w:val="Strong"/>
-          <w:rFonts w:ascii="Arial" w:hAnsi="Arial" w:cs="Arial"/>
-        </w:rPr>
-        <w:t>CloudWatch</w:t>
-      </w:r>
-      <w:proofErr w:type="spellEnd"/>
-      <w:r>
-        <w:rPr>
-          <w:rFonts w:ascii="Arial" w:hAnsi="Arial" w:cs="Arial"/>
-        </w:rPr>
-        <w:t xml:space="preserve">, structured logging • Testing: </w:t>
-      </w:r>
-      <w:r>
-        <w:rPr>
-          <w:rStyle w:val="Strong"/>
-          <w:rFonts w:ascii="Arial" w:hAnsi="Arial" w:cs="Arial"/>
-        </w:rPr>
-        <w:t>Jest</w:t>
-      </w:r>
-      <w:r>
-        <w:rPr>
-          <w:rFonts w:ascii="Arial" w:hAnsi="Arial" w:cs="Arial"/>
-        </w:rPr>
-        <w:t xml:space="preserve">, </w:t>
-      </w:r>
-      <w:r>
-        <w:rPr>
-          <w:rStyle w:val="Strong"/>
-          <w:rFonts w:ascii="Arial" w:hAnsi="Arial" w:cs="Arial"/>
-        </w:rPr>
-        <w:t>Mocha</w:t>
-      </w:r>
-      <w:r>
-        <w:rPr>
-          <w:rFonts w:ascii="Arial" w:hAnsi="Arial" w:cs="Arial"/>
-        </w:rPr>
-        <w:t xml:space="preserve">, </w:t>
-      </w:r>
-      <w:r>
-        <w:rPr>
-          <w:rStyle w:val="Strong"/>
-          <w:rFonts w:ascii="Arial" w:hAnsi="Arial" w:cs="Arial"/>
-        </w:rPr>
-        <w:t>Chai</w:t>
-      </w:r>
-      <w:r>
-        <w:rPr>
-          <w:rFonts w:ascii="Arial" w:hAnsi="Arial" w:cs="Arial"/>
-        </w:rPr>
-        <w:t xml:space="preserve">, </w:t>
-      </w:r>
-      <w:r>
-        <w:rPr>
-          <w:rStyle w:val="Strong"/>
-          <w:rFonts w:ascii="Arial" w:hAnsi="Arial" w:cs="Arial"/>
-        </w:rPr>
-        <w:t>React Testing Library</w:t>
-      </w:r>
-      <w:r>
-        <w:rPr>
-          <w:rFonts w:ascii="Arial" w:hAnsi="Arial" w:cs="Arial"/>
-        </w:rPr>
-        <w:t xml:space="preserve">, </w:t>
-      </w:r>
-      <w:r>
-        <w:rPr>
-          <w:rStyle w:val="Strong"/>
-          <w:rFonts w:ascii="Arial" w:hAnsi="Arial" w:cs="Arial"/>
-        </w:rPr>
-        <w:t>Cypress</w:t>
-      </w:r>
-      <w:r>
-        <w:rPr>
-          <w:rFonts w:ascii="Arial" w:hAnsi="Arial" w:cs="Arial"/>
-        </w:rPr>
-        <w:t xml:space="preserve">, </w:t>
-      </w:r>
-      <w:r>
-        <w:rPr>
-          <w:rStyle w:val="Strong"/>
-          <w:rFonts w:ascii="Arial" w:hAnsi="Arial" w:cs="Arial"/>
-        </w:rPr>
-        <w:t>Playwright</w:t>
-      </w:r>
-      <w:r>
-        <w:rPr>
-          <w:rFonts w:ascii="Arial" w:hAnsi="Arial" w:cs="Arial"/>
-        </w:rPr>
-        <w:t xml:space="preserve">, </w:t>
-      </w:r>
-      <w:r>
-        <w:rPr>
-          <w:rStyle w:val="Strong"/>
-          <w:rFonts w:ascii="Arial" w:hAnsi="Arial" w:cs="Arial"/>
-        </w:rPr>
-        <w:t>API contract tests (Pact-style)</w:t>
-      </w:r>
-      <w:r>
-        <w:rPr>
-          <w:rFonts w:ascii="Arial" w:hAnsi="Arial" w:cs="Arial"/>
-        </w:rPr>
-        <w:t xml:space="preserve"> • Security: </w:t>
-      </w:r>
-      <w:r>
-        <w:rPr>
-          <w:rStyle w:val="Strong"/>
-          <w:rFonts w:ascii="Arial" w:hAnsi="Arial" w:cs="Arial"/>
-        </w:rPr>
-        <w:t>OAuth2</w:t>
-      </w:r>
-      <w:r>
-        <w:rPr>
-          <w:rFonts w:ascii="Arial" w:hAnsi="Arial" w:cs="Arial"/>
-        </w:rPr>
-        <w:t xml:space="preserve">, </w:t>
-      </w:r>
-      <w:proofErr w:type="spellStart"/>
-      <w:r>
-        <w:rPr>
-          <w:rStyle w:val="Strong"/>
-          <w:rFonts w:ascii="Arial" w:hAnsi="Arial" w:cs="Arial"/>
-        </w:rPr>
-        <w:t>OpenID</w:t>
-      </w:r>
-      <w:proofErr w:type="spellEnd"/>
-      <w:r>
-        <w:rPr>
-          <w:rStyle w:val="Strong"/>
-          <w:rFonts w:ascii="Arial" w:hAnsi="Arial" w:cs="Arial"/>
-        </w:rPr>
-        <w:t xml:space="preserve"> Connect</w:t>
-      </w:r>
-      <w:r>
-        <w:rPr>
-          <w:rFonts w:ascii="Arial" w:hAnsi="Arial" w:cs="Arial"/>
-        </w:rPr>
-        <w:t xml:space="preserve">, </w:t>
-      </w:r>
-      <w:r>
-        <w:rPr>
-          <w:rStyle w:val="Strong"/>
-          <w:rFonts w:ascii="Arial" w:hAnsi="Arial" w:cs="Arial"/>
-        </w:rPr>
-        <w:t>JWT</w:t>
-      </w:r>
-      <w:r>
-        <w:rPr>
-          <w:rFonts w:ascii="Arial" w:hAnsi="Arial" w:cs="Arial"/>
-        </w:rPr>
-        <w:t xml:space="preserve">, </w:t>
-      </w:r>
-      <w:proofErr w:type="spellStart"/>
-      <w:r>
-        <w:rPr>
-          <w:rStyle w:val="Strong"/>
-          <w:rFonts w:ascii="Arial" w:hAnsi="Arial" w:cs="Arial"/>
-        </w:rPr>
-        <w:t>Okta</w:t>
-      </w:r>
-      <w:proofErr w:type="spellEnd"/>
-      <w:r>
-        <w:rPr>
-          <w:rFonts w:ascii="Arial" w:hAnsi="Arial" w:cs="Arial"/>
-        </w:rPr>
-        <w:t xml:space="preserve">, </w:t>
-      </w:r>
-      <w:r>
-        <w:rPr>
-          <w:rStyle w:val="Strong"/>
-          <w:rFonts w:ascii="Arial" w:hAnsi="Arial" w:cs="Arial"/>
-        </w:rPr>
-        <w:t>Auth0</w:t>
-      </w:r>
-      <w:r>
-        <w:rPr>
-          <w:rFonts w:ascii="Arial" w:hAnsi="Arial" w:cs="Arial"/>
-        </w:rPr>
-        <w:t xml:space="preserve">, </w:t>
-      </w:r>
-      <w:r>
-        <w:rPr>
-          <w:rStyle w:val="Strong"/>
-          <w:rFonts w:ascii="Arial" w:hAnsi="Arial" w:cs="Arial"/>
-        </w:rPr>
-        <w:t xml:space="preserve">AWS </w:t>
-      </w:r>
-      <w:proofErr w:type="spellStart"/>
-      <w:r>
-        <w:rPr>
-          <w:rStyle w:val="Strong"/>
-          <w:rFonts w:ascii="Arial" w:hAnsi="Arial" w:cs="Arial"/>
-        </w:rPr>
-        <w:t>Cognito</w:t>
-      </w:r>
-      <w:proofErr w:type="spellEnd"/>
-      <w:r>
-        <w:rPr>
-          <w:rFonts w:ascii="Arial" w:hAnsi="Arial" w:cs="Arial"/>
-        </w:rPr>
-        <w:t xml:space="preserve">, rate limiting, </w:t>
-      </w:r>
-      <w:r>
-        <w:rPr>
-          <w:rStyle w:val="Strong"/>
-          <w:rFonts w:ascii="Arial" w:hAnsi="Arial" w:cs="Arial"/>
-        </w:rPr>
-        <w:t>RBAC/ABAC</w:t>
-      </w:r>
-      <w:r>
-        <w:rPr>
-          <w:rFonts w:ascii="Arial" w:hAnsi="Arial" w:cs="Arial"/>
-        </w:rPr>
-        <w:t>, audit logging</w:t>
+          <w:rFonts w:ascii="Arial" w:hAnsi="Arial" w:cs="Arial"/>
+          <w:sz w:val="18"/>
+        </w:rPr>
+        <w:t>Webpack</w:t>
+      </w:r>
+      <w:proofErr w:type="spellEnd"/>
+      <w:r>
+        <w:rPr>
+          <w:rFonts w:ascii="Arial" w:hAnsi="Arial" w:cs="Arial"/>
+          <w:sz w:val="18"/>
+        </w:rPr>
+        <w:t>, Tailwind CSS, Storybook, accessibility-minded UI, performance profiling (for internal tooling, model ops consoles, and customer-facing AI features)</w:t>
       </w:r>
     </w:p>
     <w:p>
@@ -1945,27 +1891,65 @@
         <w:pStyle w:val="NormalWeb"/>
         <w:numPr>
           <w:ilvl w:val="0"/>
-          <w:numId w:val="3"/>
+          <w:numId w:val="22"/>
         </w:numPr>
         <w:jc w:val="both"/>
         <w:rPr>
           <w:rFonts w:ascii="Arial" w:hAnsi="Arial" w:cs="Arial"/>
-          <w:sz w:val="20"/>
-        </w:rPr>
-      </w:pPr>
-      <w:r>
-        <w:rPr>
-          <w:rFonts w:ascii="Arial" w:hAnsi="Arial" w:cs="Arial"/>
-          <w:sz w:val="20"/>
-        </w:rPr>
-        <w:t xml:space="preserve">Led a Python-first delivery stream turning unstructured documents into a searchable knowledge system with traceable outputs and clear SLAs backed by </w:t>
-      </w:r>
-      <w:proofErr w:type="spellStart"/>
-      <w:r>
-        <w:rPr>
-          <w:rStyle w:val="Strong"/>
-          <w:rFonts w:ascii="Arial" w:hAnsi="Arial" w:cs="Arial"/>
-          <w:sz w:val="20"/>
+          <w:sz w:val="16"/>
+        </w:rPr>
+      </w:pPr>
+      <w:r>
+        <w:rPr>
+          <w:rStyle w:val="Strong"/>
+          <w:rFonts w:ascii="Arial" w:hAnsi="Arial" w:cs="Arial"/>
+          <w:sz w:val="16"/>
+        </w:rPr>
+        <w:t>Led a Python-first AI/ML delivery stream</w:t>
+      </w:r>
+      <w:r>
+        <w:rPr>
+          <w:rFonts w:ascii="Arial" w:hAnsi="Arial" w:cs="Arial"/>
+          <w:sz w:val="16"/>
+        </w:rPr>
+        <w:t xml:space="preserve"> that turned unstructured documents into a </w:t>
+      </w:r>
+      <w:r>
+        <w:rPr>
+          <w:rStyle w:val="Strong"/>
+          <w:rFonts w:ascii="Arial" w:hAnsi="Arial" w:cs="Arial"/>
+          <w:sz w:val="16"/>
+        </w:rPr>
+        <w:t>searchable, traceable knowledge system</w:t>
+      </w:r>
+      <w:r>
+        <w:rPr>
+          <w:rFonts w:ascii="Arial" w:hAnsi="Arial" w:cs="Arial"/>
+          <w:sz w:val="16"/>
+        </w:rPr>
+        <w:t xml:space="preserve">, with </w:t>
+      </w:r>
+      <w:r>
+        <w:rPr>
+          <w:rStyle w:val="Strong"/>
+          <w:rFonts w:ascii="Arial" w:hAnsi="Arial" w:cs="Arial"/>
+          <w:sz w:val="16"/>
+        </w:rPr>
+        <w:t>SLA-backed</w:t>
+      </w:r>
+      <w:r>
+        <w:rPr>
+          <w:rFonts w:ascii="Arial" w:hAnsi="Arial" w:cs="Arial"/>
+          <w:sz w:val="16"/>
+        </w:rPr>
+        <w:t xml:space="preserve"> ingestion and retrieval performance using </w:t>
+      </w:r>
+      <w:proofErr w:type="spellStart"/>
+      <w:r>
+        <w:rPr>
+          <w:rStyle w:val="Strong"/>
+          <w:rFonts w:ascii="Arial" w:hAnsi="Arial" w:cs="Arial"/>
+          <w:sz w:val="16"/>
         </w:rPr>
         <w:t>CloudWatch</w:t>
       </w:r>
@@ -1973,7 +1957,7 @@
       <w:r>
         <w:rPr>
           <w:rFonts w:ascii="Arial" w:hAnsi="Arial" w:cs="Arial"/>
-          <w:sz w:val="20"/>
+          <w:sz w:val="16"/>
         </w:rPr>
         <w:t xml:space="preserve"> metrics and dashboards.</w:t>
       </w:r>
@@ -1983,18 +1967,18 @@
         <w:pStyle w:val="NormalWeb"/>
         <w:numPr>
           <w:ilvl w:val="0"/>
-          <w:numId w:val="3"/>
+          <w:numId w:val="22"/>
         </w:numPr>
         <w:jc w:val="both"/>
         <w:rPr>
           <w:rFonts w:ascii="Arial" w:hAnsi="Arial" w:cs="Arial"/>
-          <w:sz w:val="20"/>
-        </w:rPr>
-      </w:pPr>
-      <w:r>
-        <w:rPr>
-          <w:rFonts w:ascii="Arial" w:hAnsi="Arial" w:cs="Arial"/>
-          <w:sz w:val="20"/>
+          <w:sz w:val="16"/>
+        </w:rPr>
+      </w:pPr>
+      <w:r>
+        <w:rPr>
+          <w:rFonts w:ascii="Arial" w:hAnsi="Arial" w:cs="Arial"/>
+          <w:sz w:val="16"/>
         </w:rPr>
         <w:t xml:space="preserve">Built a production </w:t>
       </w:r>
@@ -2002,23 +1986,38 @@
         <w:rPr>
           <w:rStyle w:val="Strong"/>
           <w:rFonts w:ascii="Arial" w:hAnsi="Arial" w:cs="Arial"/>
-          <w:sz w:val="20"/>
-        </w:rPr>
-        <w:t>RAG</w:t>
-      </w:r>
-      <w:r>
-        <w:rPr>
-          <w:rFonts w:ascii="Arial" w:hAnsi="Arial" w:cs="Arial"/>
-          <w:sz w:val="20"/>
-        </w:rPr>
-        <w:t xml:space="preserve"> service combining vector retrieval with structured lookups in </w:t>
-      </w:r>
-      <w:proofErr w:type="spellStart"/>
-      <w:r>
-        <w:rPr>
-          <w:rStyle w:val="Strong"/>
-          <w:rFonts w:ascii="Arial" w:hAnsi="Arial" w:cs="Arial"/>
-          <w:sz w:val="20"/>
+          <w:sz w:val="16"/>
+        </w:rPr>
+        <w:t>RAG service</w:t>
+      </w:r>
+      <w:r>
+        <w:rPr>
+          <w:rFonts w:ascii="Arial" w:hAnsi="Arial" w:cs="Arial"/>
+          <w:sz w:val="16"/>
+        </w:rPr>
+        <w:t xml:space="preserve"> combining </w:t>
+      </w:r>
+      <w:r>
+        <w:rPr>
+          <w:rStyle w:val="Strong"/>
+          <w:rFonts w:ascii="Arial" w:hAnsi="Arial" w:cs="Arial"/>
+          <w:sz w:val="16"/>
+        </w:rPr>
+        <w:t>vector retrieval</w:t>
+      </w:r>
+      <w:r>
+        <w:rPr>
+          <w:rFonts w:ascii="Arial" w:hAnsi="Arial" w:cs="Arial"/>
+          <w:sz w:val="16"/>
+        </w:rPr>
+        <w:t xml:space="preserve">, structured lookups in </w:t>
+      </w:r>
+      <w:proofErr w:type="spellStart"/>
+      <w:r>
+        <w:rPr>
+          <w:rStyle w:val="Strong"/>
+          <w:rFonts w:ascii="Arial" w:hAnsi="Arial" w:cs="Arial"/>
+          <w:sz w:val="16"/>
         </w:rPr>
         <w:t>PostgreSQL</w:t>
       </w:r>
@@ -2026,16 +2025,16 @@
       <w:r>
         <w:rPr>
           <w:rFonts w:ascii="Arial" w:hAnsi="Arial" w:cs="Arial"/>
-          <w:sz w:val="20"/>
-        </w:rPr>
-        <w:t xml:space="preserve"> and </w:t>
-      </w:r>
-      <w:proofErr w:type="spellStart"/>
-      <w:r>
-        <w:rPr>
-          <w:rStyle w:val="Strong"/>
-          <w:rFonts w:ascii="Arial" w:hAnsi="Arial" w:cs="Arial"/>
-          <w:sz w:val="20"/>
+          <w:sz w:val="16"/>
+        </w:rPr>
+        <w:t xml:space="preserve">, and </w:t>
+      </w:r>
+      <w:proofErr w:type="spellStart"/>
+      <w:r>
+        <w:rPr>
+          <w:rStyle w:val="Strong"/>
+          <w:rFonts w:ascii="Arial" w:hAnsi="Arial" w:cs="Arial"/>
+          <w:sz w:val="16"/>
         </w:rPr>
         <w:t>Redis</w:t>
       </w:r>
@@ -2043,9 +2042,9 @@
       <w:r>
         <w:rPr>
           <w:rFonts w:ascii="Arial" w:hAnsi="Arial" w:cs="Arial"/>
-          <w:sz w:val="20"/>
-        </w:rPr>
-        <w:t xml:space="preserve"> caching to keep latency predictable under load.</w:t>
+          <w:sz w:val="16"/>
+        </w:rPr>
+        <w:t xml:space="preserve"> caching to keep inference latency predictable under load.</w:t>
       </w:r>
     </w:p>
     <w:p>
@@ -2053,52 +2052,105 @@
         <w:pStyle w:val="NormalWeb"/>
         <w:numPr>
           <w:ilvl w:val="0"/>
-          <w:numId w:val="3"/>
+          <w:numId w:val="22"/>
         </w:numPr>
         <w:jc w:val="both"/>
         <w:rPr>
           <w:rFonts w:ascii="Arial" w:hAnsi="Arial" w:cs="Arial"/>
-          <w:sz w:val="20"/>
-        </w:rPr>
-      </w:pPr>
-      <w:r>
-        <w:rPr>
-          <w:rFonts w:ascii="Arial" w:hAnsi="Arial" w:cs="Arial"/>
-          <w:sz w:val="20"/>
-        </w:rPr>
-        <w:t xml:space="preserve">Implemented hybrid retrieval using </w:t>
-      </w:r>
-      <w:proofErr w:type="spellStart"/>
-      <w:r>
-        <w:rPr>
-          <w:rStyle w:val="Strong"/>
-          <w:rFonts w:ascii="Arial" w:hAnsi="Arial" w:cs="Arial"/>
-          <w:sz w:val="20"/>
+          <w:sz w:val="16"/>
+        </w:rPr>
+      </w:pPr>
+      <w:r>
+        <w:rPr>
+          <w:rFonts w:ascii="Arial" w:hAnsi="Arial" w:cs="Arial"/>
+          <w:sz w:val="16"/>
+        </w:rPr>
+        <w:t xml:space="preserve">Implemented </w:t>
+      </w:r>
+      <w:r>
+        <w:rPr>
+          <w:rStyle w:val="Strong"/>
+          <w:rFonts w:ascii="Arial" w:hAnsi="Arial" w:cs="Arial"/>
+          <w:sz w:val="16"/>
+        </w:rPr>
+        <w:t>hybrid retrieval</w:t>
+      </w:r>
+      <w:r>
+        <w:rPr>
+          <w:rFonts w:ascii="Arial" w:hAnsi="Arial" w:cs="Arial"/>
+          <w:sz w:val="16"/>
+        </w:rPr>
+        <w:t xml:space="preserve"> using </w:t>
+      </w:r>
+      <w:proofErr w:type="spellStart"/>
+      <w:r>
+        <w:rPr>
+          <w:rStyle w:val="Strong"/>
+          <w:rFonts w:ascii="Arial" w:hAnsi="Arial" w:cs="Arial"/>
+          <w:sz w:val="16"/>
         </w:rPr>
         <w:t>Elasticsearch</w:t>
       </w:r>
       <w:proofErr w:type="spellEnd"/>
       <w:r>
         <w:rPr>
-          <w:rFonts w:ascii="Arial" w:hAnsi="Arial" w:cs="Arial"/>
-          <w:sz w:val="20"/>
-        </w:rPr>
-        <w:t xml:space="preserve"> and </w:t>
-      </w:r>
-      <w:r>
-        <w:rPr>
-          <w:rStyle w:val="Strong"/>
-          <w:rFonts w:ascii="Arial" w:hAnsi="Arial" w:cs="Arial"/>
-          <w:sz w:val="20"/>
-        </w:rPr>
-        <w:t>OpenSearch</w:t>
-      </w:r>
-      <w:r>
-        <w:rPr>
-          <w:rFonts w:ascii="Arial" w:hAnsi="Arial" w:cs="Arial"/>
-          <w:sz w:val="20"/>
-        </w:rPr>
-        <w:t xml:space="preserve"> filters, enforcing grounded answers via citations, confidence thresholds, and schema-first responses.</w:t>
+          <w:rStyle w:val="Strong"/>
+          <w:rFonts w:ascii="Arial" w:hAnsi="Arial" w:cs="Arial"/>
+          <w:sz w:val="16"/>
+        </w:rPr>
+        <w:t>/OpenSearch</w:t>
+      </w:r>
+      <w:r>
+        <w:rPr>
+          <w:rFonts w:ascii="Arial" w:hAnsi="Arial" w:cs="Arial"/>
+          <w:sz w:val="16"/>
+        </w:rPr>
+        <w:t xml:space="preserve"> filters plus semantic search, enforcing </w:t>
+      </w:r>
+      <w:r>
+        <w:rPr>
+          <w:rStyle w:val="Strong"/>
+          <w:rFonts w:ascii="Arial" w:hAnsi="Arial" w:cs="Arial"/>
+          <w:sz w:val="16"/>
+        </w:rPr>
+        <w:t>grounded answers</w:t>
+      </w:r>
+      <w:r>
+        <w:rPr>
+          <w:rFonts w:ascii="Arial" w:hAnsi="Arial" w:cs="Arial"/>
+          <w:sz w:val="16"/>
+        </w:rPr>
+        <w:t xml:space="preserve"> via </w:t>
+      </w:r>
+      <w:r>
+        <w:rPr>
+          <w:rStyle w:val="Strong"/>
+          <w:rFonts w:ascii="Arial" w:hAnsi="Arial" w:cs="Arial"/>
+          <w:sz w:val="16"/>
+        </w:rPr>
+        <w:t>citations</w:t>
+      </w:r>
+      <w:r>
+        <w:rPr>
+          <w:rFonts w:ascii="Arial" w:hAnsi="Arial" w:cs="Arial"/>
+          <w:sz w:val="16"/>
+        </w:rPr>
+        <w:t xml:space="preserve">, confidence thresholds, and </w:t>
+      </w:r>
+      <w:r>
+        <w:rPr>
+          <w:rStyle w:val="Strong"/>
+          <w:rFonts w:ascii="Arial" w:hAnsi="Arial" w:cs="Arial"/>
+          <w:sz w:val="16"/>
+        </w:rPr>
+        <w:t>schema-first</w:t>
+      </w:r>
+      <w:r>
+        <w:rPr>
+          <w:rFonts w:ascii="Arial" w:hAnsi="Arial" w:cs="Arial"/>
+          <w:sz w:val="16"/>
+        </w:rPr>
+        <w:t xml:space="preserve"> responses.</w:t>
       </w:r>
     </w:p>
     <w:p>
@@ -2106,49 +2158,73 @@
         <w:pStyle w:val="NormalWeb"/>
         <w:numPr>
           <w:ilvl w:val="0"/>
-          <w:numId w:val="3"/>
+          <w:numId w:val="22"/>
         </w:numPr>
         <w:jc w:val="both"/>
         <w:rPr>
           <w:rFonts w:ascii="Arial" w:hAnsi="Arial" w:cs="Arial"/>
-          <w:sz w:val="20"/>
-        </w:rPr>
-      </w:pPr>
-      <w:r>
-        <w:rPr>
-          <w:rFonts w:ascii="Arial" w:hAnsi="Arial" w:cs="Arial"/>
-          <w:sz w:val="20"/>
-        </w:rPr>
-        <w:t xml:space="preserve">Designed embedding ingestion and </w:t>
-      </w:r>
-      <w:proofErr w:type="spellStart"/>
-      <w:r>
-        <w:rPr>
-          <w:rFonts w:ascii="Arial" w:hAnsi="Arial" w:cs="Arial"/>
-          <w:sz w:val="20"/>
+          <w:sz w:val="16"/>
+        </w:rPr>
+      </w:pPr>
+      <w:r>
+        <w:rPr>
+          <w:rFonts w:ascii="Arial" w:hAnsi="Arial" w:cs="Arial"/>
+          <w:sz w:val="16"/>
+        </w:rPr>
+        <w:t xml:space="preserve">Designed </w:t>
+      </w:r>
+      <w:r>
+        <w:rPr>
+          <w:rStyle w:val="Strong"/>
+          <w:rFonts w:ascii="Arial" w:hAnsi="Arial" w:cs="Arial"/>
+          <w:sz w:val="16"/>
+        </w:rPr>
+        <w:t>embedding ingestion</w:t>
+      </w:r>
+      <w:r>
+        <w:rPr>
+          <w:rFonts w:ascii="Arial" w:hAnsi="Arial" w:cs="Arial"/>
+          <w:sz w:val="16"/>
+        </w:rPr>
+        <w:t xml:space="preserve"> and </w:t>
+      </w:r>
+      <w:proofErr w:type="spellStart"/>
+      <w:r>
+        <w:rPr>
+          <w:rStyle w:val="Strong"/>
+          <w:rFonts w:ascii="Arial" w:hAnsi="Arial" w:cs="Arial"/>
+          <w:sz w:val="16"/>
         </w:rPr>
         <w:t>reindex</w:t>
       </w:r>
       <w:proofErr w:type="spellEnd"/>
       <w:r>
         <w:rPr>
-          <w:rFonts w:ascii="Arial" w:hAnsi="Arial" w:cs="Arial"/>
-          <w:sz w:val="20"/>
-        </w:rPr>
-        <w:t xml:space="preserve"> workflows with idempotent batch jobs, replay safety, and incremental backfills orchestrated through </w:t>
-      </w:r>
-      <w:r>
-        <w:rPr>
-          <w:rStyle w:val="Strong"/>
-          <w:rFonts w:ascii="Arial" w:hAnsi="Arial" w:cs="Arial"/>
-          <w:sz w:val="20"/>
+          <w:rStyle w:val="Strong"/>
+          <w:rFonts w:ascii="Arial" w:hAnsi="Arial" w:cs="Arial"/>
+          <w:sz w:val="16"/>
+        </w:rPr>
+        <w:t xml:space="preserve"> workflows</w:t>
+      </w:r>
+      <w:r>
+        <w:rPr>
+          <w:rFonts w:ascii="Arial" w:hAnsi="Arial" w:cs="Arial"/>
+          <w:sz w:val="16"/>
+        </w:rPr>
+        <w:t xml:space="preserve"> with idempotent batch jobs, replay safety, and incremental backfills orchestrated through </w:t>
+      </w:r>
+      <w:r>
+        <w:rPr>
+          <w:rStyle w:val="Strong"/>
+          <w:rFonts w:ascii="Arial" w:hAnsi="Arial" w:cs="Arial"/>
+          <w:sz w:val="16"/>
         </w:rPr>
         <w:t>Step Functions</w:t>
       </w:r>
       <w:r>
         <w:rPr>
           <w:rFonts w:ascii="Arial" w:hAnsi="Arial" w:cs="Arial"/>
-          <w:sz w:val="20"/>
+          <w:sz w:val="16"/>
         </w:rPr>
         <w:t xml:space="preserve"> and </w:t>
       </w:r>
@@ -2157,7 +2233,7 @@
         <w:rPr>
           <w:rStyle w:val="Strong"/>
           <w:rFonts w:ascii="Arial" w:hAnsi="Arial" w:cs="Arial"/>
-          <w:sz w:val="20"/>
+          <w:sz w:val="16"/>
         </w:rPr>
         <w:t>EventBridge</w:t>
       </w:r>
@@ -2165,7 +2241,7 @@
       <w:r>
         <w:rPr>
           <w:rFonts w:ascii="Arial" w:hAnsi="Arial" w:cs="Arial"/>
-          <w:sz w:val="20"/>
+          <w:sz w:val="16"/>
         </w:rPr>
         <w:t>.</w:t>
       </w:r>
@@ -2175,18 +2251,18 @@
         <w:pStyle w:val="NormalWeb"/>
         <w:numPr>
           <w:ilvl w:val="0"/>
-          <w:numId w:val="3"/>
+          <w:numId w:val="22"/>
         </w:numPr>
         <w:jc w:val="both"/>
         <w:rPr>
           <w:rFonts w:ascii="Arial" w:hAnsi="Arial" w:cs="Arial"/>
-          <w:sz w:val="20"/>
-        </w:rPr>
-      </w:pPr>
-      <w:r>
-        <w:rPr>
-          <w:rFonts w:ascii="Arial" w:hAnsi="Arial" w:cs="Arial"/>
-          <w:sz w:val="20"/>
+          <w:sz w:val="16"/>
+        </w:rPr>
+      </w:pPr>
+      <w:r>
+        <w:rPr>
+          <w:rFonts w:ascii="Arial" w:hAnsi="Arial" w:cs="Arial"/>
+          <w:sz w:val="16"/>
         </w:rPr>
         <w:t xml:space="preserve">Scaled ingestion pipelines using </w:t>
       </w:r>
@@ -2194,14 +2270,14 @@
         <w:rPr>
           <w:rStyle w:val="Strong"/>
           <w:rFonts w:ascii="Arial" w:hAnsi="Arial" w:cs="Arial"/>
-          <w:sz w:val="20"/>
+          <w:sz w:val="16"/>
         </w:rPr>
         <w:t>AWS SQS/SNS</w:t>
       </w:r>
       <w:r>
         <w:rPr>
           <w:rFonts w:ascii="Arial" w:hAnsi="Arial" w:cs="Arial"/>
-          <w:sz w:val="20"/>
+          <w:sz w:val="16"/>
         </w:rPr>
         <w:t xml:space="preserve"> </w:t>
       </w:r>
@@ -2209,7 +2285,7 @@
       <w:r>
         <w:rPr>
           <w:rFonts w:ascii="Arial" w:hAnsi="Arial" w:cs="Arial"/>
-          <w:sz w:val="20"/>
+          <w:sz w:val="16"/>
         </w:rPr>
         <w:t>fanout</w:t>
       </w:r>
@@ -2217,9 +2293,24 @@
       <w:r>
         <w:rPr>
           <w:rFonts w:ascii="Arial" w:hAnsi="Arial" w:cs="Arial"/>
-          <w:sz w:val="20"/>
-        </w:rPr>
-        <w:t xml:space="preserve"> and worker pools, adding DLQ handling and backpressure controls to protect downstream services.</w:t>
+          <w:sz w:val="16"/>
+        </w:rPr>
+        <w:t xml:space="preserve"> and worker pools, adding </w:t>
+      </w:r>
+      <w:r>
+        <w:rPr>
+          <w:rStyle w:val="Strong"/>
+          <w:rFonts w:ascii="Arial" w:hAnsi="Arial" w:cs="Arial"/>
+          <w:sz w:val="16"/>
+        </w:rPr>
+        <w:t>DLQ</w:t>
+      </w:r>
+      <w:r>
+        <w:rPr>
+          <w:rFonts w:ascii="Arial" w:hAnsi="Arial" w:cs="Arial"/>
+          <w:sz w:val="16"/>
+        </w:rPr>
+        <w:t xml:space="preserve"> handling, backpressure controls, and retry budgets to protect downstream services.</w:t>
       </w:r>
     </w:p>
     <w:p>
@@ -2227,33 +2318,33 @@
         <w:pStyle w:val="NormalWeb"/>
         <w:numPr>
           <w:ilvl w:val="0"/>
-          <w:numId w:val="3"/>
+          <w:numId w:val="22"/>
         </w:numPr>
         <w:jc w:val="both"/>
         <w:rPr>
           <w:rFonts w:ascii="Arial" w:hAnsi="Arial" w:cs="Arial"/>
-          <w:sz w:val="20"/>
-        </w:rPr>
-      </w:pPr>
-      <w:r>
-        <w:rPr>
-          <w:rFonts w:ascii="Arial" w:hAnsi="Arial" w:cs="Arial"/>
-          <w:sz w:val="20"/>
-        </w:rPr>
-        <w:t xml:space="preserve">Introduced stream-based processing patterns using </w:t>
-      </w:r>
-      <w:r>
-        <w:rPr>
-          <w:rStyle w:val="Strong"/>
-          <w:rFonts w:ascii="Arial" w:hAnsi="Arial" w:cs="Arial"/>
-          <w:sz w:val="20"/>
+          <w:sz w:val="16"/>
+        </w:rPr>
+      </w:pPr>
+      <w:r>
+        <w:rPr>
+          <w:rFonts w:ascii="Arial" w:hAnsi="Arial" w:cs="Arial"/>
+          <w:sz w:val="16"/>
+        </w:rPr>
+        <w:t xml:space="preserve">Introduced stream-based processing with </w:t>
+      </w:r>
+      <w:r>
+        <w:rPr>
+          <w:rStyle w:val="Strong"/>
+          <w:rFonts w:ascii="Arial" w:hAnsi="Arial" w:cs="Arial"/>
+          <w:sz w:val="16"/>
         </w:rPr>
         <w:t>Kafka</w:t>
       </w:r>
       <w:r>
         <w:rPr>
           <w:rFonts w:ascii="Arial" w:hAnsi="Arial" w:cs="Arial"/>
-          <w:sz w:val="20"/>
+          <w:sz w:val="16"/>
         </w:rPr>
         <w:t xml:space="preserve"> for high-throughput events and </w:t>
       </w:r>
@@ -2262,7 +2353,7 @@
         <w:rPr>
           <w:rStyle w:val="Strong"/>
           <w:rFonts w:ascii="Arial" w:hAnsi="Arial" w:cs="Arial"/>
-          <w:sz w:val="20"/>
+          <w:sz w:val="16"/>
         </w:rPr>
         <w:t>RabbitMQ</w:t>
       </w:r>
@@ -2270,9 +2361,9 @@
       <w:r>
         <w:rPr>
           <w:rFonts w:ascii="Arial" w:hAnsi="Arial" w:cs="Arial"/>
-          <w:sz w:val="20"/>
-        </w:rPr>
-        <w:t xml:space="preserve"> for workflow-style retries where ordered delivery mattered.</w:t>
+          <w:sz w:val="16"/>
+        </w:rPr>
+        <w:t xml:space="preserve"> for workflow-style retries when ordered delivery and deterministic replays mattered.</w:t>
       </w:r>
     </w:p>
     <w:p>
@@ -2280,82 +2371,67 @@
         <w:pStyle w:val="NormalWeb"/>
         <w:numPr>
           <w:ilvl w:val="0"/>
-          <w:numId w:val="3"/>
+          <w:numId w:val="22"/>
         </w:numPr>
         <w:jc w:val="both"/>
         <w:rPr>
           <w:rFonts w:ascii="Arial" w:hAnsi="Arial" w:cs="Arial"/>
-          <w:sz w:val="20"/>
-        </w:rPr>
-      </w:pPr>
-      <w:r>
-        <w:rPr>
-          <w:rFonts w:ascii="Arial" w:hAnsi="Arial" w:cs="Arial"/>
-          <w:sz w:val="20"/>
-        </w:rPr>
-        <w:t xml:space="preserve">Modernized backend services with </w:t>
-      </w:r>
-      <w:r>
-        <w:rPr>
-          <w:rStyle w:val="Strong"/>
-          <w:rFonts w:ascii="Arial" w:hAnsi="Arial" w:cs="Arial"/>
-          <w:sz w:val="20"/>
-        </w:rPr>
-        <w:t>Node.js</w:t>
-      </w:r>
-      <w:r>
-        <w:rPr>
-          <w:rFonts w:ascii="Arial" w:hAnsi="Arial" w:cs="Arial"/>
-          <w:sz w:val="20"/>
-        </w:rPr>
-        <w:t xml:space="preserve">, </w:t>
-      </w:r>
-      <w:proofErr w:type="spellStart"/>
-      <w:r>
-        <w:rPr>
-          <w:rStyle w:val="Strong"/>
-          <w:rFonts w:ascii="Arial" w:hAnsi="Arial" w:cs="Arial"/>
-          <w:sz w:val="20"/>
-        </w:rPr>
-        <w:t>NestJS</w:t>
-      </w:r>
-      <w:proofErr w:type="spellEnd"/>
-      <w:r>
-        <w:rPr>
-          <w:rFonts w:ascii="Arial" w:hAnsi="Arial" w:cs="Arial"/>
-          <w:sz w:val="20"/>
-        </w:rPr>
-        <w:t xml:space="preserve">, and </w:t>
-      </w:r>
-      <w:r>
-        <w:rPr>
-          <w:rStyle w:val="Strong"/>
-          <w:rFonts w:ascii="Arial" w:hAnsi="Arial" w:cs="Arial"/>
-          <w:sz w:val="20"/>
-        </w:rPr>
-        <w:t>REST</w:t>
-      </w:r>
-      <w:r>
-        <w:rPr>
-          <w:rFonts w:ascii="Arial" w:hAnsi="Arial" w:cs="Arial"/>
-          <w:sz w:val="20"/>
-        </w:rPr>
-        <w:t xml:space="preserve"> contracts, adding API gateway patterns via </w:t>
-      </w:r>
-      <w:r>
-        <w:rPr>
-          <w:rStyle w:val="Strong"/>
-          <w:rFonts w:ascii="Arial" w:hAnsi="Arial" w:cs="Arial"/>
-          <w:sz w:val="20"/>
-        </w:rPr>
-        <w:t>API Gateway</w:t>
-      </w:r>
-      <w:r>
-        <w:rPr>
-          <w:rFonts w:ascii="Arial" w:hAnsi="Arial" w:cs="Arial"/>
-          <w:sz w:val="20"/>
-        </w:rPr>
-        <w:t xml:space="preserve"> and rate limiting for cost control.</w:t>
+          <w:sz w:val="16"/>
+        </w:rPr>
+      </w:pPr>
+      <w:r>
+        <w:rPr>
+          <w:rFonts w:ascii="Arial" w:hAnsi="Arial" w:cs="Arial"/>
+          <w:sz w:val="16"/>
+        </w:rPr>
+        <w:t xml:space="preserve">Built and operated </w:t>
+      </w:r>
+      <w:r>
+        <w:rPr>
+          <w:rStyle w:val="Strong"/>
+          <w:rFonts w:ascii="Arial" w:hAnsi="Arial" w:cs="Arial"/>
+          <w:sz w:val="16"/>
+        </w:rPr>
+        <w:t>Python ML inference APIs</w:t>
+      </w:r>
+      <w:r>
+        <w:rPr>
+          <w:rFonts w:ascii="Arial" w:hAnsi="Arial" w:cs="Arial"/>
+          <w:sz w:val="16"/>
+        </w:rPr>
+        <w:t xml:space="preserve"> (service-to-service) with consistent request validation, </w:t>
+      </w:r>
+      <w:proofErr w:type="spellStart"/>
+      <w:r>
+        <w:rPr>
+          <w:rStyle w:val="Strong"/>
+          <w:rFonts w:ascii="Arial" w:hAnsi="Arial" w:cs="Arial"/>
+          <w:sz w:val="16"/>
+        </w:rPr>
+        <w:t>idempotency</w:t>
+      </w:r>
+      <w:proofErr w:type="spellEnd"/>
+      <w:r>
+        <w:rPr>
+          <w:rFonts w:ascii="Arial" w:hAnsi="Arial" w:cs="Arial"/>
+          <w:sz w:val="16"/>
+        </w:rPr>
+        <w:t xml:space="preserve">, and cost-aware rate limiting behind </w:t>
+      </w:r>
+      <w:r>
+        <w:rPr>
+          <w:rStyle w:val="Strong"/>
+          <w:rFonts w:ascii="Arial" w:hAnsi="Arial" w:cs="Arial"/>
+          <w:sz w:val="16"/>
+        </w:rPr>
+        <w:t>API Gateway/BFF</w:t>
+      </w:r>
+      <w:r>
+        <w:rPr>
+          <w:rFonts w:ascii="Arial" w:hAnsi="Arial" w:cs="Arial"/>
+          <w:sz w:val="16"/>
+        </w:rPr>
+        <w:t xml:space="preserve"> patterns.</w:t>
       </w:r>
     </w:p>
     <w:p>
@@ -2363,42 +2439,42 @@
         <w:pStyle w:val="NormalWeb"/>
         <w:numPr>
           <w:ilvl w:val="0"/>
-          <w:numId w:val="3"/>
+          <w:numId w:val="22"/>
         </w:numPr>
         <w:jc w:val="both"/>
         <w:rPr>
           <w:rFonts w:ascii="Arial" w:hAnsi="Arial" w:cs="Arial"/>
-          <w:sz w:val="20"/>
-        </w:rPr>
-      </w:pPr>
-      <w:r>
-        <w:rPr>
-          <w:rFonts w:ascii="Arial" w:hAnsi="Arial" w:cs="Arial"/>
-          <w:sz w:val="20"/>
-        </w:rPr>
-        <w:t xml:space="preserve">Deployed containerized services on </w:t>
-      </w:r>
-      <w:r>
-        <w:rPr>
-          <w:rStyle w:val="Strong"/>
-          <w:rFonts w:ascii="Arial" w:hAnsi="Arial" w:cs="Arial"/>
-          <w:sz w:val="20"/>
+          <w:sz w:val="16"/>
+        </w:rPr>
+      </w:pPr>
+      <w:r>
+        <w:rPr>
+          <w:rFonts w:ascii="Arial" w:hAnsi="Arial" w:cs="Arial"/>
+          <w:sz w:val="16"/>
+        </w:rPr>
+        <w:t xml:space="preserve">Deployed containerized ML services on </w:t>
+      </w:r>
+      <w:r>
+        <w:rPr>
+          <w:rStyle w:val="Strong"/>
+          <w:rFonts w:ascii="Arial" w:hAnsi="Arial" w:cs="Arial"/>
+          <w:sz w:val="16"/>
         </w:rPr>
         <w:t>EKS</w:t>
       </w:r>
       <w:r>
         <w:rPr>
           <w:rFonts w:ascii="Arial" w:hAnsi="Arial" w:cs="Arial"/>
-          <w:sz w:val="20"/>
-        </w:rPr>
-        <w:t xml:space="preserve"> with </w:t>
-      </w:r>
-      <w:proofErr w:type="spellStart"/>
-      <w:r>
-        <w:rPr>
-          <w:rStyle w:val="Strong"/>
-          <w:rFonts w:ascii="Arial" w:hAnsi="Arial" w:cs="Arial"/>
-          <w:sz w:val="20"/>
+          <w:sz w:val="16"/>
+        </w:rPr>
+        <w:t xml:space="preserve"> using </w:t>
+      </w:r>
+      <w:proofErr w:type="spellStart"/>
+      <w:r>
+        <w:rPr>
+          <w:rStyle w:val="Strong"/>
+          <w:rFonts w:ascii="Arial" w:hAnsi="Arial" w:cs="Arial"/>
+          <w:sz w:val="16"/>
         </w:rPr>
         <w:t>Docker</w:t>
       </w:r>
@@ -2406,7 +2482,7 @@
       <w:r>
         <w:rPr>
           <w:rFonts w:ascii="Arial" w:hAnsi="Arial" w:cs="Arial"/>
-          <w:sz w:val="20"/>
+          <w:sz w:val="16"/>
         </w:rPr>
         <w:t xml:space="preserve">, </w:t>
       </w:r>
@@ -2415,7 +2491,7 @@
         <w:rPr>
           <w:rStyle w:val="Strong"/>
           <w:rFonts w:ascii="Arial" w:hAnsi="Arial" w:cs="Arial"/>
-          <w:sz w:val="20"/>
+          <w:sz w:val="16"/>
         </w:rPr>
         <w:t>Kubernetes</w:t>
       </w:r>
@@ -2423,7 +2499,7 @@
       <w:r>
         <w:rPr>
           <w:rFonts w:ascii="Arial" w:hAnsi="Arial" w:cs="Arial"/>
-          <w:sz w:val="20"/>
+          <w:sz w:val="16"/>
         </w:rPr>
         <w:t xml:space="preserve">, </w:t>
       </w:r>
@@ -2431,14 +2507,14 @@
         <w:rPr>
           <w:rStyle w:val="Strong"/>
           <w:rFonts w:ascii="Arial" w:hAnsi="Arial" w:cs="Arial"/>
-          <w:sz w:val="20"/>
+          <w:sz w:val="16"/>
         </w:rPr>
         <w:t>Helm</w:t>
       </w:r>
       <w:r>
         <w:rPr>
           <w:rFonts w:ascii="Arial" w:hAnsi="Arial" w:cs="Arial"/>
-          <w:sz w:val="20"/>
+          <w:sz w:val="16"/>
         </w:rPr>
         <w:t xml:space="preserve">, and </w:t>
       </w:r>
@@ -2446,23 +2522,23 @@
         <w:rPr>
           <w:rStyle w:val="Strong"/>
           <w:rFonts w:ascii="Arial" w:hAnsi="Arial" w:cs="Arial"/>
-          <w:sz w:val="20"/>
+          <w:sz w:val="16"/>
         </w:rPr>
         <w:t>Argo CD</w:t>
       </w:r>
       <w:r>
         <w:rPr>
           <w:rFonts w:ascii="Arial" w:hAnsi="Arial" w:cs="Arial"/>
-          <w:sz w:val="20"/>
-        </w:rPr>
-        <w:t xml:space="preserve"> using </w:t>
-      </w:r>
-      <w:proofErr w:type="spellStart"/>
-      <w:r>
-        <w:rPr>
-          <w:rStyle w:val="Strong"/>
-          <w:rFonts w:ascii="Arial" w:hAnsi="Arial" w:cs="Arial"/>
-          <w:sz w:val="20"/>
+          <w:sz w:val="16"/>
+        </w:rPr>
+        <w:t xml:space="preserve">, standardizing </w:t>
+      </w:r>
+      <w:proofErr w:type="spellStart"/>
+      <w:r>
+        <w:rPr>
+          <w:rStyle w:val="Strong"/>
+          <w:rFonts w:ascii="Arial" w:hAnsi="Arial" w:cs="Arial"/>
+          <w:sz w:val="16"/>
         </w:rPr>
         <w:t>GitOps</w:t>
       </w:r>
@@ -2470,9 +2546,9 @@
       <w:r>
         <w:rPr>
           <w:rFonts w:ascii="Arial" w:hAnsi="Arial" w:cs="Arial"/>
-          <w:sz w:val="20"/>
-        </w:rPr>
-        <w:t xml:space="preserve"> workflows for safe, repeatable rollouts.</w:t>
+          <w:sz w:val="16"/>
+        </w:rPr>
+        <w:t xml:space="preserve"> rollouts with safe rollback and progressive delivery.</w:t>
       </w:r>
     </w:p>
     <w:p>
@@ -2480,33 +2556,34 @@
         <w:pStyle w:val="NormalWeb"/>
         <w:numPr>
           <w:ilvl w:val="0"/>
-          <w:numId w:val="3"/>
+          <w:numId w:val="22"/>
         </w:numPr>
         <w:jc w:val="both"/>
         <w:rPr>
           <w:rFonts w:ascii="Arial" w:hAnsi="Arial" w:cs="Arial"/>
-          <w:sz w:val="20"/>
-        </w:rPr>
-      </w:pPr>
-      <w:r>
-        <w:rPr>
-          <w:rFonts w:ascii="Arial" w:hAnsi="Arial" w:cs="Arial"/>
-          <w:sz w:val="20"/>
-        </w:rPr>
+          <w:sz w:val="16"/>
+        </w:rPr>
+      </w:pPr>
+      <w:r>
+        <w:rPr>
+          <w:rFonts w:ascii="Arial" w:hAnsi="Arial" w:cs="Arial"/>
+          <w:sz w:val="16"/>
+        </w:rPr>
+        <w:lastRenderedPageBreak/>
         <w:t xml:space="preserve">Ran mixed compute workloads across </w:t>
       </w:r>
       <w:r>
         <w:rPr>
           <w:rStyle w:val="Strong"/>
           <w:rFonts w:ascii="Arial" w:hAnsi="Arial" w:cs="Arial"/>
-          <w:sz w:val="20"/>
+          <w:sz w:val="16"/>
         </w:rPr>
         <w:t>ECS</w:t>
       </w:r>
       <w:r>
         <w:rPr>
           <w:rFonts w:ascii="Arial" w:hAnsi="Arial" w:cs="Arial"/>
-          <w:sz w:val="20"/>
+          <w:sz w:val="16"/>
         </w:rPr>
         <w:t xml:space="preserve">, </w:t>
       </w:r>
@@ -2514,14 +2591,14 @@
         <w:rPr>
           <w:rStyle w:val="Strong"/>
           <w:rFonts w:ascii="Arial" w:hAnsi="Arial" w:cs="Arial"/>
-          <w:sz w:val="20"/>
+          <w:sz w:val="16"/>
         </w:rPr>
         <w:t>EC2</w:t>
       </w:r>
       <w:r>
         <w:rPr>
           <w:rFonts w:ascii="Arial" w:hAnsi="Arial" w:cs="Arial"/>
-          <w:sz w:val="20"/>
+          <w:sz w:val="16"/>
         </w:rPr>
         <w:t xml:space="preserve">, and </w:t>
       </w:r>
@@ -2529,14 +2606,14 @@
         <w:rPr>
           <w:rStyle w:val="Strong"/>
           <w:rFonts w:ascii="Arial" w:hAnsi="Arial" w:cs="Arial"/>
-          <w:sz w:val="20"/>
+          <w:sz w:val="16"/>
         </w:rPr>
         <w:t>Lambda</w:t>
       </w:r>
       <w:r>
         <w:rPr>
           <w:rFonts w:ascii="Arial" w:hAnsi="Arial" w:cs="Arial"/>
-          <w:sz w:val="20"/>
+          <w:sz w:val="16"/>
         </w:rPr>
         <w:t xml:space="preserve">, choosing the right execution model for batch ingestion, </w:t>
       </w:r>
@@ -2544,7 +2621,7 @@
       <w:r>
         <w:rPr>
           <w:rFonts w:ascii="Arial" w:hAnsi="Arial" w:cs="Arial"/>
-          <w:sz w:val="20"/>
+          <w:sz w:val="16"/>
         </w:rPr>
         <w:t>bursty</w:t>
       </w:r>
@@ -2552,9 +2629,9 @@
       <w:r>
         <w:rPr>
           <w:rFonts w:ascii="Arial" w:hAnsi="Arial" w:cs="Arial"/>
-          <w:sz w:val="20"/>
-        </w:rPr>
-        <w:t xml:space="preserve"> inference, and always-on APIs.</w:t>
+          <w:sz w:val="16"/>
+        </w:rPr>
+        <w:t xml:space="preserve"> inference, and always-on low-latency APIs.</w:t>
       </w:r>
     </w:p>
     <w:p>
@@ -2562,51 +2639,50 @@
         <w:pStyle w:val="NormalWeb"/>
         <w:numPr>
           <w:ilvl w:val="0"/>
-          <w:numId w:val="3"/>
+          <w:numId w:val="22"/>
         </w:numPr>
         <w:jc w:val="both"/>
         <w:rPr>
           <w:rFonts w:ascii="Arial" w:hAnsi="Arial" w:cs="Arial"/>
-          <w:sz w:val="20"/>
-        </w:rPr>
-      </w:pPr>
-      <w:r>
-        <w:rPr>
-          <w:rFonts w:ascii="Arial" w:hAnsi="Arial" w:cs="Arial"/>
-          <w:sz w:val="20"/>
-        </w:rPr>
-        <w:lastRenderedPageBreak/>
+          <w:sz w:val="16"/>
+        </w:rPr>
+      </w:pPr>
+      <w:r>
+        <w:rPr>
+          <w:rFonts w:ascii="Arial" w:hAnsi="Arial" w:cs="Arial"/>
+          <w:sz w:val="16"/>
+        </w:rPr>
         <w:t xml:space="preserve">Implemented secure-by-default access using </w:t>
       </w:r>
       <w:r>
         <w:rPr>
           <w:rStyle w:val="Strong"/>
           <w:rFonts w:ascii="Arial" w:hAnsi="Arial" w:cs="Arial"/>
-          <w:sz w:val="20"/>
-        </w:rPr>
-        <w:t>IAM</w:t>
-      </w:r>
-      <w:r>
-        <w:rPr>
-          <w:rFonts w:ascii="Arial" w:hAnsi="Arial" w:cs="Arial"/>
-          <w:sz w:val="20"/>
-        </w:rPr>
-        <w:t xml:space="preserve"> least-privilege, secrets management patterns, and full </w:t>
-      </w:r>
-      <w:r>
-        <w:rPr>
-          <w:rStyle w:val="Strong"/>
-          <w:rFonts w:ascii="Arial" w:hAnsi="Arial" w:cs="Arial"/>
-          <w:sz w:val="20"/>
+          <w:sz w:val="16"/>
+        </w:rPr>
+        <w:t>IAM least-privilege</w:t>
+      </w:r>
+      <w:r>
+        <w:rPr>
+          <w:rFonts w:ascii="Arial" w:hAnsi="Arial" w:cs="Arial"/>
+          <w:sz w:val="16"/>
+        </w:rPr>
+        <w:t xml:space="preserve">, secrets management patterns, and </w:t>
+      </w:r>
+      <w:r>
+        <w:rPr>
+          <w:rStyle w:val="Strong"/>
+          <w:rFonts w:ascii="Arial" w:hAnsi="Arial" w:cs="Arial"/>
+          <w:sz w:val="16"/>
         </w:rPr>
         <w:t>audit logging</w:t>
       </w:r>
       <w:r>
         <w:rPr>
           <w:rFonts w:ascii="Arial" w:hAnsi="Arial" w:cs="Arial"/>
-          <w:sz w:val="20"/>
-        </w:rPr>
-        <w:t xml:space="preserve"> for sensitive prompt/document flows.</w:t>
+          <w:sz w:val="16"/>
+        </w:rPr>
+        <w:t xml:space="preserve"> for sensitive document and prompt flows.</w:t>
       </w:r>
     </w:p>
     <w:p>
@@ -2614,18 +2690,18 @@
         <w:pStyle w:val="NormalWeb"/>
         <w:numPr>
           <w:ilvl w:val="0"/>
-          <w:numId w:val="3"/>
+          <w:numId w:val="22"/>
         </w:numPr>
         <w:jc w:val="both"/>
         <w:rPr>
           <w:rFonts w:ascii="Arial" w:hAnsi="Arial" w:cs="Arial"/>
-          <w:sz w:val="20"/>
-        </w:rPr>
-      </w:pPr>
-      <w:r>
-        <w:rPr>
-          <w:rFonts w:ascii="Arial" w:hAnsi="Arial" w:cs="Arial"/>
-          <w:sz w:val="20"/>
+          <w:sz w:val="16"/>
+        </w:rPr>
+      </w:pPr>
+      <w:r>
+        <w:rPr>
+          <w:rFonts w:ascii="Arial" w:hAnsi="Arial" w:cs="Arial"/>
+          <w:sz w:val="16"/>
         </w:rPr>
         <w:t xml:space="preserve">Shipped authentication using </w:t>
       </w:r>
@@ -2633,14 +2709,14 @@
         <w:rPr>
           <w:rStyle w:val="Strong"/>
           <w:rFonts w:ascii="Arial" w:hAnsi="Arial" w:cs="Arial"/>
-          <w:sz w:val="20"/>
+          <w:sz w:val="16"/>
         </w:rPr>
         <w:t>OAuth2</w:t>
       </w:r>
       <w:r>
         <w:rPr>
           <w:rFonts w:ascii="Arial" w:hAnsi="Arial" w:cs="Arial"/>
-          <w:sz w:val="20"/>
+          <w:sz w:val="16"/>
         </w:rPr>
         <w:t xml:space="preserve">, </w:t>
       </w:r>
@@ -2649,7 +2725,7 @@
         <w:rPr>
           <w:rStyle w:val="Strong"/>
           <w:rFonts w:ascii="Arial" w:hAnsi="Arial" w:cs="Arial"/>
-          <w:sz w:val="20"/>
+          <w:sz w:val="16"/>
         </w:rPr>
         <w:t>OpenID</w:t>
       </w:r>
@@ -2658,14 +2734,14 @@
         <w:rPr>
           <w:rStyle w:val="Strong"/>
           <w:rFonts w:ascii="Arial" w:hAnsi="Arial" w:cs="Arial"/>
-          <w:sz w:val="20"/>
+          <w:sz w:val="16"/>
         </w:rPr>
         <w:t xml:space="preserve"> Connect</w:t>
       </w:r>
       <w:r>
         <w:rPr>
           <w:rFonts w:ascii="Arial" w:hAnsi="Arial" w:cs="Arial"/>
-          <w:sz w:val="20"/>
+          <w:sz w:val="16"/>
         </w:rPr>
         <w:t xml:space="preserve">, and </w:t>
       </w:r>
@@ -2673,14 +2749,14 @@
         <w:rPr>
           <w:rStyle w:val="Strong"/>
           <w:rFonts w:ascii="Arial" w:hAnsi="Arial" w:cs="Arial"/>
-          <w:sz w:val="20"/>
+          <w:sz w:val="16"/>
         </w:rPr>
         <w:t>JWT</w:t>
       </w:r>
       <w:r>
         <w:rPr>
           <w:rFonts w:ascii="Arial" w:hAnsi="Arial" w:cs="Arial"/>
-          <w:sz w:val="20"/>
+          <w:sz w:val="16"/>
         </w:rPr>
         <w:t xml:space="preserve">, integrating </w:t>
       </w:r>
@@ -2689,7 +2765,7 @@
         <w:rPr>
           <w:rStyle w:val="Strong"/>
           <w:rFonts w:ascii="Arial" w:hAnsi="Arial" w:cs="Arial"/>
-          <w:sz w:val="20"/>
+          <w:sz w:val="16"/>
         </w:rPr>
         <w:t>Okta</w:t>
       </w:r>
@@ -2697,7 +2773,7 @@
       <w:r>
         <w:rPr>
           <w:rFonts w:ascii="Arial" w:hAnsi="Arial" w:cs="Arial"/>
-          <w:sz w:val="20"/>
+          <w:sz w:val="16"/>
         </w:rPr>
         <w:t xml:space="preserve">, </w:t>
       </w:r>
@@ -2705,14 +2781,14 @@
         <w:rPr>
           <w:rStyle w:val="Strong"/>
           <w:rFonts w:ascii="Arial" w:hAnsi="Arial" w:cs="Arial"/>
-          <w:sz w:val="20"/>
+          <w:sz w:val="16"/>
         </w:rPr>
         <w:t>Auth0</w:t>
       </w:r>
       <w:r>
         <w:rPr>
           <w:rFonts w:ascii="Arial" w:hAnsi="Arial" w:cs="Arial"/>
-          <w:sz w:val="20"/>
+          <w:sz w:val="16"/>
         </w:rPr>
         <w:t xml:space="preserve">, and </w:t>
       </w:r>
@@ -2720,7 +2796,7 @@
         <w:rPr>
           <w:rStyle w:val="Strong"/>
           <w:rFonts w:ascii="Arial" w:hAnsi="Arial" w:cs="Arial"/>
-          <w:sz w:val="20"/>
+          <w:sz w:val="16"/>
         </w:rPr>
         <w:t xml:space="preserve">AWS </w:t>
       </w:r>
@@ -2729,7 +2805,7 @@
         <w:rPr>
           <w:rStyle w:val="Strong"/>
           <w:rFonts w:ascii="Arial" w:hAnsi="Arial" w:cs="Arial"/>
-          <w:sz w:val="20"/>
+          <w:sz w:val="16"/>
         </w:rPr>
         <w:t>Cognito</w:t>
       </w:r>
@@ -2737,9 +2813,9 @@
       <w:r>
         <w:rPr>
           <w:rFonts w:ascii="Arial" w:hAnsi="Arial" w:cs="Arial"/>
-          <w:sz w:val="20"/>
-        </w:rPr>
-        <w:t xml:space="preserve"> based on tenant requirements.</w:t>
+          <w:sz w:val="16"/>
+        </w:rPr>
+        <w:t xml:space="preserve"> to support multi-tenant requirements.</w:t>
       </w:r>
     </w:p>
     <w:p>
@@ -2747,18 +2823,18 @@
         <w:pStyle w:val="NormalWeb"/>
         <w:numPr>
           <w:ilvl w:val="0"/>
-          <w:numId w:val="3"/>
+          <w:numId w:val="22"/>
         </w:numPr>
         <w:jc w:val="both"/>
         <w:rPr>
           <w:rFonts w:ascii="Arial" w:hAnsi="Arial" w:cs="Arial"/>
-          <w:sz w:val="20"/>
-        </w:rPr>
-      </w:pPr>
-      <w:r>
-        <w:rPr>
-          <w:rFonts w:ascii="Arial" w:hAnsi="Arial" w:cs="Arial"/>
-          <w:sz w:val="20"/>
+          <w:sz w:val="16"/>
+        </w:rPr>
+      </w:pPr>
+      <w:r>
+        <w:rPr>
+          <w:rFonts w:ascii="Arial" w:hAnsi="Arial" w:cs="Arial"/>
+          <w:sz w:val="16"/>
         </w:rPr>
         <w:t xml:space="preserve">Built end-to-end </w:t>
       </w:r>
@@ -2766,7 +2842,7 @@
       <w:r>
         <w:rPr>
           <w:rFonts w:ascii="Arial" w:hAnsi="Arial" w:cs="Arial"/>
-          <w:sz w:val="20"/>
+          <w:sz w:val="16"/>
         </w:rPr>
         <w:t>observability</w:t>
       </w:r>
@@ -2774,7 +2850,7 @@
       <w:r>
         <w:rPr>
           <w:rFonts w:ascii="Arial" w:hAnsi="Arial" w:cs="Arial"/>
-          <w:sz w:val="20"/>
+          <w:sz w:val="16"/>
         </w:rPr>
         <w:t xml:space="preserve"> with </w:t>
       </w:r>
@@ -2783,7 +2859,7 @@
         <w:rPr>
           <w:rStyle w:val="Strong"/>
           <w:rFonts w:ascii="Arial" w:hAnsi="Arial" w:cs="Arial"/>
-          <w:sz w:val="20"/>
+          <w:sz w:val="16"/>
         </w:rPr>
         <w:t>OpenTelemetry</w:t>
       </w:r>
@@ -2791,7 +2867,7 @@
       <w:r>
         <w:rPr>
           <w:rFonts w:ascii="Arial" w:hAnsi="Arial" w:cs="Arial"/>
-          <w:sz w:val="20"/>
+          <w:sz w:val="16"/>
         </w:rPr>
         <w:t xml:space="preserve"> traces and structured logs exported to </w:t>
       </w:r>
@@ -2800,7 +2876,7 @@
         <w:rPr>
           <w:rStyle w:val="Strong"/>
           <w:rFonts w:ascii="Arial" w:hAnsi="Arial" w:cs="Arial"/>
-          <w:sz w:val="20"/>
+          <w:sz w:val="16"/>
         </w:rPr>
         <w:t>Datadog</w:t>
       </w:r>
@@ -2808,7 +2884,7 @@
       <w:r>
         <w:rPr>
           <w:rFonts w:ascii="Arial" w:hAnsi="Arial" w:cs="Arial"/>
-          <w:sz w:val="20"/>
+          <w:sz w:val="16"/>
         </w:rPr>
         <w:t xml:space="preserve">, plus service health panels in </w:t>
       </w:r>
@@ -2817,7 +2893,7 @@
         <w:rPr>
           <w:rStyle w:val="Strong"/>
           <w:rFonts w:ascii="Arial" w:hAnsi="Arial" w:cs="Arial"/>
-          <w:sz w:val="20"/>
+          <w:sz w:val="16"/>
         </w:rPr>
         <w:t>Grafana</w:t>
       </w:r>
@@ -2825,7 +2901,7 @@
       <w:r>
         <w:rPr>
           <w:rFonts w:ascii="Arial" w:hAnsi="Arial" w:cs="Arial"/>
-          <w:sz w:val="20"/>
+          <w:sz w:val="16"/>
         </w:rPr>
         <w:t xml:space="preserve"> for faster triage.</w:t>
       </w:r>
@@ -2835,18 +2911,18 @@
         <w:pStyle w:val="NormalWeb"/>
         <w:numPr>
           <w:ilvl w:val="0"/>
-          <w:numId w:val="3"/>
+          <w:numId w:val="22"/>
         </w:numPr>
         <w:jc w:val="both"/>
         <w:rPr>
           <w:rFonts w:ascii="Arial" w:hAnsi="Arial" w:cs="Arial"/>
-          <w:sz w:val="20"/>
-        </w:rPr>
-      </w:pPr>
-      <w:r>
-        <w:rPr>
-          <w:rFonts w:ascii="Arial" w:hAnsi="Arial" w:cs="Arial"/>
-          <w:sz w:val="20"/>
+          <w:sz w:val="16"/>
+        </w:rPr>
+      </w:pPr>
+      <w:r>
+        <w:rPr>
+          <w:rFonts w:ascii="Arial" w:hAnsi="Arial" w:cs="Arial"/>
+          <w:sz w:val="16"/>
         </w:rPr>
         <w:t xml:space="preserve">Strengthened data architecture with </w:t>
       </w:r>
@@ -2854,14 +2930,14 @@
         <w:rPr>
           <w:rStyle w:val="Strong"/>
           <w:rFonts w:ascii="Arial" w:hAnsi="Arial" w:cs="Arial"/>
-          <w:sz w:val="20"/>
+          <w:sz w:val="16"/>
         </w:rPr>
         <w:t>RDS</w:t>
       </w:r>
       <w:r>
         <w:rPr>
           <w:rFonts w:ascii="Arial" w:hAnsi="Arial" w:cs="Arial"/>
-          <w:sz w:val="20"/>
+          <w:sz w:val="16"/>
         </w:rPr>
         <w:t xml:space="preserve"> for relational workloads and </w:t>
       </w:r>
@@ -2870,7 +2946,7 @@
         <w:rPr>
           <w:rStyle w:val="Strong"/>
           <w:rFonts w:ascii="Arial" w:hAnsi="Arial" w:cs="Arial"/>
-          <w:sz w:val="20"/>
+          <w:sz w:val="16"/>
         </w:rPr>
         <w:t>DynamoDB</w:t>
       </w:r>
@@ -2878,7 +2954,7 @@
       <w:r>
         <w:rPr>
           <w:rFonts w:ascii="Arial" w:hAnsi="Arial" w:cs="Arial"/>
-          <w:sz w:val="20"/>
+          <w:sz w:val="16"/>
         </w:rPr>
         <w:t xml:space="preserve"> for </w:t>
       </w:r>
@@ -2886,7 +2962,7 @@
       <w:r>
         <w:rPr>
           <w:rFonts w:ascii="Arial" w:hAnsi="Arial" w:cs="Arial"/>
-          <w:sz w:val="20"/>
+          <w:sz w:val="16"/>
         </w:rPr>
         <w:t>idempotency</w:t>
       </w:r>
@@ -2894,7 +2970,7 @@
       <w:r>
         <w:rPr>
           <w:rFonts w:ascii="Arial" w:hAnsi="Arial" w:cs="Arial"/>
-          <w:sz w:val="20"/>
+          <w:sz w:val="16"/>
         </w:rPr>
         <w:t xml:space="preserve"> keys, workflow state, and high-cardinality request metadata.</w:t>
       </w:r>
@@ -2904,18 +2980,18 @@
         <w:pStyle w:val="NormalWeb"/>
         <w:numPr>
           <w:ilvl w:val="0"/>
-          <w:numId w:val="3"/>
+          <w:numId w:val="22"/>
         </w:numPr>
         <w:jc w:val="both"/>
         <w:rPr>
           <w:rFonts w:ascii="Arial" w:hAnsi="Arial" w:cs="Arial"/>
-          <w:sz w:val="20"/>
-        </w:rPr>
-      </w:pPr>
-      <w:r>
-        <w:rPr>
-          <w:rFonts w:ascii="Arial" w:hAnsi="Arial" w:cs="Arial"/>
-          <w:sz w:val="20"/>
+          <w:sz w:val="16"/>
+        </w:rPr>
+      </w:pPr>
+      <w:r>
+        <w:rPr>
+          <w:rFonts w:ascii="Arial" w:hAnsi="Arial" w:cs="Arial"/>
+          <w:sz w:val="16"/>
         </w:rPr>
         <w:t xml:space="preserve">Implemented analytics exports into </w:t>
       </w:r>
@@ -2923,14 +2999,14 @@
         <w:rPr>
           <w:rStyle w:val="Strong"/>
           <w:rFonts w:ascii="Arial" w:hAnsi="Arial" w:cs="Arial"/>
-          <w:sz w:val="20"/>
+          <w:sz w:val="16"/>
         </w:rPr>
         <w:t>Redshift</w:t>
       </w:r>
       <w:r>
         <w:rPr>
           <w:rFonts w:ascii="Arial" w:hAnsi="Arial" w:cs="Arial"/>
-          <w:sz w:val="20"/>
+          <w:sz w:val="16"/>
         </w:rPr>
         <w:t xml:space="preserve"> and integrated event/usage pipelines into </w:t>
       </w:r>
@@ -2939,7 +3015,7 @@
         <w:rPr>
           <w:rStyle w:val="Strong"/>
           <w:rFonts w:ascii="Arial" w:hAnsi="Arial" w:cs="Arial"/>
-          <w:sz w:val="20"/>
+          <w:sz w:val="16"/>
         </w:rPr>
         <w:t>BigQuery</w:t>
       </w:r>
@@ -2947,7 +3023,7 @@
       <w:r>
         <w:rPr>
           <w:rFonts w:ascii="Arial" w:hAnsi="Arial" w:cs="Arial"/>
-          <w:sz w:val="20"/>
+          <w:sz w:val="16"/>
         </w:rPr>
         <w:t xml:space="preserve"> for product reporting and retrieval-quality analysis.</w:t>
       </w:r>
@@ -2957,18 +3033,18 @@
         <w:pStyle w:val="NormalWeb"/>
         <w:numPr>
           <w:ilvl w:val="0"/>
-          <w:numId w:val="3"/>
+          <w:numId w:val="22"/>
         </w:numPr>
         <w:jc w:val="both"/>
         <w:rPr>
           <w:rFonts w:ascii="Arial" w:hAnsi="Arial" w:cs="Arial"/>
-          <w:sz w:val="20"/>
-        </w:rPr>
-      </w:pPr>
-      <w:r>
-        <w:rPr>
-          <w:rFonts w:ascii="Arial" w:hAnsi="Arial" w:cs="Arial"/>
-          <w:sz w:val="20"/>
+          <w:sz w:val="16"/>
+        </w:rPr>
+      </w:pPr>
+      <w:r>
+        <w:rPr>
+          <w:rFonts w:ascii="Arial" w:hAnsi="Arial" w:cs="Arial"/>
+          <w:sz w:val="16"/>
         </w:rPr>
         <w:t xml:space="preserve">Delivered release safety with </w:t>
       </w:r>
@@ -2977,7 +3053,7 @@
         <w:rPr>
           <w:rStyle w:val="Strong"/>
           <w:rFonts w:ascii="Arial" w:hAnsi="Arial" w:cs="Arial"/>
-          <w:sz w:val="20"/>
+          <w:sz w:val="16"/>
         </w:rPr>
         <w:t>GitHub</w:t>
       </w:r>
@@ -2986,14 +3062,14 @@
         <w:rPr>
           <w:rStyle w:val="Strong"/>
           <w:rFonts w:ascii="Arial" w:hAnsi="Arial" w:cs="Arial"/>
-          <w:sz w:val="20"/>
+          <w:sz w:val="16"/>
         </w:rPr>
         <w:t xml:space="preserve"> Actions</w:t>
       </w:r>
       <w:r>
         <w:rPr>
           <w:rFonts w:ascii="Arial" w:hAnsi="Arial" w:cs="Arial"/>
-          <w:sz w:val="20"/>
+          <w:sz w:val="16"/>
         </w:rPr>
         <w:t xml:space="preserve"> and </w:t>
       </w:r>
@@ -3002,7 +3078,7 @@
         <w:rPr>
           <w:rStyle w:val="Strong"/>
           <w:rFonts w:ascii="Arial" w:hAnsi="Arial" w:cs="Arial"/>
-          <w:sz w:val="20"/>
+          <w:sz w:val="16"/>
         </w:rPr>
         <w:t>GitLab</w:t>
       </w:r>
@@ -3011,31 +3087,31 @@
         <w:rPr>
           <w:rStyle w:val="Strong"/>
           <w:rFonts w:ascii="Arial" w:hAnsi="Arial" w:cs="Arial"/>
-          <w:sz w:val="20"/>
+          <w:sz w:val="16"/>
         </w:rPr>
         <w:t xml:space="preserve"> CI</w:t>
       </w:r>
       <w:r>
         <w:rPr>
           <w:rFonts w:ascii="Arial" w:hAnsi="Arial" w:cs="Arial"/>
-          <w:sz w:val="20"/>
-        </w:rPr>
-        <w:t xml:space="preserve"> pipelines, adding </w:t>
-      </w:r>
-      <w:r>
-        <w:rPr>
-          <w:rStyle w:val="Strong"/>
-          <w:rFonts w:ascii="Arial" w:hAnsi="Arial" w:cs="Arial"/>
-          <w:sz w:val="20"/>
-        </w:rPr>
-        <w:t>contract tests (Pact-style)</w:t>
-      </w:r>
-      <w:r>
-        <w:rPr>
-          <w:rFonts w:ascii="Arial" w:hAnsi="Arial" w:cs="Arial"/>
-          <w:sz w:val="20"/>
-        </w:rPr>
-        <w:t>, smoke tests, and staged canary rollouts.</w:t>
+          <w:sz w:val="16"/>
+        </w:rPr>
+        <w:t xml:space="preserve">, adding </w:t>
+      </w:r>
+      <w:r>
+        <w:rPr>
+          <w:rStyle w:val="Strong"/>
+          <w:rFonts w:ascii="Arial" w:hAnsi="Arial" w:cs="Arial"/>
+          <w:sz w:val="16"/>
+        </w:rPr>
+        <w:t>Pact-style contract tests</w:t>
+      </w:r>
+      <w:r>
+        <w:rPr>
+          <w:rFonts w:ascii="Arial" w:hAnsi="Arial" w:cs="Arial"/>
+          <w:sz w:val="16"/>
+        </w:rPr>
+        <w:t>, smoke tests, and staged canary rollouts for ML + API changes.</w:t>
       </w:r>
     </w:p>
     <w:p>
@@ -3087,26 +3163,41 @@
         <w:pStyle w:val="NormalWeb"/>
         <w:numPr>
           <w:ilvl w:val="0"/>
-          <w:numId w:val="5"/>
+          <w:numId w:val="26"/>
         </w:numPr>
         <w:jc w:val="both"/>
         <w:rPr>
           <w:rFonts w:ascii="Arial" w:hAnsi="Arial" w:cs="Arial"/>
-          <w:sz w:val="20"/>
-        </w:rPr>
-      </w:pPr>
-      <w:r>
-        <w:rPr>
-          <w:rFonts w:ascii="Arial" w:hAnsi="Arial" w:cs="Arial"/>
-          <w:sz w:val="20"/>
-        </w:rPr>
-        <w:t xml:space="preserve">Owned a Python analytics pipeline that converted noisy operational events into trusted datasets with validation, </w:t>
-      </w:r>
-      <w:proofErr w:type="spellStart"/>
-      <w:r>
-        <w:rPr>
-          <w:rFonts w:ascii="Arial" w:hAnsi="Arial" w:cs="Arial"/>
-          <w:sz w:val="20"/>
+          <w:sz w:val="18"/>
+        </w:rPr>
+      </w:pPr>
+      <w:r>
+        <w:rPr>
+          <w:rFonts w:ascii="Arial" w:hAnsi="Arial" w:cs="Arial"/>
+          <w:sz w:val="18"/>
+        </w:rPr>
+        <w:t xml:space="preserve">Owned a </w:t>
+      </w:r>
+      <w:r>
+        <w:rPr>
+          <w:rStyle w:val="Strong"/>
+          <w:rFonts w:ascii="Arial" w:hAnsi="Arial" w:cs="Arial"/>
+          <w:sz w:val="18"/>
+        </w:rPr>
+        <w:t>Python analytics pipeline</w:t>
+      </w:r>
+      <w:r>
+        <w:rPr>
+          <w:rFonts w:ascii="Arial" w:hAnsi="Arial" w:cs="Arial"/>
+          <w:sz w:val="18"/>
+        </w:rPr>
+        <w:t xml:space="preserve"> that converted noisy operational events into trusted datasets with validation, </w:t>
+      </w:r>
+      <w:proofErr w:type="spellStart"/>
+      <w:r>
+        <w:rPr>
+          <w:rFonts w:ascii="Arial" w:hAnsi="Arial" w:cs="Arial"/>
+          <w:sz w:val="18"/>
         </w:rPr>
         <w:t>dedupe</w:t>
       </w:r>
@@ -3114,9 +3205,9 @@
       <w:r>
         <w:rPr>
           <w:rFonts w:ascii="Arial" w:hAnsi="Arial" w:cs="Arial"/>
-          <w:sz w:val="20"/>
-        </w:rPr>
-        <w:t>, and anomaly checks before downstream consumption.</w:t>
+          <w:sz w:val="18"/>
+        </w:rPr>
+        <w:t>, and anomaly checks before downstream consumption and model/evaluation use.</w:t>
       </w:r>
     </w:p>
     <w:p>
@@ -3124,35 +3215,35 @@
         <w:pStyle w:val="NormalWeb"/>
         <w:numPr>
           <w:ilvl w:val="0"/>
-          <w:numId w:val="5"/>
+          <w:numId w:val="26"/>
         </w:numPr>
         <w:jc w:val="both"/>
         <w:rPr>
           <w:rFonts w:ascii="Arial" w:hAnsi="Arial" w:cs="Arial"/>
-          <w:sz w:val="20"/>
-        </w:rPr>
-      </w:pPr>
-      <w:r>
-        <w:rPr>
-          <w:rFonts w:ascii="Arial" w:hAnsi="Arial" w:cs="Arial"/>
-          <w:sz w:val="20"/>
-        </w:rPr>
-        <w:t xml:space="preserve">Built API services in </w:t>
-      </w:r>
-      <w:r>
-        <w:rPr>
-          <w:rStyle w:val="Strong"/>
-          <w:rFonts w:ascii="Arial" w:hAnsi="Arial" w:cs="Arial"/>
-          <w:sz w:val="20"/>
-        </w:rPr>
-        <w:t>Node.js</w:t>
-      </w:r>
-      <w:r>
-        <w:rPr>
-          <w:rFonts w:ascii="Arial" w:hAnsi="Arial" w:cs="Arial"/>
-          <w:sz w:val="20"/>
-        </w:rPr>
-        <w:t xml:space="preserve"> with consistent pagination, filtering, and error contracts, reducing client-side complexity and tightening product behavior.</w:t>
+          <w:sz w:val="18"/>
+        </w:rPr>
+      </w:pPr>
+      <w:r>
+        <w:rPr>
+          <w:rFonts w:ascii="Arial" w:hAnsi="Arial" w:cs="Arial"/>
+          <w:sz w:val="18"/>
+        </w:rPr>
+        <w:t xml:space="preserve">Built </w:t>
+      </w:r>
+      <w:r>
+        <w:rPr>
+          <w:rStyle w:val="Strong"/>
+          <w:rFonts w:ascii="Arial" w:hAnsi="Arial" w:cs="Arial"/>
+          <w:sz w:val="18"/>
+        </w:rPr>
+        <w:t>Python-backed API services</w:t>
+      </w:r>
+      <w:r>
+        <w:rPr>
+          <w:rFonts w:ascii="Arial" w:hAnsi="Arial" w:cs="Arial"/>
+          <w:sz w:val="18"/>
+        </w:rPr>
+        <w:t xml:space="preserve"> using consistent pagination, filtering, and error contracts to reduce client complexity and tighten product behavior.</w:t>
       </w:r>
     </w:p>
     <w:p>
@@ -3160,26 +3251,27 @@
         <w:pStyle w:val="NormalWeb"/>
         <w:numPr>
           <w:ilvl w:val="0"/>
-          <w:numId w:val="5"/>
+          <w:numId w:val="26"/>
         </w:numPr>
         <w:jc w:val="both"/>
         <w:rPr>
           <w:rFonts w:ascii="Arial" w:hAnsi="Arial" w:cs="Arial"/>
-          <w:sz w:val="20"/>
-        </w:rPr>
-      </w:pPr>
-      <w:r>
-        <w:rPr>
-          <w:rFonts w:ascii="Arial" w:hAnsi="Arial" w:cs="Arial"/>
-          <w:sz w:val="20"/>
+          <w:sz w:val="18"/>
+        </w:rPr>
+      </w:pPr>
+      <w:r>
+        <w:rPr>
+          <w:rFonts w:ascii="Arial" w:hAnsi="Arial" w:cs="Arial"/>
+          <w:sz w:val="18"/>
         </w:rPr>
         <w:t xml:space="preserve">Implemented background processing with retry-safe </w:t>
       </w:r>
       <w:proofErr w:type="spellStart"/>
       <w:r>
         <w:rPr>
-          <w:rFonts w:ascii="Arial" w:hAnsi="Arial" w:cs="Arial"/>
-          <w:sz w:val="20"/>
+          <w:rStyle w:val="Strong"/>
+          <w:rFonts w:ascii="Arial" w:hAnsi="Arial" w:cs="Arial"/>
+          <w:sz w:val="18"/>
         </w:rPr>
         <w:t>idempotency</w:t>
       </w:r>
@@ -3187,24 +3279,39 @@
       <w:r>
         <w:rPr>
           <w:rFonts w:ascii="Arial" w:hAnsi="Arial" w:cs="Arial"/>
-          <w:sz w:val="20"/>
-        </w:rPr>
-        <w:t xml:space="preserve">, DLQ handling, and visibility into queue depth using </w:t>
-      </w:r>
-      <w:r>
-        <w:rPr>
-          <w:rStyle w:val="Strong"/>
-          <w:rFonts w:ascii="Arial" w:hAnsi="Arial" w:cs="Arial"/>
-          <w:sz w:val="20"/>
+          <w:sz w:val="18"/>
+        </w:rPr>
+        <w:t xml:space="preserve">, </w:t>
+      </w:r>
+      <w:r>
+        <w:rPr>
+          <w:rStyle w:val="Strong"/>
+          <w:rFonts w:ascii="Arial" w:hAnsi="Arial" w:cs="Arial"/>
+          <w:sz w:val="18"/>
+        </w:rPr>
+        <w:t>DLQ</w:t>
+      </w:r>
+      <w:r>
+        <w:rPr>
+          <w:rFonts w:ascii="Arial" w:hAnsi="Arial" w:cs="Arial"/>
+          <w:sz w:val="18"/>
+        </w:rPr>
+        <w:t xml:space="preserve"> handling, and visibility into queue depth using </w:t>
+      </w:r>
+      <w:r>
+        <w:rPr>
+          <w:rStyle w:val="Strong"/>
+          <w:rFonts w:ascii="Arial" w:hAnsi="Arial" w:cs="Arial"/>
+          <w:sz w:val="18"/>
         </w:rPr>
         <w:t>AWS SQS/SNS</w:t>
       </w:r>
       <w:r>
         <w:rPr>
           <w:rFonts w:ascii="Arial" w:hAnsi="Arial" w:cs="Arial"/>
-          <w:sz w:val="20"/>
-        </w:rPr>
-        <w:t xml:space="preserve"> metrics and alerts.</w:t>
+          <w:sz w:val="18"/>
+        </w:rPr>
+        <w:t xml:space="preserve"> metrics and alerting.</w:t>
       </w:r>
     </w:p>
     <w:p>
@@ -3212,18 +3319,18 @@
         <w:pStyle w:val="NormalWeb"/>
         <w:numPr>
           <w:ilvl w:val="0"/>
-          <w:numId w:val="5"/>
+          <w:numId w:val="26"/>
         </w:numPr>
         <w:jc w:val="both"/>
         <w:rPr>
           <w:rFonts w:ascii="Arial" w:hAnsi="Arial" w:cs="Arial"/>
-          <w:sz w:val="20"/>
-        </w:rPr>
-      </w:pPr>
-      <w:r>
-        <w:rPr>
-          <w:rFonts w:ascii="Arial" w:hAnsi="Arial" w:cs="Arial"/>
-          <w:sz w:val="20"/>
+          <w:sz w:val="18"/>
+        </w:rPr>
+      </w:pPr>
+      <w:r>
+        <w:rPr>
+          <w:rFonts w:ascii="Arial" w:hAnsi="Arial" w:cs="Arial"/>
+          <w:sz w:val="18"/>
         </w:rPr>
         <w:t xml:space="preserve">Optimized search and discovery flows by refining query patterns in </w:t>
       </w:r>
@@ -3232,7 +3339,7 @@
         <w:rPr>
           <w:rStyle w:val="Strong"/>
           <w:rFonts w:ascii="Arial" w:hAnsi="Arial" w:cs="Arial"/>
-          <w:sz w:val="20"/>
+          <w:sz w:val="18"/>
         </w:rPr>
         <w:t>PostgreSQL</w:t>
       </w:r>
@@ -3240,7 +3347,7 @@
       <w:r>
         <w:rPr>
           <w:rFonts w:ascii="Arial" w:hAnsi="Arial" w:cs="Arial"/>
-          <w:sz w:val="20"/>
+          <w:sz w:val="18"/>
         </w:rPr>
         <w:t xml:space="preserve"> and indexing high-value fields in </w:t>
       </w:r>
@@ -3249,7 +3356,7 @@
         <w:rPr>
           <w:rStyle w:val="Strong"/>
           <w:rFonts w:ascii="Arial" w:hAnsi="Arial" w:cs="Arial"/>
-          <w:sz w:val="20"/>
+          <w:sz w:val="18"/>
         </w:rPr>
         <w:t>Elasticsearch</w:t>
       </w:r>
@@ -3257,9 +3364,9 @@
       <w:r>
         <w:rPr>
           <w:rFonts w:ascii="Arial" w:hAnsi="Arial" w:cs="Arial"/>
-          <w:sz w:val="20"/>
-        </w:rPr>
-        <w:t xml:space="preserve"> for faster filtering at scale.</w:t>
+          <w:sz w:val="18"/>
+        </w:rPr>
+        <w:t xml:space="preserve"> for fast filtering at scale.</w:t>
       </w:r>
     </w:p>
     <w:p>
@@ -3267,18 +3374,18 @@
         <w:pStyle w:val="NormalWeb"/>
         <w:numPr>
           <w:ilvl w:val="0"/>
-          <w:numId w:val="5"/>
+          <w:numId w:val="26"/>
         </w:numPr>
         <w:jc w:val="both"/>
         <w:rPr>
           <w:rFonts w:ascii="Arial" w:hAnsi="Arial" w:cs="Arial"/>
-          <w:sz w:val="20"/>
-        </w:rPr>
-      </w:pPr>
-      <w:r>
-        <w:rPr>
-          <w:rFonts w:ascii="Arial" w:hAnsi="Arial" w:cs="Arial"/>
-          <w:sz w:val="20"/>
+          <w:sz w:val="18"/>
+        </w:rPr>
+      </w:pPr>
+      <w:r>
+        <w:rPr>
+          <w:rFonts w:ascii="Arial" w:hAnsi="Arial" w:cs="Arial"/>
+          <w:sz w:val="18"/>
         </w:rPr>
         <w:t xml:space="preserve">Added caching layers with </w:t>
       </w:r>
@@ -3287,7 +3394,7 @@
         <w:rPr>
           <w:rStyle w:val="Strong"/>
           <w:rFonts w:ascii="Arial" w:hAnsi="Arial" w:cs="Arial"/>
-          <w:sz w:val="20"/>
+          <w:sz w:val="18"/>
         </w:rPr>
         <w:t>Redis</w:t>
       </w:r>
@@ -3295,9 +3402,9 @@
       <w:r>
         <w:rPr>
           <w:rFonts w:ascii="Arial" w:hAnsi="Arial" w:cs="Arial"/>
-          <w:sz w:val="20"/>
-        </w:rPr>
-        <w:t xml:space="preserve"> to reduce repeated database reads and stabilize p95 latency during peak workloads.</w:t>
+          <w:sz w:val="18"/>
+        </w:rPr>
+        <w:t xml:space="preserve"> to reduce repeated reads, stabilize p95 latency, and protect core data stores during peak workloads.</w:t>
       </w:r>
     </w:p>
     <w:p>
@@ -3305,18 +3412,18 @@
         <w:pStyle w:val="NormalWeb"/>
         <w:numPr>
           <w:ilvl w:val="0"/>
-          <w:numId w:val="5"/>
+          <w:numId w:val="26"/>
         </w:numPr>
         <w:jc w:val="both"/>
         <w:rPr>
           <w:rFonts w:ascii="Arial" w:hAnsi="Arial" w:cs="Arial"/>
-          <w:sz w:val="20"/>
-        </w:rPr>
-      </w:pPr>
-      <w:r>
-        <w:rPr>
-          <w:rFonts w:ascii="Arial" w:hAnsi="Arial" w:cs="Arial"/>
-          <w:sz w:val="20"/>
+          <w:sz w:val="18"/>
+        </w:rPr>
+      </w:pPr>
+      <w:r>
+        <w:rPr>
+          <w:rFonts w:ascii="Arial" w:hAnsi="Arial" w:cs="Arial"/>
+          <w:sz w:val="18"/>
         </w:rPr>
         <w:t xml:space="preserve">Delivered workflow integrations using </w:t>
       </w:r>
@@ -3324,14 +3431,14 @@
         <w:rPr>
           <w:rStyle w:val="Strong"/>
           <w:rFonts w:ascii="Arial" w:hAnsi="Arial" w:cs="Arial"/>
-          <w:sz w:val="20"/>
+          <w:sz w:val="18"/>
         </w:rPr>
         <w:t>Kafka</w:t>
       </w:r>
       <w:r>
         <w:rPr>
           <w:rFonts w:ascii="Arial" w:hAnsi="Arial" w:cs="Arial"/>
-          <w:sz w:val="20"/>
+          <w:sz w:val="18"/>
         </w:rPr>
         <w:t xml:space="preserve"> for event streaming and </w:t>
       </w:r>
@@ -3340,7 +3447,7 @@
         <w:rPr>
           <w:rStyle w:val="Strong"/>
           <w:rFonts w:ascii="Arial" w:hAnsi="Arial" w:cs="Arial"/>
-          <w:sz w:val="20"/>
+          <w:sz w:val="18"/>
         </w:rPr>
         <w:t>RabbitMQ</w:t>
       </w:r>
@@ -3348,9 +3455,9 @@
       <w:r>
         <w:rPr>
           <w:rFonts w:ascii="Arial" w:hAnsi="Arial" w:cs="Arial"/>
-          <w:sz w:val="20"/>
-        </w:rPr>
-        <w:t xml:space="preserve"> for task routing in areas requiring explicit acknowledgments and controlled retries.</w:t>
+          <w:sz w:val="18"/>
+        </w:rPr>
+        <w:t xml:space="preserve"> for task routing where explicit acknowledgments and controlled retries were required.</w:t>
       </w:r>
     </w:p>
     <w:p>
@@ -3358,18 +3465,18 @@
         <w:pStyle w:val="NormalWeb"/>
         <w:numPr>
           <w:ilvl w:val="0"/>
-          <w:numId w:val="5"/>
+          <w:numId w:val="26"/>
         </w:numPr>
         <w:jc w:val="both"/>
         <w:rPr>
           <w:rFonts w:ascii="Arial" w:hAnsi="Arial" w:cs="Arial"/>
-          <w:sz w:val="20"/>
-        </w:rPr>
-      </w:pPr>
-      <w:r>
-        <w:rPr>
-          <w:rFonts w:ascii="Arial" w:hAnsi="Arial" w:cs="Arial"/>
-          <w:sz w:val="20"/>
+          <w:sz w:val="18"/>
+        </w:rPr>
+      </w:pPr>
+      <w:r>
+        <w:rPr>
+          <w:rFonts w:ascii="Arial" w:hAnsi="Arial" w:cs="Arial"/>
+          <w:sz w:val="18"/>
         </w:rPr>
         <w:t xml:space="preserve">Strengthened authentication and authorization with </w:t>
       </w:r>
@@ -3377,14 +3484,14 @@
         <w:rPr>
           <w:rStyle w:val="Strong"/>
           <w:rFonts w:ascii="Arial" w:hAnsi="Arial" w:cs="Arial"/>
-          <w:sz w:val="20"/>
+          <w:sz w:val="18"/>
         </w:rPr>
         <w:t>JWT</w:t>
       </w:r>
       <w:r>
         <w:rPr>
           <w:rFonts w:ascii="Arial" w:hAnsi="Arial" w:cs="Arial"/>
-          <w:sz w:val="20"/>
+          <w:sz w:val="18"/>
         </w:rPr>
         <w:t xml:space="preserve"> and </w:t>
       </w:r>
@@ -3392,14 +3499,14 @@
         <w:rPr>
           <w:rStyle w:val="Strong"/>
           <w:rFonts w:ascii="Arial" w:hAnsi="Arial" w:cs="Arial"/>
-          <w:sz w:val="20"/>
+          <w:sz w:val="18"/>
         </w:rPr>
         <w:t>RBAC/ABAC</w:t>
       </w:r>
       <w:r>
         <w:rPr>
           <w:rFonts w:ascii="Arial" w:hAnsi="Arial" w:cs="Arial"/>
-          <w:sz w:val="20"/>
+          <w:sz w:val="18"/>
         </w:rPr>
         <w:t>, ensuring sensitive actions were protected and consistently auditable.</w:t>
       </w:r>
@@ -3409,18 +3516,18 @@
         <w:pStyle w:val="NormalWeb"/>
         <w:numPr>
           <w:ilvl w:val="0"/>
-          <w:numId w:val="5"/>
+          <w:numId w:val="26"/>
         </w:numPr>
         <w:jc w:val="both"/>
         <w:rPr>
           <w:rFonts w:ascii="Arial" w:hAnsi="Arial" w:cs="Arial"/>
-          <w:sz w:val="20"/>
-        </w:rPr>
-      </w:pPr>
-      <w:r>
-        <w:rPr>
-          <w:rFonts w:ascii="Arial" w:hAnsi="Arial" w:cs="Arial"/>
-          <w:sz w:val="20"/>
+          <w:sz w:val="18"/>
+        </w:rPr>
+      </w:pPr>
+      <w:r>
+        <w:rPr>
+          <w:rFonts w:ascii="Arial" w:hAnsi="Arial" w:cs="Arial"/>
+          <w:sz w:val="18"/>
         </w:rPr>
         <w:t xml:space="preserve">Improved multi-environment reliability through </w:t>
       </w:r>
@@ -3429,7 +3536,7 @@
         <w:rPr>
           <w:rStyle w:val="Strong"/>
           <w:rFonts w:ascii="Arial" w:hAnsi="Arial" w:cs="Arial"/>
-          <w:sz w:val="20"/>
+          <w:sz w:val="18"/>
         </w:rPr>
         <w:t>Terraform</w:t>
       </w:r>
@@ -3437,7 +3544,7 @@
       <w:r>
         <w:rPr>
           <w:rFonts w:ascii="Arial" w:hAnsi="Arial" w:cs="Arial"/>
-          <w:sz w:val="20"/>
+          <w:sz w:val="18"/>
         </w:rPr>
         <w:t xml:space="preserve"> and targeted </w:t>
       </w:r>
@@ -3446,7 +3553,7 @@
         <w:rPr>
           <w:rStyle w:val="Strong"/>
           <w:rFonts w:ascii="Arial" w:hAnsi="Arial" w:cs="Arial"/>
-          <w:sz w:val="20"/>
+          <w:sz w:val="18"/>
         </w:rPr>
         <w:t>CloudFormation</w:t>
       </w:r>
@@ -3454,7 +3561,7 @@
       <w:r>
         <w:rPr>
           <w:rFonts w:ascii="Arial" w:hAnsi="Arial" w:cs="Arial"/>
-          <w:sz w:val="20"/>
+          <w:sz w:val="18"/>
         </w:rPr>
         <w:t xml:space="preserve"> modules that standardized infrastructure across staging and production.</w:t>
       </w:r>
@@ -3464,48 +3571,33 @@
         <w:pStyle w:val="NormalWeb"/>
         <w:numPr>
           <w:ilvl w:val="0"/>
-          <w:numId w:val="5"/>
+          <w:numId w:val="26"/>
         </w:numPr>
         <w:jc w:val="both"/>
         <w:rPr>
           <w:rFonts w:ascii="Arial" w:hAnsi="Arial" w:cs="Arial"/>
-          <w:sz w:val="20"/>
-        </w:rPr>
-      </w:pPr>
-      <w:r>
-        <w:rPr>
-          <w:rFonts w:ascii="Arial" w:hAnsi="Arial" w:cs="Arial"/>
-          <w:sz w:val="20"/>
-        </w:rPr>
-        <w:t xml:space="preserve">Rolled services onto </w:t>
-      </w:r>
-      <w:r>
-        <w:rPr>
-          <w:rStyle w:val="Strong"/>
-          <w:rFonts w:ascii="Arial" w:hAnsi="Arial" w:cs="Arial"/>
-          <w:sz w:val="20"/>
-        </w:rPr>
-        <w:t>AWS</w:t>
-      </w:r>
-      <w:r>
-        <w:rPr>
-          <w:rFonts w:ascii="Arial" w:hAnsi="Arial" w:cs="Arial"/>
-          <w:sz w:val="20"/>
-        </w:rPr>
-        <w:t xml:space="preserve"> compute primitives (</w:t>
-      </w:r>
-      <w:r>
-        <w:rPr>
-          <w:rStyle w:val="Strong"/>
-          <w:rFonts w:ascii="Arial" w:hAnsi="Arial" w:cs="Arial"/>
-          <w:sz w:val="20"/>
+          <w:sz w:val="18"/>
+        </w:rPr>
+      </w:pPr>
+      <w:r>
+        <w:rPr>
+          <w:rFonts w:ascii="Arial" w:hAnsi="Arial" w:cs="Arial"/>
+          <w:sz w:val="18"/>
+        </w:rPr>
+        <w:t>Rolled services onto AWS compute primitives (</w:t>
+      </w:r>
+      <w:r>
+        <w:rPr>
+          <w:rStyle w:val="Strong"/>
+          <w:rFonts w:ascii="Arial" w:hAnsi="Arial" w:cs="Arial"/>
+          <w:sz w:val="18"/>
         </w:rPr>
         <w:t>EC2</w:t>
       </w:r>
       <w:r>
         <w:rPr>
           <w:rFonts w:ascii="Arial" w:hAnsi="Arial" w:cs="Arial"/>
-          <w:sz w:val="20"/>
+          <w:sz w:val="18"/>
         </w:rPr>
         <w:t xml:space="preserve">, </w:t>
       </w:r>
@@ -3513,14 +3605,14 @@
         <w:rPr>
           <w:rStyle w:val="Strong"/>
           <w:rFonts w:ascii="Arial" w:hAnsi="Arial" w:cs="Arial"/>
-          <w:sz w:val="20"/>
+          <w:sz w:val="18"/>
         </w:rPr>
         <w:t>ECS</w:t>
       </w:r>
       <w:r>
         <w:rPr>
           <w:rFonts w:ascii="Arial" w:hAnsi="Arial" w:cs="Arial"/>
-          <w:sz w:val="20"/>
+          <w:sz w:val="18"/>
         </w:rPr>
         <w:t xml:space="preserve">) and aligned deployments with repeatable CI/CD gates using </w:t>
       </w:r>
@@ -3528,14 +3620,14 @@
         <w:rPr>
           <w:rStyle w:val="Strong"/>
           <w:rFonts w:ascii="Arial" w:hAnsi="Arial" w:cs="Arial"/>
-          <w:sz w:val="20"/>
+          <w:sz w:val="18"/>
         </w:rPr>
         <w:t>Jenkins</w:t>
       </w:r>
       <w:r>
         <w:rPr>
           <w:rFonts w:ascii="Arial" w:hAnsi="Arial" w:cs="Arial"/>
-          <w:sz w:val="20"/>
+          <w:sz w:val="18"/>
         </w:rPr>
         <w:t xml:space="preserve"> and </w:t>
       </w:r>
@@ -3543,7 +3635,7 @@
         <w:rPr>
           <w:rStyle w:val="Strong"/>
           <w:rFonts w:ascii="Arial" w:hAnsi="Arial" w:cs="Arial"/>
-          <w:sz w:val="20"/>
+          <w:sz w:val="18"/>
         </w:rPr>
         <w:t xml:space="preserve">Azure </w:t>
       </w:r>
@@ -3552,7 +3644,7 @@
         <w:rPr>
           <w:rStyle w:val="Strong"/>
           <w:rFonts w:ascii="Arial" w:hAnsi="Arial" w:cs="Arial"/>
-          <w:sz w:val="20"/>
+          <w:sz w:val="18"/>
         </w:rPr>
         <w:t>DevOps</w:t>
       </w:r>
@@ -3560,7 +3652,7 @@
       <w:r>
         <w:rPr>
           <w:rFonts w:ascii="Arial" w:hAnsi="Arial" w:cs="Arial"/>
-          <w:sz w:val="20"/>
+          <w:sz w:val="18"/>
         </w:rPr>
         <w:t>.</w:t>
       </w:r>
@@ -3570,18 +3662,18 @@
         <w:pStyle w:val="NormalWeb"/>
         <w:numPr>
           <w:ilvl w:val="0"/>
-          <w:numId w:val="5"/>
+          <w:numId w:val="26"/>
         </w:numPr>
         <w:jc w:val="both"/>
         <w:rPr>
           <w:rFonts w:ascii="Arial" w:hAnsi="Arial" w:cs="Arial"/>
-          <w:sz w:val="20"/>
-        </w:rPr>
-      </w:pPr>
-      <w:r>
-        <w:rPr>
-          <w:rFonts w:ascii="Arial" w:hAnsi="Arial" w:cs="Arial"/>
-          <w:sz w:val="20"/>
+          <w:sz w:val="18"/>
+        </w:rPr>
+      </w:pPr>
+      <w:r>
+        <w:rPr>
+          <w:rFonts w:ascii="Arial" w:hAnsi="Arial" w:cs="Arial"/>
+          <w:sz w:val="18"/>
         </w:rPr>
         <w:t xml:space="preserve">Standardized logging and metrics with structured events wired into </w:t>
       </w:r>
@@ -3589,14 +3681,14 @@
         <w:rPr>
           <w:rStyle w:val="Strong"/>
           <w:rFonts w:ascii="Arial" w:hAnsi="Arial" w:cs="Arial"/>
-          <w:sz w:val="20"/>
+          <w:sz w:val="18"/>
         </w:rPr>
         <w:t>ELK/EFK</w:t>
       </w:r>
       <w:r>
         <w:rPr>
           <w:rFonts w:ascii="Arial" w:hAnsi="Arial" w:cs="Arial"/>
-          <w:sz w:val="20"/>
+          <w:sz w:val="18"/>
         </w:rPr>
         <w:t xml:space="preserve">, plus service health and SLO panels in </w:t>
       </w:r>
@@ -3604,14 +3696,14 @@
         <w:rPr>
           <w:rStyle w:val="Strong"/>
           <w:rFonts w:ascii="Arial" w:hAnsi="Arial" w:cs="Arial"/>
-          <w:sz w:val="20"/>
+          <w:sz w:val="18"/>
         </w:rPr>
         <w:t>Prometheus</w:t>
       </w:r>
       <w:r>
         <w:rPr>
           <w:rFonts w:ascii="Arial" w:hAnsi="Arial" w:cs="Arial"/>
-          <w:sz w:val="20"/>
+          <w:sz w:val="18"/>
         </w:rPr>
         <w:t xml:space="preserve"> and </w:t>
       </w:r>
@@ -3620,7 +3712,7 @@
         <w:rPr>
           <w:rStyle w:val="Strong"/>
           <w:rFonts w:ascii="Arial" w:hAnsi="Arial" w:cs="Arial"/>
-          <w:sz w:val="20"/>
+          <w:sz w:val="18"/>
         </w:rPr>
         <w:t>Grafana</w:t>
       </w:r>
@@ -3628,7 +3720,7 @@
       <w:r>
         <w:rPr>
           <w:rFonts w:ascii="Arial" w:hAnsi="Arial" w:cs="Arial"/>
-          <w:sz w:val="20"/>
+          <w:sz w:val="18"/>
         </w:rPr>
         <w:t>.</w:t>
       </w:r>
@@ -3638,18 +3730,18 @@
         <w:pStyle w:val="NormalWeb"/>
         <w:numPr>
           <w:ilvl w:val="0"/>
-          <w:numId w:val="5"/>
+          <w:numId w:val="26"/>
         </w:numPr>
         <w:jc w:val="both"/>
         <w:rPr>
           <w:rFonts w:ascii="Arial" w:hAnsi="Arial" w:cs="Arial"/>
-          <w:sz w:val="20"/>
-        </w:rPr>
-      </w:pPr>
-      <w:r>
-        <w:rPr>
-          <w:rFonts w:ascii="Arial" w:hAnsi="Arial" w:cs="Arial"/>
-          <w:sz w:val="20"/>
+          <w:sz w:val="18"/>
+        </w:rPr>
+      </w:pPr>
+      <w:r>
+        <w:rPr>
+          <w:rFonts w:ascii="Arial" w:hAnsi="Arial" w:cs="Arial"/>
+          <w:sz w:val="18"/>
         </w:rPr>
         <w:t xml:space="preserve">Modernized a complex SPA with </w:t>
       </w:r>
@@ -3657,23 +3749,16 @@
         <w:rPr>
           <w:rStyle w:val="Strong"/>
           <w:rFonts w:ascii="Arial" w:hAnsi="Arial" w:cs="Arial"/>
-          <w:sz w:val="20"/>
-        </w:rPr>
-        <w:t>React</w:t>
-      </w:r>
-      <w:r>
-        <w:rPr>
-          <w:rFonts w:ascii="Arial" w:hAnsi="Arial" w:cs="Arial"/>
-          <w:sz w:val="20"/>
-        </w:rPr>
-        <w:t xml:space="preserve"> and </w:t>
-      </w:r>
-      <w:proofErr w:type="spellStart"/>
-      <w:r>
-        <w:rPr>
-          <w:rStyle w:val="Strong"/>
-          <w:rFonts w:ascii="Arial" w:hAnsi="Arial" w:cs="Arial"/>
-          <w:sz w:val="20"/>
+          <w:sz w:val="18"/>
+        </w:rPr>
+        <w:t xml:space="preserve">React + </w:t>
+      </w:r>
+      <w:proofErr w:type="spellStart"/>
+      <w:r>
+        <w:rPr>
+          <w:rStyle w:val="Strong"/>
+          <w:rFonts w:ascii="Arial" w:hAnsi="Arial" w:cs="Arial"/>
+          <w:sz w:val="18"/>
         </w:rPr>
         <w:t>TypeScript</w:t>
       </w:r>
@@ -3681,9 +3766,9 @@
       <w:r>
         <w:rPr>
           <w:rFonts w:ascii="Arial" w:hAnsi="Arial" w:cs="Arial"/>
-          <w:sz w:val="20"/>
-        </w:rPr>
-        <w:t>, codifying predictable component patterns and testable state boundaries.</w:t>
+          <w:sz w:val="18"/>
+        </w:rPr>
+        <w:t>, codifying predictable component patterns and testable state boundaries to support data-heavy internal workflows.</w:t>
       </w:r>
     </w:p>
     <w:p>
@@ -3691,18 +3776,18 @@
         <w:pStyle w:val="NormalWeb"/>
         <w:numPr>
           <w:ilvl w:val="0"/>
-          <w:numId w:val="5"/>
+          <w:numId w:val="26"/>
         </w:numPr>
         <w:jc w:val="both"/>
         <w:rPr>
           <w:rFonts w:ascii="Arial" w:hAnsi="Arial" w:cs="Arial"/>
-          <w:sz w:val="20"/>
-        </w:rPr>
-      </w:pPr>
-      <w:r>
-        <w:rPr>
-          <w:rFonts w:ascii="Arial" w:hAnsi="Arial" w:cs="Arial"/>
-          <w:sz w:val="20"/>
+          <w:sz w:val="18"/>
+        </w:rPr>
+      </w:pPr>
+      <w:r>
+        <w:rPr>
+          <w:rFonts w:ascii="Arial" w:hAnsi="Arial" w:cs="Arial"/>
+          <w:sz w:val="18"/>
         </w:rPr>
         <w:t xml:space="preserve">Improved quality gates using </w:t>
       </w:r>
@@ -3710,14 +3795,14 @@
         <w:rPr>
           <w:rStyle w:val="Strong"/>
           <w:rFonts w:ascii="Arial" w:hAnsi="Arial" w:cs="Arial"/>
-          <w:sz w:val="20"/>
+          <w:sz w:val="18"/>
         </w:rPr>
         <w:t>Jest</w:t>
       </w:r>
       <w:r>
         <w:rPr>
           <w:rFonts w:ascii="Arial" w:hAnsi="Arial" w:cs="Arial"/>
-          <w:sz w:val="20"/>
+          <w:sz w:val="18"/>
         </w:rPr>
         <w:t xml:space="preserve">, </w:t>
       </w:r>
@@ -3725,14 +3810,14 @@
         <w:rPr>
           <w:rStyle w:val="Strong"/>
           <w:rFonts w:ascii="Arial" w:hAnsi="Arial" w:cs="Arial"/>
-          <w:sz w:val="20"/>
+          <w:sz w:val="18"/>
         </w:rPr>
         <w:t>Mocha/Chai</w:t>
       </w:r>
       <w:r>
         <w:rPr>
           <w:rFonts w:ascii="Arial" w:hAnsi="Arial" w:cs="Arial"/>
-          <w:sz w:val="20"/>
+          <w:sz w:val="18"/>
         </w:rPr>
         <w:t xml:space="preserve">, </w:t>
       </w:r>
@@ -3740,14 +3825,14 @@
         <w:rPr>
           <w:rStyle w:val="Strong"/>
           <w:rFonts w:ascii="Arial" w:hAnsi="Arial" w:cs="Arial"/>
-          <w:sz w:val="20"/>
+          <w:sz w:val="18"/>
         </w:rPr>
         <w:t>React Testing Library</w:t>
       </w:r>
       <w:r>
         <w:rPr>
           <w:rFonts w:ascii="Arial" w:hAnsi="Arial" w:cs="Arial"/>
-          <w:sz w:val="20"/>
+          <w:sz w:val="18"/>
         </w:rPr>
         <w:t xml:space="preserve">, and </w:t>
       </w:r>
@@ -3755,16 +3840,16 @@
         <w:rPr>
           <w:rStyle w:val="Strong"/>
           <w:rFonts w:ascii="Arial" w:hAnsi="Arial" w:cs="Arial"/>
-          <w:sz w:val="20"/>
+          <w:sz w:val="18"/>
         </w:rPr>
         <w:t>Cypress</w:t>
       </w:r>
       <w:r>
         <w:rPr>
           <w:rFonts w:ascii="Arial" w:hAnsi="Arial" w:cs="Arial"/>
-          <w:sz w:val="20"/>
-        </w:rPr>
-        <w:t xml:space="preserve"> regression suites for key user journeys.</w:t>
+          <w:sz w:val="18"/>
+        </w:rPr>
+        <w:t xml:space="preserve"> regression suites covering critical user journeys and API contracts.</w:t>
       </w:r>
     </w:p>
     <w:p>
@@ -3772,14 +3857,14 @@
         <w:pStyle w:val="NormalWeb"/>
         <w:numPr>
           <w:ilvl w:val="0"/>
-          <w:numId w:val="5"/>
+          <w:numId w:val="26"/>
         </w:numPr>
         <w:jc w:val="both"/>
       </w:pPr>
       <w:r>
         <w:rPr>
           <w:rFonts w:ascii="Arial" w:hAnsi="Arial" w:cs="Arial"/>
-          <w:sz w:val="20"/>
+          <w:sz w:val="18"/>
         </w:rPr>
         <w:t>Partnered with stakeholders to turn ambiguous workflow requests into measurable deliverables, defining acceptance criteria and rollout plans tied to operational outcomes.</w:t>
       </w:r>
@@ -3844,50 +3929,50 @@
         <w:pStyle w:val="NormalWeb"/>
         <w:numPr>
           <w:ilvl w:val="0"/>
-          <w:numId w:val="7"/>
+          <w:numId w:val="23"/>
         </w:numPr>
         <w:jc w:val="both"/>
         <w:rPr>
           <w:rFonts w:ascii="Arial" w:hAnsi="Arial" w:cs="Arial"/>
-          <w:sz w:val="20"/>
-        </w:rPr>
-      </w:pPr>
-      <w:r>
-        <w:rPr>
-          <w:rFonts w:ascii="Arial" w:hAnsi="Arial" w:cs="Arial"/>
-          <w:sz w:val="20"/>
-        </w:rPr>
-        <w:t xml:space="preserve">Built backend services in </w:t>
-      </w:r>
-      <w:r>
-        <w:rPr>
-          <w:rStyle w:val="Strong"/>
-          <w:rFonts w:ascii="Arial" w:hAnsi="Arial" w:cs="Arial"/>
-          <w:sz w:val="20"/>
-        </w:rPr>
-        <w:t>Python</w:t>
-      </w:r>
-      <w:r>
-        <w:rPr>
-          <w:rFonts w:ascii="Arial" w:hAnsi="Arial" w:cs="Arial"/>
-          <w:sz w:val="20"/>
-        </w:rPr>
-        <w:t xml:space="preserve"> and </w:t>
-      </w:r>
-      <w:r>
-        <w:rPr>
-          <w:rStyle w:val="Strong"/>
-          <w:rFonts w:ascii="Arial" w:hAnsi="Arial" w:cs="Arial"/>
-          <w:sz w:val="20"/>
-        </w:rPr>
-        <w:t>Node.js</w:t>
-      </w:r>
-      <w:r>
-        <w:rPr>
-          <w:rFonts w:ascii="Arial" w:hAnsi="Arial" w:cs="Arial"/>
-          <w:sz w:val="20"/>
-        </w:rPr>
-        <w:t xml:space="preserve"> supporting internal tooling, emphasizing clear validation, predictable failures, and audit-friendly logs.</w:t>
+          <w:sz w:val="18"/>
+        </w:rPr>
+      </w:pPr>
+      <w:r>
+        <w:rPr>
+          <w:rFonts w:ascii="Arial" w:hAnsi="Arial" w:cs="Arial"/>
+          <w:sz w:val="18"/>
+        </w:rPr>
+        <w:t xml:space="preserve">Built </w:t>
+      </w:r>
+      <w:r>
+        <w:rPr>
+          <w:rStyle w:val="Strong"/>
+          <w:rFonts w:ascii="Arial" w:hAnsi="Arial" w:cs="Arial"/>
+          <w:sz w:val="18"/>
+        </w:rPr>
+        <w:t>Python-first backend services</w:t>
+      </w:r>
+      <w:r>
+        <w:rPr>
+          <w:rFonts w:ascii="Arial" w:hAnsi="Arial" w:cs="Arial"/>
+          <w:sz w:val="18"/>
+        </w:rPr>
+        <w:t xml:space="preserve"> to support internal AI/ML tooling, emphasizing strict validation, predictable failure modes, and </w:t>
+      </w:r>
+      <w:r>
+        <w:rPr>
+          <w:rStyle w:val="Strong"/>
+          <w:rFonts w:ascii="Arial" w:hAnsi="Arial" w:cs="Arial"/>
+          <w:sz w:val="18"/>
+        </w:rPr>
+        <w:t>audit-friendly</w:t>
+      </w:r>
+      <w:r>
+        <w:rPr>
+          <w:rFonts w:ascii="Arial" w:hAnsi="Arial" w:cs="Arial"/>
+          <w:sz w:val="18"/>
+        </w:rPr>
+        <w:t xml:space="preserve"> structured logs.</w:t>
       </w:r>
     </w:p>
     <w:p>
@@ -3895,18 +3980,18 @@
         <w:pStyle w:val="NormalWeb"/>
         <w:numPr>
           <w:ilvl w:val="0"/>
-          <w:numId w:val="7"/>
+          <w:numId w:val="23"/>
         </w:numPr>
         <w:jc w:val="both"/>
         <w:rPr>
           <w:rFonts w:ascii="Arial" w:hAnsi="Arial" w:cs="Arial"/>
-          <w:sz w:val="20"/>
-        </w:rPr>
-      </w:pPr>
-      <w:r>
-        <w:rPr>
-          <w:rFonts w:ascii="Arial" w:hAnsi="Arial" w:cs="Arial"/>
-          <w:sz w:val="20"/>
+          <w:sz w:val="18"/>
+        </w:rPr>
+      </w:pPr>
+      <w:r>
+        <w:rPr>
+          <w:rFonts w:ascii="Arial" w:hAnsi="Arial" w:cs="Arial"/>
+          <w:sz w:val="18"/>
         </w:rPr>
         <w:t xml:space="preserve">Designed consistent </w:t>
       </w:r>
@@ -3914,16 +3999,16 @@
         <w:rPr>
           <w:rStyle w:val="Strong"/>
           <w:rFonts w:ascii="Arial" w:hAnsi="Arial" w:cs="Arial"/>
-          <w:sz w:val="20"/>
+          <w:sz w:val="18"/>
         </w:rPr>
         <w:t>REST</w:t>
       </w:r>
       <w:r>
         <w:rPr>
           <w:rFonts w:ascii="Arial" w:hAnsi="Arial" w:cs="Arial"/>
-          <w:sz w:val="20"/>
-        </w:rPr>
-        <w:t xml:space="preserve"> resource models and versioning discipline to enable safe client evolution without breaking active workflows.</w:t>
+          <w:sz w:val="18"/>
+        </w:rPr>
+        <w:t xml:space="preserve"> resource models and change-safe API evolution patterns to let downstream clients iterate without breaking active workflows.</w:t>
       </w:r>
     </w:p>
     <w:p>
@@ -3931,65 +4016,65 @@
         <w:pStyle w:val="NormalWeb"/>
         <w:numPr>
           <w:ilvl w:val="0"/>
-          <w:numId w:val="7"/>
+          <w:numId w:val="23"/>
         </w:numPr>
         <w:jc w:val="both"/>
         <w:rPr>
           <w:rFonts w:ascii="Arial" w:hAnsi="Arial" w:cs="Arial"/>
-          <w:sz w:val="20"/>
-        </w:rPr>
-      </w:pPr>
-      <w:r>
-        <w:rPr>
-          <w:rFonts w:ascii="Arial" w:hAnsi="Arial" w:cs="Arial"/>
-          <w:sz w:val="20"/>
-        </w:rPr>
-        <w:t xml:space="preserve">Improved data reliability with schema design and indexing strategies across </w:t>
-      </w:r>
-      <w:r>
-        <w:rPr>
-          <w:rStyle w:val="Strong"/>
-          <w:rFonts w:ascii="Arial" w:hAnsi="Arial" w:cs="Arial"/>
-          <w:sz w:val="20"/>
+          <w:sz w:val="18"/>
+        </w:rPr>
+      </w:pPr>
+      <w:r>
+        <w:rPr>
+          <w:rFonts w:ascii="Arial" w:hAnsi="Arial" w:cs="Arial"/>
+          <w:sz w:val="18"/>
+        </w:rPr>
+        <w:t xml:space="preserve">Improved data reliability and training/serving consistency through schema design and indexing strategies across </w:t>
+      </w:r>
+      <w:proofErr w:type="spellStart"/>
+      <w:r>
+        <w:rPr>
+          <w:rStyle w:val="Strong"/>
+          <w:rFonts w:ascii="Arial" w:hAnsi="Arial" w:cs="Arial"/>
+          <w:sz w:val="18"/>
+        </w:rPr>
+        <w:t>PostgreSQL</w:t>
+      </w:r>
+      <w:proofErr w:type="spellEnd"/>
+      <w:r>
+        <w:rPr>
+          <w:rFonts w:ascii="Arial" w:hAnsi="Arial" w:cs="Arial"/>
+          <w:sz w:val="18"/>
+        </w:rPr>
+        <w:t xml:space="preserve">, </w:t>
+      </w:r>
+      <w:r>
+        <w:rPr>
+          <w:rStyle w:val="Strong"/>
+          <w:rFonts w:ascii="Arial" w:hAnsi="Arial" w:cs="Arial"/>
+          <w:sz w:val="18"/>
         </w:rPr>
         <w:t>MySQL</w:t>
       </w:r>
       <w:r>
         <w:rPr>
           <w:rFonts w:ascii="Arial" w:hAnsi="Arial" w:cs="Arial"/>
-          <w:sz w:val="20"/>
-        </w:rPr>
-        <w:t xml:space="preserve">, </w:t>
-      </w:r>
-      <w:r>
-        <w:rPr>
-          <w:rStyle w:val="Strong"/>
-          <w:rFonts w:ascii="Arial" w:hAnsi="Arial" w:cs="Arial"/>
-          <w:sz w:val="20"/>
+          <w:sz w:val="18"/>
+        </w:rPr>
+        <w:t xml:space="preserve">, and </w:t>
+      </w:r>
+      <w:r>
+        <w:rPr>
+          <w:rStyle w:val="Strong"/>
+          <w:rFonts w:ascii="Arial" w:hAnsi="Arial" w:cs="Arial"/>
+          <w:sz w:val="18"/>
         </w:rPr>
         <w:t>SQL Server</w:t>
       </w:r>
       <w:r>
         <w:rPr>
           <w:rFonts w:ascii="Arial" w:hAnsi="Arial" w:cs="Arial"/>
-          <w:sz w:val="20"/>
-        </w:rPr>
-        <w:t xml:space="preserve">, and </w:t>
-      </w:r>
-      <w:proofErr w:type="spellStart"/>
-      <w:r>
-        <w:rPr>
-          <w:rStyle w:val="Strong"/>
-          <w:rFonts w:ascii="Arial" w:hAnsi="Arial" w:cs="Arial"/>
-          <w:sz w:val="20"/>
-        </w:rPr>
-        <w:t>PostgreSQL</w:t>
-      </w:r>
-      <w:proofErr w:type="spellEnd"/>
-      <w:r>
-        <w:rPr>
-          <w:rFonts w:ascii="Arial" w:hAnsi="Arial" w:cs="Arial"/>
-          <w:sz w:val="20"/>
+          <w:sz w:val="18"/>
         </w:rPr>
         <w:t>, reducing slow queries and lock contention.</w:t>
       </w:r>
@@ -3999,20 +4084,20 @@
         <w:pStyle w:val="NormalWeb"/>
         <w:numPr>
           <w:ilvl w:val="0"/>
-          <w:numId w:val="7"/>
+          <w:numId w:val="23"/>
         </w:numPr>
         <w:jc w:val="both"/>
         <w:rPr>
           <w:rFonts w:ascii="Arial" w:hAnsi="Arial" w:cs="Arial"/>
-          <w:sz w:val="20"/>
-        </w:rPr>
-      </w:pPr>
-      <w:r>
-        <w:rPr>
-          <w:rFonts w:ascii="Arial" w:hAnsi="Arial" w:cs="Arial"/>
-          <w:sz w:val="20"/>
-        </w:rPr>
-        <w:t>Implemented low-downtime migration workflows and rollout sequencing that protected business-critical operations during schema changes.</w:t>
+          <w:sz w:val="18"/>
+        </w:rPr>
+      </w:pPr>
+      <w:r>
+        <w:rPr>
+          <w:rFonts w:ascii="Arial" w:hAnsi="Arial" w:cs="Arial"/>
+          <w:sz w:val="18"/>
+        </w:rPr>
+        <w:t>Implemented low-downtime migration workflows and rollout sequencing to protect business-critical pipelines during schema and data-shape changes.</w:t>
       </w:r>
     </w:p>
     <w:p>
@@ -4020,36 +4105,20 @@
         <w:pStyle w:val="NormalWeb"/>
         <w:numPr>
           <w:ilvl w:val="0"/>
-          <w:numId w:val="7"/>
+          <w:numId w:val="23"/>
         </w:numPr>
         <w:jc w:val="both"/>
         <w:rPr>
           <w:rFonts w:ascii="Arial" w:hAnsi="Arial" w:cs="Arial"/>
-          <w:sz w:val="20"/>
-        </w:rPr>
-      </w:pPr>
-      <w:r>
-        <w:rPr>
-          <w:rFonts w:ascii="Arial" w:hAnsi="Arial" w:cs="Arial"/>
-          <w:sz w:val="20"/>
-        </w:rPr>
-        <w:t xml:space="preserve">Delivered background job pipelines for file processing and reporting with </w:t>
-      </w:r>
-      <w:proofErr w:type="spellStart"/>
-      <w:r>
-        <w:rPr>
-          <w:rFonts w:ascii="Arial" w:hAnsi="Arial" w:cs="Arial"/>
-          <w:sz w:val="20"/>
-        </w:rPr>
-        <w:t>idempotency</w:t>
-      </w:r>
-      <w:proofErr w:type="spellEnd"/>
-      <w:r>
-        <w:rPr>
-          <w:rFonts w:ascii="Arial" w:hAnsi="Arial" w:cs="Arial"/>
-          <w:sz w:val="20"/>
-        </w:rPr>
-        <w:t xml:space="preserve"> guards and retry-safe side effects.</w:t>
+          <w:sz w:val="18"/>
+        </w:rPr>
+      </w:pPr>
+      <w:r>
+        <w:rPr>
+          <w:rFonts w:ascii="Arial" w:hAnsi="Arial" w:cs="Arial"/>
+          <w:sz w:val="18"/>
+        </w:rPr>
+        <w:t>Delivered idempotent background job pipelines for dataset preparation, file processing, and reporting, ensuring retry-safe side effects and traceable executions.</w:t>
       </w:r>
     </w:p>
     <w:p>
@@ -4057,39 +4126,37 @@
         <w:pStyle w:val="NormalWeb"/>
         <w:numPr>
           <w:ilvl w:val="0"/>
-          <w:numId w:val="7"/>
+          <w:numId w:val="23"/>
         </w:numPr>
         <w:jc w:val="both"/>
         <w:rPr>
           <w:rFonts w:ascii="Arial" w:hAnsi="Arial" w:cs="Arial"/>
-          <w:sz w:val="20"/>
-        </w:rPr>
-      </w:pPr>
-      <w:r>
-        <w:rPr>
-          <w:rFonts w:ascii="Arial" w:hAnsi="Arial" w:cs="Arial"/>
-          <w:sz w:val="20"/>
-        </w:rPr>
-        <w:t xml:space="preserve">Introduced caching patterns using </w:t>
-      </w:r>
-      <w:proofErr w:type="spellStart"/>
-      <w:proofErr w:type="gramStart"/>
-      <w:r>
-        <w:rPr>
-          <w:rStyle w:val="Strong"/>
-          <w:rFonts w:ascii="Arial" w:hAnsi="Arial" w:cs="Arial"/>
-          <w:sz w:val="20"/>
+          <w:sz w:val="18"/>
+        </w:rPr>
+      </w:pPr>
+      <w:r>
+        <w:rPr>
+          <w:rFonts w:ascii="Arial" w:hAnsi="Arial" w:cs="Arial"/>
+          <w:sz w:val="18"/>
+        </w:rPr>
+        <w:t xml:space="preserve">Introduced caching patterns with </w:t>
+      </w:r>
+      <w:proofErr w:type="spellStart"/>
+      <w:r>
+        <w:rPr>
+          <w:rStyle w:val="Strong"/>
+          <w:rFonts w:ascii="Arial" w:hAnsi="Arial" w:cs="Arial"/>
+          <w:sz w:val="18"/>
         </w:rPr>
         <w:t>Redis</w:t>
       </w:r>
       <w:proofErr w:type="spellEnd"/>
-      <w:proofErr w:type="gramEnd"/>
-      <w:r>
-        <w:rPr>
-          <w:rFonts w:ascii="Arial" w:hAnsi="Arial" w:cs="Arial"/>
-          <w:sz w:val="20"/>
-        </w:rPr>
-        <w:t xml:space="preserve"> to stabilize performance and reduce database pressure under concurrent access.</w:t>
+      <w:r>
+        <w:rPr>
+          <w:rFonts w:ascii="Arial" w:hAnsi="Arial" w:cs="Arial"/>
+          <w:sz w:val="18"/>
+        </w:rPr>
+        <w:t xml:space="preserve"> to stabilize read paths, reduce database pressure, and keep ML-adjacent APIs responsive under concurrent access.</w:t>
       </w:r>
     </w:p>
     <w:p>
@@ -4097,20 +4164,19 @@
         <w:pStyle w:val="NormalWeb"/>
         <w:numPr>
           <w:ilvl w:val="0"/>
-          <w:numId w:val="7"/>
+          <w:numId w:val="23"/>
         </w:numPr>
         <w:jc w:val="both"/>
         <w:rPr>
           <w:rFonts w:ascii="Arial" w:hAnsi="Arial" w:cs="Arial"/>
-          <w:sz w:val="20"/>
-        </w:rPr>
-      </w:pPr>
-      <w:r>
-        <w:rPr>
-          <w:rFonts w:ascii="Arial" w:hAnsi="Arial" w:cs="Arial"/>
-          <w:sz w:val="20"/>
-        </w:rPr>
-        <w:lastRenderedPageBreak/>
+          <w:sz w:val="18"/>
+        </w:rPr>
+      </w:pPr>
+      <w:r>
+        <w:rPr>
+          <w:rFonts w:ascii="Arial" w:hAnsi="Arial" w:cs="Arial"/>
+          <w:sz w:val="18"/>
+        </w:rPr>
         <w:t xml:space="preserve">Built search features and relevance tuning using </w:t>
       </w:r>
       <w:proofErr w:type="spellStart"/>
@@ -4118,7 +4184,7 @@
         <w:rPr>
           <w:rStyle w:val="Strong"/>
           <w:rFonts w:ascii="Arial" w:hAnsi="Arial" w:cs="Arial"/>
-          <w:sz w:val="20"/>
+          <w:sz w:val="18"/>
         </w:rPr>
         <w:t>Elasticsearch</w:t>
       </w:r>
@@ -4126,9 +4192,9 @@
       <w:r>
         <w:rPr>
           <w:rFonts w:ascii="Arial" w:hAnsi="Arial" w:cs="Arial"/>
-          <w:sz w:val="20"/>
-        </w:rPr>
-        <w:t>, adding field boosts and filters to keep results both fast and correct.</w:t>
+          <w:sz w:val="18"/>
+        </w:rPr>
+        <w:t>, adding filters and field-boost strategies to keep results both fast and correct for knowledge discovery workflows.</w:t>
       </w:r>
     </w:p>
     <w:p>
@@ -4136,35 +4202,51 @@
         <w:pStyle w:val="NormalWeb"/>
         <w:numPr>
           <w:ilvl w:val="0"/>
-          <w:numId w:val="7"/>
+          <w:numId w:val="23"/>
         </w:numPr>
         <w:jc w:val="both"/>
         <w:rPr>
           <w:rFonts w:ascii="Arial" w:hAnsi="Arial" w:cs="Arial"/>
-          <w:sz w:val="20"/>
-        </w:rPr>
-      </w:pPr>
-      <w:r>
-        <w:rPr>
-          <w:rFonts w:ascii="Arial" w:hAnsi="Arial" w:cs="Arial"/>
-          <w:sz w:val="20"/>
-        </w:rPr>
+          <w:sz w:val="18"/>
+        </w:rPr>
+      </w:pPr>
+      <w:r>
+        <w:rPr>
+          <w:rFonts w:ascii="Arial" w:hAnsi="Arial" w:cs="Arial"/>
+          <w:sz w:val="18"/>
+        </w:rPr>
+        <w:lastRenderedPageBreak/>
         <w:t xml:space="preserve">Added authentication and authorization checks with </w:t>
       </w:r>
       <w:r>
         <w:rPr>
           <w:rStyle w:val="Strong"/>
           <w:rFonts w:ascii="Arial" w:hAnsi="Arial" w:cs="Arial"/>
-          <w:sz w:val="20"/>
+          <w:sz w:val="18"/>
         </w:rPr>
         <w:t>JWT</w:t>
       </w:r>
       <w:r>
         <w:rPr>
           <w:rFonts w:ascii="Arial" w:hAnsi="Arial" w:cs="Arial"/>
-          <w:sz w:val="20"/>
-        </w:rPr>
-        <w:t xml:space="preserve"> and role boundaries, maintaining clear audit trails for sensitive operational actions.</w:t>
+          <w:sz w:val="18"/>
+        </w:rPr>
+        <w:t xml:space="preserve"> and role boundaries, maintaining clear </w:t>
+      </w:r>
+      <w:r>
+        <w:rPr>
+          <w:rStyle w:val="Strong"/>
+          <w:rFonts w:ascii="Arial" w:hAnsi="Arial" w:cs="Arial"/>
+          <w:sz w:val="18"/>
+        </w:rPr>
+        <w:t>audit trails</w:t>
+      </w:r>
+      <w:r>
+        <w:rPr>
+          <w:rFonts w:ascii="Arial" w:hAnsi="Arial" w:cs="Arial"/>
+          <w:sz w:val="18"/>
+        </w:rPr>
+        <w:t xml:space="preserve"> for sensitive data access and operational actions.</w:t>
       </w:r>
     </w:p>
     <w:p>
@@ -4172,18 +4254,18 @@
         <w:pStyle w:val="NormalWeb"/>
         <w:numPr>
           <w:ilvl w:val="0"/>
-          <w:numId w:val="7"/>
+          <w:numId w:val="23"/>
         </w:numPr>
         <w:jc w:val="both"/>
         <w:rPr>
           <w:rFonts w:ascii="Arial" w:hAnsi="Arial" w:cs="Arial"/>
-          <w:sz w:val="20"/>
-        </w:rPr>
-      </w:pPr>
-      <w:r>
-        <w:rPr>
-          <w:rFonts w:ascii="Arial" w:hAnsi="Arial" w:cs="Arial"/>
-          <w:sz w:val="20"/>
+          <w:sz w:val="18"/>
+        </w:rPr>
+      </w:pPr>
+      <w:r>
+        <w:rPr>
+          <w:rFonts w:ascii="Arial" w:hAnsi="Arial" w:cs="Arial"/>
+          <w:sz w:val="18"/>
         </w:rPr>
         <w:t xml:space="preserve">Established test baselines with </w:t>
       </w:r>
@@ -4191,16 +4273,16 @@
         <w:rPr>
           <w:rStyle w:val="Strong"/>
           <w:rFonts w:ascii="Arial" w:hAnsi="Arial" w:cs="Arial"/>
-          <w:sz w:val="20"/>
+          <w:sz w:val="18"/>
         </w:rPr>
         <w:t>Jest</w:t>
       </w:r>
       <w:r>
         <w:rPr>
           <w:rFonts w:ascii="Arial" w:hAnsi="Arial" w:cs="Arial"/>
-          <w:sz w:val="20"/>
-        </w:rPr>
-        <w:t xml:space="preserve"> and integration coverage, improving release confidence and shortening feedback loops.</w:t>
+          <w:sz w:val="18"/>
+        </w:rPr>
+        <w:t xml:space="preserve"> plus integration coverage around critical data and API paths, improving release confidence and shortening feedback loops.</w:t>
       </w:r>
     </w:p>
     <w:p>
@@ -4208,42 +4290,35 @@
         <w:pStyle w:val="NormalWeb"/>
         <w:numPr>
           <w:ilvl w:val="0"/>
-          <w:numId w:val="7"/>
+          <w:numId w:val="23"/>
         </w:numPr>
         <w:jc w:val="both"/>
         <w:rPr>
           <w:rFonts w:ascii="Arial" w:hAnsi="Arial" w:cs="Arial"/>
-          <w:sz w:val="20"/>
-        </w:rPr>
-      </w:pPr>
-      <w:r>
-        <w:rPr>
-          <w:rFonts w:ascii="Arial" w:hAnsi="Arial" w:cs="Arial"/>
-          <w:sz w:val="20"/>
-        </w:rPr>
-        <w:t xml:space="preserve">Shipped UI enhancements in </w:t>
-      </w:r>
-      <w:r>
-        <w:rPr>
-          <w:rStyle w:val="Strong"/>
-          <w:rFonts w:ascii="Arial" w:hAnsi="Arial" w:cs="Arial"/>
-          <w:sz w:val="20"/>
-        </w:rPr>
-        <w:t>React</w:t>
-      </w:r>
-      <w:r>
-        <w:rPr>
-          <w:rFonts w:ascii="Arial" w:hAnsi="Arial" w:cs="Arial"/>
-          <w:sz w:val="20"/>
-        </w:rPr>
-        <w:t xml:space="preserve"> with </w:t>
-      </w:r>
-      <w:proofErr w:type="spellStart"/>
-      <w:r>
-        <w:rPr>
-          <w:rStyle w:val="Strong"/>
-          <w:rFonts w:ascii="Arial" w:hAnsi="Arial" w:cs="Arial"/>
-          <w:sz w:val="20"/>
+          <w:sz w:val="18"/>
+        </w:rPr>
+      </w:pPr>
+      <w:r>
+        <w:rPr>
+          <w:rFonts w:ascii="Arial" w:hAnsi="Arial" w:cs="Arial"/>
+          <w:sz w:val="18"/>
+        </w:rPr>
+        <w:t xml:space="preserve">Shipped targeted UI enhancements in </w:t>
+      </w:r>
+      <w:r>
+        <w:rPr>
+          <w:rStyle w:val="Strong"/>
+          <w:rFonts w:ascii="Arial" w:hAnsi="Arial" w:cs="Arial"/>
+          <w:sz w:val="18"/>
+        </w:rPr>
+        <w:t xml:space="preserve">React + </w:t>
+      </w:r>
+      <w:proofErr w:type="spellStart"/>
+      <w:r>
+        <w:rPr>
+          <w:rStyle w:val="Strong"/>
+          <w:rFonts w:ascii="Arial" w:hAnsi="Arial" w:cs="Arial"/>
+          <w:sz w:val="18"/>
         </w:rPr>
         <w:t>TypeScript</w:t>
       </w:r>
@@ -4251,9 +4326,9 @@
       <w:r>
         <w:rPr>
           <w:rFonts w:ascii="Arial" w:hAnsi="Arial" w:cs="Arial"/>
-          <w:sz w:val="20"/>
-        </w:rPr>
-        <w:t>, improving responsiveness while maintaining behavior parity with legacy server-rendered pages.</w:t>
+          <w:sz w:val="18"/>
+        </w:rPr>
+        <w:t xml:space="preserve"> for internal consoles (review/debug tooling), improving responsiveness while preserving behavior parity with legacy pages.</w:t>
       </w:r>
     </w:p>
     <w:p>
@@ -4261,14 +4336,18 @@
         <w:pStyle w:val="NormalWeb"/>
         <w:numPr>
           <w:ilvl w:val="0"/>
-          <w:numId w:val="7"/>
+          <w:numId w:val="23"/>
         </w:numPr>
         <w:jc w:val="both"/>
-      </w:pPr>
-      <w:r>
-        <w:rPr>
-          <w:rFonts w:ascii="Arial" w:hAnsi="Arial" w:cs="Arial"/>
-          <w:sz w:val="20"/>
+        <w:rPr>
+          <w:rFonts w:ascii="Arial" w:hAnsi="Arial" w:cs="Arial"/>
+          <w:sz w:val="18"/>
+        </w:rPr>
+      </w:pPr>
+      <w:r>
+        <w:rPr>
+          <w:rFonts w:ascii="Arial" w:hAnsi="Arial" w:cs="Arial"/>
+          <w:sz w:val="18"/>
         </w:rPr>
         <w:t xml:space="preserve">Created internal </w:t>
       </w:r>
@@ -4276,7 +4355,7 @@
       <w:r>
         <w:rPr>
           <w:rFonts w:ascii="Arial" w:hAnsi="Arial" w:cs="Arial"/>
-          <w:sz w:val="20"/>
+          <w:sz w:val="18"/>
         </w:rPr>
         <w:t>runbooks</w:t>
       </w:r>
@@ -4284,9 +4363,9 @@
       <w:r>
         <w:rPr>
           <w:rFonts w:ascii="Arial" w:hAnsi="Arial" w:cs="Arial"/>
-          <w:sz w:val="20"/>
-        </w:rPr>
-        <w:t xml:space="preserve"> and troubleshooting documentation, reducing on-call noise and improving incident handoffs across teams.</w:t>
+          <w:sz w:val="18"/>
+        </w:rPr>
+        <w:t xml:space="preserve"> and troubleshooting documentation, reducing on-call noise and improving incident handoffs across engineering and operations teams.</w:t>
       </w:r>
     </w:p>
     <w:p>
@@ -4334,15 +4413,24 @@
         <w:jc w:val="both"/>
         <w:rPr>
           <w:rFonts w:ascii="Arial" w:hAnsi="Arial" w:cs="Arial"/>
-          <w:sz w:val="20"/>
-        </w:rPr>
-      </w:pPr>
-      <w:r>
-        <w:rPr>
-          <w:rFonts w:ascii="Arial" w:hAnsi="Arial" w:cs="Arial"/>
-          <w:sz w:val="20"/>
-        </w:rPr>
-        <w:t>Implemented UI enhancements and reliability fixes behind review gates, ensuring changes met quality bars and were safe to ship.</w:t>
+          <w:sz w:val="18"/>
+        </w:rPr>
+      </w:pPr>
+      <w:r>
+        <w:rPr>
+          <w:rFonts w:ascii="Arial" w:hAnsi="Arial" w:cs="Arial"/>
+          <w:sz w:val="18"/>
+        </w:rPr>
+        <w:t>Imp</w:t>
+      </w:r>
+      <w:bookmarkStart w:id="0" w:name="_GoBack"/>
+      <w:bookmarkEnd w:id="0"/>
+      <w:r>
+        <w:rPr>
+          <w:rFonts w:ascii="Arial" w:hAnsi="Arial" w:cs="Arial"/>
+          <w:sz w:val="18"/>
+        </w:rPr>
+        <w:t>lemented UI enhancements and reliability fixes behind review gates, ensuring changes met quality bars and were safe to ship.</w:t>
       </w:r>
     </w:p>
     <w:p>
@@ -4355,13 +4443,13 @@
         <w:jc w:val="both"/>
         <w:rPr>
           <w:rFonts w:ascii="Arial" w:hAnsi="Arial" w:cs="Arial"/>
-          <w:sz w:val="20"/>
-        </w:rPr>
-      </w:pPr>
-      <w:r>
-        <w:rPr>
-          <w:rFonts w:ascii="Arial" w:hAnsi="Arial" w:cs="Arial"/>
-          <w:sz w:val="20"/>
+          <w:sz w:val="18"/>
+        </w:rPr>
+      </w:pPr>
+      <w:r>
+        <w:rPr>
+          <w:rFonts w:ascii="Arial" w:hAnsi="Arial" w:cs="Arial"/>
+          <w:sz w:val="18"/>
         </w:rPr>
         <w:t xml:space="preserve">Built small </w:t>
       </w:r>
@@ -4369,14 +4457,14 @@
         <w:rPr>
           <w:rStyle w:val="Strong"/>
           <w:rFonts w:ascii="Arial" w:hAnsi="Arial" w:cs="Arial"/>
-          <w:sz w:val="20"/>
+          <w:sz w:val="18"/>
         </w:rPr>
         <w:t>Node.js</w:t>
       </w:r>
       <w:r>
         <w:rPr>
           <w:rFonts w:ascii="Arial" w:hAnsi="Arial" w:cs="Arial"/>
-          <w:sz w:val="20"/>
+          <w:sz w:val="18"/>
         </w:rPr>
         <w:t xml:space="preserve"> utilities to automate repetitive tasks with input validation and predictable outputs for team reuse.</w:t>
       </w:r>
@@ -4391,13 +4479,13 @@
         <w:jc w:val="both"/>
         <w:rPr>
           <w:rFonts w:ascii="Arial" w:hAnsi="Arial" w:cs="Arial"/>
-          <w:sz w:val="20"/>
-        </w:rPr>
-      </w:pPr>
-      <w:r>
-        <w:rPr>
-          <w:rFonts w:ascii="Arial" w:hAnsi="Arial" w:cs="Arial"/>
-          <w:sz w:val="20"/>
+          <w:sz w:val="18"/>
+        </w:rPr>
+      </w:pPr>
+      <w:r>
+        <w:rPr>
+          <w:rFonts w:ascii="Arial" w:hAnsi="Arial" w:cs="Arial"/>
+          <w:sz w:val="18"/>
         </w:rPr>
         <w:t>Added API improvements with consistent error handling and basic instrumentation to make debugging faster in staging environments.</w:t>
       </w:r>
@@ -4412,13 +4500,13 @@
         <w:jc w:val="both"/>
         <w:rPr>
           <w:rFonts w:ascii="Arial" w:hAnsi="Arial" w:cs="Arial"/>
-          <w:sz w:val="20"/>
-        </w:rPr>
-      </w:pPr>
-      <w:r>
-        <w:rPr>
-          <w:rFonts w:ascii="Arial" w:hAnsi="Arial" w:cs="Arial"/>
-          <w:sz w:val="20"/>
+          <w:sz w:val="18"/>
+        </w:rPr>
+      </w:pPr>
+      <w:r>
+        <w:rPr>
+          <w:rFonts w:ascii="Arial" w:hAnsi="Arial" w:cs="Arial"/>
+          <w:sz w:val="18"/>
         </w:rPr>
         <w:t>Wrote targeted tests for critical logic paths and improved confidence for frequent, incremental changes.</w:t>
       </w:r>
@@ -4431,11 +4519,14 @@
           <w:numId w:val="11"/>
         </w:numPr>
         <w:jc w:val="both"/>
-      </w:pPr>
-      <w:r>
-        <w:rPr>
-          <w:rFonts w:ascii="Arial" w:hAnsi="Arial" w:cs="Arial"/>
-          <w:sz w:val="20"/>
+        <w:rPr>
+          <w:sz w:val="22"/>
+        </w:rPr>
+      </w:pPr>
+      <w:r>
+        <w:rPr>
+          <w:rFonts w:ascii="Arial" w:hAnsi="Arial" w:cs="Arial"/>
+          <w:sz w:val="18"/>
         </w:rPr>
         <w:t>Partnered with engineers to refine requirements and deliver scoped features that were testable, reviewable, and maintainable.</w:t>
       </w:r>
@@ -4492,11 +4583,6 @@
         </w:rPr>
         <w:t>2010 - 2014</w:t>
       </w:r>
-    </w:p>
-    <w:p>
-      <w:pPr>
-        <w:spacing w:after="60"/>
-      </w:pPr>
     </w:p>
     <w:p>
       <w:pPr>
@@ -4509,11 +4595,13 @@
         <w:jc w:val="both"/>
         <w:rPr>
           <w:rFonts w:ascii="Arial" w:hAnsi="Arial" w:cs="Arial"/>
-        </w:rPr>
-      </w:pPr>
-      <w:r>
-        <w:rPr>
-          <w:rFonts w:ascii="Arial" w:hAnsi="Arial" w:cs="Arial"/>
+          <w:sz w:val="18"/>
+        </w:rPr>
+      </w:pPr>
+      <w:r>
+        <w:rPr>
+          <w:rFonts w:ascii="Arial" w:hAnsi="Arial" w:cs="Arial"/>
+          <w:sz w:val="18"/>
         </w:rPr>
         <w:t xml:space="preserve">Focused studies in </w:t>
       </w:r>
@@ -4521,12 +4609,14 @@
         <w:rPr>
           <w:rStyle w:val="Strong"/>
           <w:rFonts w:ascii="Arial" w:hAnsi="Arial" w:cs="Arial"/>
+          <w:sz w:val="18"/>
         </w:rPr>
         <w:t>distributed systems</w:t>
       </w:r>
       <w:r>
         <w:rPr>
           <w:rFonts w:ascii="Arial" w:hAnsi="Arial" w:cs="Arial"/>
+          <w:sz w:val="18"/>
         </w:rPr>
         <w:t xml:space="preserve">, </w:t>
       </w:r>
@@ -4534,12 +4624,14 @@
         <w:rPr>
           <w:rStyle w:val="Strong"/>
           <w:rFonts w:ascii="Arial" w:hAnsi="Arial" w:cs="Arial"/>
+          <w:sz w:val="18"/>
         </w:rPr>
         <w:t>databases</w:t>
       </w:r>
       <w:r>
         <w:rPr>
           <w:rFonts w:ascii="Arial" w:hAnsi="Arial" w:cs="Arial"/>
+          <w:sz w:val="18"/>
         </w:rPr>
         <w:t xml:space="preserve">, and </w:t>
       </w:r>
@@ -4547,12 +4639,14 @@
         <w:rPr>
           <w:rStyle w:val="Strong"/>
           <w:rFonts w:ascii="Arial" w:hAnsi="Arial" w:cs="Arial"/>
+          <w:sz w:val="18"/>
         </w:rPr>
         <w:t>software engineering</w:t>
       </w:r>
       <w:r>
         <w:rPr>
           <w:rFonts w:ascii="Arial" w:hAnsi="Arial" w:cs="Arial"/>
+          <w:sz w:val="18"/>
         </w:rPr>
         <w:t>, with project-heavy coursework emphasizing production-quality design and testing.</w:t>
       </w:r>
@@ -4574,8 +4668,6 @@
         </w:rPr>
         <w:t>PROJECTS</w:t>
       </w:r>
-      <w:bookmarkStart w:id="0" w:name="_GoBack"/>
-      <w:bookmarkEnd w:id="0"/>
     </w:p>
     <w:p>
       <w:pPr>
@@ -4583,7 +4675,7 @@
         <w:rPr>
           <w:rFonts w:ascii="Arial" w:hAnsi="Arial" w:cs="Arial"/>
           <w:color w:val="auto"/>
-          <w:sz w:val="20"/>
+          <w:sz w:val="18"/>
         </w:rPr>
       </w:pPr>
       <w:r>
@@ -4592,7 +4684,7 @@
           <w:rFonts w:ascii="Arial" w:hAnsi="Arial" w:cs="Arial"/>
           <w:bCs w:val="0"/>
           <w:color w:val="auto"/>
-          <w:sz w:val="20"/>
+          <w:sz w:val="18"/>
         </w:rPr>
         <w:t>Knowledge Assistant Platform — RAG Search + Document Ingestion</w:t>
       </w:r>
@@ -4607,13 +4699,13 @@
         <w:jc w:val="both"/>
         <w:rPr>
           <w:rFonts w:ascii="Arial" w:hAnsi="Arial" w:cs="Arial"/>
-          <w:sz w:val="20"/>
-        </w:rPr>
-      </w:pPr>
-      <w:r>
-        <w:rPr>
-          <w:rFonts w:ascii="Arial" w:hAnsi="Arial" w:cs="Arial"/>
-          <w:sz w:val="20"/>
+          <w:sz w:val="18"/>
+        </w:rPr>
+      </w:pPr>
+      <w:r>
+        <w:rPr>
+          <w:rFonts w:ascii="Arial" w:hAnsi="Arial" w:cs="Arial"/>
+          <w:sz w:val="18"/>
         </w:rPr>
         <w:t xml:space="preserve">Built a production </w:t>
       </w:r>
@@ -4621,14 +4713,14 @@
         <w:rPr>
           <w:rStyle w:val="Strong"/>
           <w:rFonts w:ascii="Arial" w:hAnsi="Arial" w:cs="Arial"/>
-          <w:sz w:val="20"/>
+          <w:sz w:val="18"/>
         </w:rPr>
         <w:t>RAG</w:t>
       </w:r>
       <w:r>
         <w:rPr>
           <w:rFonts w:ascii="Arial" w:hAnsi="Arial" w:cs="Arial"/>
-          <w:sz w:val="20"/>
+          <w:sz w:val="18"/>
         </w:rPr>
         <w:t xml:space="preserve"> pipeline that ingests PDF/HTML/Markdown sources, normalizes content, </w:t>
       </w:r>
@@ -4636,7 +4728,7 @@
       <w:r>
         <w:rPr>
           <w:rFonts w:ascii="Arial" w:hAnsi="Arial" w:cs="Arial"/>
-          <w:sz w:val="20"/>
+          <w:sz w:val="18"/>
         </w:rPr>
         <w:t>dedupes</w:t>
       </w:r>
@@ -4644,7 +4736,7 @@
       <w:r>
         <w:rPr>
           <w:rFonts w:ascii="Arial" w:hAnsi="Arial" w:cs="Arial"/>
-          <w:sz w:val="20"/>
+          <w:sz w:val="18"/>
         </w:rPr>
         <w:t xml:space="preserve"> documents, and produces citation-backed answers.</w:t>
       </w:r>
@@ -4659,13 +4751,13 @@
         <w:jc w:val="both"/>
         <w:rPr>
           <w:rFonts w:ascii="Arial" w:hAnsi="Arial" w:cs="Arial"/>
-          <w:sz w:val="20"/>
-        </w:rPr>
-      </w:pPr>
-      <w:r>
-        <w:rPr>
-          <w:rFonts w:ascii="Arial" w:hAnsi="Arial" w:cs="Arial"/>
-          <w:sz w:val="20"/>
+          <w:sz w:val="18"/>
+        </w:rPr>
+      </w:pPr>
+      <w:r>
+        <w:rPr>
+          <w:rFonts w:ascii="Arial" w:hAnsi="Arial" w:cs="Arial"/>
+          <w:sz w:val="18"/>
         </w:rPr>
         <w:t xml:space="preserve">Implemented incremental indexing with idempotent jobs and safe replays, storing metadata in </w:t>
       </w:r>
@@ -4674,7 +4766,7 @@
         <w:rPr>
           <w:rStyle w:val="Strong"/>
           <w:rFonts w:ascii="Arial" w:hAnsi="Arial" w:cs="Arial"/>
-          <w:sz w:val="20"/>
+          <w:sz w:val="18"/>
         </w:rPr>
         <w:t>PostgreSQL</w:t>
       </w:r>
@@ -4682,7 +4774,7 @@
       <w:r>
         <w:rPr>
           <w:rFonts w:ascii="Arial" w:hAnsi="Arial" w:cs="Arial"/>
-          <w:sz w:val="20"/>
+          <w:sz w:val="18"/>
         </w:rPr>
         <w:t xml:space="preserve"> and using </w:t>
       </w:r>
@@ -4691,7 +4783,7 @@
         <w:rPr>
           <w:rStyle w:val="Strong"/>
           <w:rFonts w:ascii="Arial" w:hAnsi="Arial" w:cs="Arial"/>
-          <w:sz w:val="20"/>
+          <w:sz w:val="18"/>
         </w:rPr>
         <w:t>DynamoDB</w:t>
       </w:r>
@@ -4699,7 +4791,7 @@
       <w:r>
         <w:rPr>
           <w:rFonts w:ascii="Arial" w:hAnsi="Arial" w:cs="Arial"/>
-          <w:sz w:val="20"/>
+          <w:sz w:val="18"/>
         </w:rPr>
         <w:t xml:space="preserve"> for processing state.</w:t>
       </w:r>
@@ -4714,13 +4806,13 @@
         <w:jc w:val="both"/>
         <w:rPr>
           <w:rFonts w:ascii="Arial" w:hAnsi="Arial" w:cs="Arial"/>
-          <w:sz w:val="20"/>
-        </w:rPr>
-      </w:pPr>
-      <w:r>
-        <w:rPr>
-          <w:rFonts w:ascii="Arial" w:hAnsi="Arial" w:cs="Arial"/>
-          <w:sz w:val="20"/>
+          <w:sz w:val="18"/>
+        </w:rPr>
+      </w:pPr>
+      <w:r>
+        <w:rPr>
+          <w:rFonts w:ascii="Arial" w:hAnsi="Arial" w:cs="Arial"/>
+          <w:sz w:val="18"/>
         </w:rPr>
         <w:t xml:space="preserve">Added hybrid retrieval using </w:t>
       </w:r>
@@ -4728,7 +4820,7 @@
         <w:rPr>
           <w:rStyle w:val="Strong"/>
           <w:rFonts w:ascii="Arial" w:hAnsi="Arial" w:cs="Arial"/>
-          <w:sz w:val="20"/>
+          <w:sz w:val="18"/>
         </w:rPr>
         <w:t>OpenSearch/</w:t>
       </w:r>
@@ -4737,7 +4829,7 @@
         <w:rPr>
           <w:rStyle w:val="Strong"/>
           <w:rFonts w:ascii="Arial" w:hAnsi="Arial" w:cs="Arial"/>
-          <w:sz w:val="20"/>
+          <w:sz w:val="18"/>
         </w:rPr>
         <w:t>Elasticsearch</w:t>
       </w:r>
@@ -4745,7 +4837,7 @@
       <w:r>
         <w:rPr>
           <w:rFonts w:ascii="Arial" w:hAnsi="Arial" w:cs="Arial"/>
-          <w:sz w:val="20"/>
+          <w:sz w:val="18"/>
         </w:rPr>
         <w:t xml:space="preserve"> filters plus cached lookups in </w:t>
       </w:r>
@@ -4754,7 +4846,7 @@
         <w:rPr>
           <w:rStyle w:val="Strong"/>
           <w:rFonts w:ascii="Arial" w:hAnsi="Arial" w:cs="Arial"/>
-          <w:sz w:val="20"/>
+          <w:sz w:val="18"/>
         </w:rPr>
         <w:t>Redis</w:t>
       </w:r>
@@ -4762,7 +4854,7 @@
       <w:r>
         <w:rPr>
           <w:rFonts w:ascii="Arial" w:hAnsi="Arial" w:cs="Arial"/>
-          <w:sz w:val="20"/>
+          <w:sz w:val="18"/>
         </w:rPr>
         <w:t>, improving relevance while keeping latency stable.</w:t>
       </w:r>
@@ -4777,13 +4869,13 @@
         <w:jc w:val="both"/>
         <w:rPr>
           <w:rFonts w:ascii="Arial" w:hAnsi="Arial" w:cs="Arial"/>
-          <w:sz w:val="20"/>
-        </w:rPr>
-      </w:pPr>
-      <w:r>
-        <w:rPr>
-          <w:rFonts w:ascii="Arial" w:hAnsi="Arial" w:cs="Arial"/>
-          <w:sz w:val="20"/>
+          <w:sz w:val="18"/>
+        </w:rPr>
+      </w:pPr>
+      <w:r>
+        <w:rPr>
+          <w:rFonts w:ascii="Arial" w:hAnsi="Arial" w:cs="Arial"/>
+          <w:sz w:val="18"/>
         </w:rPr>
         <w:t xml:space="preserve">Orchestrated ingestion with </w:t>
       </w:r>
@@ -4792,7 +4884,7 @@
         <w:rPr>
           <w:rStyle w:val="Strong"/>
           <w:rFonts w:ascii="Arial" w:hAnsi="Arial" w:cs="Arial"/>
-          <w:sz w:val="20"/>
+          <w:sz w:val="18"/>
         </w:rPr>
         <w:t>EventBridge</w:t>
       </w:r>
@@ -4800,7 +4892,7 @@
       <w:r>
         <w:rPr>
           <w:rFonts w:ascii="Arial" w:hAnsi="Arial" w:cs="Arial"/>
-          <w:sz w:val="20"/>
+          <w:sz w:val="18"/>
         </w:rPr>
         <w:t xml:space="preserve"> triggers and </w:t>
       </w:r>
@@ -4808,14 +4900,14 @@
         <w:rPr>
           <w:rStyle w:val="Strong"/>
           <w:rFonts w:ascii="Arial" w:hAnsi="Arial" w:cs="Arial"/>
-          <w:sz w:val="20"/>
+          <w:sz w:val="18"/>
         </w:rPr>
         <w:t>Step Functions</w:t>
       </w:r>
       <w:r>
         <w:rPr>
           <w:rFonts w:ascii="Arial" w:hAnsi="Arial" w:cs="Arial"/>
-          <w:sz w:val="20"/>
+          <w:sz w:val="18"/>
         </w:rPr>
         <w:t xml:space="preserve">, scaling workers via </w:t>
       </w:r>
@@ -4823,14 +4915,14 @@
         <w:rPr>
           <w:rStyle w:val="Strong"/>
           <w:rFonts w:ascii="Arial" w:hAnsi="Arial" w:cs="Arial"/>
-          <w:sz w:val="20"/>
+          <w:sz w:val="18"/>
         </w:rPr>
         <w:t>EKS/ECS</w:t>
       </w:r>
       <w:r>
         <w:rPr>
           <w:rFonts w:ascii="Arial" w:hAnsi="Arial" w:cs="Arial"/>
-          <w:sz w:val="20"/>
+          <w:sz w:val="18"/>
         </w:rPr>
         <w:t xml:space="preserve"> based on queue depth from </w:t>
       </w:r>
@@ -4838,14 +4930,14 @@
         <w:rPr>
           <w:rStyle w:val="Strong"/>
           <w:rFonts w:ascii="Arial" w:hAnsi="Arial" w:cs="Arial"/>
-          <w:sz w:val="20"/>
+          <w:sz w:val="18"/>
         </w:rPr>
         <w:t>SQS</w:t>
       </w:r>
       <w:r>
         <w:rPr>
           <w:rFonts w:ascii="Arial" w:hAnsi="Arial" w:cs="Arial"/>
-          <w:sz w:val="20"/>
+          <w:sz w:val="18"/>
         </w:rPr>
         <w:t>.</w:t>
       </w:r>
@@ -4860,13 +4952,13 @@
         <w:jc w:val="both"/>
         <w:rPr>
           <w:rFonts w:ascii="Arial" w:hAnsi="Arial" w:cs="Arial"/>
-          <w:sz w:val="20"/>
-        </w:rPr>
-      </w:pPr>
-      <w:r>
-        <w:rPr>
-          <w:rFonts w:ascii="Arial" w:hAnsi="Arial" w:cs="Arial"/>
-          <w:sz w:val="20"/>
+          <w:sz w:val="18"/>
+        </w:rPr>
+      </w:pPr>
+      <w:r>
+        <w:rPr>
+          <w:rFonts w:ascii="Arial" w:hAnsi="Arial" w:cs="Arial"/>
+          <w:sz w:val="18"/>
         </w:rPr>
         <w:t xml:space="preserve">Enforced schema-first tool/function calling with deterministic outputs, plus </w:t>
       </w:r>
@@ -4874,14 +4966,14 @@
         <w:rPr>
           <w:rStyle w:val="Strong"/>
           <w:rFonts w:ascii="Arial" w:hAnsi="Arial" w:cs="Arial"/>
-          <w:sz w:val="20"/>
+          <w:sz w:val="18"/>
         </w:rPr>
         <w:t>audit logging</w:t>
       </w:r>
       <w:r>
         <w:rPr>
           <w:rFonts w:ascii="Arial" w:hAnsi="Arial" w:cs="Arial"/>
-          <w:sz w:val="20"/>
+          <w:sz w:val="18"/>
         </w:rPr>
         <w:t xml:space="preserve"> and redaction hooks for safer production use.</w:t>
       </w:r>
@@ -4893,7 +4985,7 @@
         <w:rPr>
           <w:rFonts w:ascii="Arial" w:hAnsi="Arial" w:cs="Arial"/>
           <w:color w:val="auto"/>
-          <w:sz w:val="20"/>
+          <w:sz w:val="18"/>
         </w:rPr>
       </w:pPr>
       <w:r>
@@ -4902,7 +4994,7 @@
           <w:rFonts w:ascii="Arial" w:hAnsi="Arial" w:cs="Arial"/>
           <w:bCs w:val="0"/>
           <w:color w:val="auto"/>
-          <w:sz w:val="20"/>
+          <w:sz w:val="18"/>
         </w:rPr>
         <w:t xml:space="preserve">Event Analytics + </w:t>
       </w:r>
@@ -4913,7 +5005,7 @@
           <w:rFonts w:ascii="Arial" w:hAnsi="Arial" w:cs="Arial"/>
           <w:bCs w:val="0"/>
           <w:color w:val="auto"/>
-          <w:sz w:val="20"/>
+          <w:sz w:val="18"/>
         </w:rPr>
         <w:t>Observability</w:t>
       </w:r>
@@ -4924,7 +5016,7 @@
           <w:rFonts w:ascii="Arial" w:hAnsi="Arial" w:cs="Arial"/>
           <w:bCs w:val="0"/>
           <w:color w:val="auto"/>
-          <w:sz w:val="20"/>
+          <w:sz w:val="18"/>
         </w:rPr>
         <w:t xml:space="preserve"> Pipeline</w:t>
       </w:r>
@@ -4939,13 +5031,13 @@
         <w:jc w:val="both"/>
         <w:rPr>
           <w:rFonts w:ascii="Arial" w:hAnsi="Arial" w:cs="Arial"/>
-          <w:sz w:val="20"/>
-        </w:rPr>
-      </w:pPr>
-      <w:r>
-        <w:rPr>
-          <w:rFonts w:ascii="Arial" w:hAnsi="Arial" w:cs="Arial"/>
-          <w:sz w:val="20"/>
+          <w:sz w:val="18"/>
+        </w:rPr>
+      </w:pPr>
+      <w:r>
+        <w:rPr>
+          <w:rFonts w:ascii="Arial" w:hAnsi="Arial" w:cs="Arial"/>
+          <w:sz w:val="18"/>
         </w:rPr>
         <w:t xml:space="preserve">Implemented an event pipeline using </w:t>
       </w:r>
@@ -4953,14 +5045,14 @@
         <w:rPr>
           <w:rStyle w:val="Strong"/>
           <w:rFonts w:ascii="Arial" w:hAnsi="Arial" w:cs="Arial"/>
-          <w:sz w:val="20"/>
+          <w:sz w:val="18"/>
         </w:rPr>
         <w:t>Kafka</w:t>
       </w:r>
       <w:r>
         <w:rPr>
           <w:rFonts w:ascii="Arial" w:hAnsi="Arial" w:cs="Arial"/>
-          <w:sz w:val="20"/>
+          <w:sz w:val="18"/>
         </w:rPr>
         <w:t xml:space="preserve"> and </w:t>
       </w:r>
@@ -4968,14 +5060,14 @@
         <w:rPr>
           <w:rStyle w:val="Strong"/>
           <w:rFonts w:ascii="Arial" w:hAnsi="Arial" w:cs="Arial"/>
-          <w:sz w:val="20"/>
+          <w:sz w:val="18"/>
         </w:rPr>
         <w:t>AWS SNS/SQS</w:t>
       </w:r>
       <w:r>
         <w:rPr>
           <w:rFonts w:ascii="Arial" w:hAnsi="Arial" w:cs="Arial"/>
-          <w:sz w:val="20"/>
+          <w:sz w:val="18"/>
         </w:rPr>
         <w:t xml:space="preserve"> to move product telemetry into analytics stores for reporting and regression tracking.</w:t>
       </w:r>
@@ -4990,13 +5082,13 @@
         <w:jc w:val="both"/>
         <w:rPr>
           <w:rFonts w:ascii="Arial" w:hAnsi="Arial" w:cs="Arial"/>
-          <w:sz w:val="20"/>
-        </w:rPr>
-      </w:pPr>
-      <w:r>
-        <w:rPr>
-          <w:rFonts w:ascii="Arial" w:hAnsi="Arial" w:cs="Arial"/>
-          <w:sz w:val="20"/>
+          <w:sz w:val="18"/>
+        </w:rPr>
+      </w:pPr>
+      <w:r>
+        <w:rPr>
+          <w:rFonts w:ascii="Arial" w:hAnsi="Arial" w:cs="Arial"/>
+          <w:sz w:val="18"/>
         </w:rPr>
         <w:t xml:space="preserve">Built transformations that validate and enrich events before loading into </w:t>
       </w:r>
@@ -5004,14 +5096,14 @@
         <w:rPr>
           <w:rStyle w:val="Strong"/>
           <w:rFonts w:ascii="Arial" w:hAnsi="Arial" w:cs="Arial"/>
-          <w:sz w:val="20"/>
+          <w:sz w:val="18"/>
         </w:rPr>
         <w:t>Redshift</w:t>
       </w:r>
       <w:r>
         <w:rPr>
           <w:rFonts w:ascii="Arial" w:hAnsi="Arial" w:cs="Arial"/>
-          <w:sz w:val="20"/>
+          <w:sz w:val="18"/>
         </w:rPr>
         <w:t xml:space="preserve">, with downstream exports into </w:t>
       </w:r>
@@ -5020,7 +5112,7 @@
         <w:rPr>
           <w:rStyle w:val="Strong"/>
           <w:rFonts w:ascii="Arial" w:hAnsi="Arial" w:cs="Arial"/>
-          <w:sz w:val="20"/>
+          <w:sz w:val="18"/>
         </w:rPr>
         <w:t>BigQuery</w:t>
       </w:r>
@@ -5028,7 +5120,7 @@
       <w:r>
         <w:rPr>
           <w:rFonts w:ascii="Arial" w:hAnsi="Arial" w:cs="Arial"/>
-          <w:sz w:val="20"/>
+          <w:sz w:val="18"/>
         </w:rPr>
         <w:t xml:space="preserve"> for cross-team consumption.</w:t>
       </w:r>
@@ -5043,13 +5135,13 @@
         <w:jc w:val="both"/>
         <w:rPr>
           <w:rFonts w:ascii="Arial" w:hAnsi="Arial" w:cs="Arial"/>
-          <w:sz w:val="20"/>
-        </w:rPr>
-      </w:pPr>
-      <w:r>
-        <w:rPr>
-          <w:rFonts w:ascii="Arial" w:hAnsi="Arial" w:cs="Arial"/>
-          <w:sz w:val="20"/>
+          <w:sz w:val="18"/>
+        </w:rPr>
+      </w:pPr>
+      <w:r>
+        <w:rPr>
+          <w:rFonts w:ascii="Arial" w:hAnsi="Arial" w:cs="Arial"/>
+          <w:sz w:val="18"/>
         </w:rPr>
         <w:t xml:space="preserve">Instrumented services with </w:t>
       </w:r>
@@ -5058,7 +5150,7 @@
         <w:rPr>
           <w:rStyle w:val="Strong"/>
           <w:rFonts w:ascii="Arial" w:hAnsi="Arial" w:cs="Arial"/>
-          <w:sz w:val="20"/>
+          <w:sz w:val="18"/>
         </w:rPr>
         <w:t>OpenTelemetry</w:t>
       </w:r>
@@ -5066,7 +5158,7 @@
       <w:r>
         <w:rPr>
           <w:rFonts w:ascii="Arial" w:hAnsi="Arial" w:cs="Arial"/>
-          <w:sz w:val="20"/>
+          <w:sz w:val="18"/>
         </w:rPr>
         <w:t xml:space="preserve">, exporting traces/metrics to </w:t>
       </w:r>
@@ -5075,7 +5167,7 @@
         <w:rPr>
           <w:rStyle w:val="Strong"/>
           <w:rFonts w:ascii="Arial" w:hAnsi="Arial" w:cs="Arial"/>
-          <w:sz w:val="20"/>
+          <w:sz w:val="18"/>
         </w:rPr>
         <w:t>Datadog</w:t>
       </w:r>
@@ -5083,7 +5175,7 @@
       <w:r>
         <w:rPr>
           <w:rFonts w:ascii="Arial" w:hAnsi="Arial" w:cs="Arial"/>
-          <w:sz w:val="20"/>
+          <w:sz w:val="18"/>
         </w:rPr>
         <w:t xml:space="preserve">, and maintaining operational dashboards in </w:t>
       </w:r>
@@ -5092,7 +5184,7 @@
         <w:rPr>
           <w:rStyle w:val="Strong"/>
           <w:rFonts w:ascii="Arial" w:hAnsi="Arial" w:cs="Arial"/>
-          <w:sz w:val="20"/>
+          <w:sz w:val="18"/>
         </w:rPr>
         <w:t>Grafana</w:t>
       </w:r>
@@ -5101,14 +5193,14 @@
         <w:rPr>
           <w:rStyle w:val="Strong"/>
           <w:rFonts w:ascii="Arial" w:hAnsi="Arial" w:cs="Arial"/>
-          <w:sz w:val="20"/>
+          <w:sz w:val="18"/>
         </w:rPr>
         <w:t>/Prometheus</w:t>
       </w:r>
       <w:r>
         <w:rPr>
           <w:rFonts w:ascii="Arial" w:hAnsi="Arial" w:cs="Arial"/>
-          <w:sz w:val="20"/>
+          <w:sz w:val="18"/>
         </w:rPr>
         <w:t>.</w:t>
       </w:r>
@@ -5123,13 +5215,13 @@
         <w:jc w:val="both"/>
         <w:rPr>
           <w:rFonts w:ascii="Arial" w:hAnsi="Arial" w:cs="Arial"/>
-          <w:sz w:val="20"/>
-        </w:rPr>
-      </w:pPr>
-      <w:r>
-        <w:rPr>
-          <w:rFonts w:ascii="Arial" w:hAnsi="Arial" w:cs="Arial"/>
-          <w:sz w:val="20"/>
+          <w:sz w:val="18"/>
+        </w:rPr>
+      </w:pPr>
+      <w:r>
+        <w:rPr>
+          <w:rFonts w:ascii="Arial" w:hAnsi="Arial" w:cs="Arial"/>
+          <w:sz w:val="18"/>
         </w:rPr>
         <w:t xml:space="preserve">Added CI/CD quality gates using </w:t>
       </w:r>
@@ -5138,7 +5230,7 @@
         <w:rPr>
           <w:rStyle w:val="Strong"/>
           <w:rFonts w:ascii="Arial" w:hAnsi="Arial" w:cs="Arial"/>
-          <w:sz w:val="20"/>
+          <w:sz w:val="18"/>
         </w:rPr>
         <w:t>GitHub</w:t>
       </w:r>
@@ -5147,14 +5239,14 @@
         <w:rPr>
           <w:rStyle w:val="Strong"/>
           <w:rFonts w:ascii="Arial" w:hAnsi="Arial" w:cs="Arial"/>
-          <w:sz w:val="20"/>
+          <w:sz w:val="18"/>
         </w:rPr>
         <w:t xml:space="preserve"> Actions</w:t>
       </w:r>
       <w:r>
         <w:rPr>
           <w:rFonts w:ascii="Arial" w:hAnsi="Arial" w:cs="Arial"/>
-          <w:sz w:val="20"/>
+          <w:sz w:val="18"/>
         </w:rPr>
         <w:t xml:space="preserve"> and </w:t>
       </w:r>
@@ -5162,14 +5254,14 @@
         <w:rPr>
           <w:rStyle w:val="Strong"/>
           <w:rFonts w:ascii="Arial" w:hAnsi="Arial" w:cs="Arial"/>
-          <w:sz w:val="20"/>
+          <w:sz w:val="18"/>
         </w:rPr>
         <w:t>Jenkins</w:t>
       </w:r>
       <w:r>
         <w:rPr>
           <w:rFonts w:ascii="Arial" w:hAnsi="Arial" w:cs="Arial"/>
-          <w:sz w:val="20"/>
+          <w:sz w:val="18"/>
         </w:rPr>
         <w:t xml:space="preserve">, including </w:t>
       </w:r>
@@ -5177,14 +5269,14 @@
         <w:rPr>
           <w:rStyle w:val="Strong"/>
           <w:rFonts w:ascii="Arial" w:hAnsi="Arial" w:cs="Arial"/>
-          <w:sz w:val="20"/>
+          <w:sz w:val="18"/>
         </w:rPr>
         <w:t>API contract tests (Pact-style)</w:t>
       </w:r>
       <w:r>
         <w:rPr>
           <w:rFonts w:ascii="Arial" w:hAnsi="Arial" w:cs="Arial"/>
-          <w:sz w:val="20"/>
+          <w:sz w:val="18"/>
         </w:rPr>
         <w:t xml:space="preserve"> and end-to-end checks in </w:t>
       </w:r>
@@ -5192,14 +5284,14 @@
         <w:rPr>
           <w:rStyle w:val="Strong"/>
           <w:rFonts w:ascii="Arial" w:hAnsi="Arial" w:cs="Arial"/>
-          <w:sz w:val="20"/>
+          <w:sz w:val="18"/>
         </w:rPr>
         <w:t>Cypress/Playwright</w:t>
       </w:r>
       <w:r>
         <w:rPr>
           <w:rFonts w:ascii="Arial" w:hAnsi="Arial" w:cs="Arial"/>
-          <w:sz w:val="20"/>
+          <w:sz w:val="18"/>
         </w:rPr>
         <w:t>.</w:t>
       </w:r>
@@ -5966,6 +6058,119 @@
     </w:lvl>
   </w:abstractNum>
   <w:abstractNum w:abstractNumId="6">
+    <w:nsid w:val="219C13E0"/>
+    <w:multiLevelType w:val="hybridMultilevel"/>
+    <w:tmpl w:val="1A70A564"/>
+    <w:lvl w:ilvl="0" w:tplc="90CC8EC6">
+      <w:start w:val="2009"/>
+      <w:numFmt w:val="bullet"/>
+      <w:lvlText w:val=""/>
+      <w:lvlJc w:val="left"/>
+      <w:pPr>
+        <w:ind w:left="720" w:hanging="360"/>
+      </w:pPr>
+      <w:rPr>
+        <w:rFonts w:ascii="Symbol" w:eastAsia="Times New Roman" w:hAnsi="Symbol" w:cs="Times New Roman" w:hint="default"/>
+      </w:rPr>
+    </w:lvl>
+    <w:lvl w:ilvl="1" w:tplc="04090003" w:tentative="1">
+      <w:start w:val="1"/>
+      <w:numFmt w:val="bullet"/>
+      <w:lvlText w:val="o"/>
+      <w:lvlJc w:val="left"/>
+      <w:pPr>
+        <w:ind w:left="1440" w:hanging="360"/>
+      </w:pPr>
+      <w:rPr>
+        <w:rFonts w:ascii="Courier New" w:hAnsi="Courier New" w:cs="Courier New" w:hint="default"/>
+      </w:rPr>
+    </w:lvl>
+    <w:lvl w:ilvl="2" w:tplc="04090005" w:tentative="1">
+      <w:start w:val="1"/>
+      <w:numFmt w:val="bullet"/>
+      <w:lvlText w:val=""/>
+      <w:lvlJc w:val="left"/>
+      <w:pPr>
+        <w:ind w:left="2160" w:hanging="360"/>
+      </w:pPr>
+      <w:rPr>
+        <w:rFonts w:ascii="Wingdings" w:hAnsi="Wingdings" w:hint="default"/>
+      </w:rPr>
+    </w:lvl>
+    <w:lvl w:ilvl="3" w:tplc="04090001" w:tentative="1">
+      <w:start w:val="1"/>
+      <w:numFmt w:val="bullet"/>
+      <w:lvlText w:val=""/>
+      <w:lvlJc w:val="left"/>
+      <w:pPr>
+        <w:ind w:left="2880" w:hanging="360"/>
+      </w:pPr>
+      <w:rPr>
+        <w:rFonts w:ascii="Symbol" w:hAnsi="Symbol" w:hint="default"/>
+      </w:rPr>
+    </w:lvl>
+    <w:lvl w:ilvl="4" w:tplc="04090003" w:tentative="1">
+      <w:start w:val="1"/>
+      <w:numFmt w:val="bullet"/>
+      <w:lvlText w:val="o"/>
+      <w:lvlJc w:val="left"/>
+      <w:pPr>
+        <w:ind w:left="3600" w:hanging="360"/>
+      </w:pPr>
+      <w:rPr>
+        <w:rFonts w:ascii="Courier New" w:hAnsi="Courier New" w:cs="Courier New" w:hint="default"/>
+      </w:rPr>
+    </w:lvl>
+    <w:lvl w:ilvl="5" w:tplc="04090005" w:tentative="1">
+      <w:start w:val="1"/>
+      <w:numFmt w:val="bullet"/>
+      <w:lvlText w:val=""/>
+      <w:lvlJc w:val="left"/>
+      <w:pPr>
+        <w:ind w:left="4320" w:hanging="360"/>
+      </w:pPr>
+      <w:rPr>
+        <w:rFonts w:ascii="Wingdings" w:hAnsi="Wingdings" w:hint="default"/>
+      </w:rPr>
+    </w:lvl>
+    <w:lvl w:ilvl="6" w:tplc="04090001" w:tentative="1">
+      <w:start w:val="1"/>
+      <w:numFmt w:val="bullet"/>
+      <w:lvlText w:val=""/>
+      <w:lvlJc w:val="left"/>
+      <w:pPr>
+        <w:ind w:left="5040" w:hanging="360"/>
+      </w:pPr>
+      <w:rPr>
+        <w:rFonts w:ascii="Symbol" w:hAnsi="Symbol" w:hint="default"/>
+      </w:rPr>
+    </w:lvl>
+    <w:lvl w:ilvl="7" w:tplc="04090003" w:tentative="1">
+      <w:start w:val="1"/>
+      <w:numFmt w:val="bullet"/>
+      <w:lvlText w:val="o"/>
+      <w:lvlJc w:val="left"/>
+      <w:pPr>
+        <w:ind w:left="5760" w:hanging="360"/>
+      </w:pPr>
+      <w:rPr>
+        <w:rFonts w:ascii="Courier New" w:hAnsi="Courier New" w:cs="Courier New" w:hint="default"/>
+      </w:rPr>
+    </w:lvl>
+    <w:lvl w:ilvl="8" w:tplc="04090005" w:tentative="1">
+      <w:start w:val="1"/>
+      <w:numFmt w:val="bullet"/>
+      <w:lvlText w:val=""/>
+      <w:lvlJc w:val="left"/>
+      <w:pPr>
+        <w:ind w:left="6480" w:hanging="360"/>
+      </w:pPr>
+      <w:rPr>
+        <w:rFonts w:ascii="Wingdings" w:hAnsi="Wingdings" w:hint="default"/>
+      </w:rPr>
+    </w:lvl>
+  </w:abstractNum>
+  <w:abstractNum w:abstractNumId="7">
     <w:nsid w:val="21EC0771"/>
     <w:multiLevelType w:val="hybridMultilevel"/>
     <w:tmpl w:val="3AE84E9A"/>
@@ -6078,7 +6283,156 @@
       </w:rPr>
     </w:lvl>
   </w:abstractNum>
-  <w:abstractNum w:abstractNumId="7">
+  <w:abstractNum w:abstractNumId="8">
+    <w:nsid w:val="23984023"/>
+    <w:multiLevelType w:val="multilevel"/>
+    <w:tmpl w:val="797CF0EA"/>
+    <w:lvl w:ilvl="0">
+      <w:start w:val="1"/>
+      <w:numFmt w:val="bullet"/>
+      <w:lvlText w:val="-"/>
+      <w:lvlJc w:val="left"/>
+      <w:pPr>
+        <w:tabs>
+          <w:tab w:val="num" w:pos="360"/>
+        </w:tabs>
+        <w:ind w:left="360" w:hanging="360"/>
+      </w:pPr>
+      <w:rPr>
+        <w:rFonts w:ascii="Yu Gothic" w:eastAsia="Yu Gothic" w:hAnsi="Yu Gothic" w:hint="eastAsia"/>
+        <w:sz w:val="20"/>
+      </w:rPr>
+    </w:lvl>
+    <w:lvl w:ilvl="1" w:tentative="1">
+      <w:start w:val="1"/>
+      <w:numFmt w:val="bullet"/>
+      <w:lvlText w:val="o"/>
+      <w:lvlJc w:val="left"/>
+      <w:pPr>
+        <w:tabs>
+          <w:tab w:val="num" w:pos="1080"/>
+        </w:tabs>
+        <w:ind w:left="1080" w:hanging="360"/>
+      </w:pPr>
+      <w:rPr>
+        <w:rFonts w:ascii="Courier New" w:hAnsi="Courier New" w:hint="default"/>
+        <w:sz w:val="20"/>
+      </w:rPr>
+    </w:lvl>
+    <w:lvl w:ilvl="2" w:tentative="1">
+      <w:start w:val="1"/>
+      <w:numFmt w:val="bullet"/>
+      <w:lvlText w:val=""/>
+      <w:lvlJc w:val="left"/>
+      <w:pPr>
+        <w:tabs>
+          <w:tab w:val="num" w:pos="1800"/>
+        </w:tabs>
+        <w:ind w:left="1800" w:hanging="360"/>
+      </w:pPr>
+      <w:rPr>
+        <w:rFonts w:ascii="Wingdings" w:hAnsi="Wingdings" w:hint="default"/>
+        <w:sz w:val="20"/>
+      </w:rPr>
+    </w:lvl>
+    <w:lvl w:ilvl="3" w:tentative="1">
+      <w:start w:val="1"/>
+      <w:numFmt w:val="bullet"/>
+      <w:lvlText w:val=""/>
+      <w:lvlJc w:val="left"/>
+      <w:pPr>
+        <w:tabs>
+          <w:tab w:val="num" w:pos="2520"/>
+        </w:tabs>
+        <w:ind w:left="2520" w:hanging="360"/>
+      </w:pPr>
+      <w:rPr>
+        <w:rFonts w:ascii="Wingdings" w:hAnsi="Wingdings" w:hint="default"/>
+        <w:sz w:val="20"/>
+      </w:rPr>
+    </w:lvl>
+    <w:lvl w:ilvl="4" w:tentative="1">
+      <w:start w:val="1"/>
+      <w:numFmt w:val="bullet"/>
+      <w:lvlText w:val=""/>
+      <w:lvlJc w:val="left"/>
+      <w:pPr>
+        <w:tabs>
+          <w:tab w:val="num" w:pos="3240"/>
+        </w:tabs>
+        <w:ind w:left="3240" w:hanging="360"/>
+      </w:pPr>
+      <w:rPr>
+        <w:rFonts w:ascii="Wingdings" w:hAnsi="Wingdings" w:hint="default"/>
+        <w:sz w:val="20"/>
+      </w:rPr>
+    </w:lvl>
+    <w:lvl w:ilvl="5" w:tentative="1">
+      <w:start w:val="1"/>
+      <w:numFmt w:val="bullet"/>
+      <w:lvlText w:val=""/>
+      <w:lvlJc w:val="left"/>
+      <w:pPr>
+        <w:tabs>
+          <w:tab w:val="num" w:pos="3960"/>
+        </w:tabs>
+        <w:ind w:left="3960" w:hanging="360"/>
+      </w:pPr>
+      <w:rPr>
+        <w:rFonts w:ascii="Wingdings" w:hAnsi="Wingdings" w:hint="default"/>
+        <w:sz w:val="20"/>
+      </w:rPr>
+    </w:lvl>
+    <w:lvl w:ilvl="6" w:tentative="1">
+      <w:start w:val="1"/>
+      <w:numFmt w:val="bullet"/>
+      <w:lvlText w:val=""/>
+      <w:lvlJc w:val="left"/>
+      <w:pPr>
+        <w:tabs>
+          <w:tab w:val="num" w:pos="4680"/>
+        </w:tabs>
+        <w:ind w:left="4680" w:hanging="360"/>
+      </w:pPr>
+      <w:rPr>
+        <w:rFonts w:ascii="Wingdings" w:hAnsi="Wingdings" w:hint="default"/>
+        <w:sz w:val="20"/>
+      </w:rPr>
+    </w:lvl>
+    <w:lvl w:ilvl="7" w:tentative="1">
+      <w:start w:val="1"/>
+      <w:numFmt w:val="bullet"/>
+      <w:lvlText w:val=""/>
+      <w:lvlJc w:val="left"/>
+      <w:pPr>
+        <w:tabs>
+          <w:tab w:val="num" w:pos="5400"/>
+        </w:tabs>
+        <w:ind w:left="5400" w:hanging="360"/>
+      </w:pPr>
+      <w:rPr>
+        <w:rFonts w:ascii="Wingdings" w:hAnsi="Wingdings" w:hint="default"/>
+        <w:sz w:val="20"/>
+      </w:rPr>
+    </w:lvl>
+    <w:lvl w:ilvl="8" w:tentative="1">
+      <w:start w:val="1"/>
+      <w:numFmt w:val="bullet"/>
+      <w:lvlText w:val=""/>
+      <w:lvlJc w:val="left"/>
+      <w:pPr>
+        <w:tabs>
+          <w:tab w:val="num" w:pos="6120"/>
+        </w:tabs>
+        <w:ind w:left="6120" w:hanging="360"/>
+      </w:pPr>
+      <w:rPr>
+        <w:rFonts w:ascii="Wingdings" w:hAnsi="Wingdings" w:hint="default"/>
+        <w:sz w:val="20"/>
+      </w:rPr>
+    </w:lvl>
+  </w:abstractNum>
+  <w:abstractNum w:abstractNumId="9">
     <w:nsid w:val="2D6A7936"/>
     <w:multiLevelType w:val="multilevel"/>
     <w:tmpl w:val="B38A5414"/>
@@ -6227,7 +6581,391 @@
       </w:rPr>
     </w:lvl>
   </w:abstractNum>
-  <w:abstractNum w:abstractNumId="8">
+  <w:abstractNum w:abstractNumId="10">
+    <w:nsid w:val="321A4D57"/>
+    <w:multiLevelType w:val="multilevel"/>
+    <w:tmpl w:val="8E582B62"/>
+    <w:lvl w:ilvl="0">
+      <w:start w:val="1"/>
+      <w:numFmt w:val="bullet"/>
+      <w:lvlText w:val="-"/>
+      <w:lvlJc w:val="left"/>
+      <w:pPr>
+        <w:tabs>
+          <w:tab w:val="num" w:pos="360"/>
+        </w:tabs>
+        <w:ind w:left="360" w:hanging="360"/>
+      </w:pPr>
+      <w:rPr>
+        <w:rFonts w:ascii="Yu Gothic" w:eastAsia="Yu Gothic" w:hAnsi="Yu Gothic" w:hint="eastAsia"/>
+        <w:sz w:val="20"/>
+      </w:rPr>
+    </w:lvl>
+    <w:lvl w:ilvl="1" w:tentative="1">
+      <w:start w:val="1"/>
+      <w:numFmt w:val="bullet"/>
+      <w:lvlText w:val="o"/>
+      <w:lvlJc w:val="left"/>
+      <w:pPr>
+        <w:tabs>
+          <w:tab w:val="num" w:pos="1080"/>
+        </w:tabs>
+        <w:ind w:left="1080" w:hanging="360"/>
+      </w:pPr>
+      <w:rPr>
+        <w:rFonts w:ascii="Courier New" w:hAnsi="Courier New" w:hint="default"/>
+        <w:sz w:val="20"/>
+      </w:rPr>
+    </w:lvl>
+    <w:lvl w:ilvl="2" w:tentative="1">
+      <w:start w:val="1"/>
+      <w:numFmt w:val="bullet"/>
+      <w:lvlText w:val=""/>
+      <w:lvlJc w:val="left"/>
+      <w:pPr>
+        <w:tabs>
+          <w:tab w:val="num" w:pos="1800"/>
+        </w:tabs>
+        <w:ind w:left="1800" w:hanging="360"/>
+      </w:pPr>
+      <w:rPr>
+        <w:rFonts w:ascii="Wingdings" w:hAnsi="Wingdings" w:hint="default"/>
+        <w:sz w:val="20"/>
+      </w:rPr>
+    </w:lvl>
+    <w:lvl w:ilvl="3" w:tentative="1">
+      <w:start w:val="1"/>
+      <w:numFmt w:val="bullet"/>
+      <w:lvlText w:val=""/>
+      <w:lvlJc w:val="left"/>
+      <w:pPr>
+        <w:tabs>
+          <w:tab w:val="num" w:pos="2520"/>
+        </w:tabs>
+        <w:ind w:left="2520" w:hanging="360"/>
+      </w:pPr>
+      <w:rPr>
+        <w:rFonts w:ascii="Wingdings" w:hAnsi="Wingdings" w:hint="default"/>
+        <w:sz w:val="20"/>
+      </w:rPr>
+    </w:lvl>
+    <w:lvl w:ilvl="4" w:tentative="1">
+      <w:start w:val="1"/>
+      <w:numFmt w:val="bullet"/>
+      <w:lvlText w:val=""/>
+      <w:lvlJc w:val="left"/>
+      <w:pPr>
+        <w:tabs>
+          <w:tab w:val="num" w:pos="3240"/>
+        </w:tabs>
+        <w:ind w:left="3240" w:hanging="360"/>
+      </w:pPr>
+      <w:rPr>
+        <w:rFonts w:ascii="Wingdings" w:hAnsi="Wingdings" w:hint="default"/>
+        <w:sz w:val="20"/>
+      </w:rPr>
+    </w:lvl>
+    <w:lvl w:ilvl="5" w:tentative="1">
+      <w:start w:val="1"/>
+      <w:numFmt w:val="bullet"/>
+      <w:lvlText w:val=""/>
+      <w:lvlJc w:val="left"/>
+      <w:pPr>
+        <w:tabs>
+          <w:tab w:val="num" w:pos="3960"/>
+        </w:tabs>
+        <w:ind w:left="3960" w:hanging="360"/>
+      </w:pPr>
+      <w:rPr>
+        <w:rFonts w:ascii="Wingdings" w:hAnsi="Wingdings" w:hint="default"/>
+        <w:sz w:val="20"/>
+      </w:rPr>
+    </w:lvl>
+    <w:lvl w:ilvl="6" w:tentative="1">
+      <w:start w:val="1"/>
+      <w:numFmt w:val="bullet"/>
+      <w:lvlText w:val=""/>
+      <w:lvlJc w:val="left"/>
+      <w:pPr>
+        <w:tabs>
+          <w:tab w:val="num" w:pos="4680"/>
+        </w:tabs>
+        <w:ind w:left="4680" w:hanging="360"/>
+      </w:pPr>
+      <w:rPr>
+        <w:rFonts w:ascii="Wingdings" w:hAnsi="Wingdings" w:hint="default"/>
+        <w:sz w:val="20"/>
+      </w:rPr>
+    </w:lvl>
+    <w:lvl w:ilvl="7" w:tentative="1">
+      <w:start w:val="1"/>
+      <w:numFmt w:val="bullet"/>
+      <w:lvlText w:val=""/>
+      <w:lvlJc w:val="left"/>
+      <w:pPr>
+        <w:tabs>
+          <w:tab w:val="num" w:pos="5400"/>
+        </w:tabs>
+        <w:ind w:left="5400" w:hanging="360"/>
+      </w:pPr>
+      <w:rPr>
+        <w:rFonts w:ascii="Wingdings" w:hAnsi="Wingdings" w:hint="default"/>
+        <w:sz w:val="20"/>
+      </w:rPr>
+    </w:lvl>
+    <w:lvl w:ilvl="8" w:tentative="1">
+      <w:start w:val="1"/>
+      <w:numFmt w:val="bullet"/>
+      <w:lvlText w:val=""/>
+      <w:lvlJc w:val="left"/>
+      <w:pPr>
+        <w:tabs>
+          <w:tab w:val="num" w:pos="6120"/>
+        </w:tabs>
+        <w:ind w:left="6120" w:hanging="360"/>
+      </w:pPr>
+      <w:rPr>
+        <w:rFonts w:ascii="Wingdings" w:hAnsi="Wingdings" w:hint="default"/>
+        <w:sz w:val="20"/>
+      </w:rPr>
+    </w:lvl>
+  </w:abstractNum>
+  <w:abstractNum w:abstractNumId="11">
+    <w:nsid w:val="3900019D"/>
+    <w:multiLevelType w:val="multilevel"/>
+    <w:tmpl w:val="3252EDDE"/>
+    <w:lvl w:ilvl="0">
+      <w:start w:val="1"/>
+      <w:numFmt w:val="bullet"/>
+      <w:lvlText w:val=""/>
+      <w:lvlJc w:val="left"/>
+      <w:pPr>
+        <w:tabs>
+          <w:tab w:val="num" w:pos="720"/>
+        </w:tabs>
+        <w:ind w:left="720" w:hanging="360"/>
+      </w:pPr>
+      <w:rPr>
+        <w:rFonts w:ascii="Symbol" w:hAnsi="Symbol" w:hint="default"/>
+        <w:sz w:val="20"/>
+      </w:rPr>
+    </w:lvl>
+    <w:lvl w:ilvl="1" w:tentative="1">
+      <w:start w:val="1"/>
+      <w:numFmt w:val="bullet"/>
+      <w:lvlText w:val="o"/>
+      <w:lvlJc w:val="left"/>
+      <w:pPr>
+        <w:tabs>
+          <w:tab w:val="num" w:pos="1440"/>
+        </w:tabs>
+        <w:ind w:left="1440" w:hanging="360"/>
+      </w:pPr>
+      <w:rPr>
+        <w:rFonts w:ascii="Courier New" w:hAnsi="Courier New" w:hint="default"/>
+        <w:sz w:val="20"/>
+      </w:rPr>
+    </w:lvl>
+    <w:lvl w:ilvl="2" w:tentative="1">
+      <w:start w:val="1"/>
+      <w:numFmt w:val="bullet"/>
+      <w:lvlText w:val=""/>
+      <w:lvlJc w:val="left"/>
+      <w:pPr>
+        <w:tabs>
+          <w:tab w:val="num" w:pos="2160"/>
+        </w:tabs>
+        <w:ind w:left="2160" w:hanging="360"/>
+      </w:pPr>
+      <w:rPr>
+        <w:rFonts w:ascii="Wingdings" w:hAnsi="Wingdings" w:hint="default"/>
+        <w:sz w:val="20"/>
+      </w:rPr>
+    </w:lvl>
+    <w:lvl w:ilvl="3" w:tentative="1">
+      <w:start w:val="1"/>
+      <w:numFmt w:val="bullet"/>
+      <w:lvlText w:val=""/>
+      <w:lvlJc w:val="left"/>
+      <w:pPr>
+        <w:tabs>
+          <w:tab w:val="num" w:pos="2880"/>
+        </w:tabs>
+        <w:ind w:left="2880" w:hanging="360"/>
+      </w:pPr>
+      <w:rPr>
+        <w:rFonts w:ascii="Wingdings" w:hAnsi="Wingdings" w:hint="default"/>
+        <w:sz w:val="20"/>
+      </w:rPr>
+    </w:lvl>
+    <w:lvl w:ilvl="4" w:tentative="1">
+      <w:start w:val="1"/>
+      <w:numFmt w:val="bullet"/>
+      <w:lvlText w:val=""/>
+      <w:lvlJc w:val="left"/>
+      <w:pPr>
+        <w:tabs>
+          <w:tab w:val="num" w:pos="3600"/>
+        </w:tabs>
+        <w:ind w:left="3600" w:hanging="360"/>
+      </w:pPr>
+      <w:rPr>
+        <w:rFonts w:ascii="Wingdings" w:hAnsi="Wingdings" w:hint="default"/>
+        <w:sz w:val="20"/>
+      </w:rPr>
+    </w:lvl>
+    <w:lvl w:ilvl="5" w:tentative="1">
+      <w:start w:val="1"/>
+      <w:numFmt w:val="bullet"/>
+      <w:lvlText w:val=""/>
+      <w:lvlJc w:val="left"/>
+      <w:pPr>
+        <w:tabs>
+          <w:tab w:val="num" w:pos="4320"/>
+        </w:tabs>
+        <w:ind w:left="4320" w:hanging="360"/>
+      </w:pPr>
+      <w:rPr>
+        <w:rFonts w:ascii="Wingdings" w:hAnsi="Wingdings" w:hint="default"/>
+        <w:sz w:val="20"/>
+      </w:rPr>
+    </w:lvl>
+    <w:lvl w:ilvl="6" w:tentative="1">
+      <w:start w:val="1"/>
+      <w:numFmt w:val="bullet"/>
+      <w:lvlText w:val=""/>
+      <w:lvlJc w:val="left"/>
+      <w:pPr>
+        <w:tabs>
+          <w:tab w:val="num" w:pos="5040"/>
+        </w:tabs>
+        <w:ind w:left="5040" w:hanging="360"/>
+      </w:pPr>
+      <w:rPr>
+        <w:rFonts w:ascii="Wingdings" w:hAnsi="Wingdings" w:hint="default"/>
+        <w:sz w:val="20"/>
+      </w:rPr>
+    </w:lvl>
+    <w:lvl w:ilvl="7" w:tentative="1">
+      <w:start w:val="1"/>
+      <w:numFmt w:val="bullet"/>
+      <w:lvlText w:val=""/>
+      <w:lvlJc w:val="left"/>
+      <w:pPr>
+        <w:tabs>
+          <w:tab w:val="num" w:pos="5760"/>
+        </w:tabs>
+        <w:ind w:left="5760" w:hanging="360"/>
+      </w:pPr>
+      <w:rPr>
+        <w:rFonts w:ascii="Wingdings" w:hAnsi="Wingdings" w:hint="default"/>
+        <w:sz w:val="20"/>
+      </w:rPr>
+    </w:lvl>
+    <w:lvl w:ilvl="8" w:tentative="1">
+      <w:start w:val="1"/>
+      <w:numFmt w:val="bullet"/>
+      <w:lvlText w:val=""/>
+      <w:lvlJc w:val="left"/>
+      <w:pPr>
+        <w:tabs>
+          <w:tab w:val="num" w:pos="6480"/>
+        </w:tabs>
+        <w:ind w:left="6480" w:hanging="360"/>
+      </w:pPr>
+      <w:rPr>
+        <w:rFonts w:ascii="Wingdings" w:hAnsi="Wingdings" w:hint="default"/>
+        <w:sz w:val="20"/>
+      </w:rPr>
+    </w:lvl>
+  </w:abstractNum>
+  <w:abstractNum w:abstractNumId="12">
+    <w:nsid w:val="3C15445F"/>
+    <w:multiLevelType w:val="hybridMultilevel"/>
+    <w:tmpl w:val="83B64576"/>
+    <w:lvl w:ilvl="0" w:tplc="0409000F">
+      <w:start w:val="1"/>
+      <w:numFmt w:val="decimal"/>
+      <w:lvlText w:val="%1."/>
+      <w:lvlJc w:val="left"/>
+      <w:pPr>
+        <w:ind w:left="720" w:hanging="360"/>
+      </w:pPr>
+    </w:lvl>
+    <w:lvl w:ilvl="1" w:tplc="04090019" w:tentative="1">
+      <w:start w:val="1"/>
+      <w:numFmt w:val="lowerLetter"/>
+      <w:lvlText w:val="%2."/>
+      <w:lvlJc w:val="left"/>
+      <w:pPr>
+        <w:ind w:left="1440" w:hanging="360"/>
+      </w:pPr>
+    </w:lvl>
+    <w:lvl w:ilvl="2" w:tplc="0409001B" w:tentative="1">
+      <w:start w:val="1"/>
+      <w:numFmt w:val="lowerRoman"/>
+      <w:lvlText w:val="%3."/>
+      <w:lvlJc w:val="right"/>
+      <w:pPr>
+        <w:ind w:left="2160" w:hanging="180"/>
+      </w:pPr>
+    </w:lvl>
+    <w:lvl w:ilvl="3" w:tplc="0409000F" w:tentative="1">
+      <w:start w:val="1"/>
+      <w:numFmt w:val="decimal"/>
+      <w:lvlText w:val="%4."/>
+      <w:lvlJc w:val="left"/>
+      <w:pPr>
+        <w:ind w:left="2880" w:hanging="360"/>
+      </w:pPr>
+    </w:lvl>
+    <w:lvl w:ilvl="4" w:tplc="04090019" w:tentative="1">
+      <w:start w:val="1"/>
+      <w:numFmt w:val="lowerLetter"/>
+      <w:lvlText w:val="%5."/>
+      <w:lvlJc w:val="left"/>
+      <w:pPr>
+        <w:ind w:left="3600" w:hanging="360"/>
+      </w:pPr>
+    </w:lvl>
+    <w:lvl w:ilvl="5" w:tplc="0409001B" w:tentative="1">
+      <w:start w:val="1"/>
+      <w:numFmt w:val="lowerRoman"/>
+      <w:lvlText w:val="%6."/>
+      <w:lvlJc w:val="right"/>
+      <w:pPr>
+        <w:ind w:left="4320" w:hanging="180"/>
+      </w:pPr>
+    </w:lvl>
+    <w:lvl w:ilvl="6" w:tplc="0409000F" w:tentative="1">
+      <w:start w:val="1"/>
+      <w:numFmt w:val="decimal"/>
+      <w:lvlText w:val="%7."/>
+      <w:lvlJc w:val="left"/>
+      <w:pPr>
+        <w:ind w:left="5040" w:hanging="360"/>
+      </w:pPr>
+    </w:lvl>
+    <w:lvl w:ilvl="7" w:tplc="04090019" w:tentative="1">
+      <w:start w:val="1"/>
+      <w:numFmt w:val="lowerLetter"/>
+      <w:lvlText w:val="%8."/>
+      <w:lvlJc w:val="left"/>
+      <w:pPr>
+        <w:ind w:left="5760" w:hanging="360"/>
+      </w:pPr>
+    </w:lvl>
+    <w:lvl w:ilvl="8" w:tplc="0409001B" w:tentative="1">
+      <w:start w:val="1"/>
+      <w:numFmt w:val="lowerRoman"/>
+      <w:lvlText w:val="%9."/>
+      <w:lvlJc w:val="right"/>
+      <w:pPr>
+        <w:ind w:left="6480" w:hanging="180"/>
+      </w:pPr>
+    </w:lvl>
+  </w:abstractNum>
+  <w:abstractNum w:abstractNumId="13">
     <w:nsid w:val="3C8B726D"/>
     <w:multiLevelType w:val="hybridMultilevel"/>
     <w:tmpl w:val="335A7A98"/>
@@ -6339,7 +7077,7 @@
       </w:rPr>
     </w:lvl>
   </w:abstractNum>
-  <w:abstractNum w:abstractNumId="9">
+  <w:abstractNum w:abstractNumId="14">
     <w:nsid w:val="3E5170E3"/>
     <w:multiLevelType w:val="hybridMultilevel"/>
     <w:tmpl w:val="CB3433F0"/>
@@ -6451,7 +7189,7 @@
       </w:rPr>
     </w:lvl>
   </w:abstractNum>
-  <w:abstractNum w:abstractNumId="10">
+  <w:abstractNum w:abstractNumId="15">
     <w:nsid w:val="3F8A41C3"/>
     <w:multiLevelType w:val="hybridMultilevel"/>
     <w:tmpl w:val="BDBA4196"/>
@@ -6563,7 +7301,209 @@
       </w:rPr>
     </w:lvl>
   </w:abstractNum>
-  <w:abstractNum w:abstractNumId="11">
+  <w:abstractNum w:abstractNumId="16">
+    <w:nsid w:val="45D95FD5"/>
+    <w:multiLevelType w:val="hybridMultilevel"/>
+    <w:tmpl w:val="4EA22B98"/>
+    <w:lvl w:ilvl="0" w:tplc="D320F798">
+      <w:start w:val="1"/>
+      <w:numFmt w:val="bullet"/>
+      <w:lvlText w:val="-"/>
+      <w:lvlJc w:val="left"/>
+      <w:pPr>
+        <w:ind w:left="360" w:hanging="360"/>
+      </w:pPr>
+      <w:rPr>
+        <w:rFonts w:ascii="Yu Gothic" w:eastAsia="Yu Gothic" w:hAnsi="Yu Gothic" w:hint="eastAsia"/>
+      </w:rPr>
+    </w:lvl>
+    <w:lvl w:ilvl="1" w:tplc="04090003" w:tentative="1">
+      <w:start w:val="1"/>
+      <w:numFmt w:val="bullet"/>
+      <w:lvlText w:val="o"/>
+      <w:lvlJc w:val="left"/>
+      <w:pPr>
+        <w:ind w:left="1080" w:hanging="360"/>
+      </w:pPr>
+      <w:rPr>
+        <w:rFonts w:ascii="Courier New" w:hAnsi="Courier New" w:cs="Courier New" w:hint="default"/>
+      </w:rPr>
+    </w:lvl>
+    <w:lvl w:ilvl="2" w:tplc="04090005" w:tentative="1">
+      <w:start w:val="1"/>
+      <w:numFmt w:val="bullet"/>
+      <w:lvlText w:val=""/>
+      <w:lvlJc w:val="left"/>
+      <w:pPr>
+        <w:ind w:left="1800" w:hanging="360"/>
+      </w:pPr>
+      <w:rPr>
+        <w:rFonts w:ascii="Wingdings" w:hAnsi="Wingdings" w:hint="default"/>
+      </w:rPr>
+    </w:lvl>
+    <w:lvl w:ilvl="3" w:tplc="04090001" w:tentative="1">
+      <w:start w:val="1"/>
+      <w:numFmt w:val="bullet"/>
+      <w:lvlText w:val=""/>
+      <w:lvlJc w:val="left"/>
+      <w:pPr>
+        <w:ind w:left="2520" w:hanging="360"/>
+      </w:pPr>
+      <w:rPr>
+        <w:rFonts w:ascii="Symbol" w:hAnsi="Symbol" w:hint="default"/>
+      </w:rPr>
+    </w:lvl>
+    <w:lvl w:ilvl="4" w:tplc="04090003" w:tentative="1">
+      <w:start w:val="1"/>
+      <w:numFmt w:val="bullet"/>
+      <w:lvlText w:val="o"/>
+      <w:lvlJc w:val="left"/>
+      <w:pPr>
+        <w:ind w:left="3240" w:hanging="360"/>
+      </w:pPr>
+      <w:rPr>
+        <w:rFonts w:ascii="Courier New" w:hAnsi="Courier New" w:cs="Courier New" w:hint="default"/>
+      </w:rPr>
+    </w:lvl>
+    <w:lvl w:ilvl="5" w:tplc="04090005" w:tentative="1">
+      <w:start w:val="1"/>
+      <w:numFmt w:val="bullet"/>
+      <w:lvlText w:val=""/>
+      <w:lvlJc w:val="left"/>
+      <w:pPr>
+        <w:ind w:left="3960" w:hanging="360"/>
+      </w:pPr>
+      <w:rPr>
+        <w:rFonts w:ascii="Wingdings" w:hAnsi="Wingdings" w:hint="default"/>
+      </w:rPr>
+    </w:lvl>
+    <w:lvl w:ilvl="6" w:tplc="04090001" w:tentative="1">
+      <w:start w:val="1"/>
+      <w:numFmt w:val="bullet"/>
+      <w:lvlText w:val=""/>
+      <w:lvlJc w:val="left"/>
+      <w:pPr>
+        <w:ind w:left="4680" w:hanging="360"/>
+      </w:pPr>
+      <w:rPr>
+        <w:rFonts w:ascii="Symbol" w:hAnsi="Symbol" w:hint="default"/>
+      </w:rPr>
+    </w:lvl>
+    <w:lvl w:ilvl="7" w:tplc="04090003" w:tentative="1">
+      <w:start w:val="1"/>
+      <w:numFmt w:val="bullet"/>
+      <w:lvlText w:val="o"/>
+      <w:lvlJc w:val="left"/>
+      <w:pPr>
+        <w:ind w:left="5400" w:hanging="360"/>
+      </w:pPr>
+      <w:rPr>
+        <w:rFonts w:ascii="Courier New" w:hAnsi="Courier New" w:cs="Courier New" w:hint="default"/>
+      </w:rPr>
+    </w:lvl>
+    <w:lvl w:ilvl="8" w:tplc="04090005" w:tentative="1">
+      <w:start w:val="1"/>
+      <w:numFmt w:val="bullet"/>
+      <w:lvlText w:val=""/>
+      <w:lvlJc w:val="left"/>
+      <w:pPr>
+        <w:ind w:left="6120" w:hanging="360"/>
+      </w:pPr>
+      <w:rPr>
+        <w:rFonts w:ascii="Wingdings" w:hAnsi="Wingdings" w:hint="default"/>
+      </w:rPr>
+    </w:lvl>
+  </w:abstractNum>
+  <w:abstractNum w:abstractNumId="17">
+    <w:nsid w:val="47DE4243"/>
+    <w:multiLevelType w:val="hybridMultilevel"/>
+    <w:tmpl w:val="AF9A4FD2"/>
+    <w:lvl w:ilvl="0" w:tplc="D320F798">
+      <w:start w:val="1"/>
+      <w:numFmt w:val="bullet"/>
+      <w:lvlText w:val="-"/>
+      <w:lvlJc w:val="left"/>
+      <w:pPr>
+        <w:ind w:left="360" w:hanging="360"/>
+      </w:pPr>
+      <w:rPr>
+        <w:rFonts w:ascii="Yu Gothic" w:eastAsia="Yu Gothic" w:hAnsi="Yu Gothic" w:hint="eastAsia"/>
+      </w:rPr>
+    </w:lvl>
+    <w:lvl w:ilvl="1" w:tplc="04090019" w:tentative="1">
+      <w:start w:val="1"/>
+      <w:numFmt w:val="lowerLetter"/>
+      <w:lvlText w:val="%2."/>
+      <w:lvlJc w:val="left"/>
+      <w:pPr>
+        <w:ind w:left="1080" w:hanging="360"/>
+      </w:pPr>
+    </w:lvl>
+    <w:lvl w:ilvl="2" w:tplc="0409001B" w:tentative="1">
+      <w:start w:val="1"/>
+      <w:numFmt w:val="lowerRoman"/>
+      <w:lvlText w:val="%3."/>
+      <w:lvlJc w:val="right"/>
+      <w:pPr>
+        <w:ind w:left="1800" w:hanging="180"/>
+      </w:pPr>
+    </w:lvl>
+    <w:lvl w:ilvl="3" w:tplc="0409000F" w:tentative="1">
+      <w:start w:val="1"/>
+      <w:numFmt w:val="decimal"/>
+      <w:lvlText w:val="%4."/>
+      <w:lvlJc w:val="left"/>
+      <w:pPr>
+        <w:ind w:left="2520" w:hanging="360"/>
+      </w:pPr>
+    </w:lvl>
+    <w:lvl w:ilvl="4" w:tplc="04090019" w:tentative="1">
+      <w:start w:val="1"/>
+      <w:numFmt w:val="lowerLetter"/>
+      <w:lvlText w:val="%5."/>
+      <w:lvlJc w:val="left"/>
+      <w:pPr>
+        <w:ind w:left="3240" w:hanging="360"/>
+      </w:pPr>
+    </w:lvl>
+    <w:lvl w:ilvl="5" w:tplc="0409001B" w:tentative="1">
+      <w:start w:val="1"/>
+      <w:numFmt w:val="lowerRoman"/>
+      <w:lvlText w:val="%6."/>
+      <w:lvlJc w:val="right"/>
+      <w:pPr>
+        <w:ind w:left="3960" w:hanging="180"/>
+      </w:pPr>
+    </w:lvl>
+    <w:lvl w:ilvl="6" w:tplc="0409000F" w:tentative="1">
+      <w:start w:val="1"/>
+      <w:numFmt w:val="decimal"/>
+      <w:lvlText w:val="%7."/>
+      <w:lvlJc w:val="left"/>
+      <w:pPr>
+        <w:ind w:left="4680" w:hanging="360"/>
+      </w:pPr>
+    </w:lvl>
+    <w:lvl w:ilvl="7" w:tplc="04090019" w:tentative="1">
+      <w:start w:val="1"/>
+      <w:numFmt w:val="lowerLetter"/>
+      <w:lvlText w:val="%8."/>
+      <w:lvlJc w:val="left"/>
+      <w:pPr>
+        <w:ind w:left="5400" w:hanging="360"/>
+      </w:pPr>
+    </w:lvl>
+    <w:lvl w:ilvl="8" w:tplc="0409001B" w:tentative="1">
+      <w:start w:val="1"/>
+      <w:numFmt w:val="lowerRoman"/>
+      <w:lvlText w:val="%9."/>
+      <w:lvlJc w:val="right"/>
+      <w:pPr>
+        <w:ind w:left="6120" w:hanging="180"/>
+      </w:pPr>
+    </w:lvl>
+  </w:abstractNum>
+  <w:abstractNum w:abstractNumId="18">
     <w:nsid w:val="51032EAD"/>
     <w:multiLevelType w:val="hybridMultilevel"/>
     <w:tmpl w:val="F424D1B0"/>
@@ -6675,7 +7615,7 @@
       </w:rPr>
     </w:lvl>
   </w:abstractNum>
-  <w:abstractNum w:abstractNumId="12">
+  <w:abstractNum w:abstractNumId="19">
     <w:nsid w:val="53A23CDB"/>
     <w:multiLevelType w:val="hybridMultilevel"/>
     <w:tmpl w:val="DD80F5A6"/>
@@ -6788,7 +7728,7 @@
       </w:rPr>
     </w:lvl>
   </w:abstractNum>
-  <w:abstractNum w:abstractNumId="13">
+  <w:abstractNum w:abstractNumId="20">
     <w:nsid w:val="57C74246"/>
     <w:multiLevelType w:val="hybridMultilevel"/>
     <w:tmpl w:val="689C81B6"/>
@@ -6874,7 +7814,7 @@
       </w:pPr>
     </w:lvl>
   </w:abstractNum>
-  <w:abstractNum w:abstractNumId="14">
+  <w:abstractNum w:abstractNumId="21">
     <w:nsid w:val="607241AC"/>
     <w:multiLevelType w:val="hybridMultilevel"/>
     <w:tmpl w:val="408CC5E0"/>
@@ -6963,7 +7903,7 @@
       </w:pPr>
     </w:lvl>
   </w:abstractNum>
-  <w:abstractNum w:abstractNumId="15">
+  <w:abstractNum w:abstractNumId="22">
     <w:nsid w:val="6C66644A"/>
     <w:multiLevelType w:val="hybridMultilevel"/>
     <w:tmpl w:val="84DA06A6"/>
@@ -7049,7 +7989,269 @@
       </w:pPr>
     </w:lvl>
   </w:abstractNum>
-  <w:abstractNum w:abstractNumId="16">
+  <w:abstractNum w:abstractNumId="23">
+    <w:nsid w:val="701815F1"/>
+    <w:multiLevelType w:val="multilevel"/>
+    <w:tmpl w:val="E710FAF4"/>
+    <w:lvl w:ilvl="0">
+      <w:start w:val="1"/>
+      <w:numFmt w:val="bullet"/>
+      <w:lvlText w:val=""/>
+      <w:lvlJc w:val="left"/>
+      <w:pPr>
+        <w:tabs>
+          <w:tab w:val="num" w:pos="720"/>
+        </w:tabs>
+        <w:ind w:left="720" w:hanging="360"/>
+      </w:pPr>
+      <w:rPr>
+        <w:rFonts w:ascii="Symbol" w:hAnsi="Symbol" w:hint="default"/>
+        <w:sz w:val="20"/>
+      </w:rPr>
+    </w:lvl>
+    <w:lvl w:ilvl="1" w:tentative="1">
+      <w:start w:val="1"/>
+      <w:numFmt w:val="bullet"/>
+      <w:lvlText w:val="o"/>
+      <w:lvlJc w:val="left"/>
+      <w:pPr>
+        <w:tabs>
+          <w:tab w:val="num" w:pos="1440"/>
+        </w:tabs>
+        <w:ind w:left="1440" w:hanging="360"/>
+      </w:pPr>
+      <w:rPr>
+        <w:rFonts w:ascii="Courier New" w:hAnsi="Courier New" w:hint="default"/>
+        <w:sz w:val="20"/>
+      </w:rPr>
+    </w:lvl>
+    <w:lvl w:ilvl="2" w:tentative="1">
+      <w:start w:val="1"/>
+      <w:numFmt w:val="bullet"/>
+      <w:lvlText w:val=""/>
+      <w:lvlJc w:val="left"/>
+      <w:pPr>
+        <w:tabs>
+          <w:tab w:val="num" w:pos="2160"/>
+        </w:tabs>
+        <w:ind w:left="2160" w:hanging="360"/>
+      </w:pPr>
+      <w:rPr>
+        <w:rFonts w:ascii="Wingdings" w:hAnsi="Wingdings" w:hint="default"/>
+        <w:sz w:val="20"/>
+      </w:rPr>
+    </w:lvl>
+    <w:lvl w:ilvl="3" w:tentative="1">
+      <w:start w:val="1"/>
+      <w:numFmt w:val="bullet"/>
+      <w:lvlText w:val=""/>
+      <w:lvlJc w:val="left"/>
+      <w:pPr>
+        <w:tabs>
+          <w:tab w:val="num" w:pos="2880"/>
+        </w:tabs>
+        <w:ind w:left="2880" w:hanging="360"/>
+      </w:pPr>
+      <w:rPr>
+        <w:rFonts w:ascii="Wingdings" w:hAnsi="Wingdings" w:hint="default"/>
+        <w:sz w:val="20"/>
+      </w:rPr>
+    </w:lvl>
+    <w:lvl w:ilvl="4" w:tentative="1">
+      <w:start w:val="1"/>
+      <w:numFmt w:val="bullet"/>
+      <w:lvlText w:val=""/>
+      <w:lvlJc w:val="left"/>
+      <w:pPr>
+        <w:tabs>
+          <w:tab w:val="num" w:pos="3600"/>
+        </w:tabs>
+        <w:ind w:left="3600" w:hanging="360"/>
+      </w:pPr>
+      <w:rPr>
+        <w:rFonts w:ascii="Wingdings" w:hAnsi="Wingdings" w:hint="default"/>
+        <w:sz w:val="20"/>
+      </w:rPr>
+    </w:lvl>
+    <w:lvl w:ilvl="5" w:tentative="1">
+      <w:start w:val="1"/>
+      <w:numFmt w:val="bullet"/>
+      <w:lvlText w:val=""/>
+      <w:lvlJc w:val="left"/>
+      <w:pPr>
+        <w:tabs>
+          <w:tab w:val="num" w:pos="4320"/>
+        </w:tabs>
+        <w:ind w:left="4320" w:hanging="360"/>
+      </w:pPr>
+      <w:rPr>
+        <w:rFonts w:ascii="Wingdings" w:hAnsi="Wingdings" w:hint="default"/>
+        <w:sz w:val="20"/>
+      </w:rPr>
+    </w:lvl>
+    <w:lvl w:ilvl="6" w:tentative="1">
+      <w:start w:val="1"/>
+      <w:numFmt w:val="bullet"/>
+      <w:lvlText w:val=""/>
+      <w:lvlJc w:val="left"/>
+      <w:pPr>
+        <w:tabs>
+          <w:tab w:val="num" w:pos="5040"/>
+        </w:tabs>
+        <w:ind w:left="5040" w:hanging="360"/>
+      </w:pPr>
+      <w:rPr>
+        <w:rFonts w:ascii="Wingdings" w:hAnsi="Wingdings" w:hint="default"/>
+        <w:sz w:val="20"/>
+      </w:rPr>
+    </w:lvl>
+    <w:lvl w:ilvl="7" w:tentative="1">
+      <w:start w:val="1"/>
+      <w:numFmt w:val="bullet"/>
+      <w:lvlText w:val=""/>
+      <w:lvlJc w:val="left"/>
+      <w:pPr>
+        <w:tabs>
+          <w:tab w:val="num" w:pos="5760"/>
+        </w:tabs>
+        <w:ind w:left="5760" w:hanging="360"/>
+      </w:pPr>
+      <w:rPr>
+        <w:rFonts w:ascii="Wingdings" w:hAnsi="Wingdings" w:hint="default"/>
+        <w:sz w:val="20"/>
+      </w:rPr>
+    </w:lvl>
+    <w:lvl w:ilvl="8" w:tentative="1">
+      <w:start w:val="1"/>
+      <w:numFmt w:val="bullet"/>
+      <w:lvlText w:val=""/>
+      <w:lvlJc w:val="left"/>
+      <w:pPr>
+        <w:tabs>
+          <w:tab w:val="num" w:pos="6480"/>
+        </w:tabs>
+        <w:ind w:left="6480" w:hanging="360"/>
+      </w:pPr>
+      <w:rPr>
+        <w:rFonts w:ascii="Wingdings" w:hAnsi="Wingdings" w:hint="default"/>
+        <w:sz w:val="20"/>
+      </w:rPr>
+    </w:lvl>
+  </w:abstractNum>
+  <w:abstractNum w:abstractNumId="24">
+    <w:nsid w:val="76D17C5E"/>
+    <w:multiLevelType w:val="hybridMultilevel"/>
+    <w:tmpl w:val="3620FC12"/>
+    <w:lvl w:ilvl="0" w:tplc="90CC8EC6">
+      <w:start w:val="2009"/>
+      <w:numFmt w:val="bullet"/>
+      <w:lvlText w:val=""/>
+      <w:lvlJc w:val="left"/>
+      <w:pPr>
+        <w:ind w:left="720" w:hanging="360"/>
+      </w:pPr>
+      <w:rPr>
+        <w:rFonts w:ascii="Symbol" w:eastAsia="Times New Roman" w:hAnsi="Symbol" w:cs="Times New Roman" w:hint="default"/>
+      </w:rPr>
+    </w:lvl>
+    <w:lvl w:ilvl="1" w:tplc="04090003" w:tentative="1">
+      <w:start w:val="1"/>
+      <w:numFmt w:val="bullet"/>
+      <w:lvlText w:val="o"/>
+      <w:lvlJc w:val="left"/>
+      <w:pPr>
+        <w:ind w:left="1440" w:hanging="360"/>
+      </w:pPr>
+      <w:rPr>
+        <w:rFonts w:ascii="Courier New" w:hAnsi="Courier New" w:cs="Courier New" w:hint="default"/>
+      </w:rPr>
+    </w:lvl>
+    <w:lvl w:ilvl="2" w:tplc="04090005" w:tentative="1">
+      <w:start w:val="1"/>
+      <w:numFmt w:val="bullet"/>
+      <w:lvlText w:val=""/>
+      <w:lvlJc w:val="left"/>
+      <w:pPr>
+        <w:ind w:left="2160" w:hanging="360"/>
+      </w:pPr>
+      <w:rPr>
+        <w:rFonts w:ascii="Wingdings" w:hAnsi="Wingdings" w:hint="default"/>
+      </w:rPr>
+    </w:lvl>
+    <w:lvl w:ilvl="3" w:tplc="04090001" w:tentative="1">
+      <w:start w:val="1"/>
+      <w:numFmt w:val="bullet"/>
+      <w:lvlText w:val=""/>
+      <w:lvlJc w:val="left"/>
+      <w:pPr>
+        <w:ind w:left="2880" w:hanging="360"/>
+      </w:pPr>
+      <w:rPr>
+        <w:rFonts w:ascii="Symbol" w:hAnsi="Symbol" w:hint="default"/>
+      </w:rPr>
+    </w:lvl>
+    <w:lvl w:ilvl="4" w:tplc="04090003" w:tentative="1">
+      <w:start w:val="1"/>
+      <w:numFmt w:val="bullet"/>
+      <w:lvlText w:val="o"/>
+      <w:lvlJc w:val="left"/>
+      <w:pPr>
+        <w:ind w:left="3600" w:hanging="360"/>
+      </w:pPr>
+      <w:rPr>
+        <w:rFonts w:ascii="Courier New" w:hAnsi="Courier New" w:cs="Courier New" w:hint="default"/>
+      </w:rPr>
+    </w:lvl>
+    <w:lvl w:ilvl="5" w:tplc="04090005" w:tentative="1">
+      <w:start w:val="1"/>
+      <w:numFmt w:val="bullet"/>
+      <w:lvlText w:val=""/>
+      <w:lvlJc w:val="left"/>
+      <w:pPr>
+        <w:ind w:left="4320" w:hanging="360"/>
+      </w:pPr>
+      <w:rPr>
+        <w:rFonts w:ascii="Wingdings" w:hAnsi="Wingdings" w:hint="default"/>
+      </w:rPr>
+    </w:lvl>
+    <w:lvl w:ilvl="6" w:tplc="04090001" w:tentative="1">
+      <w:start w:val="1"/>
+      <w:numFmt w:val="bullet"/>
+      <w:lvlText w:val=""/>
+      <w:lvlJc w:val="left"/>
+      <w:pPr>
+        <w:ind w:left="5040" w:hanging="360"/>
+      </w:pPr>
+      <w:rPr>
+        <w:rFonts w:ascii="Symbol" w:hAnsi="Symbol" w:hint="default"/>
+      </w:rPr>
+    </w:lvl>
+    <w:lvl w:ilvl="7" w:tplc="04090003" w:tentative="1">
+      <w:start w:val="1"/>
+      <w:numFmt w:val="bullet"/>
+      <w:lvlText w:val="o"/>
+      <w:lvlJc w:val="left"/>
+      <w:pPr>
+        <w:ind w:left="5760" w:hanging="360"/>
+      </w:pPr>
+      <w:rPr>
+        <w:rFonts w:ascii="Courier New" w:hAnsi="Courier New" w:cs="Courier New" w:hint="default"/>
+      </w:rPr>
+    </w:lvl>
+    <w:lvl w:ilvl="8" w:tplc="04090005" w:tentative="1">
+      <w:start w:val="1"/>
+      <w:numFmt w:val="bullet"/>
+      <w:lvlText w:val=""/>
+      <w:lvlJc w:val="left"/>
+      <w:pPr>
+        <w:ind w:left="6480" w:hanging="360"/>
+      </w:pPr>
+      <w:rPr>
+        <w:rFonts w:ascii="Wingdings" w:hAnsi="Wingdings" w:hint="default"/>
+      </w:rPr>
+    </w:lvl>
+  </w:abstractNum>
+  <w:abstractNum w:abstractNumId="25">
     <w:nsid w:val="7C505C7C"/>
     <w:multiLevelType w:val="hybridMultilevel"/>
     <w:tmpl w:val="7AE8AE1C"/>
@@ -7163,49 +8365,49 @@
     </w:lvl>
   </w:abstractNum>
   <w:num w:numId="1">
-    <w:abstractNumId w:val="15"/>
+    <w:abstractNumId w:val="22"/>
     <w:lvlOverride w:ilvl="0">
       <w:startOverride w:val="1"/>
     </w:lvlOverride>
   </w:num>
   <w:num w:numId="2">
-    <w:abstractNumId w:val="6"/>
+    <w:abstractNumId w:val="7"/>
   </w:num>
   <w:num w:numId="3">
     <w:abstractNumId w:val="5"/>
   </w:num>
   <w:num w:numId="4">
-    <w:abstractNumId w:val="9"/>
+    <w:abstractNumId w:val="14"/>
   </w:num>
   <w:num w:numId="5">
-    <w:abstractNumId w:val="12"/>
+    <w:abstractNumId w:val="19"/>
   </w:num>
   <w:num w:numId="6">
-    <w:abstractNumId w:val="10"/>
+    <w:abstractNumId w:val="15"/>
   </w:num>
   <w:num w:numId="7">
     <w:abstractNumId w:val="0"/>
   </w:num>
   <w:num w:numId="8">
-    <w:abstractNumId w:val="11"/>
+    <w:abstractNumId w:val="18"/>
   </w:num>
   <w:num w:numId="9">
     <w:abstractNumId w:val="2"/>
   </w:num>
   <w:num w:numId="10">
-    <w:abstractNumId w:val="8"/>
+    <w:abstractNumId w:val="13"/>
   </w:num>
   <w:num w:numId="11">
     <w:abstractNumId w:val="1"/>
   </w:num>
   <w:num w:numId="12">
-    <w:abstractNumId w:val="13"/>
+    <w:abstractNumId w:val="20"/>
   </w:num>
   <w:num w:numId="13">
-    <w:abstractNumId w:val="14"/>
+    <w:abstractNumId w:val="21"/>
   </w:num>
   <w:num w:numId="14">
-    <w:abstractNumId w:val="7"/>
+    <w:abstractNumId w:val="9"/>
   </w:num>
   <w:num w:numId="15">
     <w:abstractNumId w:val="3"/>
@@ -7214,7 +8416,34 @@
     <w:abstractNumId w:val="4"/>
   </w:num>
   <w:num w:numId="17">
+    <w:abstractNumId w:val="25"/>
+  </w:num>
+  <w:num w:numId="18">
+    <w:abstractNumId w:val="12"/>
+  </w:num>
+  <w:num w:numId="19">
+    <w:abstractNumId w:val="6"/>
+  </w:num>
+  <w:num w:numId="20">
+    <w:abstractNumId w:val="17"/>
+  </w:num>
+  <w:num w:numId="21">
+    <w:abstractNumId w:val="23"/>
+  </w:num>
+  <w:num w:numId="22">
+    <w:abstractNumId w:val="8"/>
+  </w:num>
+  <w:num w:numId="23">
     <w:abstractNumId w:val="16"/>
+  </w:num>
+  <w:num w:numId="24">
+    <w:abstractNumId w:val="24"/>
+  </w:num>
+  <w:num w:numId="25">
+    <w:abstractNumId w:val="11"/>
+  </w:num>
+  <w:num w:numId="26">
+    <w:abstractNumId w:val="10"/>
   </w:num>
 </w:numbering>
 </file>

--- a/idris/Python AI ML/Idris_Sadiq.docx
+++ b/idris/Python AI ML/Idris_Sadiq.docx
@@ -47,7 +47,6 @@
               <w:spacing w:after="40"/>
               <w:jc w:val="center"/>
             </w:pPr>
-            <w:proofErr w:type="spellStart"/>
             <w:r>
               <w:rPr>
                 <w:rFonts w:ascii="Arial" w:eastAsia="Arial" w:hAnsi="Arial" w:cs="Arial"/>
@@ -57,33 +56,8 @@
                 <w:sz w:val="48"/>
                 <w:szCs w:val="48"/>
               </w:rPr>
-              <w:t>Idris</w:t>
+              <w:t>Idris Sadiq</w:t>
             </w:r>
-            <w:proofErr w:type="spellEnd"/>
-            <w:r>
-              <w:rPr>
-                <w:rFonts w:ascii="Arial" w:eastAsia="Arial" w:hAnsi="Arial" w:cs="Arial"/>
-                <w:b/>
-                <w:bCs/>
-                <w:color w:val="FFFFFF"/>
-                <w:sz w:val="48"/>
-                <w:szCs w:val="48"/>
-              </w:rPr>
-              <w:t xml:space="preserve"> </w:t>
-            </w:r>
-            <w:proofErr w:type="spellStart"/>
-            <w:r>
-              <w:rPr>
-                <w:rFonts w:ascii="Arial" w:eastAsia="Arial" w:hAnsi="Arial" w:cs="Arial"/>
-                <w:b/>
-                <w:bCs/>
-                <w:color w:val="FFFFFF"/>
-                <w:sz w:val="48"/>
-                <w:szCs w:val="48"/>
-              </w:rPr>
-              <w:t>Sadiq</w:t>
-            </w:r>
-            <w:proofErr w:type="spellEnd"/>
           </w:p>
           <w:p>
             <w:pPr>
@@ -104,41 +78,27 @@
             <w:pPr>
               <w:spacing w:after="40"/>
               <w:jc w:val="center"/>
+              <w:rPr>
+                <w:rFonts w:ascii="Arial" w:eastAsia="Arial" w:hAnsi="Arial" w:cs="Arial"/>
+                <w:color w:val="BBBBBB"/>
+              </w:rPr>
             </w:pPr>
             <w:r>
               <w:rPr>
                 <w:rFonts w:ascii="Arial" w:eastAsia="Arial" w:hAnsi="Arial" w:cs="Arial"/>
                 <w:color w:val="BBBBBB"/>
               </w:rPr>
-              <w:t xml:space="preserve">Idrissadiq.pro@outlook.com  </w:t>
+              <w:t>Idrissdev@outlook.com | +1 (424) 458-6548 | Spring Valley, California, United States</w:t>
+            </w:r>
+            <w:r>
+              <w:t xml:space="preserve"> </w:t>
             </w:r>
             <w:r>
               <w:rPr>
                 <w:rFonts w:ascii="Arial" w:eastAsia="Arial" w:hAnsi="Arial" w:cs="Arial"/>
                 <w:color w:val="BBBBBB"/>
               </w:rPr>
-              <w:t>+1 (424) 458-6548</w:t>
-            </w:r>
-            <w:r>
-              <w:rPr>
-                <w:rFonts w:ascii="Arial" w:eastAsia="Arial" w:hAnsi="Arial" w:cs="Arial"/>
-                <w:color w:val="BBBBBB"/>
-              </w:rPr>
-              <w:t xml:space="preserve">|  </w:t>
-            </w:r>
-            <w:r>
-              <w:rPr>
-                <w:rFonts w:ascii="Arial" w:eastAsia="Arial" w:hAnsi="Arial" w:cs="Arial"/>
-                <w:color w:val="BBBBBB"/>
-              </w:rPr>
-              <w:t>Spring Valley</w:t>
-            </w:r>
-            <w:r>
-              <w:rPr>
-                <w:rFonts w:ascii="Arial" w:eastAsia="Arial" w:hAnsi="Arial" w:cs="Arial"/>
-                <w:color w:val="BBBBBB"/>
-              </w:rPr>
-              <w:t>, California, United States</w:t>
+              <w:t xml:space="preserve">https://www.linkedin.com/in/idris-sadiq-1b824b3b4 </w:t>
             </w:r>
           </w:p>
           <w:p>
@@ -150,15 +110,10 @@
                 <w:rFonts w:ascii="Arial" w:eastAsia="Arial" w:hAnsi="Arial" w:cs="Arial"/>
                 <w:color w:val="BBBBBB"/>
               </w:rPr>
-              <w:t xml:space="preserve">LinkedIn: </w:t>
+              <w:t>US citizen | White | English (Native)</w:t>
             </w:r>
-            <w:r>
-              <w:rPr>
-                <w:rFonts w:ascii="Arial" w:eastAsia="Arial" w:hAnsi="Arial" w:cs="Arial"/>
-                <w:color w:val="BBBBBB"/>
-              </w:rPr>
-              <w:t>https://www.linkedin.com/in/idris-sadiq-0640ab3b4/</w:t>
-            </w:r>
+            <w:bookmarkStart w:id="0" w:name="_GoBack"/>
+            <w:bookmarkEnd w:id="0"/>
           </w:p>
         </w:tc>
       </w:tr>
@@ -376,7 +331,6 @@
         </w:rPr>
         <w:t xml:space="preserve">, and pragmatic </w:t>
       </w:r>
-      <w:proofErr w:type="spellStart"/>
       <w:r>
         <w:rPr>
           <w:rStyle w:val="Strong"/>
@@ -384,7 +338,6 @@
         </w:rPr>
         <w:t>MLOps</w:t>
       </w:r>
-      <w:proofErr w:type="spellEnd"/>
       <w:r>
         <w:rPr>
           <w:rFonts w:ascii="Arial" w:hAnsi="Arial" w:cs="Arial"/>
@@ -523,18 +476,8 @@
           <w:rFonts w:ascii="Arial" w:hAnsi="Arial" w:cs="Arial"/>
           <w:sz w:val="18"/>
         </w:rPr>
-        <w:t xml:space="preserve">LLMs, RAG &amp; Applied </w:t>
-      </w:r>
-      <w:proofErr w:type="spellStart"/>
-      <w:r>
-        <w:rPr>
-          <w:rStyle w:val="Strong"/>
-          <w:rFonts w:ascii="Arial" w:hAnsi="Arial" w:cs="Arial"/>
-          <w:sz w:val="18"/>
-        </w:rPr>
-        <w:t>GenAI</w:t>
-      </w:r>
-      <w:proofErr w:type="spellEnd"/>
+        <w:t>LLMs, RAG &amp; Applied GenAI</w:t>
+      </w:r>
       <w:r>
         <w:rPr>
           <w:rFonts w:ascii="Arial" w:hAnsi="Arial" w:cs="Arial"/>
@@ -606,23 +549,7 @@
           <w:rFonts w:ascii="Arial" w:hAnsi="Arial" w:cs="Arial"/>
           <w:sz w:val="18"/>
         </w:rPr>
-        <w:t xml:space="preserve">, </w:t>
-      </w:r>
-      <w:proofErr w:type="spellStart"/>
-      <w:r>
-        <w:rPr>
-          <w:rFonts w:ascii="Arial" w:hAnsi="Arial" w:cs="Arial"/>
-          <w:sz w:val="18"/>
-        </w:rPr>
-        <w:t>reranking</w:t>
-      </w:r>
-      <w:proofErr w:type="spellEnd"/>
-      <w:r>
-        <w:rPr>
-          <w:rFonts w:ascii="Arial" w:hAnsi="Arial" w:cs="Arial"/>
-          <w:sz w:val="18"/>
-        </w:rPr>
-        <w:t xml:space="preserve"> patterns, evaluation harnesses, grounded generation with citations, </w:t>
+        <w:t xml:space="preserve">, reranking patterns, evaluation harnesses, grounded generation with citations, </w:t>
       </w:r>
       <w:r>
         <w:rPr>
@@ -637,33 +564,8 @@
           <w:rFonts w:ascii="Arial" w:hAnsi="Arial" w:cs="Arial"/>
           <w:sz w:val="18"/>
         </w:rPr>
-        <w:t xml:space="preserve"> (schema-first), prompt safety patterns, hallucination controls, guardrails, dataset </w:t>
-      </w:r>
-      <w:proofErr w:type="spellStart"/>
-      <w:r>
-        <w:rPr>
-          <w:rFonts w:ascii="Arial" w:hAnsi="Arial" w:cs="Arial"/>
-          <w:sz w:val="18"/>
-        </w:rPr>
-        <w:t>curation</w:t>
-      </w:r>
-      <w:proofErr w:type="spellEnd"/>
-      <w:r>
-        <w:rPr>
-          <w:rFonts w:ascii="Arial" w:hAnsi="Arial" w:cs="Arial"/>
-          <w:sz w:val="18"/>
-        </w:rPr>
-        <w:t xml:space="preserve"> for </w:t>
-      </w:r>
-      <w:proofErr w:type="spellStart"/>
-      <w:r>
-        <w:rPr>
-          <w:rFonts w:ascii="Arial" w:hAnsi="Arial" w:cs="Arial"/>
-          <w:sz w:val="18"/>
-        </w:rPr>
-        <w:t>evals</w:t>
-      </w:r>
-      <w:proofErr w:type="spellEnd"/>
+        <w:t xml:space="preserve"> (schema-first), prompt safety patterns, hallucination controls, guardrails, dataset curation for evals</w:t>
+      </w:r>
     </w:p>
     <w:p>
       <w:pPr>
@@ -678,34 +580,14 @@
           <w:sz w:val="18"/>
         </w:rPr>
       </w:pPr>
-      <w:proofErr w:type="spellStart"/>
-      <w:r>
-        <w:rPr>
-          <w:rStyle w:val="Strong"/>
-          <w:rFonts w:ascii="Arial" w:hAnsi="Arial" w:cs="Arial"/>
-          <w:sz w:val="18"/>
-        </w:rPr>
-        <w:t>MLOps</w:t>
-      </w:r>
-      <w:proofErr w:type="spellEnd"/>
-      <w:r>
-        <w:rPr>
-          <w:rStyle w:val="Strong"/>
-          <w:rFonts w:ascii="Arial" w:hAnsi="Arial" w:cs="Arial"/>
-          <w:sz w:val="18"/>
-        </w:rPr>
-        <w:t xml:space="preserve"> &amp; </w:t>
-      </w:r>
-      <w:proofErr w:type="spellStart"/>
-      <w:r>
-        <w:rPr>
-          <w:rStyle w:val="Strong"/>
-          <w:rFonts w:ascii="Arial" w:hAnsi="Arial" w:cs="Arial"/>
-          <w:sz w:val="18"/>
-        </w:rPr>
-        <w:t>Productionization</w:t>
-      </w:r>
-      <w:proofErr w:type="spellEnd"/>
+      <w:r>
+        <w:rPr>
+          <w:rStyle w:val="Strong"/>
+          <w:rFonts w:ascii="Arial" w:hAnsi="Arial" w:cs="Arial"/>
+          <w:sz w:val="18"/>
+        </w:rPr>
+        <w:t>MLOps &amp; Productionization</w:t>
+      </w:r>
       <w:r>
         <w:rPr>
           <w:rFonts w:ascii="Arial" w:hAnsi="Arial" w:cs="Arial"/>
@@ -742,7 +624,6 @@
         </w:rPr>
         <w:t xml:space="preserve"> — </w:t>
       </w:r>
-      <w:proofErr w:type="spellStart"/>
       <w:r>
         <w:rPr>
           <w:rStyle w:val="Strong"/>
@@ -752,7 +633,6 @@
         </w:rPr>
         <w:t>FastAPI</w:t>
       </w:r>
-      <w:proofErr w:type="spellEnd"/>
       <w:r>
         <w:rPr>
           <w:rStyle w:val="Strong"/>
@@ -811,7 +691,6 @@
         </w:rPr>
         <w:t xml:space="preserve">, </w:t>
       </w:r>
-      <w:proofErr w:type="spellStart"/>
       <w:r>
         <w:rPr>
           <w:rStyle w:val="Strong"/>
@@ -821,7 +700,6 @@
         </w:rPr>
         <w:t>GraphQL</w:t>
       </w:r>
-      <w:proofErr w:type="spellEnd"/>
       <w:r>
         <w:rPr>
           <w:rFonts w:ascii="Arial" w:hAnsi="Arial" w:cs="Arial"/>
@@ -829,7 +707,6 @@
         </w:rPr>
         <w:t xml:space="preserve"> (when needed), </w:t>
       </w:r>
-      <w:proofErr w:type="spellStart"/>
       <w:r>
         <w:rPr>
           <w:rStyle w:val="Strong"/>
@@ -839,61 +716,12 @@
         </w:rPr>
         <w:t>WebSockets</w:t>
       </w:r>
-      <w:proofErr w:type="spellEnd"/>
-      <w:r>
-        <w:rPr>
-          <w:rFonts w:ascii="Arial" w:hAnsi="Arial" w:cs="Arial"/>
-          <w:sz w:val="18"/>
-        </w:rPr>
-        <w:t xml:space="preserve"> for streaming, background jobs, event-driven patterns, </w:t>
-      </w:r>
-      <w:proofErr w:type="spellStart"/>
-      <w:r>
-        <w:rPr>
-          <w:rFonts w:ascii="Arial" w:hAnsi="Arial" w:cs="Arial"/>
-          <w:sz w:val="18"/>
-        </w:rPr>
-        <w:t>idempotency</w:t>
-      </w:r>
-      <w:proofErr w:type="spellEnd"/>
-      <w:r>
-        <w:rPr>
-          <w:rFonts w:ascii="Arial" w:hAnsi="Arial" w:cs="Arial"/>
-          <w:sz w:val="18"/>
-        </w:rPr>
-        <w:t xml:space="preserve">, </w:t>
-      </w:r>
-      <w:proofErr w:type="spellStart"/>
-      <w:r>
-        <w:rPr>
-          <w:rFonts w:ascii="Arial" w:hAnsi="Arial" w:cs="Arial"/>
-          <w:sz w:val="18"/>
-        </w:rPr>
-        <w:t>webhooks</w:t>
-      </w:r>
-      <w:proofErr w:type="spellEnd"/>
-      <w:r>
-        <w:rPr>
-          <w:rFonts w:ascii="Arial" w:hAnsi="Arial" w:cs="Arial"/>
-          <w:sz w:val="18"/>
-        </w:rPr>
-        <w:t xml:space="preserve">, API gateways/BFFs, service-to-service </w:t>
-      </w:r>
-      <w:proofErr w:type="spellStart"/>
-      <w:r>
-        <w:rPr>
-          <w:rFonts w:ascii="Arial" w:hAnsi="Arial" w:cs="Arial"/>
-          <w:sz w:val="18"/>
-        </w:rPr>
-        <w:t>auth</w:t>
-      </w:r>
-      <w:proofErr w:type="spellEnd"/>
-      <w:r>
-        <w:rPr>
-          <w:rFonts w:ascii="Arial" w:hAnsi="Arial" w:cs="Arial"/>
-          <w:sz w:val="18"/>
-        </w:rPr>
-        <w:t>, multi-tenant boundaries</w:t>
+      <w:r>
+        <w:rPr>
+          <w:rFonts w:ascii="Arial" w:hAnsi="Arial" w:cs="Arial"/>
+          <w:sz w:val="18"/>
+        </w:rPr>
+        <w:t xml:space="preserve"> for streaming, background jobs, event-driven patterns, idempotency, webhooks, API gateways/BFFs, service-to-service auth, multi-tenant boundaries</w:t>
       </w:r>
     </w:p>
     <w:p>
@@ -939,7 +767,6 @@
         </w:rPr>
         <w:t xml:space="preserve">: </w:t>
       </w:r>
-      <w:proofErr w:type="spellStart"/>
       <w:r>
         <w:rPr>
           <w:rStyle w:val="Strong"/>
@@ -949,7 +776,6 @@
         </w:rPr>
         <w:t>PostgreSQL</w:t>
       </w:r>
-      <w:proofErr w:type="spellEnd"/>
       <w:r>
         <w:rPr>
           <w:rFonts w:ascii="Arial" w:hAnsi="Arial" w:cs="Arial"/>
@@ -957,7 +783,6 @@
         </w:rPr>
         <w:t xml:space="preserve">, MySQL, SQL Server • </w:t>
       </w:r>
-      <w:proofErr w:type="spellStart"/>
       <w:r>
         <w:rPr>
           <w:rFonts w:ascii="Arial" w:hAnsi="Arial" w:cs="Arial"/>
@@ -966,7 +791,6 @@
         </w:rPr>
         <w:t>NoSQL</w:t>
       </w:r>
-      <w:proofErr w:type="spellEnd"/>
       <w:r>
         <w:rPr>
           <w:rFonts w:ascii="Arial" w:hAnsi="Arial" w:cs="Arial"/>
@@ -974,7 +798,6 @@
         </w:rPr>
         <w:t xml:space="preserve">: </w:t>
       </w:r>
-      <w:proofErr w:type="spellStart"/>
       <w:r>
         <w:rPr>
           <w:rStyle w:val="Strong"/>
@@ -984,45 +807,12 @@
         </w:rPr>
         <w:t>Redis</w:t>
       </w:r>
-      <w:proofErr w:type="spellEnd"/>
-      <w:r>
-        <w:rPr>
-          <w:rFonts w:ascii="Arial" w:hAnsi="Arial" w:cs="Arial"/>
-          <w:sz w:val="18"/>
-        </w:rPr>
-        <w:t xml:space="preserve">, </w:t>
-      </w:r>
-      <w:proofErr w:type="spellStart"/>
-      <w:r>
-        <w:rPr>
-          <w:rFonts w:ascii="Arial" w:hAnsi="Arial" w:cs="Arial"/>
-          <w:sz w:val="18"/>
-        </w:rPr>
-        <w:t>MongoDB</w:t>
-      </w:r>
-      <w:proofErr w:type="spellEnd"/>
-      <w:r>
-        <w:rPr>
-          <w:rFonts w:ascii="Arial" w:hAnsi="Arial" w:cs="Arial"/>
-          <w:sz w:val="18"/>
-        </w:rPr>
-        <w:t xml:space="preserve">, </w:t>
-      </w:r>
-      <w:proofErr w:type="spellStart"/>
-      <w:r>
-        <w:rPr>
-          <w:rFonts w:ascii="Arial" w:hAnsi="Arial" w:cs="Arial"/>
-          <w:sz w:val="18"/>
-        </w:rPr>
-        <w:t>DynamoDB</w:t>
-      </w:r>
-      <w:proofErr w:type="spellEnd"/>
-      <w:r>
-        <w:rPr>
-          <w:rFonts w:ascii="Arial" w:hAnsi="Arial" w:cs="Arial"/>
-          <w:sz w:val="18"/>
-        </w:rPr>
-        <w:t xml:space="preserve"> • </w:t>
+      <w:r>
+        <w:rPr>
+          <w:rFonts w:ascii="Arial" w:hAnsi="Arial" w:cs="Arial"/>
+          <w:sz w:val="18"/>
+        </w:rPr>
+        <w:t xml:space="preserve">, MongoDB, DynamoDB • </w:t>
       </w:r>
       <w:r>
         <w:rPr>
@@ -1070,23 +860,7 @@
           <w:rFonts w:ascii="Arial" w:hAnsi="Arial" w:cs="Arial"/>
           <w:sz w:val="18"/>
         </w:rPr>
-        <w:t xml:space="preserve">, Kafka, </w:t>
-      </w:r>
-      <w:proofErr w:type="spellStart"/>
-      <w:r>
-        <w:rPr>
-          <w:rFonts w:ascii="Arial" w:hAnsi="Arial" w:cs="Arial"/>
-          <w:sz w:val="18"/>
-        </w:rPr>
-        <w:t>RabbitMQ</w:t>
-      </w:r>
-      <w:proofErr w:type="spellEnd"/>
-      <w:r>
-        <w:rPr>
-          <w:rFonts w:ascii="Arial" w:hAnsi="Arial" w:cs="Arial"/>
-          <w:sz w:val="18"/>
-        </w:rPr>
-        <w:t xml:space="preserve"> • </w:t>
+        <w:t xml:space="preserve">, Kafka, RabbitMQ • </w:t>
       </w:r>
       <w:r>
         <w:rPr>
@@ -1101,23 +875,7 @@
           <w:rFonts w:ascii="Arial" w:hAnsi="Arial" w:cs="Arial"/>
           <w:sz w:val="18"/>
         </w:rPr>
-        <w:t xml:space="preserve">: </w:t>
-      </w:r>
-      <w:proofErr w:type="spellStart"/>
-      <w:r>
-        <w:rPr>
-          <w:rFonts w:ascii="Arial" w:hAnsi="Arial" w:cs="Arial"/>
-          <w:sz w:val="18"/>
-        </w:rPr>
-        <w:t>Elasticsearch</w:t>
-      </w:r>
-      <w:proofErr w:type="spellEnd"/>
-      <w:r>
-        <w:rPr>
-          <w:rFonts w:ascii="Arial" w:hAnsi="Arial" w:cs="Arial"/>
-          <w:sz w:val="18"/>
-        </w:rPr>
-        <w:t xml:space="preserve">, OpenSearch • </w:t>
+        <w:t xml:space="preserve">: Elasticsearch, OpenSearch • </w:t>
       </w:r>
       <w:r>
         <w:rPr>
@@ -1132,17 +890,8 @@
           <w:rFonts w:ascii="Arial" w:hAnsi="Arial" w:cs="Arial"/>
           <w:sz w:val="18"/>
         </w:rPr>
-        <w:t xml:space="preserve">: Redshift, </w:t>
-      </w:r>
-      <w:proofErr w:type="spellStart"/>
-      <w:r>
-        <w:rPr>
-          <w:rFonts w:ascii="Arial" w:hAnsi="Arial" w:cs="Arial"/>
-          <w:sz w:val="18"/>
-        </w:rPr>
-        <w:t>BigQuery</w:t>
-      </w:r>
-      <w:proofErr w:type="spellEnd"/>
+        <w:t>: Redshift, BigQuery</w:t>
+      </w:r>
     </w:p>
     <w:p>
       <w:pPr>
@@ -1163,43 +912,7 @@
           <w:rFonts w:ascii="Arial" w:hAnsi="Arial" w:cs="Arial"/>
           <w:sz w:val="18"/>
         </w:rPr>
-        <w:t xml:space="preserve">Cloud &amp; </w:t>
-      </w:r>
-      <w:proofErr w:type="spellStart"/>
-      <w:r>
-        <w:rPr>
-          <w:rStyle w:val="Strong"/>
-          <w:rFonts w:ascii="Arial" w:hAnsi="Arial" w:cs="Arial"/>
-          <w:sz w:val="18"/>
-        </w:rPr>
-        <w:t>DevOps</w:t>
-      </w:r>
-      <w:proofErr w:type="spellEnd"/>
-      <w:r>
-        <w:rPr>
-          <w:rStyle w:val="Strong"/>
-          <w:rFonts w:ascii="Arial" w:hAnsi="Arial" w:cs="Arial"/>
-          <w:sz w:val="18"/>
-        </w:rPr>
-        <w:t xml:space="preserve"> (</w:t>
-      </w:r>
-      <w:proofErr w:type="spellStart"/>
-      <w:r>
-        <w:rPr>
-          <w:rStyle w:val="Strong"/>
-          <w:rFonts w:ascii="Arial" w:hAnsi="Arial" w:cs="Arial"/>
-          <w:sz w:val="18"/>
-        </w:rPr>
-        <w:t>MLOps</w:t>
-      </w:r>
-      <w:proofErr w:type="spellEnd"/>
-      <w:r>
-        <w:rPr>
-          <w:rStyle w:val="Strong"/>
-          <w:rFonts w:ascii="Arial" w:hAnsi="Arial" w:cs="Arial"/>
-          <w:sz w:val="18"/>
-        </w:rPr>
-        <w:t>-Ready)</w:t>
+        <w:t>Cloud &amp; DevOps (MLOps-Ready)</w:t>
       </w:r>
       <w:r>
         <w:rPr>
@@ -1208,85 +921,12 @@
         </w:rPr>
         <w:t xml:space="preserve"> — </w:t>
       </w:r>
-      <w:proofErr w:type="spellStart"/>
-      <w:r>
-        <w:rPr>
-          <w:rFonts w:ascii="Arial" w:hAnsi="Arial" w:cs="Arial"/>
-          <w:sz w:val="18"/>
-        </w:rPr>
-        <w:t>Docker</w:t>
-      </w:r>
-      <w:proofErr w:type="spellEnd"/>
-      <w:r>
-        <w:rPr>
-          <w:rFonts w:ascii="Arial" w:hAnsi="Arial" w:cs="Arial"/>
-          <w:sz w:val="18"/>
-        </w:rPr>
-        <w:t xml:space="preserve">, </w:t>
-      </w:r>
-      <w:proofErr w:type="spellStart"/>
-      <w:r>
-        <w:rPr>
-          <w:rFonts w:ascii="Arial" w:hAnsi="Arial" w:cs="Arial"/>
-          <w:sz w:val="18"/>
-        </w:rPr>
-        <w:t>Kubernetes</w:t>
-      </w:r>
-      <w:proofErr w:type="spellEnd"/>
-      <w:r>
-        <w:rPr>
-          <w:rFonts w:ascii="Arial" w:hAnsi="Arial" w:cs="Arial"/>
-          <w:sz w:val="18"/>
-        </w:rPr>
-        <w:t xml:space="preserve">, Helm, Argo CD, </w:t>
-      </w:r>
-      <w:proofErr w:type="spellStart"/>
-      <w:r>
-        <w:rPr>
-          <w:rFonts w:ascii="Arial" w:hAnsi="Arial" w:cs="Arial"/>
-          <w:sz w:val="18"/>
-        </w:rPr>
-        <w:t>GitOps</w:t>
-      </w:r>
-      <w:proofErr w:type="spellEnd"/>
-      <w:r>
-        <w:rPr>
-          <w:rFonts w:ascii="Arial" w:hAnsi="Arial" w:cs="Arial"/>
-          <w:sz w:val="18"/>
-        </w:rPr>
-        <w:t xml:space="preserve">, </w:t>
-      </w:r>
-      <w:proofErr w:type="spellStart"/>
-      <w:r>
-        <w:rPr>
-          <w:rFonts w:ascii="Arial" w:hAnsi="Arial" w:cs="Arial"/>
-          <w:sz w:val="18"/>
-        </w:rPr>
-        <w:t>Terraform</w:t>
-      </w:r>
-      <w:proofErr w:type="spellEnd"/>
-      <w:r>
-        <w:rPr>
-          <w:rFonts w:ascii="Arial" w:hAnsi="Arial" w:cs="Arial"/>
-          <w:sz w:val="18"/>
-        </w:rPr>
-        <w:t xml:space="preserve">, </w:t>
-      </w:r>
-      <w:proofErr w:type="spellStart"/>
-      <w:r>
-        <w:rPr>
-          <w:rFonts w:ascii="Arial" w:hAnsi="Arial" w:cs="Arial"/>
-          <w:sz w:val="18"/>
-        </w:rPr>
-        <w:t>CloudFormation</w:t>
-      </w:r>
-      <w:proofErr w:type="spellEnd"/>
-      <w:r>
-        <w:rPr>
-          <w:rFonts w:ascii="Arial" w:hAnsi="Arial" w:cs="Arial"/>
-          <w:sz w:val="18"/>
-        </w:rPr>
-        <w:t xml:space="preserve"> • </w:t>
+      <w:r>
+        <w:rPr>
+          <w:rFonts w:ascii="Arial" w:hAnsi="Arial" w:cs="Arial"/>
+          <w:sz w:val="18"/>
+        </w:rPr>
+        <w:t xml:space="preserve">Docker, Kubernetes, Helm, Argo CD, GitOps, Terraform, CloudFormation • </w:t>
       </w:r>
       <w:r>
         <w:rPr>
@@ -1317,71 +957,7 @@
           <w:rFonts w:ascii="Arial" w:hAnsi="Arial" w:cs="Arial"/>
           <w:sz w:val="18"/>
         </w:rPr>
-        <w:t xml:space="preserve">, ECS, EC2, Lambda, API Gateway, S3, </w:t>
-      </w:r>
-      <w:proofErr w:type="spellStart"/>
-      <w:r>
-        <w:rPr>
-          <w:rFonts w:ascii="Arial" w:hAnsi="Arial" w:cs="Arial"/>
-          <w:sz w:val="18"/>
-        </w:rPr>
-        <w:t>CloudFront</w:t>
-      </w:r>
-      <w:proofErr w:type="spellEnd"/>
-      <w:r>
-        <w:rPr>
-          <w:rFonts w:ascii="Arial" w:hAnsi="Arial" w:cs="Arial"/>
-          <w:sz w:val="18"/>
-        </w:rPr>
-        <w:t xml:space="preserve">, RDS, </w:t>
-      </w:r>
-      <w:proofErr w:type="spellStart"/>
-      <w:r>
-        <w:rPr>
-          <w:rFonts w:ascii="Arial" w:hAnsi="Arial" w:cs="Arial"/>
-          <w:sz w:val="18"/>
-        </w:rPr>
-        <w:t>DynamoDB</w:t>
-      </w:r>
-      <w:proofErr w:type="spellEnd"/>
-      <w:r>
-        <w:rPr>
-          <w:rFonts w:ascii="Arial" w:hAnsi="Arial" w:cs="Arial"/>
-          <w:sz w:val="18"/>
-        </w:rPr>
-        <w:t xml:space="preserve">, </w:t>
-      </w:r>
-      <w:proofErr w:type="spellStart"/>
-      <w:r>
-        <w:rPr>
-          <w:rFonts w:ascii="Arial" w:hAnsi="Arial" w:cs="Arial"/>
-          <w:sz w:val="18"/>
-        </w:rPr>
-        <w:t>ElastiCache</w:t>
-      </w:r>
-      <w:proofErr w:type="spellEnd"/>
-      <w:r>
-        <w:rPr>
-          <w:rFonts w:ascii="Arial" w:hAnsi="Arial" w:cs="Arial"/>
-          <w:sz w:val="18"/>
-        </w:rPr>
-        <w:t xml:space="preserve">, </w:t>
-      </w:r>
-      <w:proofErr w:type="spellStart"/>
-      <w:r>
-        <w:rPr>
-          <w:rFonts w:ascii="Arial" w:hAnsi="Arial" w:cs="Arial"/>
-          <w:sz w:val="18"/>
-        </w:rPr>
-        <w:t>EventBridge</w:t>
-      </w:r>
-      <w:proofErr w:type="spellEnd"/>
-      <w:r>
-        <w:rPr>
-          <w:rFonts w:ascii="Arial" w:hAnsi="Arial" w:cs="Arial"/>
-          <w:sz w:val="18"/>
-        </w:rPr>
-        <w:t xml:space="preserve">, Step Functions, IAM • </w:t>
+        <w:t xml:space="preserve">, ECS, EC2, Lambda, API Gateway, S3, CloudFront, RDS, DynamoDB, ElastiCache, EventBridge, Step Functions, IAM • </w:t>
       </w:r>
       <w:r>
         <w:rPr>
@@ -1411,23 +987,7 @@
           <w:rFonts w:ascii="Arial" w:hAnsi="Arial" w:cs="Arial"/>
           <w:sz w:val="18"/>
         </w:rPr>
-        <w:t xml:space="preserve">: GKE, Cloud Run, Pub/Sub, Cloud Storage, </w:t>
-      </w:r>
-      <w:proofErr w:type="spellStart"/>
-      <w:r>
-        <w:rPr>
-          <w:rFonts w:ascii="Arial" w:hAnsi="Arial" w:cs="Arial"/>
-          <w:sz w:val="18"/>
-        </w:rPr>
-        <w:t>BigQuery</w:t>
-      </w:r>
-      <w:proofErr w:type="spellEnd"/>
-      <w:r>
-        <w:rPr>
-          <w:rFonts w:ascii="Arial" w:hAnsi="Arial" w:cs="Arial"/>
-          <w:sz w:val="18"/>
-        </w:rPr>
-        <w:t xml:space="preserve"> • </w:t>
+        <w:t xml:space="preserve">: GKE, Cloud Run, Pub/Sub, Cloud Storage, BigQuery • </w:t>
       </w:r>
       <w:r>
         <w:rPr>
@@ -1442,65 +1002,8 @@
           <w:rFonts w:ascii="Arial" w:hAnsi="Arial" w:cs="Arial"/>
           <w:sz w:val="18"/>
         </w:rPr>
-        <w:t xml:space="preserve">: </w:t>
-      </w:r>
-      <w:proofErr w:type="spellStart"/>
-      <w:r>
-        <w:rPr>
-          <w:rFonts w:ascii="Arial" w:hAnsi="Arial" w:cs="Arial"/>
-          <w:sz w:val="18"/>
-        </w:rPr>
-        <w:t>GitHub</w:t>
-      </w:r>
-      <w:proofErr w:type="spellEnd"/>
-      <w:r>
-        <w:rPr>
-          <w:rFonts w:ascii="Arial" w:hAnsi="Arial" w:cs="Arial"/>
-          <w:sz w:val="18"/>
-        </w:rPr>
-        <w:t xml:space="preserve"> Actions, </w:t>
-      </w:r>
-      <w:proofErr w:type="spellStart"/>
-      <w:r>
-        <w:rPr>
-          <w:rFonts w:ascii="Arial" w:hAnsi="Arial" w:cs="Arial"/>
-          <w:sz w:val="18"/>
-        </w:rPr>
-        <w:t>GitLab</w:t>
-      </w:r>
-      <w:proofErr w:type="spellEnd"/>
-      <w:r>
-        <w:rPr>
-          <w:rFonts w:ascii="Arial" w:hAnsi="Arial" w:cs="Arial"/>
-          <w:sz w:val="18"/>
-        </w:rPr>
-        <w:t xml:space="preserve"> CI, Jenkins, Azure </w:t>
-      </w:r>
-      <w:proofErr w:type="spellStart"/>
-      <w:r>
-        <w:rPr>
-          <w:rFonts w:ascii="Arial" w:hAnsi="Arial" w:cs="Arial"/>
-          <w:sz w:val="18"/>
-        </w:rPr>
-        <w:t>DevOps</w:t>
-      </w:r>
-      <w:proofErr w:type="spellEnd"/>
-      <w:r>
-        <w:rPr>
-          <w:rFonts w:ascii="Arial" w:hAnsi="Arial" w:cs="Arial"/>
-          <w:sz w:val="18"/>
-        </w:rPr>
-        <w:t xml:space="preserve">, </w:t>
-      </w:r>
-      <w:proofErr w:type="spellStart"/>
-      <w:r>
-        <w:rPr>
-          <w:rFonts w:ascii="Arial" w:hAnsi="Arial" w:cs="Arial"/>
-          <w:sz w:val="18"/>
-        </w:rPr>
-        <w:t>CircleCI</w:t>
-      </w:r>
-      <w:proofErr w:type="spellEnd"/>
+        <w:t>: GitHub Actions, GitLab CI, Jenkins, Azure DevOps, CircleCI</w:t>
+      </w:r>
     </w:p>
     <w:p>
       <w:pPr>
@@ -1515,23 +1018,13 @@
           <w:sz w:val="18"/>
         </w:rPr>
       </w:pPr>
-      <w:proofErr w:type="spellStart"/>
-      <w:r>
-        <w:rPr>
-          <w:rStyle w:val="Strong"/>
-          <w:rFonts w:ascii="Arial" w:hAnsi="Arial" w:cs="Arial"/>
-          <w:sz w:val="18"/>
-        </w:rPr>
-        <w:t>Observability</w:t>
-      </w:r>
-      <w:proofErr w:type="spellEnd"/>
-      <w:r>
-        <w:rPr>
-          <w:rStyle w:val="Strong"/>
-          <w:rFonts w:ascii="Arial" w:hAnsi="Arial" w:cs="Arial"/>
-          <w:sz w:val="18"/>
-        </w:rPr>
-        <w:t>, Quality &amp; Security</w:t>
+      <w:r>
+        <w:rPr>
+          <w:rStyle w:val="Strong"/>
+          <w:rFonts w:ascii="Arial" w:hAnsi="Arial" w:cs="Arial"/>
+          <w:sz w:val="18"/>
+        </w:rPr>
+        <w:t>Observability, Quality &amp; Security</w:t>
       </w:r>
       <w:r>
         <w:rPr>
@@ -1540,7 +1033,6 @@
         </w:rPr>
         <w:t xml:space="preserve"> — </w:t>
       </w:r>
-      <w:proofErr w:type="spellStart"/>
       <w:r>
         <w:rPr>
           <w:rStyle w:val="Strong"/>
@@ -1550,61 +1042,12 @@
         </w:rPr>
         <w:t>OpenTelemetry</w:t>
       </w:r>
-      <w:proofErr w:type="spellEnd"/>
-      <w:r>
-        <w:rPr>
-          <w:rFonts w:ascii="Arial" w:hAnsi="Arial" w:cs="Arial"/>
-          <w:sz w:val="18"/>
-        </w:rPr>
-        <w:t xml:space="preserve">, </w:t>
-      </w:r>
-      <w:proofErr w:type="spellStart"/>
-      <w:r>
-        <w:rPr>
-          <w:rFonts w:ascii="Arial" w:hAnsi="Arial" w:cs="Arial"/>
-          <w:sz w:val="18"/>
-        </w:rPr>
-        <w:t>Datadog</w:t>
-      </w:r>
-      <w:proofErr w:type="spellEnd"/>
-      <w:r>
-        <w:rPr>
-          <w:rFonts w:ascii="Arial" w:hAnsi="Arial" w:cs="Arial"/>
-          <w:sz w:val="18"/>
-        </w:rPr>
-        <w:t xml:space="preserve">, Prometheus, </w:t>
-      </w:r>
-      <w:proofErr w:type="spellStart"/>
-      <w:r>
-        <w:rPr>
-          <w:rFonts w:ascii="Arial" w:hAnsi="Arial" w:cs="Arial"/>
-          <w:sz w:val="18"/>
-        </w:rPr>
-        <w:t>Grafana</w:t>
-      </w:r>
-      <w:proofErr w:type="spellEnd"/>
-      <w:r>
-        <w:rPr>
-          <w:rFonts w:ascii="Arial" w:hAnsi="Arial" w:cs="Arial"/>
-          <w:sz w:val="18"/>
-        </w:rPr>
-        <w:t xml:space="preserve">, ELK/EFK, </w:t>
-      </w:r>
-      <w:proofErr w:type="spellStart"/>
-      <w:r>
-        <w:rPr>
-          <w:rFonts w:ascii="Arial" w:hAnsi="Arial" w:cs="Arial"/>
-          <w:sz w:val="18"/>
-        </w:rPr>
-        <w:t>CloudWatch</w:t>
-      </w:r>
-      <w:proofErr w:type="spellEnd"/>
-      <w:r>
-        <w:rPr>
-          <w:rFonts w:ascii="Arial" w:hAnsi="Arial" w:cs="Arial"/>
-          <w:sz w:val="18"/>
-        </w:rPr>
-        <w:t xml:space="preserve">, structured logging • </w:t>
+      <w:r>
+        <w:rPr>
+          <w:rFonts w:ascii="Arial" w:hAnsi="Arial" w:cs="Arial"/>
+          <w:sz w:val="18"/>
+        </w:rPr>
+        <w:t xml:space="preserve">, Datadog, Prometheus, Grafana, ELK/EFK, CloudWatch, structured logging • </w:t>
       </w:r>
       <w:r>
         <w:rPr>
@@ -1619,39 +1062,23 @@
           <w:rFonts w:ascii="Arial" w:hAnsi="Arial" w:cs="Arial"/>
           <w:sz w:val="18"/>
         </w:rPr>
+        <w:t xml:space="preserve">: Py/unit testing patterns + API tests, Jest/Mocha/Chai, React Testing Library, Cypress, Playwright, Pact-style contract tests • </w:t>
+      </w:r>
+      <w:r>
+        <w:rPr>
+          <w:rFonts w:ascii="Arial" w:hAnsi="Arial" w:cs="Arial"/>
+          <w:b/>
+          <w:sz w:val="18"/>
+        </w:rPr>
+        <w:t>Security</w:t>
+      </w:r>
+      <w:r>
+        <w:rPr>
+          <w:rFonts w:ascii="Arial" w:hAnsi="Arial" w:cs="Arial"/>
+          <w:sz w:val="18"/>
+        </w:rPr>
         <w:t xml:space="preserve">: </w:t>
       </w:r>
-      <w:proofErr w:type="spellStart"/>
-      <w:r>
-        <w:rPr>
-          <w:rFonts w:ascii="Arial" w:hAnsi="Arial" w:cs="Arial"/>
-          <w:sz w:val="18"/>
-        </w:rPr>
-        <w:t>Py</w:t>
-      </w:r>
-      <w:proofErr w:type="spellEnd"/>
-      <w:r>
-        <w:rPr>
-          <w:rFonts w:ascii="Arial" w:hAnsi="Arial" w:cs="Arial"/>
-          <w:sz w:val="18"/>
-        </w:rPr>
-        <w:t xml:space="preserve">/unit testing patterns + API tests, Jest/Mocha/Chai, React Testing Library, Cypress, Playwright, Pact-style contract tests • </w:t>
-      </w:r>
-      <w:r>
-        <w:rPr>
-          <w:rFonts w:ascii="Arial" w:hAnsi="Arial" w:cs="Arial"/>
-          <w:b/>
-          <w:sz w:val="18"/>
-        </w:rPr>
-        <w:t>Security</w:t>
-      </w:r>
-      <w:r>
-        <w:rPr>
-          <w:rFonts w:ascii="Arial" w:hAnsi="Arial" w:cs="Arial"/>
-          <w:sz w:val="18"/>
-        </w:rPr>
-        <w:t xml:space="preserve">: </w:t>
-      </w:r>
       <w:r>
         <w:rPr>
           <w:rStyle w:val="Strong"/>
@@ -1666,55 +1093,7 @@
           <w:rFonts w:ascii="Arial" w:hAnsi="Arial" w:cs="Arial"/>
           <w:sz w:val="18"/>
         </w:rPr>
-        <w:t xml:space="preserve">, </w:t>
-      </w:r>
-      <w:proofErr w:type="spellStart"/>
-      <w:r>
-        <w:rPr>
-          <w:rFonts w:ascii="Arial" w:hAnsi="Arial" w:cs="Arial"/>
-          <w:sz w:val="18"/>
-        </w:rPr>
-        <w:t>OpenID</w:t>
-      </w:r>
-      <w:proofErr w:type="spellEnd"/>
-      <w:r>
-        <w:rPr>
-          <w:rFonts w:ascii="Arial" w:hAnsi="Arial" w:cs="Arial"/>
-          <w:sz w:val="18"/>
-        </w:rPr>
-        <w:t xml:space="preserve"> Connect, JWT, </w:t>
-      </w:r>
-      <w:proofErr w:type="spellStart"/>
-      <w:r>
-        <w:rPr>
-          <w:rFonts w:ascii="Arial" w:hAnsi="Arial" w:cs="Arial"/>
-          <w:sz w:val="18"/>
-        </w:rPr>
-        <w:t>Okta</w:t>
-      </w:r>
-      <w:proofErr w:type="spellEnd"/>
-      <w:r>
-        <w:rPr>
-          <w:rFonts w:ascii="Arial" w:hAnsi="Arial" w:cs="Arial"/>
-          <w:sz w:val="18"/>
-        </w:rPr>
-        <w:t xml:space="preserve">, Auth0, AWS </w:t>
-      </w:r>
-      <w:proofErr w:type="spellStart"/>
-      <w:r>
-        <w:rPr>
-          <w:rFonts w:ascii="Arial" w:hAnsi="Arial" w:cs="Arial"/>
-          <w:sz w:val="18"/>
-        </w:rPr>
-        <w:t>Cognito</w:t>
-      </w:r>
-      <w:proofErr w:type="spellEnd"/>
-      <w:r>
-        <w:rPr>
-          <w:rFonts w:ascii="Arial" w:hAnsi="Arial" w:cs="Arial"/>
-          <w:sz w:val="18"/>
-        </w:rPr>
-        <w:t>, rate limiting, RBAC/ABAC, audit logging</w:t>
+        <w:t>, OpenID Connect, JWT, Okta, Auth0, AWS Cognito, rate limiting, RBAC/ABAC, audit logging</w:t>
       </w:r>
     </w:p>
     <w:p>
@@ -1739,87 +1118,7 @@
           <w:rFonts w:ascii="Arial" w:hAnsi="Arial" w:cs="Arial"/>
           <w:sz w:val="18"/>
         </w:rPr>
-        <w:t xml:space="preserve"> — React, Next.js, </w:t>
-      </w:r>
-      <w:proofErr w:type="spellStart"/>
-      <w:r>
-        <w:rPr>
-          <w:rFonts w:ascii="Arial" w:hAnsi="Arial" w:cs="Arial"/>
-          <w:sz w:val="18"/>
-        </w:rPr>
-        <w:t>TypeScript</w:t>
-      </w:r>
-      <w:proofErr w:type="spellEnd"/>
-      <w:r>
-        <w:rPr>
-          <w:rFonts w:ascii="Arial" w:hAnsi="Arial" w:cs="Arial"/>
-          <w:sz w:val="18"/>
-        </w:rPr>
-        <w:t xml:space="preserve">, </w:t>
-      </w:r>
-      <w:proofErr w:type="spellStart"/>
-      <w:r>
-        <w:rPr>
-          <w:rFonts w:ascii="Arial" w:hAnsi="Arial" w:cs="Arial"/>
-          <w:sz w:val="18"/>
-        </w:rPr>
-        <w:t>Redux</w:t>
-      </w:r>
-      <w:proofErr w:type="spellEnd"/>
-      <w:r>
-        <w:rPr>
-          <w:rFonts w:ascii="Arial" w:hAnsi="Arial" w:cs="Arial"/>
-          <w:sz w:val="18"/>
-        </w:rPr>
-        <w:t xml:space="preserve">, React Query, </w:t>
-      </w:r>
-      <w:proofErr w:type="spellStart"/>
-      <w:r>
-        <w:rPr>
-          <w:rFonts w:ascii="Arial" w:hAnsi="Arial" w:cs="Arial"/>
-          <w:sz w:val="18"/>
-        </w:rPr>
-        <w:t>Formik</w:t>
-      </w:r>
-      <w:proofErr w:type="spellEnd"/>
-      <w:r>
-        <w:rPr>
-          <w:rFonts w:ascii="Arial" w:hAnsi="Arial" w:cs="Arial"/>
-          <w:sz w:val="18"/>
-        </w:rPr>
-        <w:t xml:space="preserve">, </w:t>
-      </w:r>
-      <w:proofErr w:type="spellStart"/>
-      <w:r>
-        <w:rPr>
-          <w:rFonts w:ascii="Arial" w:hAnsi="Arial" w:cs="Arial"/>
-          <w:sz w:val="18"/>
-        </w:rPr>
-        <w:t>Vite</w:t>
-      </w:r>
-      <w:proofErr w:type="spellEnd"/>
-      <w:r>
-        <w:rPr>
-          <w:rFonts w:ascii="Arial" w:hAnsi="Arial" w:cs="Arial"/>
-          <w:sz w:val="18"/>
-        </w:rPr>
-        <w:t xml:space="preserve">, </w:t>
-      </w:r>
-      <w:proofErr w:type="spellStart"/>
-      <w:r>
-        <w:rPr>
-          <w:rFonts w:ascii="Arial" w:hAnsi="Arial" w:cs="Arial"/>
-          <w:sz w:val="18"/>
-        </w:rPr>
-        <w:t>Webpack</w:t>
-      </w:r>
-      <w:proofErr w:type="spellEnd"/>
-      <w:r>
-        <w:rPr>
-          <w:rFonts w:ascii="Arial" w:hAnsi="Arial" w:cs="Arial"/>
-          <w:sz w:val="18"/>
-        </w:rPr>
-        <w:t>, Tailwind CSS, Storybook, accessibility-minded UI, performance profiling (for internal tooling, model ops consoles, and customer-facing AI features)</w:t>
+        <w:t xml:space="preserve"> — React, Next.js, TypeScript, Redux, React Query, Formik, Vite, Webpack, Tailwind CSS, Storybook, accessibility-minded UI, performance profiling (for internal tooling, model ops consoles, and customer-facing AI features)</w:t>
       </w:r>
     </w:p>
     <w:p>
@@ -1854,8 +1153,6 @@
       </w:r>
     </w:p>
     <w:p>
-      <w:proofErr w:type="spellStart"/>
-      <w:proofErr w:type="gramStart"/>
       <w:r>
         <w:rPr>
           <w:rFonts w:ascii="Arial" w:eastAsia="Arial" w:hAnsi="Arial" w:cs="Arial"/>
@@ -1863,27 +1160,7 @@
           <w:sz w:val="21"/>
           <w:szCs w:val="21"/>
         </w:rPr>
-        <w:t>SumatoSoft</w:t>
-      </w:r>
-      <w:proofErr w:type="spellEnd"/>
-      <w:r>
-        <w:rPr>
-          <w:rFonts w:ascii="Arial" w:eastAsia="Arial" w:hAnsi="Arial" w:cs="Arial"/>
-          <w:color w:val="555555"/>
-          <w:sz w:val="21"/>
-          <w:szCs w:val="21"/>
-        </w:rPr>
-        <w:t xml:space="preserve">  |</w:t>
-      </w:r>
-      <w:proofErr w:type="gramEnd"/>
-      <w:r>
-        <w:rPr>
-          <w:rFonts w:ascii="Arial" w:eastAsia="Arial" w:hAnsi="Arial" w:cs="Arial"/>
-          <w:color w:val="555555"/>
-          <w:sz w:val="21"/>
-          <w:szCs w:val="21"/>
-        </w:rPr>
-        <w:t xml:space="preserve">  January 2021 - December 2025</w:t>
+        <w:t>SumatoSoft  |  January 2021 - December 2025</w:t>
       </w:r>
     </w:p>
     <w:p>
@@ -1944,7 +1221,6 @@
         </w:rPr>
         <w:t xml:space="preserve"> ingestion and retrieval performance using </w:t>
       </w:r>
-      <w:proofErr w:type="spellStart"/>
       <w:r>
         <w:rPr>
           <w:rStyle w:val="Strong"/>
@@ -1953,7 +1229,6 @@
         </w:rPr>
         <w:t>CloudWatch</w:t>
       </w:r>
-      <w:proofErr w:type="spellEnd"/>
       <w:r>
         <w:rPr>
           <w:rFonts w:ascii="Arial" w:hAnsi="Arial" w:cs="Arial"/>
@@ -2012,7 +1287,6 @@
         </w:rPr>
         <w:t xml:space="preserve">, structured lookups in </w:t>
       </w:r>
-      <w:proofErr w:type="spellStart"/>
       <w:r>
         <w:rPr>
           <w:rStyle w:val="Strong"/>
@@ -2021,7 +1295,6 @@
         </w:rPr>
         <w:t>PostgreSQL</w:t>
       </w:r>
-      <w:proofErr w:type="spellEnd"/>
       <w:r>
         <w:rPr>
           <w:rFonts w:ascii="Arial" w:hAnsi="Arial" w:cs="Arial"/>
@@ -2029,7 +1302,6 @@
         </w:rPr>
         <w:t xml:space="preserve">, and </w:t>
       </w:r>
-      <w:proofErr w:type="spellStart"/>
       <w:r>
         <w:rPr>
           <w:rStyle w:val="Strong"/>
@@ -2038,7 +1310,6 @@
         </w:rPr>
         <w:t>Redis</w:t>
       </w:r>
-      <w:proofErr w:type="spellEnd"/>
       <w:r>
         <w:rPr>
           <w:rFonts w:ascii="Arial" w:hAnsi="Arial" w:cs="Arial"/>
@@ -2082,23 +1353,13 @@
         </w:rPr>
         <w:t xml:space="preserve"> using </w:t>
       </w:r>
-      <w:proofErr w:type="spellStart"/>
-      <w:r>
-        <w:rPr>
-          <w:rStyle w:val="Strong"/>
-          <w:rFonts w:ascii="Arial" w:hAnsi="Arial" w:cs="Arial"/>
-          <w:sz w:val="16"/>
-        </w:rPr>
-        <w:t>Elasticsearch</w:t>
-      </w:r>
-      <w:proofErr w:type="spellEnd"/>
-      <w:r>
-        <w:rPr>
-          <w:rStyle w:val="Strong"/>
-          <w:rFonts w:ascii="Arial" w:hAnsi="Arial" w:cs="Arial"/>
-          <w:sz w:val="16"/>
-        </w:rPr>
-        <w:t>/OpenSearch</w:t>
+      <w:r>
+        <w:rPr>
+          <w:rStyle w:val="Strong"/>
+          <w:rFonts w:ascii="Arial" w:hAnsi="Arial" w:cs="Arial"/>
+          <w:sz w:val="16"/>
+        </w:rPr>
+        <w:t>Elasticsearch/OpenSearch</w:t>
       </w:r>
       <w:r>
         <w:rPr>
@@ -2188,23 +1449,13 @@
         </w:rPr>
         <w:t xml:space="preserve"> and </w:t>
       </w:r>
-      <w:proofErr w:type="spellStart"/>
-      <w:r>
-        <w:rPr>
-          <w:rStyle w:val="Strong"/>
-          <w:rFonts w:ascii="Arial" w:hAnsi="Arial" w:cs="Arial"/>
-          <w:sz w:val="16"/>
-        </w:rPr>
-        <w:t>reindex</w:t>
-      </w:r>
-      <w:proofErr w:type="spellEnd"/>
-      <w:r>
-        <w:rPr>
-          <w:rStyle w:val="Strong"/>
-          <w:rFonts w:ascii="Arial" w:hAnsi="Arial" w:cs="Arial"/>
-          <w:sz w:val="16"/>
-        </w:rPr>
-        <w:t xml:space="preserve"> workflows</w:t>
+      <w:r>
+        <w:rPr>
+          <w:rStyle w:val="Strong"/>
+          <w:rFonts w:ascii="Arial" w:hAnsi="Arial" w:cs="Arial"/>
+          <w:sz w:val="16"/>
+        </w:rPr>
+        <w:t>reindex workflows</w:t>
       </w:r>
       <w:r>
         <w:rPr>
@@ -2228,7 +1479,6 @@
         </w:rPr>
         <w:t xml:space="preserve"> and </w:t>
       </w:r>
-      <w:proofErr w:type="spellStart"/>
       <w:r>
         <w:rPr>
           <w:rStyle w:val="Strong"/>
@@ -2237,7 +1487,6 @@
         </w:rPr>
         <w:t>EventBridge</w:t>
       </w:r>
-      <w:proofErr w:type="spellEnd"/>
       <w:r>
         <w:rPr>
           <w:rFonts w:ascii="Arial" w:hAnsi="Arial" w:cs="Arial"/>
@@ -2279,23 +1528,7 @@
           <w:rFonts w:ascii="Arial" w:hAnsi="Arial" w:cs="Arial"/>
           <w:sz w:val="16"/>
         </w:rPr>
-        <w:t xml:space="preserve"> </w:t>
-      </w:r>
-      <w:proofErr w:type="spellStart"/>
-      <w:r>
-        <w:rPr>
-          <w:rFonts w:ascii="Arial" w:hAnsi="Arial" w:cs="Arial"/>
-          <w:sz w:val="16"/>
-        </w:rPr>
-        <w:t>fanout</w:t>
-      </w:r>
-      <w:proofErr w:type="spellEnd"/>
-      <w:r>
-        <w:rPr>
-          <w:rFonts w:ascii="Arial" w:hAnsi="Arial" w:cs="Arial"/>
-          <w:sz w:val="16"/>
-        </w:rPr>
-        <w:t xml:space="preserve"> and worker pools, adding </w:t>
+        <w:t xml:space="preserve"> fanout and worker pools, adding </w:t>
       </w:r>
       <w:r>
         <w:rPr>
@@ -2348,7 +1581,6 @@
         </w:rPr>
         <w:t xml:space="preserve"> for high-throughput events and </w:t>
       </w:r>
-      <w:proofErr w:type="spellStart"/>
       <w:r>
         <w:rPr>
           <w:rStyle w:val="Strong"/>
@@ -2357,7 +1589,6 @@
         </w:rPr>
         <w:t>RabbitMQ</w:t>
       </w:r>
-      <w:proofErr w:type="spellEnd"/>
       <w:r>
         <w:rPr>
           <w:rFonts w:ascii="Arial" w:hAnsi="Arial" w:cs="Arial"/>
@@ -2401,7 +1632,6 @@
         </w:rPr>
         <w:t xml:space="preserve"> (service-to-service) with consistent request validation, </w:t>
       </w:r>
-      <w:proofErr w:type="spellStart"/>
       <w:r>
         <w:rPr>
           <w:rStyle w:val="Strong"/>
@@ -2410,7 +1640,6 @@
         </w:rPr>
         <w:t>idempotency</w:t>
       </w:r>
-      <w:proofErr w:type="spellEnd"/>
       <w:r>
         <w:rPr>
           <w:rFonts w:ascii="Arial" w:hAnsi="Arial" w:cs="Arial"/>
@@ -2452,6 +1681,7 @@
           <w:rFonts w:ascii="Arial" w:hAnsi="Arial" w:cs="Arial"/>
           <w:sz w:val="16"/>
         </w:rPr>
+        <w:lastRenderedPageBreak/>
         <w:t xml:space="preserve">Deployed containerized ML services on </w:t>
       </w:r>
       <w:r>
@@ -2469,7 +1699,6 @@
         </w:rPr>
         <w:t xml:space="preserve"> using </w:t>
       </w:r>
-      <w:proofErr w:type="spellStart"/>
       <w:r>
         <w:rPr>
           <w:rStyle w:val="Strong"/>
@@ -2478,7 +1707,6 @@
         </w:rPr>
         <w:t>Docker</w:t>
       </w:r>
-      <w:proofErr w:type="spellEnd"/>
       <w:r>
         <w:rPr>
           <w:rFonts w:ascii="Arial" w:hAnsi="Arial" w:cs="Arial"/>
@@ -2486,7 +1714,6 @@
         </w:rPr>
         <w:t xml:space="preserve">, </w:t>
       </w:r>
-      <w:proofErr w:type="spellStart"/>
       <w:r>
         <w:rPr>
           <w:rStyle w:val="Strong"/>
@@ -2495,7 +1722,6 @@
         </w:rPr>
         <w:t>Kubernetes</w:t>
       </w:r>
-      <w:proofErr w:type="spellEnd"/>
       <w:r>
         <w:rPr>
           <w:rFonts w:ascii="Arial" w:hAnsi="Arial" w:cs="Arial"/>
@@ -2533,7 +1759,6 @@
         </w:rPr>
         <w:t xml:space="preserve">, standardizing </w:t>
       </w:r>
-      <w:proofErr w:type="spellStart"/>
       <w:r>
         <w:rPr>
           <w:rStyle w:val="Strong"/>
@@ -2542,7 +1767,6 @@
         </w:rPr>
         <w:t>GitOps</w:t>
       </w:r>
-      <w:proofErr w:type="spellEnd"/>
       <w:r>
         <w:rPr>
           <w:rFonts w:ascii="Arial" w:hAnsi="Arial" w:cs="Arial"/>
@@ -2569,7 +1793,6 @@
           <w:rFonts w:ascii="Arial" w:hAnsi="Arial" w:cs="Arial"/>
           <w:sz w:val="16"/>
         </w:rPr>
-        <w:lastRenderedPageBreak/>
         <w:t xml:space="preserve">Ran mixed compute workloads across </w:t>
       </w:r>
       <w:r>
@@ -2615,23 +1838,7 @@
           <w:rFonts w:ascii="Arial" w:hAnsi="Arial" w:cs="Arial"/>
           <w:sz w:val="16"/>
         </w:rPr>
-        <w:t xml:space="preserve">, choosing the right execution model for batch ingestion, </w:t>
-      </w:r>
-      <w:proofErr w:type="spellStart"/>
-      <w:r>
-        <w:rPr>
-          <w:rFonts w:ascii="Arial" w:hAnsi="Arial" w:cs="Arial"/>
-          <w:sz w:val="16"/>
-        </w:rPr>
-        <w:t>bursty</w:t>
-      </w:r>
-      <w:proofErr w:type="spellEnd"/>
-      <w:r>
-        <w:rPr>
-          <w:rFonts w:ascii="Arial" w:hAnsi="Arial" w:cs="Arial"/>
-          <w:sz w:val="16"/>
-        </w:rPr>
-        <w:t xml:space="preserve"> inference, and always-on low-latency APIs.</w:t>
+        <w:t>, choosing the right execution model for batch ingestion, bursty inference, and always-on low-latency APIs.</w:t>
       </w:r>
     </w:p>
     <w:p>
@@ -2720,23 +1927,13 @@
         </w:rPr>
         <w:t xml:space="preserve">, </w:t>
       </w:r>
-      <w:proofErr w:type="spellStart"/>
-      <w:r>
-        <w:rPr>
-          <w:rStyle w:val="Strong"/>
-          <w:rFonts w:ascii="Arial" w:hAnsi="Arial" w:cs="Arial"/>
-          <w:sz w:val="16"/>
-        </w:rPr>
-        <w:t>OpenID</w:t>
-      </w:r>
-      <w:proofErr w:type="spellEnd"/>
-      <w:r>
-        <w:rPr>
-          <w:rStyle w:val="Strong"/>
-          <w:rFonts w:ascii="Arial" w:hAnsi="Arial" w:cs="Arial"/>
-          <w:sz w:val="16"/>
-        </w:rPr>
-        <w:t xml:space="preserve"> Connect</w:t>
+      <w:r>
+        <w:rPr>
+          <w:rStyle w:val="Strong"/>
+          <w:rFonts w:ascii="Arial" w:hAnsi="Arial" w:cs="Arial"/>
+          <w:sz w:val="16"/>
+        </w:rPr>
+        <w:t>OpenID Connect</w:t>
       </w:r>
       <w:r>
         <w:rPr>
@@ -2760,7 +1957,6 @@
         </w:rPr>
         <w:t xml:space="preserve">, integrating </w:t>
       </w:r>
-      <w:proofErr w:type="spellStart"/>
       <w:r>
         <w:rPr>
           <w:rStyle w:val="Strong"/>
@@ -2769,7 +1965,6 @@
         </w:rPr>
         <w:t>Okta</w:t>
       </w:r>
-      <w:proofErr w:type="spellEnd"/>
       <w:r>
         <w:rPr>
           <w:rFonts w:ascii="Arial" w:hAnsi="Arial" w:cs="Arial"/>
@@ -2798,18 +1993,8 @@
           <w:rFonts w:ascii="Arial" w:hAnsi="Arial" w:cs="Arial"/>
           <w:sz w:val="16"/>
         </w:rPr>
-        <w:t xml:space="preserve">AWS </w:t>
-      </w:r>
-      <w:proofErr w:type="spellStart"/>
-      <w:r>
-        <w:rPr>
-          <w:rStyle w:val="Strong"/>
-          <w:rFonts w:ascii="Arial" w:hAnsi="Arial" w:cs="Arial"/>
-          <w:sz w:val="16"/>
-        </w:rPr>
-        <w:t>Cognito</w:t>
-      </w:r>
-      <w:proofErr w:type="spellEnd"/>
+        <w:t>AWS Cognito</w:t>
+      </w:r>
       <w:r>
         <w:rPr>
           <w:rFonts w:ascii="Arial" w:hAnsi="Arial" w:cs="Arial"/>
@@ -2836,25 +2021,8 @@
           <w:rFonts w:ascii="Arial" w:hAnsi="Arial" w:cs="Arial"/>
           <w:sz w:val="16"/>
         </w:rPr>
-        <w:t xml:space="preserve">Built end-to-end </w:t>
-      </w:r>
-      <w:proofErr w:type="spellStart"/>
-      <w:r>
-        <w:rPr>
-          <w:rFonts w:ascii="Arial" w:hAnsi="Arial" w:cs="Arial"/>
-          <w:sz w:val="16"/>
-        </w:rPr>
-        <w:t>observability</w:t>
-      </w:r>
-      <w:proofErr w:type="spellEnd"/>
-      <w:r>
-        <w:rPr>
-          <w:rFonts w:ascii="Arial" w:hAnsi="Arial" w:cs="Arial"/>
-          <w:sz w:val="16"/>
-        </w:rPr>
-        <w:t xml:space="preserve"> with </w:t>
-      </w:r>
-      <w:proofErr w:type="spellStart"/>
+        <w:t xml:space="preserve">Built end-to-end observability with </w:t>
+      </w:r>
       <w:r>
         <w:rPr>
           <w:rStyle w:val="Strong"/>
@@ -2863,7 +2031,6 @@
         </w:rPr>
         <w:t>OpenTelemetry</w:t>
       </w:r>
-      <w:proofErr w:type="spellEnd"/>
       <w:r>
         <w:rPr>
           <w:rFonts w:ascii="Arial" w:hAnsi="Arial" w:cs="Arial"/>
@@ -2871,7 +2038,6 @@
         </w:rPr>
         <w:t xml:space="preserve"> traces and structured logs exported to </w:t>
       </w:r>
-      <w:proofErr w:type="spellStart"/>
       <w:r>
         <w:rPr>
           <w:rStyle w:val="Strong"/>
@@ -2880,7 +2046,6 @@
         </w:rPr>
         <w:t>Datadog</w:t>
       </w:r>
-      <w:proofErr w:type="spellEnd"/>
       <w:r>
         <w:rPr>
           <w:rFonts w:ascii="Arial" w:hAnsi="Arial" w:cs="Arial"/>
@@ -2888,7 +2053,6 @@
         </w:rPr>
         <w:t xml:space="preserve">, plus service health panels in </w:t>
       </w:r>
-      <w:proofErr w:type="spellStart"/>
       <w:r>
         <w:rPr>
           <w:rStyle w:val="Strong"/>
@@ -2897,7 +2061,6 @@
         </w:rPr>
         <w:t>Grafana</w:t>
       </w:r>
-      <w:proofErr w:type="spellEnd"/>
       <w:r>
         <w:rPr>
           <w:rFonts w:ascii="Arial" w:hAnsi="Arial" w:cs="Arial"/>
@@ -2941,7 +2104,6 @@
         </w:rPr>
         <w:t xml:space="preserve"> for relational workloads and </w:t>
       </w:r>
-      <w:proofErr w:type="spellStart"/>
       <w:r>
         <w:rPr>
           <w:rStyle w:val="Strong"/>
@@ -2950,29 +2112,12 @@
         </w:rPr>
         <w:t>DynamoDB</w:t>
       </w:r>
-      <w:proofErr w:type="spellEnd"/>
-      <w:r>
-        <w:rPr>
-          <w:rFonts w:ascii="Arial" w:hAnsi="Arial" w:cs="Arial"/>
-          <w:sz w:val="16"/>
-        </w:rPr>
-        <w:t xml:space="preserve"> for </w:t>
-      </w:r>
-      <w:proofErr w:type="spellStart"/>
-      <w:r>
-        <w:rPr>
-          <w:rFonts w:ascii="Arial" w:hAnsi="Arial" w:cs="Arial"/>
-          <w:sz w:val="16"/>
-        </w:rPr>
-        <w:t>idempotency</w:t>
-      </w:r>
-      <w:proofErr w:type="spellEnd"/>
-      <w:r>
-        <w:rPr>
-          <w:rFonts w:ascii="Arial" w:hAnsi="Arial" w:cs="Arial"/>
-          <w:sz w:val="16"/>
-        </w:rPr>
-        <w:t xml:space="preserve"> keys, workflow state, and high-cardinality request metadata.</w:t>
+      <w:r>
+        <w:rPr>
+          <w:rFonts w:ascii="Arial" w:hAnsi="Arial" w:cs="Arial"/>
+          <w:sz w:val="16"/>
+        </w:rPr>
+        <w:t xml:space="preserve"> for idempotency keys, workflow state, and high-cardinality request metadata.</w:t>
       </w:r>
     </w:p>
     <w:p>
@@ -3010,7 +2155,6 @@
         </w:rPr>
         <w:t xml:space="preserve"> and integrated event/usage pipelines into </w:t>
       </w:r>
-      <w:proofErr w:type="spellStart"/>
       <w:r>
         <w:rPr>
           <w:rStyle w:val="Strong"/>
@@ -3019,7 +2163,6 @@
         </w:rPr>
         <w:t>BigQuery</w:t>
       </w:r>
-      <w:proofErr w:type="spellEnd"/>
       <w:r>
         <w:rPr>
           <w:rFonts w:ascii="Arial" w:hAnsi="Arial" w:cs="Arial"/>
@@ -3048,23 +2191,13 @@
         </w:rPr>
         <w:t xml:space="preserve">Delivered release safety with </w:t>
       </w:r>
-      <w:proofErr w:type="spellStart"/>
-      <w:r>
-        <w:rPr>
-          <w:rStyle w:val="Strong"/>
-          <w:rFonts w:ascii="Arial" w:hAnsi="Arial" w:cs="Arial"/>
-          <w:sz w:val="16"/>
-        </w:rPr>
-        <w:t>GitHub</w:t>
-      </w:r>
-      <w:proofErr w:type="spellEnd"/>
-      <w:r>
-        <w:rPr>
-          <w:rStyle w:val="Strong"/>
-          <w:rFonts w:ascii="Arial" w:hAnsi="Arial" w:cs="Arial"/>
-          <w:sz w:val="16"/>
-        </w:rPr>
-        <w:t xml:space="preserve"> Actions</w:t>
+      <w:r>
+        <w:rPr>
+          <w:rStyle w:val="Strong"/>
+          <w:rFonts w:ascii="Arial" w:hAnsi="Arial" w:cs="Arial"/>
+          <w:sz w:val="16"/>
+        </w:rPr>
+        <w:t>GitHub Actions</w:t>
       </w:r>
       <w:r>
         <w:rPr>
@@ -3073,23 +2206,13 @@
         </w:rPr>
         <w:t xml:space="preserve"> and </w:t>
       </w:r>
-      <w:proofErr w:type="spellStart"/>
-      <w:r>
-        <w:rPr>
-          <w:rStyle w:val="Strong"/>
-          <w:rFonts w:ascii="Arial" w:hAnsi="Arial" w:cs="Arial"/>
-          <w:sz w:val="16"/>
-        </w:rPr>
-        <w:t>GitLab</w:t>
-      </w:r>
-      <w:proofErr w:type="spellEnd"/>
-      <w:r>
-        <w:rPr>
-          <w:rStyle w:val="Strong"/>
-          <w:rFonts w:ascii="Arial" w:hAnsi="Arial" w:cs="Arial"/>
-          <w:sz w:val="16"/>
-        </w:rPr>
-        <w:t xml:space="preserve"> CI</w:t>
+      <w:r>
+        <w:rPr>
+          <w:rStyle w:val="Strong"/>
+          <w:rFonts w:ascii="Arial" w:hAnsi="Arial" w:cs="Arial"/>
+          <w:sz w:val="16"/>
+        </w:rPr>
+        <w:t>GitLab CI</w:t>
       </w:r>
       <w:r>
         <w:rPr>
@@ -3135,27 +2258,7 @@
           <w:sz w:val="21"/>
           <w:szCs w:val="21"/>
         </w:rPr>
-        <w:t xml:space="preserve">High Touch </w:t>
-      </w:r>
-      <w:proofErr w:type="gramStart"/>
-      <w:r>
-        <w:rPr>
-          <w:rFonts w:ascii="Arial" w:eastAsia="Arial" w:hAnsi="Arial" w:cs="Arial"/>
-          <w:color w:val="555555"/>
-          <w:sz w:val="21"/>
-          <w:szCs w:val="21"/>
-        </w:rPr>
-        <w:t>Technologies  |</w:t>
-      </w:r>
-      <w:proofErr w:type="gramEnd"/>
-      <w:r>
-        <w:rPr>
-          <w:rFonts w:ascii="Arial" w:eastAsia="Arial" w:hAnsi="Arial" w:cs="Arial"/>
-          <w:color w:val="555555"/>
-          <w:sz w:val="21"/>
-          <w:szCs w:val="21"/>
-        </w:rPr>
-        <w:t xml:space="preserve">  June 2018 - December 2020</w:t>
+        <w:t>High Touch Technologies  |  June 2018 - December 2020</w:t>
       </w:r>
     </w:p>
     <w:p>
@@ -3191,23 +2294,7 @@
           <w:rFonts w:ascii="Arial" w:hAnsi="Arial" w:cs="Arial"/>
           <w:sz w:val="18"/>
         </w:rPr>
-        <w:t xml:space="preserve"> that converted noisy operational events into trusted datasets with validation, </w:t>
-      </w:r>
-      <w:proofErr w:type="spellStart"/>
-      <w:r>
-        <w:rPr>
-          <w:rFonts w:ascii="Arial" w:hAnsi="Arial" w:cs="Arial"/>
-          <w:sz w:val="18"/>
-        </w:rPr>
-        <w:t>dedupe</w:t>
-      </w:r>
-      <w:proofErr w:type="spellEnd"/>
-      <w:r>
-        <w:rPr>
-          <w:rFonts w:ascii="Arial" w:hAnsi="Arial" w:cs="Arial"/>
-          <w:sz w:val="18"/>
-        </w:rPr>
-        <w:t>, and anomaly checks before downstream consumption and model/evaluation use.</w:t>
+        <w:t xml:space="preserve"> that converted noisy operational events into trusted datasets with validation, dedupe, and anomaly checks before downstream consumption and model/evaluation use.</w:t>
       </w:r>
     </w:p>
     <w:p>
@@ -3266,7 +2353,6 @@
         </w:rPr>
         <w:t xml:space="preserve">Implemented background processing with retry-safe </w:t>
       </w:r>
-      <w:proofErr w:type="spellStart"/>
       <w:r>
         <w:rPr>
           <w:rStyle w:val="Strong"/>
@@ -3275,7 +2361,6 @@
         </w:rPr>
         <w:t>idempotency</w:t>
       </w:r>
-      <w:proofErr w:type="spellEnd"/>
       <w:r>
         <w:rPr>
           <w:rFonts w:ascii="Arial" w:hAnsi="Arial" w:cs="Arial"/>
@@ -3334,7 +2419,6 @@
         </w:rPr>
         <w:t xml:space="preserve">Optimized search and discovery flows by refining query patterns in </w:t>
       </w:r>
-      <w:proofErr w:type="spellStart"/>
       <w:r>
         <w:rPr>
           <w:rStyle w:val="Strong"/>
@@ -3343,7 +2427,6 @@
         </w:rPr>
         <w:t>PostgreSQL</w:t>
       </w:r>
-      <w:proofErr w:type="spellEnd"/>
       <w:r>
         <w:rPr>
           <w:rFonts w:ascii="Arial" w:hAnsi="Arial" w:cs="Arial"/>
@@ -3351,7 +2434,6 @@
         </w:rPr>
         <w:t xml:space="preserve"> and indexing high-value fields in </w:t>
       </w:r>
-      <w:proofErr w:type="spellStart"/>
       <w:r>
         <w:rPr>
           <w:rStyle w:val="Strong"/>
@@ -3360,7 +2442,6 @@
         </w:rPr>
         <w:t>Elasticsearch</w:t>
       </w:r>
-      <w:proofErr w:type="spellEnd"/>
       <w:r>
         <w:rPr>
           <w:rFonts w:ascii="Arial" w:hAnsi="Arial" w:cs="Arial"/>
@@ -3389,7 +2470,6 @@
         </w:rPr>
         <w:t xml:space="preserve">Added caching layers with </w:t>
       </w:r>
-      <w:proofErr w:type="spellStart"/>
       <w:r>
         <w:rPr>
           <w:rStyle w:val="Strong"/>
@@ -3398,7 +2478,6 @@
         </w:rPr>
         <w:t>Redis</w:t>
       </w:r>
-      <w:proofErr w:type="spellEnd"/>
       <w:r>
         <w:rPr>
           <w:rFonts w:ascii="Arial" w:hAnsi="Arial" w:cs="Arial"/>
@@ -3442,7 +2521,6 @@
         </w:rPr>
         <w:t xml:space="preserve"> for event streaming and </w:t>
       </w:r>
-      <w:proofErr w:type="spellStart"/>
       <w:r>
         <w:rPr>
           <w:rStyle w:val="Strong"/>
@@ -3451,7 +2529,6 @@
         </w:rPr>
         <w:t>RabbitMQ</w:t>
       </w:r>
-      <w:proofErr w:type="spellEnd"/>
       <w:r>
         <w:rPr>
           <w:rFonts w:ascii="Arial" w:hAnsi="Arial" w:cs="Arial"/>
@@ -3531,7 +2608,6 @@
         </w:rPr>
         <w:t xml:space="preserve">Improved multi-environment reliability through </w:t>
       </w:r>
-      <w:proofErr w:type="spellStart"/>
       <w:r>
         <w:rPr>
           <w:rStyle w:val="Strong"/>
@@ -3540,7 +2616,6 @@
         </w:rPr>
         <w:t>Terraform</w:t>
       </w:r>
-      <w:proofErr w:type="spellEnd"/>
       <w:r>
         <w:rPr>
           <w:rFonts w:ascii="Arial" w:hAnsi="Arial" w:cs="Arial"/>
@@ -3548,7 +2623,6 @@
         </w:rPr>
         <w:t xml:space="preserve"> and targeted </w:t>
       </w:r>
-      <w:proofErr w:type="spellStart"/>
       <w:r>
         <w:rPr>
           <w:rStyle w:val="Strong"/>
@@ -3557,7 +2631,6 @@
         </w:rPr>
         <w:t>CloudFormation</w:t>
       </w:r>
-      <w:proofErr w:type="spellEnd"/>
       <w:r>
         <w:rPr>
           <w:rFonts w:ascii="Arial" w:hAnsi="Arial" w:cs="Arial"/>
@@ -3637,18 +2710,8 @@
           <w:rFonts w:ascii="Arial" w:hAnsi="Arial" w:cs="Arial"/>
           <w:sz w:val="18"/>
         </w:rPr>
-        <w:t xml:space="preserve">Azure </w:t>
-      </w:r>
-      <w:proofErr w:type="spellStart"/>
-      <w:r>
-        <w:rPr>
-          <w:rStyle w:val="Strong"/>
-          <w:rFonts w:ascii="Arial" w:hAnsi="Arial" w:cs="Arial"/>
-          <w:sz w:val="18"/>
-        </w:rPr>
-        <w:t>DevOps</w:t>
-      </w:r>
-      <w:proofErr w:type="spellEnd"/>
+        <w:t>Azure DevOps</w:t>
+      </w:r>
       <w:r>
         <w:rPr>
           <w:rFonts w:ascii="Arial" w:hAnsi="Arial" w:cs="Arial"/>
@@ -3707,7 +2770,6 @@
         </w:rPr>
         <w:t xml:space="preserve"> and </w:t>
       </w:r>
-      <w:proofErr w:type="spellStart"/>
       <w:r>
         <w:rPr>
           <w:rStyle w:val="Strong"/>
@@ -3716,7 +2778,6 @@
         </w:rPr>
         <w:t>Grafana</w:t>
       </w:r>
-      <w:proofErr w:type="spellEnd"/>
       <w:r>
         <w:rPr>
           <w:rFonts w:ascii="Arial" w:hAnsi="Arial" w:cs="Arial"/>
@@ -3751,18 +2812,8 @@
           <w:rFonts w:ascii="Arial" w:hAnsi="Arial" w:cs="Arial"/>
           <w:sz w:val="18"/>
         </w:rPr>
-        <w:t xml:space="preserve">React + </w:t>
-      </w:r>
-      <w:proofErr w:type="spellStart"/>
-      <w:r>
-        <w:rPr>
-          <w:rStyle w:val="Strong"/>
-          <w:rFonts w:ascii="Arial" w:hAnsi="Arial" w:cs="Arial"/>
-          <w:sz w:val="18"/>
-        </w:rPr>
-        <w:t>TypeScript</w:t>
-      </w:r>
-      <w:proofErr w:type="spellEnd"/>
+        <w:t>React + TypeScript</w:t>
+      </w:r>
       <w:r>
         <w:rPr>
           <w:rFonts w:ascii="Arial" w:hAnsi="Arial" w:cs="Arial"/>
@@ -3883,7 +2934,6 @@
       </w:r>
     </w:p>
     <w:p>
-      <w:proofErr w:type="gramStart"/>
       <w:r>
         <w:rPr>
           <w:rFonts w:ascii="Arial" w:eastAsia="Arial" w:hAnsi="Arial" w:cs="Arial"/>
@@ -3891,37 +2941,7 @@
           <w:sz w:val="21"/>
           <w:szCs w:val="21"/>
         </w:rPr>
-        <w:t>Centric Tech Inc.</w:t>
-      </w:r>
-      <w:proofErr w:type="gramEnd"/>
-      <w:r>
-        <w:rPr>
-          <w:rFonts w:ascii="Arial" w:eastAsia="Arial" w:hAnsi="Arial" w:cs="Arial"/>
-          <w:color w:val="555555"/>
-          <w:sz w:val="21"/>
-          <w:szCs w:val="21"/>
-        </w:rPr>
-        <w:t xml:space="preserve">  </w:t>
-      </w:r>
-      <w:proofErr w:type="gramStart"/>
-      <w:r>
-        <w:rPr>
-          <w:rFonts w:ascii="Arial" w:eastAsia="Arial" w:hAnsi="Arial" w:cs="Arial"/>
-          <w:color w:val="555555"/>
-          <w:sz w:val="21"/>
-          <w:szCs w:val="21"/>
-        </w:rPr>
-        <w:t>|  September</w:t>
-      </w:r>
-      <w:proofErr w:type="gramEnd"/>
-      <w:r>
-        <w:rPr>
-          <w:rFonts w:ascii="Arial" w:eastAsia="Arial" w:hAnsi="Arial" w:cs="Arial"/>
-          <w:color w:val="555555"/>
-          <w:sz w:val="21"/>
-          <w:szCs w:val="21"/>
-        </w:rPr>
-        <w:t xml:space="preserve"> 2015 - May 2018</w:t>
+        <w:t>Centric Tech Inc.  |  September 2015 - May 2018</w:t>
       </w:r>
     </w:p>
     <w:p>
@@ -4031,7 +3051,6 @@
         </w:rPr>
         <w:t xml:space="preserve">Improved data reliability and training/serving consistency through schema design and indexing strategies across </w:t>
       </w:r>
-      <w:proofErr w:type="spellStart"/>
       <w:r>
         <w:rPr>
           <w:rStyle w:val="Strong"/>
@@ -4040,7 +3059,6 @@
         </w:rPr>
         <w:t>PostgreSQL</w:t>
       </w:r>
-      <w:proofErr w:type="spellEnd"/>
       <w:r>
         <w:rPr>
           <w:rFonts w:ascii="Arial" w:hAnsi="Arial" w:cs="Arial"/>
@@ -4141,7 +3159,6 @@
         </w:rPr>
         <w:t xml:space="preserve">Introduced caching patterns with </w:t>
       </w:r>
-      <w:proofErr w:type="spellStart"/>
       <w:r>
         <w:rPr>
           <w:rStyle w:val="Strong"/>
@@ -4150,7 +3167,6 @@
         </w:rPr>
         <w:t>Redis</w:t>
       </w:r>
-      <w:proofErr w:type="spellEnd"/>
       <w:r>
         <w:rPr>
           <w:rFonts w:ascii="Arial" w:hAnsi="Arial" w:cs="Arial"/>
@@ -4177,9 +3193,9 @@
           <w:rFonts w:ascii="Arial" w:hAnsi="Arial" w:cs="Arial"/>
           <w:sz w:val="18"/>
         </w:rPr>
+        <w:lastRenderedPageBreak/>
         <w:t xml:space="preserve">Built search features and relevance tuning using </w:t>
       </w:r>
-      <w:proofErr w:type="spellStart"/>
       <w:r>
         <w:rPr>
           <w:rStyle w:val="Strong"/>
@@ -4188,7 +3204,6 @@
         </w:rPr>
         <w:t>Elasticsearch</w:t>
       </w:r>
-      <w:proofErr w:type="spellEnd"/>
       <w:r>
         <w:rPr>
           <w:rFonts w:ascii="Arial" w:hAnsi="Arial" w:cs="Arial"/>
@@ -4215,7 +3230,6 @@
           <w:rFonts w:ascii="Arial" w:hAnsi="Arial" w:cs="Arial"/>
           <w:sz w:val="18"/>
         </w:rPr>
-        <w:lastRenderedPageBreak/>
         <w:t xml:space="preserve">Added authentication and authorization checks with </w:t>
       </w:r>
       <w:r>
@@ -4311,18 +3325,8 @@
           <w:rFonts w:ascii="Arial" w:hAnsi="Arial" w:cs="Arial"/>
           <w:sz w:val="18"/>
         </w:rPr>
-        <w:t xml:space="preserve">React + </w:t>
-      </w:r>
-      <w:proofErr w:type="spellStart"/>
-      <w:r>
-        <w:rPr>
-          <w:rStyle w:val="Strong"/>
-          <w:rFonts w:ascii="Arial" w:hAnsi="Arial" w:cs="Arial"/>
-          <w:sz w:val="18"/>
-        </w:rPr>
-        <w:t>TypeScript</w:t>
-      </w:r>
-      <w:proofErr w:type="spellEnd"/>
+        <w:t>React + TypeScript</w:t>
+      </w:r>
       <w:r>
         <w:rPr>
           <w:rFonts w:ascii="Arial" w:hAnsi="Arial" w:cs="Arial"/>
@@ -4349,23 +3353,7 @@
           <w:rFonts w:ascii="Arial" w:hAnsi="Arial" w:cs="Arial"/>
           <w:sz w:val="18"/>
         </w:rPr>
-        <w:t xml:space="preserve">Created internal </w:t>
-      </w:r>
-      <w:proofErr w:type="spellStart"/>
-      <w:r>
-        <w:rPr>
-          <w:rFonts w:ascii="Arial" w:hAnsi="Arial" w:cs="Arial"/>
-          <w:sz w:val="18"/>
-        </w:rPr>
-        <w:t>runbooks</w:t>
-      </w:r>
-      <w:proofErr w:type="spellEnd"/>
-      <w:r>
-        <w:rPr>
-          <w:rFonts w:ascii="Arial" w:hAnsi="Arial" w:cs="Arial"/>
-          <w:sz w:val="18"/>
-        </w:rPr>
-        <w:t xml:space="preserve"> and troubleshooting documentation, reducing on-call noise and improving incident handoffs across engineering and operations teams.</w:t>
+        <w:t>Created internal runbooks and troubleshooting documentation, reducing on-call noise and improving incident handoffs across engineering and operations teams.</w:t>
       </w:r>
     </w:p>
     <w:p>
@@ -4382,7 +3370,6 @@
       </w:r>
     </w:p>
     <w:p>
-      <w:proofErr w:type="gramStart"/>
       <w:r>
         <w:rPr>
           <w:rFonts w:ascii="Arial" w:eastAsia="Arial" w:hAnsi="Arial" w:cs="Arial"/>
@@ -4390,17 +3377,7 @@
           <w:sz w:val="21"/>
           <w:szCs w:val="21"/>
         </w:rPr>
-        <w:t>Microsoft  |</w:t>
-      </w:r>
-      <w:proofErr w:type="gramEnd"/>
-      <w:r>
-        <w:rPr>
-          <w:rFonts w:ascii="Arial" w:eastAsia="Arial" w:hAnsi="Arial" w:cs="Arial"/>
-          <w:color w:val="555555"/>
-          <w:sz w:val="21"/>
-          <w:szCs w:val="21"/>
-        </w:rPr>
-        <w:t xml:space="preserve">  September 2014 - August 2015</w:t>
+        <w:t>Microsoft  |  September 2014 - August 2015</w:t>
       </w:r>
     </w:p>
     <w:p>
@@ -4421,16 +3398,7 @@
           <w:rFonts w:ascii="Arial" w:hAnsi="Arial" w:cs="Arial"/>
           <w:sz w:val="18"/>
         </w:rPr>
-        <w:t>Imp</w:t>
-      </w:r>
-      <w:bookmarkStart w:id="0" w:name="_GoBack"/>
-      <w:bookmarkEnd w:id="0"/>
-      <w:r>
-        <w:rPr>
-          <w:rFonts w:ascii="Arial" w:hAnsi="Arial" w:cs="Arial"/>
-          <w:sz w:val="18"/>
-        </w:rPr>
-        <w:t>lemented UI enhancements and reliability fixes behind review gates, ensuring changes met quality bars and were safe to ship.</w:t>
+        <w:t>Implemented UI enhancements and reliability fixes behind review gates, ensuring changes met quality bars and were safe to ship.</w:t>
       </w:r>
     </w:p>
     <w:p>
@@ -4722,23 +3690,7 @@
           <w:rFonts w:ascii="Arial" w:hAnsi="Arial" w:cs="Arial"/>
           <w:sz w:val="18"/>
         </w:rPr>
-        <w:t xml:space="preserve"> pipeline that ingests PDF/HTML/Markdown sources, normalizes content, </w:t>
-      </w:r>
-      <w:proofErr w:type="spellStart"/>
-      <w:r>
-        <w:rPr>
-          <w:rFonts w:ascii="Arial" w:hAnsi="Arial" w:cs="Arial"/>
-          <w:sz w:val="18"/>
-        </w:rPr>
-        <w:t>dedupes</w:t>
-      </w:r>
-      <w:proofErr w:type="spellEnd"/>
-      <w:r>
-        <w:rPr>
-          <w:rFonts w:ascii="Arial" w:hAnsi="Arial" w:cs="Arial"/>
-          <w:sz w:val="18"/>
-        </w:rPr>
-        <w:t xml:space="preserve"> documents, and produces citation-backed answers.</w:t>
+        <w:t xml:space="preserve"> pipeline that ingests PDF/HTML/Markdown sources, normalizes content, dedupes documents, and produces citation-backed answers.</w:t>
       </w:r>
     </w:p>
     <w:p>
@@ -4761,7 +3713,6 @@
         </w:rPr>
         <w:t xml:space="preserve">Implemented incremental indexing with idempotent jobs and safe replays, storing metadata in </w:t>
       </w:r>
-      <w:proofErr w:type="spellStart"/>
       <w:r>
         <w:rPr>
           <w:rStyle w:val="Strong"/>
@@ -4770,7 +3721,6 @@
         </w:rPr>
         <w:t>PostgreSQL</w:t>
       </w:r>
-      <w:proofErr w:type="spellEnd"/>
       <w:r>
         <w:rPr>
           <w:rFonts w:ascii="Arial" w:hAnsi="Arial" w:cs="Arial"/>
@@ -4778,7 +3728,6 @@
         </w:rPr>
         <w:t xml:space="preserve"> and using </w:t>
       </w:r>
-      <w:proofErr w:type="spellStart"/>
       <w:r>
         <w:rPr>
           <w:rStyle w:val="Strong"/>
@@ -4787,7 +3736,6 @@
         </w:rPr>
         <w:t>DynamoDB</w:t>
       </w:r>
-      <w:proofErr w:type="spellEnd"/>
       <w:r>
         <w:rPr>
           <w:rFonts w:ascii="Arial" w:hAnsi="Arial" w:cs="Arial"/>
@@ -4822,18 +3770,8 @@
           <w:rFonts w:ascii="Arial" w:hAnsi="Arial" w:cs="Arial"/>
           <w:sz w:val="18"/>
         </w:rPr>
-        <w:t>OpenSearch/</w:t>
-      </w:r>
-      <w:proofErr w:type="spellStart"/>
-      <w:r>
-        <w:rPr>
-          <w:rStyle w:val="Strong"/>
-          <w:rFonts w:ascii="Arial" w:hAnsi="Arial" w:cs="Arial"/>
-          <w:sz w:val="18"/>
-        </w:rPr>
-        <w:t>Elasticsearch</w:t>
-      </w:r>
-      <w:proofErr w:type="spellEnd"/>
+        <w:t>OpenSearch/Elasticsearch</w:t>
+      </w:r>
       <w:r>
         <w:rPr>
           <w:rFonts w:ascii="Arial" w:hAnsi="Arial" w:cs="Arial"/>
@@ -4841,7 +3779,6 @@
         </w:rPr>
         <w:t xml:space="preserve"> filters plus cached lookups in </w:t>
       </w:r>
-      <w:proofErr w:type="spellStart"/>
       <w:r>
         <w:rPr>
           <w:rStyle w:val="Strong"/>
@@ -4850,7 +3787,6 @@
         </w:rPr>
         <w:t>Redis</w:t>
       </w:r>
-      <w:proofErr w:type="spellEnd"/>
       <w:r>
         <w:rPr>
           <w:rFonts w:ascii="Arial" w:hAnsi="Arial" w:cs="Arial"/>
@@ -4879,7 +3815,6 @@
         </w:rPr>
         <w:t xml:space="preserve">Orchestrated ingestion with </w:t>
       </w:r>
-      <w:proofErr w:type="spellStart"/>
       <w:r>
         <w:rPr>
           <w:rStyle w:val="Strong"/>
@@ -4888,7 +3823,6 @@
         </w:rPr>
         <w:t>EventBridge</w:t>
       </w:r>
-      <w:proofErr w:type="spellEnd"/>
       <w:r>
         <w:rPr>
           <w:rFonts w:ascii="Arial" w:hAnsi="Arial" w:cs="Arial"/>
@@ -4996,29 +3930,7 @@
           <w:color w:val="auto"/>
           <w:sz w:val="18"/>
         </w:rPr>
-        <w:t xml:space="preserve">Event Analytics + </w:t>
-      </w:r>
-      <w:proofErr w:type="spellStart"/>
-      <w:r>
-        <w:rPr>
-          <w:rStyle w:val="Strong"/>
-          <w:rFonts w:ascii="Arial" w:hAnsi="Arial" w:cs="Arial"/>
-          <w:bCs w:val="0"/>
-          <w:color w:val="auto"/>
-          <w:sz w:val="18"/>
-        </w:rPr>
-        <w:t>Observability</w:t>
-      </w:r>
-      <w:proofErr w:type="spellEnd"/>
-      <w:r>
-        <w:rPr>
-          <w:rStyle w:val="Strong"/>
-          <w:rFonts w:ascii="Arial" w:hAnsi="Arial" w:cs="Arial"/>
-          <w:bCs w:val="0"/>
-          <w:color w:val="auto"/>
-          <w:sz w:val="18"/>
-        </w:rPr>
-        <w:t xml:space="preserve"> Pipeline</w:t>
+        <w:t>Event Analytics + Observability Pipeline</w:t>
       </w:r>
     </w:p>
     <w:p>
@@ -5107,7 +4019,6 @@
         </w:rPr>
         <w:t xml:space="preserve">, with downstream exports into </w:t>
       </w:r>
-      <w:proofErr w:type="spellStart"/>
       <w:r>
         <w:rPr>
           <w:rStyle w:val="Strong"/>
@@ -5116,7 +4027,6 @@
         </w:rPr>
         <w:t>BigQuery</w:t>
       </w:r>
-      <w:proofErr w:type="spellEnd"/>
       <w:r>
         <w:rPr>
           <w:rFonts w:ascii="Arial" w:hAnsi="Arial" w:cs="Arial"/>
@@ -5145,7 +4055,6 @@
         </w:rPr>
         <w:t xml:space="preserve">Instrumented services with </w:t>
       </w:r>
-      <w:proofErr w:type="spellStart"/>
       <w:r>
         <w:rPr>
           <w:rStyle w:val="Strong"/>
@@ -5154,7 +4063,6 @@
         </w:rPr>
         <w:t>OpenTelemetry</w:t>
       </w:r>
-      <w:proofErr w:type="spellEnd"/>
       <w:r>
         <w:rPr>
           <w:rFonts w:ascii="Arial" w:hAnsi="Arial" w:cs="Arial"/>
@@ -5162,7 +4070,6 @@
         </w:rPr>
         <w:t xml:space="preserve">, exporting traces/metrics to </w:t>
       </w:r>
-      <w:proofErr w:type="spellStart"/>
       <w:r>
         <w:rPr>
           <w:rStyle w:val="Strong"/>
@@ -5171,7 +4078,6 @@
         </w:rPr>
         <w:t>Datadog</w:t>
       </w:r>
-      <w:proofErr w:type="spellEnd"/>
       <w:r>
         <w:rPr>
           <w:rFonts w:ascii="Arial" w:hAnsi="Arial" w:cs="Arial"/>
@@ -5179,23 +4085,13 @@
         </w:rPr>
         <w:t xml:space="preserve">, and maintaining operational dashboards in </w:t>
       </w:r>
-      <w:proofErr w:type="spellStart"/>
-      <w:r>
-        <w:rPr>
-          <w:rStyle w:val="Strong"/>
-          <w:rFonts w:ascii="Arial" w:hAnsi="Arial" w:cs="Arial"/>
-          <w:sz w:val="18"/>
-        </w:rPr>
-        <w:t>Grafana</w:t>
-      </w:r>
-      <w:proofErr w:type="spellEnd"/>
-      <w:r>
-        <w:rPr>
-          <w:rStyle w:val="Strong"/>
-          <w:rFonts w:ascii="Arial" w:hAnsi="Arial" w:cs="Arial"/>
-          <w:sz w:val="18"/>
-        </w:rPr>
-        <w:t>/Prometheus</w:t>
+      <w:r>
+        <w:rPr>
+          <w:rStyle w:val="Strong"/>
+          <w:rFonts w:ascii="Arial" w:hAnsi="Arial" w:cs="Arial"/>
+          <w:sz w:val="18"/>
+        </w:rPr>
+        <w:t>Grafana/Prometheus</w:t>
       </w:r>
       <w:r>
         <w:rPr>
@@ -5225,23 +4121,13 @@
         </w:rPr>
         <w:t xml:space="preserve">Added CI/CD quality gates using </w:t>
       </w:r>
-      <w:proofErr w:type="spellStart"/>
-      <w:r>
-        <w:rPr>
-          <w:rStyle w:val="Strong"/>
-          <w:rFonts w:ascii="Arial" w:hAnsi="Arial" w:cs="Arial"/>
-          <w:sz w:val="18"/>
-        </w:rPr>
-        <w:t>GitHub</w:t>
-      </w:r>
-      <w:proofErr w:type="spellEnd"/>
-      <w:r>
-        <w:rPr>
-          <w:rStyle w:val="Strong"/>
-          <w:rFonts w:ascii="Arial" w:hAnsi="Arial" w:cs="Arial"/>
-          <w:sz w:val="18"/>
-        </w:rPr>
-        <w:t xml:space="preserve"> Actions</w:t>
+      <w:r>
+        <w:rPr>
+          <w:rStyle w:val="Strong"/>
+          <w:rFonts w:ascii="Arial" w:hAnsi="Arial" w:cs="Arial"/>
+          <w:sz w:val="18"/>
+        </w:rPr>
+        <w:t>GitHub Actions</w:t>
       </w:r>
       <w:r>
         <w:rPr>
